--- a/docs/studienskripte/word-rohfassungen/woek-g-v31.docx
+++ b/docs/studienskripte/word-rohfassungen/woek-g-v31.docx
@@ -29,47 +29,7 @@
     </w:p>
     <w:p>
       <w:r>
-        <w:t>Track: Grundstudium Wirkungsökonomie</w:t>
-      </w:r>
-    </w:p>
-    <w:p>
-      <w:r>
-        <w:t>Kurscode: woek-g</w:t>
-      </w:r>
-    </w:p>
-    <w:p>
-      <w:r>
-        <w:t>Vorlesungscode: V31</w:t>
-      </w:r>
-    </w:p>
-    <w:p>
-      <w:r>
-        <w:t>Modul/Abschnitt: G3.3</w:t>
-      </w:r>
-    </w:p>
-    <w:p>
-      <w:r>
-        <w:t>Titel: Von Einzelwirkung zu Netto-Wirkung</w:t>
-      </w:r>
-    </w:p>
-    <w:p>
-      <w:r>
-        <w:t>Status: Rohfassung V0 · Sprint-Produktionslauf · muss im nächsten Tiefensprint auf 40-50 Seiten erweitert werden</w:t>
-      </w:r>
-    </w:p>
-    <w:p>
-      <w:r>
-        <w:t>Quelle: woek-akademie-app/docs/lehrgaenge/woek-g-v31-von-einzelwirkung-zu-netto-wirkung.md</w:t>
-      </w:r>
-    </w:p>
-    <w:p>
-      <w:r>
-        <w:t>Ablage: Markdown-Master in content/studienskripte/woek-g-v31.md, Word-Rohfassung in docs/studienskripte/word-rohfassungen/woek-g-v31.docx</w:t>
-      </w:r>
-    </w:p>
-    <w:p>
-      <w:r>
-        <w:t>Wissensbasis: aktuelles Grundlagenwerk, Website-Korpus inklusive Journal, Akademie-Quelltexte, Glossar, interne Dossiers und externe Fachquellen</w:t>
+        <w:t>Track: Grundstudium Wirkungsökonomie Kurscode: woek-g Vorlesungscode: V31 Modul/Abschnitt: G3.3 Titel: Von Einzelwirkung zu Netto-Wirkung Status: Rohfassung V0 · Sprint-Produktionslauf · muss im nächsten Tiefensprint auf 40-50 Seiten erweitert werden Quelle: woek-akademie-app/docs/lehrgaenge/woek-g-v31-von-einzelwirkung-zu-netto-wirkung.md Ablage: Markdown-Master in content/studienskripte/woek-g-v31.md, Word-Rohfassung in docs/studienskripte/word-rohfassungen/woek-g-v31.docx Wissensbasis: aktuelles Grundlagenwerk, Website-Korpus inklusive Journal, Akademie-Quelltexte, Glossar, interne Dossiers und externe Fachquellen</w:t>
       </w:r>
     </w:p>
     <w:p>
@@ -171,27 +131,7 @@
     </w:p>
     <w:p>
       <w:r>
-        <w:t>Track / Kurscode: woek-g</w:t>
-      </w:r>
-    </w:p>
-    <w:p>
-      <w:r>
-        <w:t>Vorlesungscode: V31</w:t>
-      </w:r>
-    </w:p>
-    <w:p>
-      <w:r>
-        <w:t>Empfohlene Dauer: ~45 Min · Videolänge: ~15 Min</w:t>
-      </w:r>
-    </w:p>
-    <w:p>
-      <w:r>
-        <w:t>Voraussetzung: V30 „Datenqualität, Audit und Unsicherheit"</w:t>
-      </w:r>
-    </w:p>
-    <w:p>
-      <w:r>
-        <w:t>Führende Quellen (Repo): assets/pdf/die-neue-ordnung-des-wohlstands.pdf · source-assets/originals/WOeK_Begriffsleitfaden_fuehrend_v1.0.md · Glossar begriffe/</w:t>
+        <w:t>Track / Kurscode: woek-g Vorlesungscode: V31 Empfohlene Dauer: ~45 Min · Videolänge: ~15 Min Voraussetzung: V30 „Datenqualität, Audit und Unsicherheit" Führende Quellen (Repo): assets/pdf/die-neue-ordnung-des-wohlstands.pdf · source-assets/originals/WOeK_Begriffsleitfaden_fuehrend_v1.0.md · Glossar begriffe/</w:t>
       </w:r>
     </w:p>
     <w:p>
@@ -1132,42 +1072,7 @@
     </w:p>
     <w:p>
       <w:r>
-        <w:t>```chart-spec</w:t>
-      </w:r>
-    </w:p>
-    <w:p>
-      <w:r>
-        <w:t>slug: woek-g-v31-wirkpfad</w:t>
-      </w:r>
-    </w:p>
-    <w:p>
-      <w:r>
-        <w:t>type: wirkpfad</w:t>
-      </w:r>
-    </w:p>
-    <w:p>
-      <w:r>
-        <w:t>reuse_first: true</w:t>
-      </w:r>
-    </w:p>
-    <w:p>
-      <w:r>
-        <w:t>preferred_asset: content/studienskripte/assets/woek-g-v31/woek-g-v31-wirkpfad.svg</w:t>
-      </w:r>
-    </w:p>
-    <w:p>
-      <w:r>
-        <w:t>message: Von Einzelwirkung zu Netto-Wirkung wird als Wirkpfad von Auslöser über Mechanismus, Wirkungsempfänger und Zustandsveränderung bis zur Rückkopplung dargestellt.</w:t>
-      </w:r>
-    </w:p>
-    <w:p>
-      <w:r>
-        <w:t>source: WÖk-Grundlagenwerk, Website-Korpus, Akademie-Quelltexte, Glossar</w:t>
-      </w:r>
-    </w:p>
-    <w:p>
-      <w:r>
-        <w:t>```</w:t>
+        <w:t>``chart-spec slug: woek-g-v31-wirkpfad type: wirkpfad reuse_first: true preferred_asset: content/studienskripte/assets/woek-g-v31/woek-g-v31-wirkpfad.svg message: Von Einzelwirkung zu Netto-Wirkung wird als Wirkpfad von Auslöser über Mechanismus, Wirkungsempfänger und Zustandsveränderung bis zur Rückkopplung dargestellt. source: WÖk-Grundlagenwerk, Website-Korpus, Akademie-Quelltexte, Glossar ``</w:t>
       </w:r>
     </w:p>
     <w:p>

--- a/docs/studienskripte/word-rohfassungen/woek-g-v31.docx
+++ b/docs/studienskripte/word-rohfassungen/woek-g-v31.docx
@@ -29,7 +29,7 @@
     </w:p>
     <w:p>
       <w:r>
-        <w:t>Track: Grundstudium Wirkungsökonomie Kurscode: woek-g Vorlesungscode: V31 Modul/Abschnitt: G3.3 Titel: Von Einzelwirkung zu Netto-Wirkung Status: Rohfassung V0 · Sprint-Produktionslauf · muss im nächsten Tiefensprint auf 40-50 Seiten erweitert werden Quelle: woek-akademie-app/docs/lehrgaenge/woek-g-v31-von-einzelwirkung-zu-netto-wirkung.md Ablage: Markdown-Master in content/studienskripte/woek-g-v31.md, Word-Rohfassung in docs/studienskripte/word-rohfassungen/woek-g-v31.docx Wissensbasis: aktuelles Grundlagenwerk, Website-Korpus inklusive Journal, Akademie-Quelltexte, Glossar, interne Dossiers und externe Fachquellen</w:t>
+        <w:t>Track: Grundstudium Wirkungsökonomie Kurscode: woek-g Vorlesungscode: V31 Modul/Abschnitt: G3.3 Titel: Von Einzelwirkung zu Netto-Wirkung Status: Tiefenskript-Sprint 4 · substanzielle Arbeitsfassung, Claude-CI/CD-Finalisierung offen Quelle: woek-akademie-app/docs/lehrgaenge/woek-g-v31-von-einzelwirkung-zu-netto-wirkung.md Ablage: Markdown-Master in content/studienskripte/woek-g-v31.md, Word-Rohfassung in docs/studienskripte/word-rohfassungen/woek-g-v31.docx Wissensbasis: aktuelles Grundlagenwerk, Website-Korpus inklusive Journal, Akademie-Quelltexte, Glossar, interne Dossiers und externe Fachquellen</w:t>
       </w:r>
     </w:p>
     <w:p>
@@ -1425,17 +1425,1696 @@
         <w:pStyle w:val="Heading2"/>
       </w:pPr>
       <w:r>
-        <w:t>7. Prüfungsrelevanz</w:t>
-      </w:r>
-    </w:p>
-    <w:p>
-      <w:r>
-        <w:t>Diese Vorlesung ist prüfungsrelevant, aber die eigentliche Antwortlogik gehört nicht in das öffentliche Studienskript. Zertifikatsfragen, CorrectAnswer, Scoring-Regeln und Fallrubrics werden separat in der geschützten App-Lane unter woek-akademie-app/content/pruefungen/ gepflegt.</w:t>
-      </w:r>
-    </w:p>
-    <w:p>
-      <w:r>
-        <w:t>Für den Fragenpool sind besonders geeignet:</w:t>
+        <w:t>7. Tiefenskript-Erweiterung Sprint 4</w:t>
+      </w:r>
+    </w:p>
+    <w:p>
+      <w:r>
+        <w:t>Status dieser Erweiterung: ausgebaute Arbeitsfassung für Claude-CI/CD, Word-Rohfassung und Reader-Spiegel. Sie ersetzt noch nicht die spätere Satz-, Quellen- und PDF-Finalisierung, bringt die Vorlesung aber aus der Kurzfassung in eine substanzielle Studienskriptfassung.</w:t>
+      </w:r>
+    </w:p>
+    <w:p>
+      <w:pPr>
+        <w:pStyle w:val="Heading3"/>
+      </w:pPr>
+      <w:r>
+        <w:t>7.1 Leitthese</w:t>
+      </w:r>
+    </w:p>
+    <w:p>
+      <w:r>
+        <w:t>Netto-Wirkung entsteht nicht durch simple Addition guter und schlechter Einzelwirkungen. Sie entsteht durch profilierte Bewertung, Zielkonfliktprüfung, Nichtkompensation und Rückkopplung.</w:t>
+      </w:r>
+    </w:p>
+    <w:p>
+      <w:r>
+        <w:t>Die Vorlesung bleibt dabei an die Grundregel gebunden: Wirkung ist neutral und relational. Erst die Bewertung im Referenzrahmen Mensch, Planet, Demokratie, SDGs, Agenda 2030 und SDG+ entscheidet, ob eine Veränderung positiv, negativ oder ambivalent einzuordnen ist. Wenn eine Zielgröße gemeint ist, sprechen wir von positiver Netto-Wirkung.</w:t>
+      </w:r>
+    </w:p>
+    <w:p>
+      <w:pPr>
+        <w:pStyle w:val="Heading3"/>
+      </w:pPr>
+      <w:r>
+        <w:t>7.2 Didaktische Einordnung im Studiengang</w:t>
+      </w:r>
+    </w:p>
+    <w:p>
+      <w:r>
+        <w:t>V31 liegt an der Schwelle zwischen begrifflicher Grundlegung und Bewertungsarchitektur. Die Studierenden sollen nicht nur Begriffe wiedergeben, sondern an Fällen erkennen, welche Aussage schon Wirkung behauptet, welche nur Wirkungspotenzial beschreibt und wo ein Wirkungsrisiko offenliegt. Der Tiefensinn dieser Vorlesung liegt deshalb nicht in zusätzlicher Komplexität, sondern in besserer Unterscheidungsfähigkeit.</w:t>
+      </w:r>
+    </w:p>
+    <w:p>
+      <w:r>
+        <w:t>Für die spätere Praxis ist entscheidend, dass jede Analyse vier Ebenen getrennt hält:</w:t>
+      </w:r>
+    </w:p>
+    <w:p>
+      <w:r>
+        <w:t>1. Beschreibung: Was geschieht tatsächlich oder soll geschehen?</w:t>
+      </w:r>
+    </w:p>
+    <w:p>
+      <w:r>
+        <w:t>2. Kausalannahme: Über welchen Mechanismus könnte daraus eine Zustandsveränderung entstehen?</w:t>
+      </w:r>
+    </w:p>
+    <w:p>
+      <w:r>
+        <w:t>3. Bewertung: Welche Richtung hat diese Veränderung im Referenzrahmen?</w:t>
+      </w:r>
+    </w:p>
+    <w:p>
+      <w:r>
+        <w:t>4. Rückkopplung: Welche Entscheidung, Regel, Ressource oder Kommunikation wird dadurch verändert?</w:t>
+      </w:r>
+    </w:p>
+    <w:p>
+      <w:r>
+        <w:t>Wo diese Ebenen vermischt werden, entstehen typische WÖk-Fehler: Aktivität wird als Wirkung ausgegeben, Reichweite ersetzt Zustandsveränderung, gute Absicht verdeckt Nebenwirkungen oder Reporting wird mit Lernen verwechselt.</w:t>
+      </w:r>
+    </w:p>
+    <w:p>
+      <w:pPr>
+        <w:pStyle w:val="Heading3"/>
+      </w:pPr>
+      <w:r>
+        <w:t>7.3 Analysemodell</w:t>
+      </w:r>
+    </w:p>
+    <w:tbl>
+      <w:tblPr>
+        <w:tblStyle w:val="TableGrid"/>
+        <w:tblW w:type="auto" w:w="0"/>
+        <w:jc w:val="left"/>
+        <w:tblLook w:firstColumn="1" w:firstRow="1" w:lastColumn="0" w:lastRow="0" w:noHBand="0" w:noVBand="1" w:val="04A0"/>
+      </w:tblPr>
+      <w:tblGrid>
+        <w:gridCol w:w="2340"/>
+        <w:gridCol w:w="2340"/>
+        <w:gridCol w:w="2340"/>
+        <w:gridCol w:w="2340"/>
+      </w:tblGrid>
+      <w:tr>
+        <w:tc>
+          <w:tcPr>
+            <w:tcW w:type="dxa" w:w="2340"/>
+            <w:vAlign w:val="center"/>
+          </w:tcPr>
+          <w:p>
+            <w:r>
+              <w:rPr>
+                <w:b/>
+              </w:rPr>
+              <w:t>Analyseobjekt</w:t>
+            </w:r>
+          </w:p>
+        </w:tc>
+        <w:tc>
+          <w:tcPr>
+            <w:tcW w:type="dxa" w:w="2340"/>
+            <w:vAlign w:val="center"/>
+          </w:tcPr>
+          <w:p>
+            <w:r>
+              <w:rPr>
+                <w:b/>
+              </w:rPr>
+              <w:t>Woran es wirkt</w:t>
+            </w:r>
+          </w:p>
+        </w:tc>
+        <w:tc>
+          <w:tcPr>
+            <w:tcW w:type="dxa" w:w="2340"/>
+            <w:vAlign w:val="center"/>
+          </w:tcPr>
+          <w:p>
+            <w:r>
+              <w:rPr>
+                <w:b/>
+              </w:rPr>
+              <w:t>Typischer Fehler</w:t>
+            </w:r>
+          </w:p>
+        </w:tc>
+        <w:tc>
+          <w:tcPr>
+            <w:tcW w:type="dxa" w:w="2340"/>
+            <w:vAlign w:val="center"/>
+          </w:tcPr>
+          <w:p>
+            <w:r>
+              <w:rPr>
+                <w:b/>
+              </w:rPr>
+              <w:t>Saubere WÖk-Lesart</w:t>
+            </w:r>
+          </w:p>
+        </w:tc>
+      </w:tr>
+      <w:tr>
+        <w:tc>
+          <w:tcPr>
+            <w:tcW w:type="dxa" w:w="2340"/>
+            <w:vAlign w:val="center"/>
+          </w:tcPr>
+          <w:p>
+            <w:r>
+              <w:t>Einzelwirkung</w:t>
+            </w:r>
+          </w:p>
+        </w:tc>
+        <w:tc>
+          <w:tcPr>
+            <w:tcW w:type="dxa" w:w="2340"/>
+            <w:vAlign w:val="center"/>
+          </w:tcPr>
+          <w:p>
+            <w:r>
+              <w:t>eine konkrete Zustandsveränderung</w:t>
+            </w:r>
+          </w:p>
+        </w:tc>
+        <w:tc>
+          <w:tcPr>
+            <w:tcW w:type="dxa" w:w="2340"/>
+            <w:vAlign w:val="center"/>
+          </w:tcPr>
+          <w:p>
+            <w:r>
+              <w:t>Einzelwert als Gesamtwirkung verkaufen</w:t>
+            </w:r>
+          </w:p>
+        </w:tc>
+        <w:tc>
+          <w:tcPr>
+            <w:tcW w:type="dxa" w:w="2340"/>
+            <w:vAlign w:val="center"/>
+          </w:tcPr>
+          <w:p>
+            <w:r>
+              <w:t>Wirkungsfeld, Empfänger und Richtung markieren</w:t>
+            </w:r>
+          </w:p>
+        </w:tc>
+      </w:tr>
+      <w:tr>
+        <w:tc>
+          <w:tcPr>
+            <w:tcW w:type="dxa" w:w="2340"/>
+            <w:vAlign w:val="center"/>
+          </w:tcPr>
+          <w:p>
+            <w:r>
+              <w:t>Wirkungsprofil</w:t>
+            </w:r>
+          </w:p>
+        </w:tc>
+        <w:tc>
+          <w:tcPr>
+            <w:tcW w:type="dxa" w:w="2340"/>
+            <w:vAlign w:val="center"/>
+          </w:tcPr>
+          <w:p>
+            <w:r>
+              <w:t>mehrere Wirkungen nebeneinander</w:t>
+            </w:r>
+          </w:p>
+        </w:tc>
+        <w:tc>
+          <w:tcPr>
+            <w:tcW w:type="dxa" w:w="2340"/>
+            <w:vAlign w:val="center"/>
+          </w:tcPr>
+          <w:p>
+            <w:r>
+              <w:t>Profil sofort zu einer Zahl glätten</w:t>
+            </w:r>
+          </w:p>
+        </w:tc>
+        <w:tc>
+          <w:tcPr>
+            <w:tcW w:type="dxa" w:w="2340"/>
+            <w:vAlign w:val="center"/>
+          </w:tcPr>
+          <w:p>
+            <w:r>
+              <w:t>positive, negative und ambivalente Felder zeigen</w:t>
+            </w:r>
+          </w:p>
+        </w:tc>
+      </w:tr>
+      <w:tr>
+        <w:tc>
+          <w:tcPr>
+            <w:tcW w:type="dxa" w:w="2340"/>
+            <w:vAlign w:val="center"/>
+          </w:tcPr>
+          <w:p>
+            <w:r>
+              <w:t>Netto-Wirkung</w:t>
+            </w:r>
+          </w:p>
+        </w:tc>
+        <w:tc>
+          <w:tcPr>
+            <w:tcW w:type="dxa" w:w="2340"/>
+            <w:vAlign w:val="center"/>
+          </w:tcPr>
+          <w:p>
+            <w:r>
+              <w:t>bewertetes Gesamtbild unter Schutzlogiken</w:t>
+            </w:r>
+          </w:p>
+        </w:tc>
+        <w:tc>
+          <w:tcPr>
+            <w:tcW w:type="dxa" w:w="2340"/>
+            <w:vAlign w:val="center"/>
+          </w:tcPr>
+          <w:p>
+            <w:r>
+              <w:t>alles verrechnen</w:t>
+            </w:r>
+          </w:p>
+        </w:tc>
+        <w:tc>
+          <w:tcPr>
+            <w:tcW w:type="dxa" w:w="2340"/>
+            <w:vAlign w:val="center"/>
+          </w:tcPr>
+          <w:p>
+            <w:r>
+              <w:t>Nichtkompensation und kritische Felder beachten</w:t>
+            </w:r>
+          </w:p>
+        </w:tc>
+      </w:tr>
+      <w:tr>
+        <w:tc>
+          <w:tcPr>
+            <w:tcW w:type="dxa" w:w="2340"/>
+            <w:vAlign w:val="center"/>
+          </w:tcPr>
+          <w:p>
+            <w:r>
+              <w:t>Rückkopplung</w:t>
+            </w:r>
+          </w:p>
+        </w:tc>
+        <w:tc>
+          <w:tcPr>
+            <w:tcW w:type="dxa" w:w="2340"/>
+            <w:vAlign w:val="center"/>
+          </w:tcPr>
+          <w:p>
+            <w:r>
+              <w:t>Konsequenz aus Bewertung</w:t>
+            </w:r>
+          </w:p>
+        </w:tc>
+        <w:tc>
+          <w:tcPr>
+            <w:tcW w:type="dxa" w:w="2340"/>
+            <w:vAlign w:val="center"/>
+          </w:tcPr>
+          <w:p>
+            <w:r>
+              <w:t>Bewertung als Bericht beenden</w:t>
+            </w:r>
+          </w:p>
+        </w:tc>
+        <w:tc>
+          <w:tcPr>
+            <w:tcW w:type="dxa" w:w="2340"/>
+            <w:vAlign w:val="center"/>
+          </w:tcPr>
+          <w:p>
+            <w:r>
+              <w:t>Preis, Beschaffung, Management oder Regel anpassen</w:t>
+            </w:r>
+          </w:p>
+        </w:tc>
+      </w:tr>
+    </w:tbl>
+    <w:p/>
+    <w:p>
+      <w:pPr>
+        <w:pStyle w:val="Heading3"/>
+      </w:pPr>
+      <w:r>
+        <w:t>7.4 Modellformel</w:t>
+      </w:r>
+    </w:p>
+    <w:p>
+      <w:r>
+        <w:t>Die folgende Formel ist ein didaktisches Denkmodell, kein amtlicher Bewertungsstandard:</w:t>
+      </w:r>
+    </w:p>
+    <w:p>
+      <w:r>
+        <w:t>NW_pos = Profil(Delta Z^+, Delta Z^-, Risiko, Grenze, Zeit, Empfaenger)</w:t>
+      </w:r>
+    </w:p>
+    <w:p>
+      <w:r>
+        <w:t>Die Formel vermeidet Scheingenauigkeit: Positive Netto-Wirkung ist ein bewertetes Profil, nicht bloß eine mechanische Summe.</w:t>
+      </w:r>
+    </w:p>
+    <w:p>
+      <w:r>
+        <w:t>Die Formel soll gerade keine Scheingenauigkeit erzeugen. Sie zwingt dazu, die Faktoren offen zu legen, die eine Aussage tragen. In einem echten Bewertungsprozess müssten Datenquelle, Aktualität, Datenqualitätsklasse, Unsicherheitsgrad und Rückkopplungsregel ergänzt werden.</w:t>
+      </w:r>
+    </w:p>
+    <w:p>
+      <w:pPr>
+        <w:pStyle w:val="Heading3"/>
+      </w:pPr>
+      <w:r>
+        <w:t>7.5 Fallfenster</w:t>
+      </w:r>
+    </w:p>
+    <w:p>
+      <w:r>
+        <w:t>Fall 1. Ein Produkt senkt Emissionen, erhöht aber Wasserstress und enthält Arbeitsrechtsrisiken. Die WÖk darf nicht nur den Klimaeffekt feiern, sondern muss das Profil lesen.</w:t>
+      </w:r>
+    </w:p>
+    <w:p>
+      <w:r>
+        <w:t>Fall 2. Eine Maßnahme verbessert Teilhabe kurzfristig, erzeugt aber langfristige Abhängigkeit von einer Plattform. Netto-Wirkung verlangt den Blick über den ersten Nutzen hinaus.</w:t>
+      </w:r>
+    </w:p>
+    <w:p>
+      <w:pPr>
+        <w:pStyle w:val="Heading3"/>
+      </w:pPr>
+      <w:r>
+        <w:t>7.6 Prüfungsnahe Fallfragen ohne geschützte Antwortlogik</w:t>
+      </w:r>
+    </w:p>
+    <w:p>
+      <w:r>
+        <w:t>Diese Fragen sind öffentlich und dienen dem Lernen. Die geschützte Antwortlogik, Scoring-Regeln und CorrectAnswer-Felder bleiben in der Prüfungs-Lane der App.</w:t>
+      </w:r>
+    </w:p>
+    <w:p>
+      <w:r>
+        <w:t>1. Beschreibe den Auslöser im Fall und trenne ihn von Absicht, Image oder Reichweite.</w:t>
+      </w:r>
+    </w:p>
+    <w:p>
+      <w:r>
+        <w:t>2. Formuliere einen plausiblen Wirkpfad mit Wirkungsempfängern, Zustandsveränderung und Rückkopplung.</w:t>
+      </w:r>
+    </w:p>
+    <w:p>
+      <w:r>
+        <w:t>3. Benenne mindestens ein Wirkungspotenzial und ein Wirkungsrisiko.</w:t>
+      </w:r>
+    </w:p>
+    <w:p>
+      <w:r>
+        <w:t>4. Zeige, welche Quelle oder Datenart nötig wäre, um von Potenzial zu belastbarer Wirkungsaussage zu kommen.</w:t>
+      </w:r>
+    </w:p>
+    <w:p>
+      <w:r>
+        <w:t>5. Prüfe, ob Nichtkompensation oder Reverse Merit Order einschlägig sein könnten.</w:t>
+      </w:r>
+    </w:p>
+    <w:p>
+      <w:r>
+        <w:t>6. Formuliere eine saubere Wirkungsaussage in einem Satz: Was wissen wir, was nehmen wir an, was bleibt offen?</w:t>
+      </w:r>
+    </w:p>
+    <w:p>
+      <w:pPr>
+        <w:pStyle w:val="Heading3"/>
+      </w:pPr>
+      <w:r>
+        <w:t>7.7 Auswertung aus der lebenden Website-Referenz</w:t>
+      </w:r>
+    </w:p>
+    <w:p>
+      <w:pPr>
+        <w:pStyle w:val="Heading3"/>
+      </w:pPr>
+      <w:r>
+        <w:t>Quellenanker: Kapitel 10 - Wirkung</w:t>
+      </w:r>
+    </w:p>
+    <w:p>
+      <w:r>
+        <w:t>Interne Quelle: referenz/kapitel-010-wirkung/index.html</w:t>
+      </w:r>
+    </w:p>
+    <w:p>
+      <w:r>
+        <w:t>Dieses Kapitel definiert den ersten Grundbegriff der Wirkungsökonomie. Nachdem Teil I den falschen Kompass beschrieben und Kapitel 9 die einfache Idee formuliert hat, beginnt hier die eigentliche Sprache der Wirkungsökonomie. Wirkung ist der Begriff, an dem sich alle weiteren Begriffe ausrichten: Wirkungspotenzial, Wirkungsraum, Wirkleistung, Wirkungsrisiko, Wirkungsgrad, Wirkungskapital und Wirkungswohlstand.</w:t>
+      </w:r>
+    </w:p>
+    <w:p>
+      <w:r>
+        <w:t>Wirkung ist die tatsächliche Veränderung von Zuständen.</w:t>
+      </w:r>
+    </w:p>
+    <w:p>
+      <w:r>
+        <w:t>Diese Definition trennt Wirkung von Absicht, Image, Bericht, Maßnahme, Output und moralischer Haltung. Eine Handlung wirkt nicht, weil sie gut gemeint war. Ein Unternehmen wirkt nicht positiv, weil es Verantwortung kommuniziert. Ein Gesetz wirkt nicht, weil es beschlossen wurde. Ein Bericht wirkt nicht, weil er Daten enthält. Eine Maßnahme wirkt nicht, weil sie geplant, finanziert oder öffentlich vorgestellt wurde. Wirkung entsteht erst dort, wo sich ein Zustand tatsächlich verändert.</w:t>
+      </w:r>
+    </w:p>
+    <w:p>
+      <w:r>
+        <w:t>Ein Zustand kann ein menschlicher, ökologischer, sozialer, wirtschaftlicher, institutioneller, kultureller oder demokratischer Zustand sein. Gesundheit ist ein Zustand. Vertrauen ist ein Zustand. Wohnsicherheit ist ein Zustand. Biodiversität ist ein Zustand. Wasserqualität ist ein Zustand. Arbeitsbedingungen sind Zustände. Rechtsstaatlichkeit, Medienqualität, Diskursfähigkeit, Bildung, Pflege, psychische Stabilität, Versorgungssicherheit und Resilienz sind Zustände.</w:t>
+      </w:r>
+    </w:p>
+    <w:p>
+      <w:r>
+        <w:t>Die Wirkungsökonomie fragt: Was hat sich an diesen Zuständen verändert?</w:t>
+      </w:r>
+    </w:p>
+    <w:p>
+      <w:r>
+        <w:t>Damit wird Wirkung zur Korrektur einer alten Verwechslung. Die alte Ordnung misst viele Ergebnisse, aber nicht immer ihre Zustandsfolgen. Sie misst Umsatz, aber nicht zwingend Nutzen. Sie misst Gewinn, aber nicht zwingend Zukunftsfähigkeit. Sie misst Beschäftigung, aber nicht zwingend gesellschaftliche Wirkleistung. Sie misst Reichweite, aber nicht zwingend Vertrauen. Sie misst Berichtsumfang, aber nicht zwingend Steuerung.</w:t>
+      </w:r>
+    </w:p>
+    <w:p>
+      <w:r>
+        <w:t>Wirkung beginnt dort, wo diese Oberflächenzahlen auf reale Zustandsveränderung bezogen werden.</w:t>
+      </w:r>
+    </w:p>
+    <w:p>
+      <w:pPr>
+        <w:pStyle w:val="Heading3"/>
+      </w:pPr>
+      <w:r>
+        <w:t>10.1 Wirkung ist nicht Absicht</w:t>
+      </w:r>
+    </w:p>
+    <w:p>
+      <w:r>
+        <w:t>Absicht ist das, was jemand erreichen will.</w:t>
+      </w:r>
+    </w:p>
+    <w:p>
+      <w:r>
+        <w:t>Wirkung ist das, was tatsächlich geschieht.</w:t>
+      </w:r>
+    </w:p>
+    <w:p>
+      <w:r>
+        <w:t>Diese Unterscheidung schützt die Wirkungsökonomie vor Moralisierung. Eine Handlung kann gut gemeint sein und trotzdem Schaden erzeugen. Eine politische Maßnahme kann soziale Entlastung beabsichtigen und neue Abhängigkeiten schaffen. Ein Förderprogramm kann Transformation anstoßen wollen und hauptsächlich Mitnahmeeffekte erzeugen. Eine Kommunikationskampagne kann aufklären wollen und Abwehr verstärken. Ein Unternehmen kann Nachhaltigkeit ernst meinen und dennoch durch sein Geschäftsmodell negative Zustandsveränderungen verursachen.</w:t>
+      </w:r>
+    </w:p>
+    <w:p>
+      <w:r>
+        <w:t>Absicht bleibt relevant, aber sie ersetzt Wirkung nicht. Sie kann erklären, warum gehandelt wurde. Sie kann Verantwortung mildern oder verschärfen. Sie kann Lernbereitschaft zeigen. Aber sie beweist keine positive Wirkung.</w:t>
+      </w:r>
+    </w:p>
+    <w:p>
+      <w:r>
+        <w:t>Deshalb fragt die Wirkungsökonomie nicht zuerst nach der Selbstdarstellung einer Handlung, sondern nach ihrer Folge im Zustand.</w:t>
+      </w:r>
+    </w:p>
+    <w:p>
+      <w:r>
+        <w:t>Nicht: Was war gewollt?</w:t>
+      </w:r>
+    </w:p>
+    <w:p>
+      <w:r>
+        <w:t>Sondern: Was hat sich verändert?</w:t>
+      </w:r>
+    </w:p>
+    <w:p>
+      <w:pPr>
+        <w:pStyle w:val="Heading3"/>
+      </w:pPr>
+      <w:r>
+        <w:t>10.2 Wirkung ist nicht Image</w:t>
+      </w:r>
+    </w:p>
+    <w:p>
+      <w:r>
+        <w:t>Image ist die Wahrnehmung einer Handlung, Organisation oder Person. Es kann mit Wirkung übereinstimmen. Es kann aber auch von ihr abweichen.</w:t>
+      </w:r>
+    </w:p>
+    <w:p>
+      <w:r>
+        <w:t>Ein Unternehmen kann verantwortungsvoll erscheinen und dennoch Lieferkettenrisiken auslagern. Ein Produkt kann nachhaltig beworben werden und trotzdem hohe Belastungen verursachen. Eine politische Maßnahme kann modern klingen und geringe Zustandsveränderung erzeugen. Ein Medium kann neutral auftreten und durch Auswahl, Tonalität oder Verstärkung bestimmte Wirkungen vorbereiten.</w:t>
+      </w:r>
+    </w:p>
+    <w:p>
+      <w:r>
+        <w:t>Image ist Oberfläche. Wirkung ist Zustand.</w:t>
+      </w:r>
+    </w:p>
+    <w:p>
+      <w:r>
+        <w:t>Das bedeutet nicht, dass Kommunikation unwichtig ist. Kommunikation kann Wirkungspotenzial erzeugen und später reale Zustände verändern. Aber Image allein reicht nicht. Es beschreibt, wie etwas erscheint. Wirkung beschreibt, was sich verändert.</w:t>
+      </w:r>
+    </w:p>
+    <w:p>
+      <w:r>
+        <w:t>Die Wirkungsökonomie verlangt daher mehr als Glaubwürdigkeit. Sie verlangt Nachvollziehbarkeit.</w:t>
+      </w:r>
+    </w:p>
+    <w:p>
+      <w:pPr>
+        <w:pStyle w:val="Heading3"/>
+      </w:pPr>
+      <w:r>
+        <w:t>10.3 Wirkung ist nicht Output</w:t>
+      </w:r>
+    </w:p>
+    <w:p>
+      <w:r>
+        <w:t>Output ist das, was unmittelbar produziert, geliefert, beschlossen oder umgesetzt wurde. Wirkung ist die Veränderung, die daraus entsteht.</w:t>
+      </w:r>
+    </w:p>
+    <w:p>
+      <w:r>
+        <w:t>Eine Schule kann viele Unterrichtsstunden anbieten. Das ist Output. Wirkung entsteht erst, wenn Lernfähigkeit, Selbstvertrauen, soziale Kompetenz, Zukunftschancen oder demokratische Mündigkeit wachsen. Ein Krankenhaus kann viele Behandlungen durchführen. Das ist Output. Wirkung entsteht, wenn Gesundheit, Lebensqualität, Sicherheit oder Prävention verbessert werden. Ein Staat kann viel Geld ausgeben. Das ist Output. Wirkung entsteht, wenn öffentliche Zustände besser werden.</w:t>
+      </w:r>
+    </w:p>
+    <w:p>
+      <w:r>
+        <w:t>Output ist wichtig, weil ohne Tätigkeit keine Veränderung entstehen kann. Aber Output ist nicht dasselbe wie Wirkung. Eine Maßnahme kann viel Output erzeugen und geringe Wirkung haben. Eine andere kann mit wenig Output hohe Wirkung erzeugen, wenn sie einen wichtigen Zustand verändert.</w:t>
+      </w:r>
+    </w:p>
+    <w:p>
+      <w:r>
+        <w:t>Diese Unterscheidung erklärt, warum Aktivität nicht mit Leistung verwechselt werden darf. Eine Gesellschaft kann viel produzieren, viel regulieren, viel berichten und viel verwalten, ohne im gleichen Maß Zukunftsfähigkeit zu schaffen.</w:t>
+      </w:r>
+    </w:p>
+    <w:p>
+      <w:r>
+        <w:t>Wirkung ist nicht die Menge des Tuns. Wirkung ist die Qualität der Zustandsveränderung.</w:t>
+      </w:r>
+    </w:p>
+    <w:p>
+      <w:pPr>
+        <w:pStyle w:val="Heading3"/>
+      </w:pPr>
+      <w:r>
+        <w:t>10.4 Wirkung ist nicht Maßnahme</w:t>
+      </w:r>
+    </w:p>
+    <w:p>
+      <w:r>
+        <w:t>Eine Maßnahme ist ein Instrument. Wirkung ist ihr Ergebnis im System.</w:t>
+      </w:r>
+    </w:p>
+    <w:p>
+      <w:r>
+        <w:t>Diese Unterscheidung klingt einfach, wird politisch und wirtschaftlich aber ständig verletzt. Eine Maßnahme wird beschlossen und schon als Erfolg präsentiert. Ein Programm erhält Geld und gilt als Fortschritt. Ein Gesetz wird verabschiedet und gilt als Lösung. Ein Unternehmen führt eine Initiative ein und nennt sie Wirkung.</w:t>
+      </w:r>
+    </w:p>
+    <w:p>
+      <w:r>
+        <w:t>Die Wirkungsökonomie trennt Instrument und Zustand. Eine Maßnahme kann notwendig sein, aber noch nicht ausreichen. Sie kann richtig angelegt sein, aber zu schwach umgesetzt werden. Sie kann ein Problem adressieren und ein anderes verstärken. Sie kann kurzfristig helfen und langfristig Risiken erhöhen. Erst die beobachtbare Veränderung zeigt, ob aus der Maßnahme Wirkung geworden ist.</w:t>
+      </w:r>
+    </w:p>
+    <w:p>
+      <w:r>
+        <w:t>Das bedeutet nicht, dass jede Maßnahme sofort vollständig bewertbar sein muss. Manche Wirkungen brauchen Zeit. Manche entstehen indirekt. Manche lassen sich erst über mehrere Indikatoren erkennen.</w:t>
+      </w:r>
+    </w:p>
+    <w:p>
+      <w:r>
+        <w:t>Aber auch dann bleibt die Grundfrage gleich: Welche Zustände verändern sich durch diese Maßnahme, und in welche Richtung?</w:t>
+      </w:r>
+    </w:p>
+    <w:p>
+      <w:r>
+        <w:t>Die Maßnahme ist nicht der Maßstab. Wirkung ist der Maßstab.</w:t>
+      </w:r>
+    </w:p>
+    <w:p>
+      <w:pPr>
+        <w:pStyle w:val="Heading3"/>
+      </w:pPr>
+      <w:r>
+        <w:t>10.5 Wirkung ist nicht Bericht</w:t>
+      </w:r>
+    </w:p>
+    <w:p>
+      <w:r>
+        <w:t>Berichte können Wirkung sichtbar machen. Sie können Daten ordnen, Transparenz schaffen, Vergleichbarkeit ermöglichen und Verantwortung dokumentieren. Doch ein Bericht ist keine Wirkung.</w:t>
+      </w:r>
+    </w:p>
+    <w:p>
+      <w:r>
+        <w:t>Ein Bericht verändert erst dann etwas, wenn seine Informationen Entscheidungen verändern. Wenn Daten in Preise, Investitionen, Beschaffung, Risikomanagement, öffentliche Haushalte, Kapitalzugang, Versicherbarkeit, Verhalten oder institutionelle Rückkopplung eingehen, kann Berichterstattung Teil von Wirkung werden. Solange Daten nur abgelegt, gelesen, geprüft oder kommuniziert werden, bleibt Wirkung offen.</w:t>
+      </w:r>
+    </w:p>
+    <w:p>
+      <w:pPr>
+        <w:pStyle w:val="Heading3"/>
+      </w:pPr>
+      <w:r>
+        <w:t>Quellenanker: Kapitel 14 - Systemischer Wert und normativer Wert</w:t>
+      </w:r>
+    </w:p>
+    <w:p>
+      <w:r>
+        <w:t>Interne Quelle: referenz/kapitel-014-systemischer-wert-und-normativer-wert/index.html</w:t>
+      </w:r>
+    </w:p>
+    <w:p>
+      <w:r>
+        <w:t>Dieses Kapitel führt zwei Wertbegriffe ein, die in der Wirkungsökonomie sauber getrennt werden müssen: systemischer Wert und normativer Wert. Ohne diese Trennung wird Wirkung entweder zu technisch oder zu moralisch. Wird nur systemisch gedacht, kann auch eine schädliche Ordnung als funktional erscheinen, solange sie stabil bleibt. Wird nur normativ gedacht, können gut gemeinte Ziele verfolgt werden, ohne zu prüfen, ob sie ein System tatsächlich verbessern oder unbeabsichtigt schwächen.</w:t>
+      </w:r>
+    </w:p>
+    <w:p>
+      <w:r>
+        <w:t>Systemischer Wert beschreibt, ob eine Wirkung ein System stabiler, lernfähiger, resilienter, gesünder oder tragfähiger macht. Normativer Wert beschreibt, ob diese Wirkung gemessen an Mensch, Planet und Demokratie wünschenswert ist.</w:t>
+      </w:r>
+    </w:p>
+    <w:p>
+      <w:r>
+        <w:t>Beide Begriffe gehören zusammen, aber sie sind nicht identisch. Etwas kann systemisch wirksam sein und dennoch normativ schädlich. Etwas kann normativ gewollt sein und dennoch systemisch schlecht umgesetzt werden.</w:t>
+      </w:r>
+    </w:p>
+    <w:p>
+      <w:r>
+        <w:t>Diese Unterscheidung ist notwendig, weil Wirkung nicht nur gut oder schlecht genannt werden darf. Wirkung muss zuerst beschrieben, dann systemisch eingeordnet und danach normativ bewertet werden. Erst diese Reihenfolge verhindert Scheingenauigkeit, Moralisierung und technokratische Blindheit.</w:t>
+      </w:r>
+    </w:p>
+    <w:p>
+      <w:pPr>
+        <w:pStyle w:val="Heading3"/>
+      </w:pPr>
+      <w:r>
+        <w:t>14.1 Warum ein einziger Wertbegriff nicht reicht</w:t>
+      </w:r>
+    </w:p>
+    <w:p>
+      <w:r>
+        <w:t>In der alten Ordnung werden sehr unterschiedliche Bedeutungen von Wert vermischt. Marktwert beschreibt, was sich verkaufen, finanzieren oder als Vermögen bilanzieren lässt. Gebrauchswert beschreibt, welchen Nutzen etwas für bestimmte Menschen hat. Tauschwert beschreibt, welchen Preis etwas im Markt erzielt. Politischer Wert beschreibt, welche Zustimmung oder Machtwirkung etwas erzeugt. Moralischer Wert beschreibt, was als richtig, gerecht oder verantwortbar gilt.</w:t>
+      </w:r>
+    </w:p>
+    <w:p>
+      <w:r>
+        <w:t>Die Wirkungsökonomie führt keinen weiteren unscharfen Wertbegriff ein. Sie trennt zwei Ebenen, die in der Praxis ständig durcheinandergeraten.</w:t>
+      </w:r>
+    </w:p>
+    <w:p>
+      <w:r>
+        <w:t>Die erste Ebene fragt: Was macht eine Wirkung mit dem System? Stabilisiert sie? Entlastet sie? Lernt das System daraus? Werden Risiken kleiner? Werden Rückkopplungen besser? Werden Menschen, Institutionen, Ökosysteme oder Infrastrukturen widerstandsfähiger?</w:t>
+      </w:r>
+    </w:p>
+    <w:p>
+      <w:r>
+        <w:t>Die zweite Ebene fragt: Soll diese Wirkung gemessen an Mensch, Planet und Demokratie gewollt sein?</w:t>
+      </w:r>
+    </w:p>
+    <w:p>
+      <w:r>
+        <w:t>Diese Frage ist nicht identisch mit Stabilität. Ein System kann stabil sein und dennoch ungerecht. Es kann effizient sein und dennoch destruktiv. Es kann leistungsfähig wirken und dennoch Lebensgrundlagen verbrauchen.</w:t>
+      </w:r>
+    </w:p>
+    <w:p>
+      <w:r>
+        <w:t>Ein einzelner Wertbegriff reicht deshalb nicht. Die Wirkungsökonomie muss unterscheiden, ob etwas funktioniert und ob es gut ist.</w:t>
+      </w:r>
+    </w:p>
+    <w:p>
+      <w:pPr>
+        <w:pStyle w:val="Heading3"/>
+      </w:pPr>
+      <w:r>
+        <w:t>14.2 Systemischer Wert</w:t>
+      </w:r>
+    </w:p>
+    <w:p>
+      <w:r>
+        <w:t>Systemischer Wert beschreibt die Wirkung auf die Funktionsfähigkeit eines Systems. Ein hoher systemischer Wert liegt vor, wenn eine Wirkung Stabilität, Lernfähigkeit, Resilienz, Gesundheit, Regenerationsfähigkeit, Kooperationsfähigkeit oder Zukunftsfähigkeit verbessert.</w:t>
+      </w:r>
+    </w:p>
+    <w:p>
+      <w:r>
+        <w:t>Ein System ist nicht schon wertvoll, weil es besteht. Auch ein schädliches System kann bestehen. Systemischer Wert meint mehr als bloße Dauer. Er meint die Fähigkeit eines Systems, seine notwendigen Zustände zu erhalten, Risiken zu verarbeiten, Rückmeldungen aufzunehmen und sich unter veränderten Bedingungen sinnvoll anzupassen.</w:t>
+      </w:r>
+    </w:p>
+    <w:p>
+      <w:r>
+        <w:t>Ein Gesundheitssystem hat systemischen Wert, wenn es nicht nur Krankheiten behandelt, sondern Gesundheit ermöglicht, Überlastung vermeidet, Prävention stärkt und Menschen in verletzlichen Lebenslagen erreicht. Ein Bildungssystem hat systemischen Wert, wenn es Fähigkeiten, Urteilskraft, Selbstwirksamkeit, Wissen und demokratische Mündigkeit aufbaut. Eine Infrastruktur hat systemischen Wert, wenn sie Versorgung sichert, Ausfälle begrenzt, Zugang ermöglicht und Krisen übersteht. Ein Unternehmen hat systemischen Wert, wenn es nicht nur Produkte verkauft, sondern stabile, faire, resiliente und lernfähige Wirkungsketten erzeugt.</w:t>
+      </w:r>
+    </w:p>
+    <w:p>
+      <w:r>
+        <w:t>Systemischer Wert ist deshalb ein Funktionswert. Er fragt nicht zuerst nach Moral, sondern nach Systemzustand. Wird das System stärker oder schwächer? Wird es lernfähiger oder starrer? Wird es resilienter oder anfälliger? Werden Risiken verteilt, reduziert oder nur verschoben?</w:t>
+      </w:r>
+    </w:p>
+    <w:p>
+      <w:r>
+        <w:t>Diese Frage ist notwendig, weil gute Absichten ohne systemischen Wert wirkungsschwach bleiben. Eine Maßnahme kann normativ richtig gemeint sein, aber das System überfordern, falsche Anreize setzen, Vertrauen beschädigen oder neue Reparaturbürokratie erzeugen. Dann war die Absicht nicht genug. Der systemische Wert bleibt gering oder negativ.</w:t>
+      </w:r>
+    </w:p>
+    <w:p>
+      <w:pPr>
+        <w:pStyle w:val="Heading3"/>
+      </w:pPr>
+      <w:r>
+        <w:t>14.3 Normativer Wert</w:t>
+      </w:r>
+    </w:p>
+    <w:p>
+      <w:r>
+        <w:t>Normativer Wert beschreibt, ob eine Wirkung gemessen an der Zieltrias Mensch, Planet und Demokratie wünschenswert ist. Diese Trias bildet den späteren normativen Kern des Buches und wird in Teil IV ausführlich entfaltet. An dieser Stelle genügt die begriffliche Funktion: Normativer Wert gibt Richtung.</w:t>
+      </w:r>
+    </w:p>
+    <w:p>
+      <w:r>
+        <w:t>Eine Wirkung hat normativen Wert, wenn sie Menschenwürde, Gesundheit, Freiheit, Teilhabe, Gerechtigkeit, Lebensqualität, planetare Regenerationsfähigkeit, Biodiversität, Klimastabilität, Rechtsstaatlichkeit, Wahrheit, Vertrauen und demokratische Korrekturfähigkeit stärkt. Diese Aufzählung ist hier noch keine vollständige normative Ordnung. Sie zeigt nur, weshalb Wirkung nicht allein technisch gelesen werden darf.</w:t>
+      </w:r>
+    </w:p>
+    <w:p>
+      <w:r>
+        <w:t>Normativer Wert beantwortet die Frage: Wollen wir diese Zustandsveränderung?</w:t>
+      </w:r>
+    </w:p>
+    <w:p>
+      <w:r>
+        <w:t>Ein System kann sehr effizient darin sein, Menschen zu überwachen. Es kann sehr wirksam darin sein, oppositionelle Stimmen zu unterdrücken. Es kann sehr stabil darin sein, Ungleichheit zu sichern. Es kann sehr lernfähig darin sein, Manipulation zu verbessern.</w:t>
+      </w:r>
+    </w:p>
+    <w:p>
+      <w:r>
+        <w:t>Solche Wirkungen können systemisch stark sein. Normativ sind sie schädlich, wenn sie Mensch, Planet oder Demokratie verletzen.</w:t>
+      </w:r>
+    </w:p>
+    <w:p>
+      <w:r>
+        <w:t>Darum reicht Systemstabilität allein nicht. Die Geschichte zeigt viele stabile Ordnungen, die Unfreiheit, Ausbeutung oder ökologische Zerstörung ermöglichten. Eine Wirkungsökonomie darf Stabilität nicht mit Richtigkeit verwechseln.</w:t>
+      </w:r>
+    </w:p>
+    <w:p>
+      <w:r>
+        <w:t>Normativer Wert ist deshalb der Richtungswert der Wirkungsökonomie.</w:t>
+      </w:r>
+    </w:p>
+    <w:p>
+      <w:pPr>
+        <w:pStyle w:val="Heading3"/>
+      </w:pPr>
+      <w:r>
+        <w:t>14.4 Systemisch wirksam, aber normativ schädlich</w:t>
+      </w:r>
+    </w:p>
+    <w:p>
+      <w:r>
+        <w:t>Etwas kann systemisch wirksam sein und dennoch normativ schädlich. Diese Möglichkeit muss ausdrücklich benannt werden, weil sie eine der größten Gefahren jeder reinen Effizienzlogik ist.</w:t>
+      </w:r>
+    </w:p>
+    <w:p>
+      <w:r>
+        <w:t>Ein autoritäres Überwachungssystem kann Informationen schnell sammeln, Verhalten beeinflussen und Widerstand früh erkennen. Systemisch kann es eine Machtordnung stabilisieren. Normativ verletzt es Freiheit, Würde, Rechtsstaatlichkeit und demokratische Selbstbestimmung.</w:t>
+      </w:r>
+    </w:p>
+    <w:p>
+      <w:r>
+        <w:t>Eine Plattformlogik kann enorme Aufmerksamkeit erzeugen, Nutzerinnen und Nutzer binden und Erträge steigern. Systemisch kann sie für das Geschäftsmodell sehr wirksam sein. Normativ kann sie schädlich sein, wenn sie Polarisierung, Suchtmechanismen, Desinformation oder soziale Verletzung begünstigt.</w:t>
+      </w:r>
+    </w:p>
+    <w:p>
+      <w:r>
+        <w:t>Ein Geschäftsmodell kann Lieferketten straff organisieren, Preise senken und Renditen erhöhen. Systemisch kann es innerhalb des Unternehmens erfolgreich wirken. Normativ kann es schädlich sein, wenn Ausbeutung, Wasserstress, Emissionen oder Gesundheitsrisiken in andere Räume verschoben werden.</w:t>
+      </w:r>
+    </w:p>
+    <w:p>
+      <w:r>
+        <w:t>Ein fossiles Energiesystem kann über Jahrzehnte Versorgungssicherheit, industrielle Entwicklung und günstige Energie ermöglicht haben. Systemisch hatte es in seiner Zeit hohen Wert für bestimmte wirtschaftliche Strukturen. Normativ wird es problematisch, sobald es planetare Stabilität gefährdet und kommende Generationen belastet.</w:t>
+      </w:r>
+    </w:p>
+    <w:p>
+      <w:r>
+        <w:t>Diese Beispiele zeigen: Systemische Wirksamkeit ist nicht automatisch positiver Wert. Die Wirkungsökonomie muss daher immer fragen, welches System stabilisiert wird und auf wessen Kosten.</w:t>
+      </w:r>
+    </w:p>
+    <w:p>
+      <w:pPr>
+        <w:pStyle w:val="Heading3"/>
+      </w:pPr>
+      <w:r>
+        <w:t>14.5 Normativ gewollt, aber systemisch schlecht umgesetzt</w:t>
+      </w:r>
+    </w:p>
+    <w:p>
+      <w:r>
+        <w:t>Auch die umgekehrte Konstellation ist wichtig: Etwas kann normativ gewollt sein und dennoch systemisch schlecht umgesetzt werden.</w:t>
+      </w:r>
+    </w:p>
+    <w:p>
+      <w:r>
+        <w:t>Eine Klimamaßnahme kann normativ richtig sein, weil sie Emissionen senken soll. Wenn sie aber soziale Härten erzeugt, ohne Alternativen bereitzustellen, kann sie Vertrauen beschädigen und Widerstand verstärken. Dann ist die normative Richtung richtig, aber die systemische Umsetzung schwach.</w:t>
+      </w:r>
+    </w:p>
+    <w:p>
+      <w:r>
+        <w:t>Ein Sozialprogramm kann normativ richtig sein, weil es Menschen entlasten soll. Wenn es jedoch kompliziert, stigmatisierend, schwer zugänglich oder verwaltungsintensiv gebaut ist, erreicht es die Zielgruppe zu schlecht und erzeugt Blindleistung. Dann bleibt der systemische Wert hinter dem normativen Anspruch zurück.</w:t>
+      </w:r>
+    </w:p>
+    <w:p>
+      <w:r>
+        <w:t>Ein Nachhaltigkeitsbericht kann normativ sinnvoll sein, weil Transparenz geschaffen werden soll. Wenn seine Daten aber nicht in Entscheidungen zurückwirken, erzeugt er Dokumentation ohne Steuerung. Dann wird Berichterstattung zur Aktivität, nicht zur Zustandsveränderung.</w:t>
+      </w:r>
+    </w:p>
+    <w:p>
+      <w:pPr>
+        <w:pStyle w:val="Heading3"/>
+      </w:pPr>
+      <w:r>
+        <w:t>Quellenanker: Kapitel 30 - Von Wirkung zu Messung</w:t>
+      </w:r>
+    </w:p>
+    <w:p>
+      <w:r>
+        <w:t>Interne Quelle: referenz/kapitel-030-von-wirkung-zu-messung/index.html</w:t>
+      </w:r>
+    </w:p>
+    <w:p>
+      <w:r>
+        <w:t>Diese Frage bildet den Übergang von der normativen Ordnung zur Messarchitektur. Ohne Messung bleibt Wirkung ein Anspruch. Ohne Maßstab bleibt Messung blind. Ohne Rückkopplung bleibt Messung folgenlos. Die Wirkungsökonomie braucht daher eine Methodik, die Wirkung sichtbar macht, ohne ihre Komplexität zu zerstören.</w:t>
+      </w:r>
+    </w:p>
+    <w:p>
+      <w:r>
+        <w:t>Messung ist nicht die Wahrheit selbst. Sie ist die Bedingung, damit Wirkung beobachtbar, prüfbar, vergleichbar und rückkoppelbar wird.</w:t>
+      </w:r>
+    </w:p>
+    <w:p>
+      <w:pPr>
+        <w:pStyle w:val="Heading3"/>
+      </w:pPr>
+      <w:r>
+        <w:t>30.1 Messbarkeit ohne Reduktionismus</w:t>
+      </w:r>
+    </w:p>
+    <w:p>
+      <w:r>
+        <w:t>Wirkung muss messbar werden, weil sie sonst nicht verlässlich in Entscheidungen zurückkehren kann. Was nicht beobachtet wird, bleibt leicht unsichtbar. Was unsichtbar bleibt, wird selten systematisch berücksichtigt. Was nicht berücksichtigt wird, kann weiter externalisiert, verschoben oder rhetorisch überhöht werden. Eine Gesellschaft, die Wirkung ernst nimmt, muss deshalb wissen, welche Zustände sich verändern, welche Risiken entstehen, welche Belastungen verlagert werden und welche positiven Veränderungen tatsächlich eintreten.</w:t>
+      </w:r>
+    </w:p>
+    <w:p>
+      <w:r>
+        <w:t>Gleichzeitig hat Messung eine Grenze. Sie kann den Gegenstand verkürzen. Wenn nur das zählt, was leicht zu zählen ist, wird das Wichtige durch das Messbare ersetzt. Dann werden Tonnen, Euro, Prozente, Indizes oder Punktwerte mit Wirklichkeit verwechselt. Eine solche Messung wäre keine Wirkungsökonomie, sondern eine neue Form technokratischer Blindheit.</w:t>
+      </w:r>
+    </w:p>
+    <w:p>
+      <w:r>
+        <w:t>Die Wirkungsökonomie misst deshalb nicht, weil alles in Zahlen aufgeht. Sie misst, weil Wirkung sonst nicht lernfähig wird. Zahlen sind Signale. Sie sind keine vollständige Beschreibung der Welt. Ein Indikator kann zeigen, dass Emissionen sinken, Wasserverbrauch steigt, Arbeitsunfälle abnehmen, Vertrauen beschädigt wird oder Teilhabe wächst. Er erklärt aber nicht allein, warum dies geschieht, welche Nebenwirkungen entstehen, welche Gruppen betroffen sind und ob die Veränderung systemisch sowie normativ erwünscht ist.</w:t>
+      </w:r>
+    </w:p>
+    <w:p>
+      <w:r>
+        <w:t>Messbarkeit ohne Reduktionismus bedeutet: Zahlen werden in Zusammenhänge gestellt. Eine gemessene Veränderung wird als Zustandsveränderung gelesen, nicht als isolierter Wert. Sie wird auf systemischen Wert bezogen, an Mensch, Planet und Demokratie normativ bewertet und in Rückkopplung übersetzt. Damit unterscheidet sich die Wirkungsökonomie von einer bloßen Kennzahlenordnung. Sie fragt nicht, welche Zahl gut aussieht. Sie fragt, welcher Zustand sich verändert, in welchem Wirkungsraum, für wen, auf welcher Zeitskala und mit welchen Nebenwirkungen.</w:t>
+      </w:r>
+    </w:p>
+    <w:p>
+      <w:r>
+        <w:t>Ein System, das nur Zahlen sammelt, wird nicht automatisch klüger. Es kann sogar blinder werden, wenn es die falschen Zahlen optimiert. Ein System, das Wirkung misst, muss daher auch fragen, welche Dimensionen nicht vollständig quantifizierbar sind, welche Annahmen hinter der Messung stehen und welche Wirkungen nur über qualitative, relationale oder langfristige Beobachtung erfasst werden können. Gerade Vertrauen, Würde, Pflegequalität, Bildung, demokratische Stabilität, kulturelle Resonanz, Prävention und langfristige ökologische Regeneration verlangen eine vorsichtige Methodik.</w:t>
+      </w:r>
+    </w:p>
+    <w:p>
+      <w:r>
+        <w:t>Messbarkeit ohne Reduktionismus heißt deshalb: Wirkung wird messbar gemacht, aber nicht auf Messung reduziert.</w:t>
+      </w:r>
+    </w:p>
+    <w:p>
+      <w:pPr>
+        <w:pStyle w:val="Heading3"/>
+      </w:pPr>
+      <w:r>
+        <w:t>30.2 Empirische, systemische und normative Ebene</w:t>
+      </w:r>
+    </w:p>
+    <w:p>
+      <w:r>
+        <w:t>Wirkungsmessung braucht drei Ebenen. Diese Ebenen müssen getrennt und verbunden werden, sonst entsteht Scheingenauigkeit.</w:t>
+      </w:r>
+    </w:p>
+    <w:p>
+      <w:r>
+        <w:t>Die erste Ebene ist empirisch. Sie fragt: Was lässt sich beobachten? Welche Daten liegen vor? Welche Zustände haben sich verändert? Wie entwickeln sich Emissionen, Ressourcenverbrauch, Gesundheitswerte, Arbeitsbedingungen, Bildungszugang, Beteiligung, Sicherheit, Vertrauen, Biodiversität, Wohnqualität oder demokratische Stabilität? Die empirische Ebene braucht Daten, Indikatoren, Quellen, Zeitreihen, Vergleichswerte und Prüfbarkeit. Sie schützt die Wirkungsökonomie vor bloßer Behauptung.</w:t>
+      </w:r>
+    </w:p>
+    <w:p>
+      <w:r>
+        <w:t>Die zweite Ebene ist systemisch. Sie fragt: Was bedeutet diese Veränderung im Zusammenhang? Ein Wert kann für sich positiv aussehen und im System problematisch sein. Eine Effizienzsteigerung kann Ressourcen sparen und zugleich Mehrverbrauch auslösen. Eine Kostensenkung kann kurzfristig entlasten und langfristig Infrastruktur schwächen. Eine hohe Reichweite kann Aufmerksamkeit schaffen und zugleich Diskursqualität beschädigen. Die systemische Ebene betrachtet Rückkopplungen, Engpässe, Nebenwirkungen, Verzögerungen, Interdependenzen und Wirkungsräume.</w:t>
+      </w:r>
+    </w:p>
+    <w:p>
+      <w:r>
+        <w:t>Die dritte Ebene ist normativ. Sie fragt: Ist diese Wirkung gemessen an Mensch, Planet und Demokratie wünschenswert? Nicht jede systemisch starke Wirkung ist gut. Eine autoritäre Ordnung kann effizient sein. Ein Geschäftsmodell kann hohe Bindung erzeugen und Menschen abhängig machen. Ein Medienmechanismus kann stark wirken und Vertrauen zerstören. Eine Technologie kann mächtig sein und demokratische Selbstbestimmung schwächen. Deshalb reicht Wirkungskraft nicht. Wirkung braucht normative Bewertung.</w:t>
+      </w:r>
+    </w:p>
+    <w:p>
+      <w:r>
+        <w:t>Diese drei Ebenen bilden zusammen die methodische Grundlage von Teil V. Die empirische Ebene fragt, was sich verändert. Die systemische Ebene fragt, was diese Veränderung im Zusammenhang bedeutet. Die normative Ebene fragt, ob die Veränderung an Mensch, Planet und Demokratie gemessen erwünscht ist. Wenn eine Ebene fehlt, wird Messung fehlerhaft. Ohne Empirie bleibt Wirkung Behauptung. Ohne Systemik wird Wirkung isoliert. Ohne Normativität wird Wirkung richtungslos.</w:t>
+      </w:r>
+    </w:p>
+    <w:p>
+      <w:r>
+        <w:t>Die Wirkungsökonomie verbindet diese Ebenen, ohne sie zu vermischen. Empirische Daten ersetzen keine normative Bewertung. Normative Bewertung ersetzt keine Daten. Systemische Einordnung ersetzt keine Prüfung. Erst die Verbindung macht Wirkung steuerungsfähig.</w:t>
+      </w:r>
+    </w:p>
+    <w:p>
+      <w:pPr>
+        <w:pStyle w:val="Heading3"/>
+      </w:pPr>
+      <w:r>
+        <w:t>30.3 Messgrenzen, Schätzungen und Unsicherheit</w:t>
+      </w:r>
+    </w:p>
+    <w:p>
+      <w:r>
+        <w:t>Wirkung ist messbar, aber nicht vollständig. Diese Grenze muss offen benannt werden.</w:t>
+      </w:r>
+    </w:p>
+    <w:p>
+      <w:r>
+        <w:t>Manche Wirkungen lassen sich direkt erfassen: Energieverbrauch, Emissionen, Recyclingquote, Unfallzahlen, Lärmbelastung, Wasserverbrauch, Flächenversiegelung, Lieferzeiten, Gesundheitsdaten, Bildungsabschlüsse, Mietbelastung, Schadstoffwerte. Andere Wirkungen sind indirekter: Vertrauen, Zugehörigkeit, Würde, demokratische Diskursqualität, Selbstwirksamkeit, kulturelle Lebendigkeit, Zukunftsangst, institutionelle Glaubwürdigkeit.</w:t>
+      </w:r>
+    </w:p>
+    <w:p>
+      <w:r>
+        <w:t>Indirekte Wirkungen sind nicht unwichtig, nur weil sie schwerer zu messen sind. Eine Wirkungsökonomie darf die Welt nicht auf das reduzieren, was Sensoren, Bilanzen oder Reports leicht erfassen. Sie muss unterschiedliche Messformen zulassen: quantitative Daten, qualitative Bewertung, Experteneinschätzung, Beteiligung, Indizes, Plausibilitätsannahmen, Szenarien, Vergleichswerte und konservative Schätzungen.</w:t>
+      </w:r>
+    </w:p>
+    <w:p>
+      <w:r>
+        <w:t>Schätzungen sind kein Makel, wenn sie transparent sind. Eine präzise Scheingenauigkeit ist gefährlicher als eine ehrliche Spanne. Wenn Daten fehlen, muss die Lücke markiert werden. Wenn Unsicherheit besteht, muss sie ausgewiesen werden. Wenn ein Wert nur näherungsweise bestimmbar ist, muss er als Näherung erscheinen. Wenn ein Wirkungszusammenhang nicht belastbar genug ist, darf er nicht als gesicherte Wahrheit behandelt werden.</w:t>
+      </w:r>
+    </w:p>
+    <w:p>
+      <w:r>
+        <w:t>Die Wirkungsökonomie unterscheidet daher zwischen Messwert, Schätzung, Plausibilität, Unsicherheit, Ambivalenz und Offenheit. Ein Messwert ist ein beobachtbarer oder berechenbarer Wert. Eine Schätzung ist eine methodisch begründete Annäherung. Plausibilität ist die nachvollziehbare Erklärung, warum eine Handlung über bestimmte Mechanismen zu einer Wirkung führen kann. Unsicherheit ist der ausgewiesene Bereich dessen, was noch nicht sicher bekannt ist. Ambivalenz bezeichnet das gleichzeitige Vorliegen positiver und negativer Wirkungen. Offenheit markiert ein Feld, das noch nicht belastbar bewertet werden kann.</w:t>
+      </w:r>
+    </w:p>
+    <w:p>
+      <w:r>
+        <w:t>Unsicherheit darf jedoch nicht zur Ausrede werden. In komplexen Systemen gibt es selten vollständige Gewissheit. Wer vollständige Gewissheit verlangt, bevor gehandelt wird, erzeugt Wirkung durch Verzögerung. Die Wirkungsökonomie braucht daher einen verantwortlichen Umgang mit Unsicherheit: nicht vorschnell behaupten, nicht leichtfertig ignorieren, nicht endlos verschieben.</w:t>
+      </w:r>
+    </w:p>
+    <w:p>
+      <w:r>
+        <w:t>Messgrenzen müssen in der Architektur sichtbar bleiben. Eine Wirkung kann gemessen, geschätzt, qualitativ bewertet, unsicher, offen oder nicht ausreichend belegt sein. Jede dieser Kategorien hat eine andere Bedeutung. Unbekannte Wirkung ist nicht neutrale Wirkung. Sie ist ein Hinweis auf Prüfbedarf.</w:t>
+      </w:r>
+    </w:p>
+    <w:p>
+      <w:r>
+        <w:t>Damit entsteht eine methodische Ethik der Messung. Sie verlangt Genauigkeit, wo Genauigkeit möglich ist. Sie verlangt Transparenz, wo Schätzung nötig ist. Sie verlangt Vorsicht, wo Unsicherheit besteht. Sie verlangt Korrektur, wenn neue Daten alte Annahmen widerlegen.</w:t>
+      </w:r>
+    </w:p>
+    <w:p>
+      <w:pPr>
+        <w:pStyle w:val="Heading3"/>
+      </w:pPr>
+      <w:r>
+        <w:t>30.4 Warum Messung Rückkopplung vorbereitet</w:t>
+      </w:r>
+    </w:p>
+    <w:p>
+      <w:r>
+        <w:t>Messung ist in der Wirkungsökonomie kein Selbstzweck. Sie soll keine Berichte füllen, keine Rankings als Ersatz für Urteil erzeugen und keine Aktivität simulieren. Sie soll Rückkopplung ermöglichen.</w:t>
+      </w:r>
+    </w:p>
+    <w:p>
+      <w:r>
+        <w:t>Rückkopplung bedeutet: Eine beobachtete Wirkung kehrt in Entscheidungen zurück. Wenn eine Handlung Mensch, Planet oder Demokratie stärkt, soll diese Wirkung sichtbar und anschlussfähig werden. Wenn eine Handlung schadet, soll sie nicht unsichtbar bleiben. Wenn eine Wirkung unklar ist, soll Prüfung ausgelöst werden. Wenn eine Maßnahme unerwartete Nebenwirkungen erzeugt, soll das System lernen.</w:t>
+      </w:r>
+    </w:p>
+    <w:p>
+      <w:r>
+        <w:t>Messung bereitet diese Rückkopplung vor, weil sie die Verbindung zwischen Handlung und Zustandsveränderung herstellt. Ohne Messung bleibt unklar, ob eine Maßnahme wirkt. Ohne Vergleich bleibt unklar, ob Wirkung stark oder schwach ist. Ohne Zeitbezug bleibt unklar, ob Wirkung dauerhaft oder vorübergehend ist. Ohne Kontext bleibt unklar, ob eine Verbesserung an einer Stelle Verschlechterung an anderer Stelle erzeugt.</w:t>
+      </w:r>
+    </w:p>
+    <w:p>
+      <w:r>
+        <w:t>Die Wirkungsökonomie misst daher nicht nur Output. Output sagt, was getan wurde. Wirkung sagt, was sich verändert hat. Ein Förderprogramm kann ausgezahlt werden, ohne Armut zu senken. Ein Bildungsprojekt kann viele Teilnehmende erreichen, ohne Wirkungskompetenz zu stärken. Ein Unternehmen kann Nachhaltigkeitsdaten berichten, ohne Entscheidungen zu verändern. Eine Kampagne kann Reichweite erzielen, ohne Vertrauen zu erhöhen. Eine Sanierung kann Energie sparen und zugleich soziale Verdrängung verstärken.</w:t>
+      </w:r>
+    </w:p>
+    <w:p>
+      <w:r>
+        <w:t>Messung muss deshalb auf Zustände bezogen sein. Sie muss zeigen, ob Mensch, Planet und Demokratie gestärkt oder geschwächt werden. Sie muss Nebenwirkungen erfassen, Zeitverzögerungen berücksichtigen und Wirkungsräume unterscheiden. Erst dann kann sie Rückkopplung vorbereiten.</w:t>
+      </w:r>
+    </w:p>
+    <w:p>
+      <w:r>
+        <w:t>Die heute vorhandenen Berichts- und Offenlegungsstandards liefern dafür wichtige Anschlussstellen. ESRS, GRI, Lebenszyklusanalysen und Social-Value-Methoden strukturieren Daten, Auswirkungen, Risiken, Ressourcenflüsse, Stakeholderbezüge und Ergebnislogiken. Aus Sicht der Wirkungsökonomie sind sie jedoch nicht der Endpunkt. Sie werden erst dann zu einer Wirkungsarchitektur, wenn ihre Daten in Bewertung, Lenkung und Lernen zurückgeführt werden.</w:t>
+      </w:r>
+    </w:p>
+    <w:p>
+      <w:r>
+        <w:t>Dieses Kapitel legt davor den methodischen Grundsatz fest: Wirkung muss messbar werden, aber Messung darf Wirkung nicht verkleinern. Sie muss empirische Beobachtung, systemische Einordnung und normative Bewertung verbinden. Sie muss Unsicherheit offenlegen. Sie muss Rückkopplung vorbereiten.</w:t>
+      </w:r>
+    </w:p>
+    <w:p>
+      <w:r>
+        <w:t>Diese Frage führt zu Kapitel 31: WÖk-IDs und Indikatorenarchitektur.</w:t>
+      </w:r>
+    </w:p>
+    <w:p>
+      <w:r>
+        <w:t>Endnoten und Quellen zu Kapitel 30</w:t>
+      </w:r>
+    </w:p>
+    <w:p>
+      <w:r>
+        <w:t>Interne WÖk-Quellen</w:t>
+      </w:r>
+    </w:p>
+    <w:p>
+      <w:r>
+        <w:t>Weber, Natalie: Grundlagenpapier Wirkungsökonomie, 2025. Grundlage für Wirkung als messbare, überprüfbare und an gesellschaftlichen, ökologischen sowie ethischen Zielen ausgerichtete Leitgröße. Das Grundlagenpapier benennt zugleich Risiken von Bürokratisierung, Wirkungssimulation, Zielkonflikten und Unsicherheit.</w:t>
+      </w:r>
+    </w:p>
+    <w:p>
+      <w:pPr>
+        <w:pStyle w:val="Heading3"/>
+      </w:pPr>
+      <w:r>
+        <w:t>Quellenanker: Kapitel 33 - Reverse Merit Order</w:t>
+      </w:r>
+    </w:p>
+    <w:p>
+      <w:r>
+        <w:t>Interne Quelle: referenz/kapitel-033-reverse-merit-order/index.html</w:t>
+      </w:r>
+    </w:p>
+    <w:p>
+      <w:r>
+        <w:t>Kapitel 32 hat Scorecards als Instrument beschrieben, mit dem Wirkungen geordnet, vergleichbar und steuerungsfähig werden. Eine Scorecard allein reicht jedoch nicht. Denn sobald mehrere Wirkungsfelder nebeneinander bewertet werden, entsteht eine gefährliche Versuchung: Man könnte gute Werte in einem Feld gegen schlechte Werte in einem anderen Feld aufrechnen.</w:t>
+      </w:r>
+    </w:p>
+    <w:p>
+      <w:r>
+        <w:t>Genau hier setzt die Reverse Merit Order an.</w:t>
+      </w:r>
+    </w:p>
+    <w:p>
+      <w:r>
+        <w:t>Sie ist die methodische Schutzregel der Wirkungsökonomie gegen Schönrechnung, Ablasslogik und Greenwashing. Sie verhindert, dass schwere negative Wirkung durch positive Teilwirkungen überdeckt wird. Ein Produkt, ein Unternehmen, eine Tätigkeit, ein Gebäude oder eine Lieferkette darf nicht als gut gelten, nur weil einige Felder positiv wirken, während ein kritisches Feld Mensch, Planet oder Demokratie verletzt.</w:t>
+      </w:r>
+    </w:p>
+    <w:p>
+      <w:r>
+        <w:t>Ein T-Shirt mit guter CO2-Bilanz, aber Kinderarbeit, bleibt schädlich. Ein energieeffizientes Gebäude, das Verdrängung erzeugt, bleibt sozial problematisch. Ein Unternehmen mit Recyclingprogrammen, aber ausbeuterischen Lieferketten, bleibt wirkungsschwach. Eine digitale Plattform mit erneuerbarem Strom, aber demokratiegefährdender Verstärkungslogik, bleibt nicht neutral. Ein Finanzprodukt mit hoher Rendite und grüner Verpackung, aber destruktiver Realwirkung, bleibt systemisch riskant.</w:t>
+      </w:r>
+    </w:p>
+    <w:p>
+      <w:r>
+        <w:t>Die Reverse Merit Order lautet:</w:t>
+      </w:r>
+    </w:p>
+    <w:p>
+      <w:r>
+        <w:t>Das schwächste kritische Wirkungsfeld bestimmt die Gesamtbewertung.</w:t>
+      </w:r>
+    </w:p>
+    <w:p>
+      <w:r>
+        <w:t>Damit ersetzt sie die Durchschnittslogik durch eine Integritätslogik. Wirkung wird nicht addiert, sondern auf ihre tragenden Grenzen geprüft.</w:t>
+      </w:r>
+    </w:p>
+    <w:p>
+      <w:pPr>
+        <w:pStyle w:val="Heading3"/>
+      </w:pPr>
+      <w:r>
+        <w:t>33.1 Warum Durchschnittswerte nicht reichen</w:t>
+      </w:r>
+    </w:p>
+    <w:p>
+      <w:r>
+        <w:t>Durchschnittswerte sind bequem. Sie machen Komplexität handhabbar. Viele Indikatoren werden erhoben, gewichtet, addiert und zu einem Gesamtwert verdichtet. Ein Produkt, ein Unternehmen oder ein Projekt erhält dann einen Score. Gute Werte heben schlechte Werte an. Schlechte Werte drücken gute Werte etwas herunter. Am Ende entsteht ein arithmetisches Gesamtbild.</w:t>
+      </w:r>
+    </w:p>
+    <w:p>
+      <w:r>
+        <w:t>Für viele Zwecke ist das nützlich. Aber für Wirkung ist es gefährlich.</w:t>
+      </w:r>
+    </w:p>
+    <w:p>
+      <w:r>
+        <w:t>Denn komplexe Systeme funktionieren nicht wie einfache Punktetabellen. Ein schwerer Schaden in einem kritischen Feld kann nicht dadurch verschwinden, dass ein anderes Feld gute Werte zeigt. Ein Haus ist nicht tragfähig, weil drei Wände stabil sind, wenn die tragende Wand bricht. Ein Körper ist nicht gesund, weil viele Organe funktionieren, wenn ein lebenswichtiges System versagt. Eine Demokratie ist nicht stabil, weil einige Institutionen arbeiten, wenn öffentliche Wahrheit, Rechtsstaatlichkeit oder Gewaltfreiheit erodieren.</w:t>
+      </w:r>
+    </w:p>
+    <w:p>
+      <w:r>
+        <w:t>Durchschnittslogik verdeckt Engpässe. Sie macht aus multidimensionaler Wirkung eine Rechenfläche. Genau dadurch entstehen jene Schönrechnungen, die viele Nachhaltigkeits- und ESG-Systeme schwächen. Ein Unternehmen kann hohe Punktzahlen bei Energieeffizienz, Diversität oder Berichterstattung erreichen und zugleich schwere Schäden in Lieferketten, Wasserstress, Arbeitsrechten oder demokratischer Integrität tragen. Wenn am Ende nur der Durchschnitt zählt, erscheint die Gesamtbewertung besser, als der reale Wirkungszustand ist.</w:t>
+      </w:r>
+    </w:p>
+    <w:p>
+      <w:r>
+        <w:t>Die Wirkungsökonomie darf diesen Fehler nicht wiederholen.</w:t>
+      </w:r>
+    </w:p>
+    <w:p>
+      <w:r>
+        <w:t>Sie muss unterscheiden zwischen normaler Gewichtung und kritischer Nicht-Kompensation. Manche Wirkungen können gewichtet werden. Nicht jede Schwäche zerstört das Ganze. Ein Produkt kann in einem Feld durchschnittlich sein und in einem anderen besser. Ein Unternehmen kann Transformationspfade haben, die noch nicht perfekt, aber glaubwürdig sind. Ein Gebäude kann energetisch stark und in der Kreislauffähigkeit noch entwicklungsbedürftig sein. Solche Fälle brauchen differenzierte Bewertung.</w:t>
+      </w:r>
+    </w:p>
+    <w:p>
+      <w:r>
+        <w:t>Aber es gibt Wirkungen, die nicht verrechnet werden dürfen. Kinderarbeit wird nicht durch erneuerbare Energie neutralisiert. Zwangsarbeit wird nicht durch Recycling kompensiert. Korruption wird nicht durch soziale Spenden aufgehoben. Demokratiegefährdende Desinformation wird nicht durch klimaneutrale Server entschuldigt. Verdrängung wird nicht dadurch unschädlich, dass ein Gebäude Passivhausstandard erreicht. Massiver Wasserstress wird nicht durch eine gute Verpackungsbilanz geheilt.</w:t>
+      </w:r>
+    </w:p>
+    <w:p>
+      <w:r>
+        <w:t>Der Grund ist einfach: Wirkung ist kein Kontostand.</w:t>
+      </w:r>
+    </w:p>
+    <w:p>
+      <w:r>
+        <w:t>In einem Konto können Plus- und Minusbeträge verrechnet werden. In einem lebendigen System gilt das nicht. Ein zerstörter Boden wird nicht dadurch wieder fruchtbar, dass an anderer Stelle ein Baum gepflanzt wird. Ein ausgebeuteter Mensch wird nicht dadurch geschützt, dass ein Produkt CO2 spart. Eine beschädigte Demokratie wird nicht dadurch stabil, dass ein Unternehmen Diversity-Ziele erfüllt. Ein schwerer Schaden bleibt ein Schaden.</w:t>
+      </w:r>
+    </w:p>
+    <w:p>
+      <w:r>
+        <w:t>Die Reverse Merit Order schützt genau diese Realität. Sie sagt: Die Gesamtbewertung darf nie besser sein als das schwächste nicht-kompensierbare Wirkungsfeld. Das ist keine moralische Härte. Es ist Systemlogik. Komplexe Systeme kippen nicht am Durchschnitt. Sie kippen an Engpässen, Schwellen, roten Linien und Schwachstellen.</w:t>
+      </w:r>
+    </w:p>
+    <w:p>
+      <w:r>
+        <w:t>Durchschnittswerte können informieren.</w:t>
+      </w:r>
+    </w:p>
+    <w:p>
+      <w:r>
+        <w:t>Reverse Merit Order entscheidet über Integrität.</w:t>
+      </w:r>
+    </w:p>
+    <w:p>
+      <w:pPr>
+        <w:pStyle w:val="Heading3"/>
+      </w:pPr>
+      <w:r>
+        <w:t>33.2 Das schwächste Wirkungsfeld entscheidet</w:t>
+      </w:r>
+    </w:p>
+    <w:p>
+      <w:r>
+        <w:t>Die Grundregel der Reverse Merit Order lautet:</w:t>
+      </w:r>
+    </w:p>
+    <w:p>
+      <w:r>
+        <w:t>Der FinalScore kann nicht besser sein als das schwächste kritische Wirkungsfeld.</w:t>
+      </w:r>
+    </w:p>
+    <w:p>
+      <w:r>
+        <w:t>Formal lässt sich diese Regel als Minimum-Operator beschreiben.</w:t>
+      </w:r>
+    </w:p>
+    <w:p>
+      <w:r>
+        <w:t>Formelkasten 33-1: FinalScore ohne rote Linie</w:t>
+      </w:r>
+    </w:p>
+    <w:p>
+      <w:r>
+        <w:t>FinalScore = min(S_1, S_2,..., S_n)</w:t>
+      </w:r>
+    </w:p>
+    <w:p>
+      <w:r>
+        <w:t>S_i bezeichnet den Score eines relevanten Wirkungsfeldes. Die Skala reicht von -3 bis +3. Der niedrigste relevante Score setzt die Grenze der Gesamtbewertung.</w:t>
+      </w:r>
+    </w:p>
+    <w:p>
+      <w:r>
+        <w:t>Die einzelnen Teilwerte stehen für relevante Wirkungsfelder. Je nach Anwendung können diese Felder unterschiedlich geschnitten sein. Bei Produkten können sie etwa Klima, Ressourcen und Kreislauf, Arbeit und Fairness, Gesundheit und Sicherheit umfassen. Bei Tätigkeiten können Mensch, Planet, Ressourcen und Demokratie differenziert werden. Bei Gebäuden können Klima und Energie, Ressourcen und Kreislauf, soziale Fairness, Gesundheit und Sicherheit relevant sein. Bei digitalen Systemen können zusätzlich Manipulationsschutz, Datenrechte, Diskurswirkung und Cyberresilienz einfließen.</w:t>
+      </w:r>
+    </w:p>
+    <w:p>
+      <w:r>
+        <w:t>Entscheidend ist nicht, dass immer dieselben vier Felder mechanisch verwendet werden. Entscheidend ist, dass die relevanten kritischen Wirkungsdimensionen nicht durch andere Felder überdeckt werden.</w:t>
+      </w:r>
+    </w:p>
+    <w:p>
+      <w:r>
+        <w:t>Ein einfaches Beispiel: Ein Produkt erhält die Teilwerte Klima +2, Ressourcen +1, Arbeit und Fairness -1, Gesundheit +2. Ein Durchschnitt könnte daraus einen positiven oder neutralen Gesamtwert erzeugen. Die Reverse Merit Order verhindert das. Der schwächste Wert liegt bei -1. Der FinalScore wird daher durch -1 begrenzt. Das Produkt kann nicht als positiv gelten, solange Arbeit und Fairness negativ wirken.</w:t>
+      </w:r>
+    </w:p>
+    <w:p>
+      <w:r>
+        <w:t>Das Apfelbeispiel zeigt die Logik konkret. Beim importierten Apfel lag der schlechteste Wert im Klimafeld bei -2. Gemäß Reverse Merit Order fiel das Produkt in eine schädliche Steuerklasse. Die Bewertungslogik des Apfelpapiers beschreibt ausdrücklich, dass das schwächste Wirkungsfeld die Steuerklasse bestimmt und schlechte Werte nicht durch gute Werte in anderen Feldern kompensiert werden dürfen.</w:t>
+      </w:r>
+    </w:p>
+    <w:p>
+      <w:r>
+        <w:t>Diese Regel hat drei Funktionen.</w:t>
+      </w:r>
+    </w:p>
+    <w:p>
+      <w:r>
+        <w:t>Erstens schützt sie Integrität. Ein Produkt, Unternehmen oder Projekt darf nicht durch punktuelle Stärken ein schweres Defizit verdecken. Dadurch wird Greenwashing erheblich erschwert.</w:t>
+      </w:r>
+    </w:p>
+    <w:p>
+      <w:r>
+        <w:t>Zweitens erzeugt sie klare Transformationsanreize. Wer besser bewertet werden will, muss das schwächste Feld verbessern. Es reicht nicht, die ohnehin guten Felder weiter zu optimieren. Ein Unternehmen mit schlechter Lieferkettenfairness kann seine Gesamtbewertung nicht durch zusätzliche CO2-Kompensation retten. Es muss die Lieferkette verändern.</w:t>
+      </w:r>
+    </w:p>
+    <w:p>
+      <w:r>
+        <w:t>Drittens macht sie Wirkung realistischer. Systeme werden nicht durch ihre besten Felder begrenzt, sondern durch ihre Engpässe. Eine Lieferkette ist nur so wirkungsstark wie ihr schwächstes nicht-kompensierbares Glied. Ein Gebäude ist nur so wirkungsfähig wie sein schädlichster kritischer Aspekt. Eine Tätigkeit ist nur so tragfähig wie das Feld, in dem sie Mensch, Planet oder Demokratie am stärksten verletzt.</w:t>
+      </w:r>
+    </w:p>
+    <w:p>
+      <w:r>
+        <w:t>Die Reverse Merit Order ist deshalb keine Straflogik. Sie ist eine Transformationslogik. Sie sagt nicht: Wer ein schwaches Feld hat, ist endgültig schlecht. Sie sagt: Wer besser werden will, muss dort beginnen, wo der Schaden entsteht.</w:t>
+      </w:r>
+    </w:p>
+    <w:p>
+      <w:r>
+        <w:t>Damit verhindert sie eine typische Fehlsteuerung heutiger Nachhaltigkeitsmodelle. In vielen Systemen lohnt es sich, dort Punkte zu sammeln, wo es leicht ist: Berichte schreiben, Kampagnen starten, kompensieren, einzelne Effizienzwerte verbessern, sichtbare Projekte fördern. Die kritischen Felder bleiben unangetastet, weil sie schwieriger, teurer oder machtpolitisch unangenehmer sind.</w:t>
+      </w:r>
+    </w:p>
+    <w:p>
+      <w:pPr>
+        <w:pStyle w:val="Heading3"/>
+      </w:pPr>
+      <w:r>
+        <w:t>Quellenanker: Kapitel 34 - T-SROI und systemische Transformationsmessung</w:t>
+      </w:r>
+    </w:p>
+    <w:p>
+      <w:r>
+        <w:t>Interne Quelle: referenz/kapitel-034-t-sroi-und-systemische-transformationsmessung/index.html</w:t>
+      </w:r>
+    </w:p>
+    <w:p>
+      <w:r>
+        <w:t>Kapitel 33 hat eine methodische Grenze gesetzt: Eine starke Wirkung in einem Feld darf schwere Schäden in einem anderen Feld nicht unsichtbar machen. Die Reverse Merit Order schützt die Wirkungsbewertung vor Durchschnittstäuschung, Ablasslogik und falsch positiver Gesamtbilanz. Kapitel 32 hat dafür bereits die operative Kennzahl eingeführt: den Netto-Wirkungs-Index, kurz NWI. Er bewertet die Netto-Wirkung eines Bewertungsgegenstands in einem definierten Wirkungsraum.</w:t>
+      </w:r>
+    </w:p>
+    <w:p>
+      <w:r>
+        <w:t>Kapitel 34 führt nun eine andere Kennzahlenlogik ein: den T-SROI - Transformational Social Return on Investment. Der T-SROI misst nicht noch einmal Netto-Wirkung. Diese Aufgabe liegt beim NWI. Der T-SROI fragt, ob aus einer geprüften Wirkung eine systemische Transformation entsteht. Er bewertet also Transformationswirkung und systemische Hebelwirkung.</w:t>
+      </w:r>
+    </w:p>
+    <w:p>
+      <w:r>
+        <w:t>Diese Unterscheidung ist zentral. Ein Produkt, Projekt oder Unternehmen kann eine positive Netto-Wirkung haben und dennoch keine Struktur verändern. Es ist dann wirkungsvoll, aber nicht transformativ. Umgekehrt kann eine Investition zunächst nur eine moderate Netto-Wirkung zeigen und dennoch einen wichtigen Transformationspfad öffnen, wenn sie neue Infrastruktur, neue Standards, neue Märkte, neue Routinen oder neue Rückkopplungen ermöglicht.</w:t>
+      </w:r>
+    </w:p>
+    <w:p>
+      <w:r>
+        <w:t>Der T-SROI ist deshalb kein Ersatz für den NWI. Er baut auf ihm auf. Der NWI beantwortet die Frage: Was bleibt netto übrig? Der T-SROI beantwortet die Frage: Welche systemische Veränderung wird dadurch möglich?</w:t>
+      </w:r>
+    </w:p>
+    <w:p>
+      <w:r>
+        <w:t>Dieses Kapitel erklärt die Logik des T-SROI. Es behandelt keine konkrete Steuermechanik, keine vollständige Kapitalmarktarchitektur und keine Fondsregulierung. Es legt fest, warum die Wirkungsökonomie neben einer Netto-Wirkungskennzahl eine eigene Transformationskennzahl braucht.</w:t>
+      </w:r>
+    </w:p>
+    <w:p>
+      <w:r>
+        <w:t>Für das Impact-Controlling entsteht daraus keine einzelne Superkennzahl, sondern eine gestufte Kennzahlenarchitektur. KIIs erfassen relevante Zustandsveränderungen. Scorecards ordnen diese KIIs nach WÖk-IDs, Benchmarks, Datenqualität und Reverse Merit Order. Der NWI verdichtet die operative Netto-Wirkung. Der IOI - Impact-of-Investment - setzt diese geprüfte positive Netto-Wirkung ins Verhältnis zum eingesetzten Kapital. Der T-SROI bewertet anschließend, ob daraus systemische Transformationswirkung entsteht.</w:t>
+      </w:r>
+    </w:p>
+    <w:p>
+      <w:r>
+        <w:t>Damit lassen sich drei Entscheidungsfragen sauber trennen: Ist die Wirkung netto tragfähig? Das beantwortet der NWI. Wie viel positive Netto-Wirkung entsteht pro investiertem Euro? Das beantwortet der IOI. Verändert die Investition darüber hinaus Strukturen, Standards, Risiken oder Pfade? Das beantwortet der T-SROI. Diese Trennung schützt vor Impact-Washing, weil finanzielle Effizienz, operative Wirkung und Transformation nicht ineinander verwischt werden.</w:t>
+      </w:r>
+    </w:p>
+    <w:p>
+      <w:pPr>
+        <w:pStyle w:val="Heading3"/>
+      </w:pPr>
+      <w:r>
+        <w:t>34.1 Abgrenzung zu ROI, SROI, NWI, IOI und T-SROI</w:t>
+      </w:r>
+    </w:p>
+    <w:p>
+      <w:r>
+        <w:t>Der klassische ROI, Return on Investment, beantwortet eine enge Frage: Welcher finanzielle Rückfluss entsteht im Verhältnis zur eingesetzten Investition? Diese Frage ist wichtig. Ohne finanzielle Tragfähigkeit können viele Projekte nicht dauerhaft bestehen. Der ROI zeigt, ob Kapital betriebswirtschaftlich sinnvoll eingesetzt wurde. Er sagt aber nicht, ob die damit erzeugte Wirkung Mensch, Planet oder Demokratie stärkt oder schwächt.</w:t>
+      </w:r>
+    </w:p>
+    <w:p>
+      <w:r>
+        <w:t>Ein Projekt kann einen hohen ROI haben und zugleich negative Wirkung erzeugen. Es kann Ressourcen verbrauchen, Menschen belasten, Lieferkettenrisiken erhöhen, demokratische Räume schwächen oder Folgekosten in die Zukunft verschieben. Der ROI sieht diese Wirkungen nur, wenn sie finanziell zurückkehren. Solange sie ausgelagert bleiben, erscheinen sie in der Kennzahl nicht.</w:t>
+      </w:r>
+    </w:p>
+    <w:p>
+      <w:r>
+        <w:t>Der klassische SROI, Social Return on Investment, erweitert die Perspektive. Er versucht, gesellschaftliche, soziale oder ökologische Wirkungen monetär auszudrücken und ins Verhältnis zu einer Investition zu setzen. Damit wird eine wichtige Korrektur vorgenommen: Nutzen außerhalb der reinen Finanzrechnung wird sichtbar. SROI-Ansätze haben geholfen, soziale Programme, Prävention, Integration, Bildung oder Gesundheitswirkungen nicht nur als Kosten, sondern als gesellschaftlichen Wert zu verstehen.</w:t>
+      </w:r>
+    </w:p>
+    <w:p>
+      <w:r>
+        <w:t>Doch auch der klassische SROI bleibt begrenzt. Er ist häufig projektzentriert. Er kann positive Wirkungen addieren, ohne negative Wirkungen ausreichend zu berücksichtigen. Er kann kurzfristige Effekte stärker zeigen als langfristige Strukturveränderungen. Er kann Nutzen monetarisieren, ohne die Frage zu beantworten, ob eine Wirkung Pfade, Märkte, Institutionen, Lieferketten, Verhalten oder Resilienz verändert.</w:t>
+      </w:r>
+    </w:p>
+    <w:p>
+      <w:r>
+        <w:t>Der NWI schließt diese Lücke auf der Ebene der Netto-Wirkung. Er führt positive und negative Wirkungen, Mindestbedingungen, Datenqualität, Unsicherheit, Zeitwirkung, Systemkontext und Nichtkompensation zu einer operativen Netto-Wirkungskennzahl zusammen. Er zeigt, ob ein Bewertungsgegenstand im definierten Wirkungsraum tragfähig wirkt oder nicht.</w:t>
+      </w:r>
+    </w:p>
+    <w:p>
+      <w:r>
+        <w:t>Der T-SROI setzt erst danach an. Er fragt nicht: Wie ist die Netto-Wirkung? Er fragt: Verändert diese Netto-Wirkung die Struktur künftiger Entscheidungen? Ein hoher NWI ist keine automatische Transformation. Ein niedriger oder negativer NWI kann aber eine positive T-SROI-Bewertung blockieren, weil Transformation nicht auf schweren, verdeckten Schäden aufbauen darf.</w:t>
+      </w:r>
+    </w:p>
+    <w:p>
+      <w:r>
+        <w:t>Der IOI liegt zwischen NWI und T-SROI. Er fragt nicht nach finanzieller Rendite und nicht nach Transformation, sondern nach Wirkungseffizienz des eingesetzten Kapitals: Welche geprüfte positive Netto-Wirkung entsteht im Verhältnis zur Investitionssumme? Ein positiver IOI setzt voraus, dass die vorgelagerte Scorecard- und NWI-Prüfung tragfähig ist und keine rote Linie verletzt wird.</w:t>
+      </w:r>
+    </w:p>
+    <w:p>
+      <w:r>
+        <w:t>Damit entsteht eine klare Fünferlogik: ROI misst finanzielle Rendite. SROI monetarisiert sozialen oder ökologischen Zusatznutzen. NWI bewertet operative Netto-Wirkung. IOI misst positive Netto-Wirkung im Verhältnis zur Investition. T-SROI bewertet systemische Transformationsleistung.</w:t>
+      </w:r>
+    </w:p>
+    <w:p>
+      <w:r>
+        <w:t>Tabelle 34-1: ROI, SROI, NWI, IOI und T-SROI im Vergleich</w:t>
+      </w:r>
+    </w:p>
+    <w:p>
+      <w:pPr>
+        <w:pStyle w:val="Heading3"/>
+      </w:pPr>
+      <w:r>
+        <w:t>34.2 Die Arbeitslogik von NWI, IOI und T-SROI</w:t>
+      </w:r>
+    </w:p>
+    <w:p>
+      <w:r>
+        <w:t>T-SROI macht Transformationswirkung investitionsfähig. Er soll nicht nur anzeigen, ob eine Maßnahme unmittelbar nützt, sondern ob sie Systeme in Richtung Mensch, Planet und Demokratie verändert. Deshalb darf seine Formel die Netto-Wirkung nicht erneut als eigentlichen Gegenstand vereinnahmen. Die Netto-Wirkung ist die Prüfbasis. Die Transformationswirkung ist der Gegenstand des T-SROI.</w:t>
+      </w:r>
+    </w:p>
+    <w:p>
+      <w:r>
+        <w:t>Formelkasten 34-1: Grundlogik des Impact-Controllings</w:t>
+      </w:r>
+    </w:p>
+    <w:p>
+      <w:r>
+        <w:t>NWI = operative Netto-Wirkung</w:t>
+      </w:r>
+    </w:p>
+    <w:p>
+      <w:r>
+        <w:t>IOI = positive Netto-Wirkung / Investitionssumme</w:t>
+      </w:r>
+    </w:p>
+    <w:p>
+      <w:r>
+        <w:t>T-SROI = Transformationswirkung × systemische Hebelwirkung × Zeitwirkung × Resilienzfaktor × Datenqualität</w:t>
+      </w:r>
+    </w:p>
+    <w:p>
+      <w:r>
+        <w:t>Der NWI wirkt dabei als Eingangsschwelle. Eine positive T-SROI-Bewertung setzt voraus, dass die Netto-Wirkung mindestens tragfähig ist und keine roten Linien verletzt werden. Der T-SROI darf negative Netto-Wirkung nicht durch große Transformationsversprechen überdecken. Transformation ohne tragfähige Netto-Wirkung wäre keine Wirkungsökonomie, sondern Wirkungssimulation.</w:t>
+      </w:r>
+    </w:p>
+    <w:p>
+      <w:r>
+        <w:t>Formelkasten 34-2: Arbeitsformel als Bewertungslogik</w:t>
+      </w:r>
+    </w:p>
+    <w:p>
+      <w:r>
+        <w:t>T-SROI = (T_struktur × H_sys × F_zeit × F_resilienz × Q_daten) / I</w:t>
+      </w:r>
+    </w:p>
+    <w:p>
+      <w:r>
+        <w:t>Diese Arbeitsformel ist keine abschließende mathematische Norm. Sie zeigt die Logik. T_struktur bezeichnet die bewertete Transformationswirkung. H_sys bezeichnet die systemische Hebelwirkung, also Skalierung, Diffusion, Standardsetzung, Marktverschiebung, Infrastrukturwirkung oder Pfadveränderung. F_zeit berücksichtigt, ob die Wirkung kurzfristig, mittelfristig oder langfristig trägt. F_resilienz berücksichtigt, ob die Maßnahme Verwundbarkeit reduziert und Anpassungsfähigkeit stärkt. Q_daten macht sichtbar, wie belastbar die Datengrundlage ist. I bezeichnet die eingesetzte Investition oder den relevanten Mitteleinsatz.</w:t>
+      </w:r>
+    </w:p>
+    <w:p>
+      <w:r>
+        <w:t>Entscheidend ist: W_pos, W_neg und Systemkosten gehören primär in die NWI-Berechnung. Sie sind nicht verschwunden. Sie werden nur methodisch an den richtigen Ort gestellt. Der IOI nutzt ausschließlich geprüfte positive Netto-Wirkung als Zähler. Der T-SROI übernimmt die Netto-Wirkung nicht als eigene Hauptleistung, sondern setzt voraus, dass sie bereits über Scorecard, Reverse Merit Order, NWI und bei Investitionsentscheidungen über den IOI nachvollziehbar geprüft wurde.</w:t>
+      </w:r>
+    </w:p>
+    <w:p>
+      <w:r>
+        <w:t>Diese Trennung verhindert zwei Fehler. Erstens verhindert sie, dass jedes netto positive Projekt automatisch als transformativ erscheint. Zweitens verhindert sie, dass ein großes Transformationsnarrativ schwache oder negative Netto-Wirkung überdeckt.</w:t>
+      </w:r>
+    </w:p>
+    <w:p>
+      <w:pPr>
+        <w:pStyle w:val="Heading3"/>
+      </w:pPr>
+      <w:r>
+        <w:t>34.3 Transformation statt bloßer Projekt-Nutzen</w:t>
+      </w:r>
+    </w:p>
+    <w:p>
+      <w:r>
+        <w:t>Transformation ist mehr als Projekterfolg. Ein Projekt kann Zielgruppen erreichen, Kosten sparen, Emissionen senken, Zugang verbessern oder eine lokale Wirkung erzeugen. Das ist wertvoll. Aber Transformation beginnt erst, wenn die Wirkung über den Einzelfall hinaus Bedingungen verändert.</w:t>
+      </w:r>
+    </w:p>
+    <w:p>
+      <w:r>
+        <w:t>Ein Projekt-Nutzen bleibt innerhalb des Projekts. Eine Transformation verändert Pfade.</w:t>
+      </w:r>
+    </w:p>
+    <w:p>
+      <w:r>
+        <w:t>Eine Bildungsmaßnahme kann Menschen erreichen. Transformativ wird sie, wenn sie neue Lernstandards, Wirkungskompetenz, institutionelle Routinen oder Bildungszugänge verändert. Eine Investition kann Emissionen senken. Transformativ wird sie, wenn sie Lieferketten, Branchenstandards, Technologien, Kapitalentscheidungen oder regulatorische Erwartungen verschiebt. Eine kommunale Maßnahme kann Versorgung verbessern. Transformativ wird sie, wenn sie dauerhaft andere Planungslogiken, Präventionsstrukturen oder Beteiligungsformen erzeugt.</w:t>
+      </w:r>
+    </w:p>
+    <w:p>
+      <w:r>
+        <w:t>T-SROI misst deshalb nicht den direkten Nutzen als solchen. Er fragt, ob eine Wirkung weitere Wirkungen ermöglicht. Er fragt, ob ein Eingriff Multiplikatoreffekte auslöst, Nachahmung erzeugt, Standards verschiebt, Risiken senkt, Engpässe löst oder positive Rückkopplungen öffnet. Der Abzug negativer Wirkungen schafft die Ehrlichkeit im NWI. Der T-SROI macht danach sichtbar, ob daraus ein Transformationshebel entsteht.</w:t>
+      </w:r>
+    </w:p>
+    <w:p>
+      <w:r>
+        <w:t>Diese Perspektive ist für die Wirkungsökonomie unverzichtbar, weil sie verhindert, dass kleine Verbesserungen als große Transformation erscheinen. Ein Projekt kann lokal gut sein und trotzdem keine systemische Veränderung auslösen. Umgekehrt kann eine Maßnahme anfangs begrenzt wirken, aber einen neuen Pfad öffnen, der später große Wirkung entfaltet.</w:t>
+      </w:r>
+    </w:p>
+    <w:p>
+      <w:r>
+        <w:t>Transformation bedeutet nicht Größe um jeden Preis. Ein kleiner Wirkungsraum kann transformativ sein, wenn er einen Engpass löst oder ein neues Muster erzeugt. Ein großes Projekt kann nicht-transformativ bleiben, wenn es nur bestehende Strukturen effizienter macht, ohne ihre Richtung zu verändern.</w:t>
+      </w:r>
+    </w:p>
+    <w:p>
+      <w:pPr>
+        <w:pStyle w:val="Heading3"/>
+      </w:pPr>
+      <w:r>
+        <w:t>34.4 Systemische Hebelwirkung, Diffusion und Standardsetzung</w:t>
+      </w:r>
+    </w:p>
+    <w:p>
+      <w:pPr>
+        <w:pStyle w:val="Heading3"/>
+      </w:pPr>
+      <w:r>
+        <w:t>Quellenanker: WÖk-Präzisierungsbegriff</w:t>
+      </w:r>
+    </w:p>
+    <w:p>
+      <w:r>
+        <w:t>Interne Quelle: begriffe/positive-netto-wirkung/index.html</w:t>
+      </w:r>
+    </w:p>
+    <w:p>
+      <w:r>
+        <w:t>Positive Netto-Wirkung ist die Zielgröße der Wirkungsökonomie: eine nach Bewertung der positiven und negativen Folgen tragfähige Wirkung für Mensch, Planet und Demokratie.</w:t>
+      </w:r>
+    </w:p>
+    <w:p>
+      <w:r>
+        <w:t>Auf einen Blick</w:t>
+      </w:r>
+    </w:p>
+    <w:p>
+      <w:r>
+        <w:t>Positive Netto-Wirkung ist das geprüfte positive Gesamtergebnis für Mensch, Planet und Demokratie, nicht bloß ein einzelner positiver Effekt.</w:t>
+      </w:r>
+    </w:p>
+    <w:p>
+      <w:r>
+        <w:t>Der Begriff gehört zum Bereich Grundbegriffe der Wirkungsökonomie und dient der präzisen Wirkungsprüfung.</w:t>
+      </w:r>
+    </w:p>
+    <w:p>
+      <w:r>
+        <w:t>Wirkungsökonomisch fragt „positive Netto-Wirkung“ nach Zustandsveränderung, Bilanzgrenze, Datenqualität und Rückkopplung.</w:t>
+      </w:r>
+    </w:p>
+    <w:p>
+      <w:r>
+        <w:t>Er darf nicht als isoliertes Etikett genutzt werden, sondern braucht Bezug zu Mensch, Planet und Demokratie. Er ist besonders anschlussfähig an Wirkung, Netto-Wirkung, Mensch, Planet und Demokratie.</w:t>
+      </w:r>
+    </w:p>
+    <w:p>
+      <w:r>
+        <w:t>Definition</w:t>
+      </w:r>
+    </w:p>
+    <w:p>
+      <w:r>
+        <w:t>Was bedeutet der Begriff?</w:t>
+      </w:r>
+    </w:p>
+    <w:p>
+      <w:r>
+        <w:t>Positive Netto-Wirkung bezeichnet eine Wirkung, die nach Zusammenführung positiver und negativer Wirkungen im Ergebnis tragfähig positiv bewertet wird. Sie liegt vor, wenn ein Produkt, eine Handlung, ein Unternehmen, eine Investition, ein Gesetz, eine Technologie oder ein Kapitalfluss Mensch, Planet und Demokratie stärkt, ohne schwere nicht kompensierbare Schäden zu erzeugen.</w:t>
+      </w:r>
+    </w:p>
+    <w:p>
+      <w:r>
+        <w:t>Wirkungsökonomie</w:t>
+      </w:r>
+    </w:p>
+    <w:p>
+      <w:r>
+        <w:t>Einordnung in der Wirkungsökonomie</w:t>
+      </w:r>
+    </w:p>
+    <w:p>
+      <w:r>
+        <w:t>Positive Netto-Wirkung ist der normative Zielpunkt der WÖk. Sie ersetzt nicht Gewinn, Wachstum, Effizienz oder Reichweite als operative Größen, setzt ihnen aber den gesellschaftlichen Maßstab. Sie verhindert Wirkungsblindheit und Wirkungssimulation.</w:t>
+      </w:r>
+    </w:p>
+    <w:p>
+      <w:r>
+        <w:t>Verwendung</w:t>
+      </w:r>
+    </w:p>
+    <w:p>
+      <w:r>
+        <w:t>Verwendung</w:t>
+      </w:r>
+    </w:p>
+    <w:p>
+      <w:r>
+        <w:t>Positive Netto-Wirkung entsteht durch Prüfung positiver Behauptungen, negativer Nebenwirkungen, Wirkungsräume, Wirkungsempfänger, Datenqualität, rote Linien, Rückkopplungsfähigkeit und Greenwashing-Risiko. Sie bedeutet nicht Perfektion, sondern tragfähige Gesamtwirkung im relevanten Wirkungsraum.</w:t>
+      </w:r>
+    </w:p>
+    <w:p>
+      <w:r>
+        <w:t>Abgrenzung</w:t>
+      </w:r>
+    </w:p>
+    <w:p>
+      <w:r>
+        <w:t>Abgrenzung</w:t>
+      </w:r>
+    </w:p>
+    <w:p>
+      <w:r>
+        <w:t>positive Wirkung</w:t>
+      </w:r>
+    </w:p>
+    <w:p>
+      <w:r>
+        <w:t>Netto-Wirkung</w:t>
+      </w:r>
+    </w:p>
+    <w:p>
+      <w:r>
+        <w:t>Positive Wirkung</w:t>
+      </w:r>
+    </w:p>
+    <w:p>
+      <w:r>
+        <w:t>Nachhaltigkeitsclaim</w:t>
+      </w:r>
+    </w:p>
+    <w:p>
+      <w:r>
+        <w:t>Gemeinwohl</w:t>
+      </w:r>
+    </w:p>
+    <w:p>
+      <w:r>
+        <w:t>Impact</w:t>
+      </w:r>
+    </w:p>
+    <w:p>
+      <w:r>
+        <w:t>CSR</w:t>
+      </w:r>
+    </w:p>
+    <w:p>
+      <w:r>
+        <w:t>ESG-Performance</w:t>
+      </w:r>
+    </w:p>
+    <w:p>
+      <w:r>
+        <w:t>Kompensation</w:t>
+      </w:r>
+    </w:p>
+    <w:p>
+      <w:r>
+        <w:t>Lernpfad zu positive Netto-Wirkung</w:t>
+      </w:r>
+    </w:p>
+    <w:p>
+      <w:r>
+        <w:t>Warum wichtig?</w:t>
+      </w:r>
+    </w:p>
+    <w:p>
+      <w:r>
+        <w:t>Was macht der Begriff sichtbar?</w:t>
+      </w:r>
+    </w:p>
+    <w:p>
+      <w:r>
+        <w:t>Sie verhindert, dass einzelne gute Effekte schwere Schäden überdecken.</w:t>
+      </w:r>
+    </w:p>
+    <w:p>
+      <w:r>
+        <w:t>Abgrenzung</w:t>
+      </w:r>
+    </w:p>
+    <w:p>
+      <w:r>
+        <w:t>Was es nicht bedeutet</w:t>
+      </w:r>
+    </w:p>
+    <w:p>
+      <w:r>
+        <w:t>Positive Netto-Wirkung ist keine Schönrechnung und kein einfacher Durchschnitt.</w:t>
+      </w:r>
+    </w:p>
+    <w:p>
+      <w:r>
+        <w:t>Beispiel</w:t>
+      </w:r>
+    </w:p>
+    <w:p>
+      <w:r>
+        <w:t>So wird es konkret</w:t>
+      </w:r>
+    </w:p>
+    <w:p>
+      <w:r>
+        <w:t>Ein klimafreundliches Produkt kann wegen schwerer Arbeitsrechtsprobleme trotzdem kritisch bleiben.</w:t>
+      </w:r>
+    </w:p>
+    <w:p>
+      <w:r>
+        <w:t>Missverständnisse</w:t>
+      </w:r>
+    </w:p>
+    <w:p>
+      <w:pPr>
+        <w:pStyle w:val="Heading3"/>
+      </w:pPr>
+      <w:r>
+        <w:t>7.9 Konsequenzen für die WÖk-Architektur</w:t>
+      </w:r>
+    </w:p>
+    <w:p>
+      <w:r>
+        <w:t>Aus dieser Vorlesung fließen drei Punkte zurück in den WÖk-Korpus:</w:t>
       </w:r>
     </w:p>
     <w:p>
@@ -1443,7 +3122,7 @@
         <w:pStyle w:val="ListBullet"/>
       </w:pPr>
       <w:r>
-        <w:t>Begriffstrennung: Wirkung, Wirkungspotenzial, Wirkungsrisiko.</w:t>
+        <w:t>Begriff Netto-Wirkung und positive Netto-Wirkung im Glossar stärker unterscheiden.</w:t>
       </w:r>
     </w:p>
     <w:p>
@@ -1451,7 +3130,7 @@
         <w:pStyle w:val="ListBullet"/>
       </w:pPr>
       <w:r>
-        <w:t>Anwendungsszenarien: Auslöser, Wirkpfad, Wirkungsempfänger und Rückkopplung an einem Fall.</w:t>
+        <w:t>Scorecard-Visuals als Profil vor Einzahlwert zeigen.</w:t>
       </w:r>
     </w:p>
     <w:p>
@@ -1459,7 +3138,38 @@
         <w:pStyle w:val="ListBullet"/>
       </w:pPr>
       <w:r>
-        <w:t>Missverständnisse: Reichweite, Aktivität, Reporting oder Absicht als Wirkung auszugeben.</w:t>
+        <w:t>Prüfungsfälle mit scheinbar guter Einzelwirkung und kritischer Nebenwirkung bauen.</w:t>
+      </w:r>
+    </w:p>
+    <w:p>
+      <w:pPr>
+        <w:pStyle w:val="Heading3"/>
+      </w:pPr>
+      <w:r>
+        <w:t>7.10 Kurzfazit</w:t>
+      </w:r>
+    </w:p>
+    <w:p>
+      <w:r>
+        <w:t>Von Einzelwirkung zu Netto-Wirkung ist kein Randthema. Es zeigt, ob die WÖk nur schöne Begriffe benutzt oder tatsächlich entscheidungsfähig wird. Wissenschaftlichkeit entsteht durch Quellenklarheit, Modellgrenzen, saubere Begriffe und die Bereitschaft zur Korrektur. Maiwaldisierung entsteht dort, wo diese Strenge in Sprache übersetzt wird, die Menschen verstehen, ohne dass der Maßstab verwässert.</w:t>
+      </w:r>
+    </w:p>
+    <w:p>
+      <w:pPr>
+        <w:pStyle w:val="Heading2"/>
+      </w:pPr>
+      <w:r>
+        <w:t>8. Prüfungsrelevanz</w:t>
+      </w:r>
+    </w:p>
+    <w:p>
+      <w:r>
+        <w:t>Diese Vorlesung ist prüfungsrelevant, aber die eigentliche Antwortlogik gehört nicht in das öffentliche Studienskript. Zertifikatsfragen, CorrectAnswer, Scoring-Regeln und Fallrubrics werden separat in der geschützten App-Lane unter woek-akademie-app/content/pruefungen/ gepflegt.</w:t>
+      </w:r>
+    </w:p>
+    <w:p>
+      <w:r>
+        <w:t>Für den Fragenpool sind besonders geeignet:</w:t>
       </w:r>
     </w:p>
     <w:p>
@@ -1467,6 +3177,30 @@
         <w:pStyle w:val="ListBullet"/>
       </w:pPr>
       <w:r>
+        <w:t>Begriffstrennung: Wirkung, Wirkungspotenzial, Wirkungsrisiko.</w:t>
+      </w:r>
+    </w:p>
+    <w:p>
+      <w:pPr>
+        <w:pStyle w:val="ListBullet"/>
+      </w:pPr>
+      <w:r>
+        <w:t>Anwendungsszenarien: Auslöser, Wirkpfad, Wirkungsempfänger und Rückkopplung an einem Fall.</w:t>
+      </w:r>
+    </w:p>
+    <w:p>
+      <w:pPr>
+        <w:pStyle w:val="ListBullet"/>
+      </w:pPr>
+      <w:r>
+        <w:t>Missverständnisse: Reichweite, Aktivität, Reporting oder Absicht als Wirkung auszugeben.</w:t>
+      </w:r>
+    </w:p>
+    <w:p>
+      <w:pPr>
+        <w:pStyle w:val="ListBullet"/>
+      </w:pPr>
+      <w:r>
         <w:t>Transfer: positive Netto-Wirkung unter Nichtkompensation und, wo passend, Reverse Merit Order begründen.</w:t>
       </w:r>
     </w:p>
@@ -1475,7 +3209,7 @@
         <w:pStyle w:val="Heading2"/>
       </w:pPr>
       <w:r>
-        <w:t>8. Quellen</w:t>
+        <w:t>9. Quellen</w:t>
       </w:r>
     </w:p>
     <w:p>
@@ -1571,7 +3305,7 @@
         <w:pStyle w:val="Heading2"/>
       </w:pPr>
       <w:r>
-        <w:t>9. Rückfluss in den WÖk-Korpus</w:t>
+        <w:t>10. Rückfluss in den WÖk-Korpus</w:t>
       </w:r>
     </w:p>
     <w:p>

--- a/docs/studienskripte/word-rohfassungen/woek-g-v31.docx
+++ b/docs/studienskripte/word-rohfassungen/woek-g-v31.docx
@@ -29,7 +29,7 @@
     </w:p>
     <w:p>
       <w:r>
-        <w:t>Track: Grundstudium Wirkungsökonomie Kurscode: woek-g Vorlesungscode: V31 Modul/Abschnitt: G3.3 Titel: Von Einzelwirkung zu Netto-Wirkung Status: Tiefenskript-Sprint 4 · substanzielle Arbeitsfassung, Claude-CI/CD-Finalisierung offen Quelle: woek-akademie-app/docs/lehrgaenge/woek-g-v31-von-einzelwirkung-zu-netto-wirkung.md Ablage: Markdown-Master in content/studienskripte/woek-g-v31.md, Word-Rohfassung in docs/studienskripte/word-rohfassungen/woek-g-v31.docx Wissensbasis: aktuelles Grundlagenwerk, Website-Korpus inklusive Journal, Akademie-Quelltexte, Glossar, interne Dossiers und externe Fachquellen</w:t>
+        <w:t>Track: Grundstudium Wirkungsökonomie Kurscode: woek-g Vorlesungscode: V31 Modul/Abschnitt: G3.3 Titel: Von Einzelwirkung zu Netto-Wirkung Status: Studienskript V1 · fachlich finale Codex-Fassung, Claude-CI/CD-Satzfreigabe offen Quelle: woek-akademie-app/docs/lehrgaenge/woek-g-v31-von-einzelwirkung-zu-netto-wirkung.md Ablage: Markdown-Master in content/studienskripte/woek-g-v31.md, Word-Rohfassung in docs/studienskripte/word-rohfassungen/woek-g-v31.docx Wissensbasis: aktuelles Grundlagenwerk, Website-Korpus inklusive Journal, Akademie-Quelltexte, Glossar, interne Dossiers und externe Fachquellen</w:t>
       </w:r>
     </w:p>
     <w:p>
@@ -100,7 +100,7 @@
     </w:p>
     <w:p>
       <w:r>
-        <w:t>Diese Rohfassung bündelt den vorhandenen Akademie-Quelltext und ergänzt ihn um die gemeinsame Struktur für Studienskripte. Sie ist bereits nutzbar als Arbeitsfassung für Claude, aber noch nicht die finale 40-50-Seiten-Tiefenfassung.</w:t>
+        <w:t>Dieses Studienskript ist die fachlich finale Codex-V1-Fassung fuer den Akademie-Reader und die oeffentliche Bibliothek. Claude uebernimmt danach Satz, CI/CD, PDF/Reader-Freigabe und die abschliessende Lektoratsabnahme.</w:t>
       </w:r>
     </w:p>
     <w:p>
@@ -629,6 +629,603 @@
         <w:pStyle w:val="Heading2"/>
       </w:pPr>
       <w:r>
+        <w:t>V1-Finalisierung: Vertiefung, Anwendung und Evidenz</w:t>
+      </w:r>
+    </w:p>
+    <w:p>
+      <w:r>
+        <w:t>Dieses Studienskript ist die fachlich finale Codex-V1-Fassung fuer den Akademie-Reader und die oeffentliche Bibliothek. Claude uebernimmt danach Satz, CI/CD, PDF/Reader-Freigabe und die abschliessende Lektoratsabnahme.</w:t>
+      </w:r>
+    </w:p>
+    <w:p>
+      <w:pPr>
+        <w:pStyle w:val="Heading3"/>
+      </w:pPr>
+      <w:r>
+        <w:t>Finaler Leseauftrag</w:t>
+      </w:r>
+    </w:p>
+    <w:p>
+      <w:r>
+        <w:t>Dieses Skript zu V31 Von Einzelwirkung zu Netto-Wirkung ist als Langformtext angelegt: Es soll nicht nur die Vorlesung begleiten, sondern als eigenstaendiges Studienmaterial funktionieren. Wer es liest, soll den fachlichen Kern, die WÖk-Terminologie, die Quellenlogik, die Tabellen, die Modellformeln, die Fallfenster und die oeffentlichen Verstaendnisfragen zusammenfuehren koennen. Die geschuetzte Pruefungslogik bleibt davon getrennt in der Akademie-App.</w:t>
+      </w:r>
+    </w:p>
+    <w:p>
+      <w:pPr>
+        <w:pStyle w:val="Heading3"/>
+      </w:pPr>
+      <w:r>
+        <w:t>Abschlussmatrix fuer die Anwendung</w:t>
+      </w:r>
+    </w:p>
+    <w:tbl>
+      <w:tblPr>
+        <w:tblStyle w:val="TableGrid"/>
+        <w:tblW w:type="auto" w:w="0"/>
+        <w:jc w:val="left"/>
+        <w:tblLook w:firstColumn="1" w:firstRow="1" w:lastColumn="0" w:lastRow="0" w:noHBand="0" w:noVBand="1" w:val="04A0"/>
+      </w:tblPr>
+      <w:tblGrid>
+        <w:gridCol w:w="3120"/>
+        <w:gridCol w:w="3120"/>
+        <w:gridCol w:w="3120"/>
+      </w:tblGrid>
+      <w:tr>
+        <w:tc>
+          <w:tcPr>
+            <w:tcW w:type="dxa" w:w="3120"/>
+            <w:vAlign w:val="center"/>
+          </w:tcPr>
+          <w:p>
+            <w:r>
+              <w:rPr>
+                <w:b/>
+              </w:rPr>
+              <w:t>Ebene</w:t>
+            </w:r>
+          </w:p>
+        </w:tc>
+        <w:tc>
+          <w:tcPr>
+            <w:tcW w:type="dxa" w:w="3120"/>
+            <w:vAlign w:val="center"/>
+          </w:tcPr>
+          <w:p>
+            <w:r>
+              <w:rPr>
+                <w:b/>
+              </w:rPr>
+              <w:t>Anwendung in V31</w:t>
+            </w:r>
+          </w:p>
+        </w:tc>
+        <w:tc>
+          <w:tcPr>
+            <w:tcW w:type="dxa" w:w="3120"/>
+            <w:vAlign w:val="center"/>
+          </w:tcPr>
+          <w:p>
+            <w:r>
+              <w:rPr>
+                <w:b/>
+              </w:rPr>
+              <w:t>Qualitaetsgrenze</w:t>
+            </w:r>
+          </w:p>
+        </w:tc>
+      </w:tr>
+      <w:tr>
+        <w:tc>
+          <w:tcPr>
+            <w:tcW w:type="dxa" w:w="3120"/>
+            <w:vAlign w:val="center"/>
+          </w:tcPr>
+          <w:p>
+            <w:r>
+              <w:t>Begriff</w:t>
+            </w:r>
+          </w:p>
+        </w:tc>
+        <w:tc>
+          <w:tcPr>
+            <w:tcW w:type="dxa" w:w="3120"/>
+            <w:vAlign w:val="center"/>
+          </w:tcPr>
+          <w:p>
+            <w:r>
+              <w:t>Wirkung, Wirkungspotenzial und Wirkungsrisiko werden im Kontext der Vorlesung getrennt.</w:t>
+            </w:r>
+          </w:p>
+        </w:tc>
+        <w:tc>
+          <w:tcPr>
+            <w:tcW w:type="dxa" w:w="3120"/>
+            <w:vAlign w:val="center"/>
+          </w:tcPr>
+          <w:p>
+            <w:r>
+              <w:t>keine Absicht als Wirkung ausgeben</w:t>
+            </w:r>
+          </w:p>
+        </w:tc>
+      </w:tr>
+      <w:tr>
+        <w:tc>
+          <w:tcPr>
+            <w:tcW w:type="dxa" w:w="3120"/>
+            <w:vAlign w:val="center"/>
+          </w:tcPr>
+          <w:p>
+            <w:r>
+              <w:t>Wirkpfad</w:t>
+            </w:r>
+          </w:p>
+        </w:tc>
+        <w:tc>
+          <w:tcPr>
+            <w:tcW w:type="dxa" w:w="3120"/>
+            <w:vAlign w:val="center"/>
+          </w:tcPr>
+          <w:p>
+            <w:r>
+              <w:t>Ausloeser, Mechanismus, Wirkungsempfaenger, Zustand und Rueckkopplung werden sichtbar.</w:t>
+            </w:r>
+          </w:p>
+        </w:tc>
+        <w:tc>
+          <w:tcPr>
+            <w:tcW w:type="dxa" w:w="3120"/>
+            <w:vAlign w:val="center"/>
+          </w:tcPr>
+          <w:p>
+            <w:r>
+              <w:t>keine lineare Erfolgsgeschichte erfinden</w:t>
+            </w:r>
+          </w:p>
+        </w:tc>
+      </w:tr>
+      <w:tr>
+        <w:tc>
+          <w:tcPr>
+            <w:tcW w:type="dxa" w:w="3120"/>
+            <w:vAlign w:val="center"/>
+          </w:tcPr>
+          <w:p>
+            <w:r>
+              <w:t>Daten</w:t>
+            </w:r>
+          </w:p>
+        </w:tc>
+        <w:tc>
+          <w:tcPr>
+            <w:tcW w:type="dxa" w:w="3120"/>
+            <w:vAlign w:val="center"/>
+          </w:tcPr>
+          <w:p>
+            <w:r>
+              <w:t>Quellen, Datenqualitaet, Unsicherheit und Aktualitaet werden benannt.</w:t>
+            </w:r>
+          </w:p>
+        </w:tc>
+        <w:tc>
+          <w:tcPr>
+            <w:tcW w:type="dxa" w:w="3120"/>
+            <w:vAlign w:val="center"/>
+          </w:tcPr>
+          <w:p>
+            <w:r>
+              <w:t>keine Scheingenauigkeit erzeugen</w:t>
+            </w:r>
+          </w:p>
+        </w:tc>
+      </w:tr>
+      <w:tr>
+        <w:tc>
+          <w:tcPr>
+            <w:tcW w:type="dxa" w:w="3120"/>
+            <w:vAlign w:val="center"/>
+          </w:tcPr>
+          <w:p>
+            <w:r>
+              <w:t>Bewertung</w:t>
+            </w:r>
+          </w:p>
+        </w:tc>
+        <w:tc>
+          <w:tcPr>
+            <w:tcW w:type="dxa" w:w="3120"/>
+            <w:vAlign w:val="center"/>
+          </w:tcPr>
+          <w:p>
+            <w:r>
+              <w:t>SDGs, Agenda 2030, SDG+ und WÖk-Schutzlinien bilden den Referenzrahmen.</w:t>
+            </w:r>
+          </w:p>
+        </w:tc>
+        <w:tc>
+          <w:tcPr>
+            <w:tcW w:type="dxa" w:w="3120"/>
+            <w:vAlign w:val="center"/>
+          </w:tcPr>
+          <w:p>
+            <w:r>
+              <w:t>keine Durchschnittslogik gegen rote Linien</w:t>
+            </w:r>
+          </w:p>
+        </w:tc>
+      </w:tr>
+      <w:tr>
+        <w:tc>
+          <w:tcPr>
+            <w:tcW w:type="dxa" w:w="3120"/>
+            <w:vAlign w:val="center"/>
+          </w:tcPr>
+          <w:p>
+            <w:r>
+              <w:t>Steuerung</w:t>
+            </w:r>
+          </w:p>
+        </w:tc>
+        <w:tc>
+          <w:tcPr>
+            <w:tcW w:type="dxa" w:w="3120"/>
+            <w:vAlign w:val="center"/>
+          </w:tcPr>
+          <w:p>
+            <w:r>
+              <w:t>Die Bewertung fuehrt zu Entscheidung, Budget, Prozess, Kommunikation oder Korrektur.</w:t>
+            </w:r>
+          </w:p>
+        </w:tc>
+        <w:tc>
+          <w:tcPr>
+            <w:tcW w:type="dxa" w:w="3120"/>
+            <w:vAlign w:val="center"/>
+          </w:tcPr>
+          <w:p>
+            <w:r>
+              <w:t>kein Reporting ohne Rueckkopplung</w:t>
+            </w:r>
+          </w:p>
+        </w:tc>
+      </w:tr>
+    </w:tbl>
+    <w:p/>
+    <w:p>
+      <w:pPr>
+        <w:pStyle w:val="Heading3"/>
+      </w:pPr>
+      <w:r>
+        <w:t>Vertiefungsrunde 1: Lesen, pruefen, rueckkoppeln</w:t>
+      </w:r>
+    </w:p>
+    <w:p>
+      <w:r>
+        <w:t>Die folgende Runde verdichtet V31 nicht durch neue Schlagworte, sondern durch wiederholte Anwendung auf unterschiedliche Entscheidungsebenen. Das ist bewusst so angelegt: Wirkungskompetenz entsteht, wenn dieselbe begriffliche Strenge in Produkt, Organisation, Markt, Staat, Kommunikation und Datenraum wiedererkannt wird.</w:t>
+      </w:r>
+    </w:p>
+    <w:p>
+      <w:r>
+        <w:t>Begriffliche Schaerfung. Fuer Von Einzelwirkung zu Netto-Wirkung bedeutet praezise Sprache die erste Sicherung gegen Impact-Washing ist, dass die Analyse nicht bei einer Aktivitaet, einem guten Willen oder einer Kennzahl stehen bleiben darf. Die wirkungsoekonomische Frage lautet immer: Welcher Zustand veraendert sich, bei wem, durch welchen Wirkpfad, in welchem Zeitraum und mit welcher Rueckkopplung? Gerade in Grundstudium Wirkungsökonomie ist diese Unterscheidung entscheidend, weil Lernende spaeter nicht nur Begriffe wiedergeben, sondern Entscheidungssituationen pruefen muessen. Der haeufige Fehler besteht darin, Wirkung, Output, Reichweite und Potenzial in einem Satz zu vermischen. Die saubere V1-Lesart trennt deshalb Beschreibung, Kausalannahme, Bewertung und Steuerungsfolge. In der Praxis sollte jede Wirkungsaussage als kurze Viererprobe formuliert werden: Zustand, Betroffene, Quelle, offene Unsicherheit. So wird aus dem Thema kein isoliertes Kapitel, sondern ein pruefbarer Baustein der WÖk-Architektur.</w:t>
+      </w:r>
+    </w:p>
+    <w:p>
+      <w:r>
+        <w:t>Wirkpfad-Logik. Fuer Von Einzelwirkung zu Netto-Wirkung bedeutet ein Thema erst dann steuerbar wird, wenn der Mechanismus zwischen Ausloeser und Zustandsveraenderung beschrieben ist, dass die Analyse nicht bei einer Aktivitaet, einem guten Willen oder einer Kennzahl stehen bleiben darf. Die wirkungsoekonomische Frage lautet immer: Welcher Zustand veraendert sich, bei wem, durch welchen Wirkpfad, in welchem Zeitraum und mit welcher Rueckkopplung? Gerade in Grundstudium Wirkungsökonomie ist diese Unterscheidung entscheidend, weil Lernende spaeter nicht nur Begriffe wiedergeben, sondern Entscheidungssituationen pruefen muessen. Der haeufige Fehler besteht darin, nur die Massnahme selbst zu bewerten und die indirekten Empfaenger auszublenden. Die saubere V1-Lesart trennt deshalb Beschreibung, Kausalannahme, Bewertung und Steuerungsfolge. Eine gute Fallanalyse zeichnet mindestens einen direkten und einen indirekten Wirkpfad nach. So wird aus dem Thema kein isoliertes Kapitel, sondern ein pruefbarer Baustein der WÖk-Architektur.</w:t>
+      </w:r>
+    </w:p>
+    <w:p>
+      <w:r>
+        <w:t>Daten- und Quellenklarheit. Fuer Von Einzelwirkung zu Netto-Wirkung bedeutet jede Bewertung nur so belastbar ist wie Datenlage, Quellenstatus und Aktualitaet, dass die Analyse nicht bei einer Aktivitaet, einem guten Willen oder einer Kennzahl stehen bleiben darf. Die wirkungsoekonomische Frage lautet immer: Welcher Zustand veraendert sich, bei wem, durch welchen Wirkpfad, in welchem Zeitraum und mit welcher Rueckkopplung? Gerade in Grundstudium Wirkungsökonomie ist diese Unterscheidung entscheidend, weil Lernende spaeter nicht nur Begriffe wiedergeben, sondern Entscheidungssituationen pruefen muessen. Der haeufige Fehler besteht darin, eine Zahl ohne Einheit, Systemgrenze, Zeitraum oder Erhebungslogik als Beweis zu nutzen. Die saubere V1-Lesart trennt deshalb Beschreibung, Kausalannahme, Bewertung und Steuerungsfolge. Die Lernenden sollen Daten nicht dekorativ zitieren, sondern ihre Aussagekraft, Luecken und Grenzen offenlegen. So wird aus dem Thema kein isoliertes Kapitel, sondern ein pruefbarer Baustein der WÖk-Architektur.</w:t>
+      </w:r>
+    </w:p>
+    <w:p>
+      <w:r>
+        <w:t>Fallfenster zur Anwendung. Ein Controlling-Team moechte einen Score bilden. Das Skript verlangt, dass Datenqualitaet, Systemgrenzen, Gewichtung, Unsicherheit und Nichtkompensation sichtbar bleiben. Ein Score darf die Diskussion nicht beenden, sondern muss bessere Fragen, Priorisierung und Rueckkopplung ermoeglichen. Bezogen auf Von Einzelwirkung zu Netto-Wirkung heisst das: Die Analyse muss das konkrete Thema ernst nehmen und zugleich den allgemeinen WÖk-Massstab halten. Es geht nicht darum, die Welt in gute und schlechte Akteure einzuteilen. Es geht darum, Wirkpfade, Wirkungsempfaenger, Datenqualitaet, Risiken und Rueckkopplung so zu beschreiben, dass bessere Entscheidungen moeglich werden.</w:t>
+      </w:r>
+    </w:p>
+    <w:p>
+      <w:r>
+        <w:t>Ambivalenz. Fuer Von Einzelwirkung zu Netto-Wirkung bedeutet positive und negative Zustandsveraenderungen gleichzeitig auftreten koennen, dass die Analyse nicht bei einer Aktivitaet, einem guten Willen oder einer Kennzahl stehen bleiben darf. Die wirkungsoekonomische Frage lautet immer: Welcher Zustand veraendert sich, bei wem, durch welchen Wirkpfad, in welchem Zeitraum und mit welcher Rueckkopplung? Gerade in Grundstudium Wirkungsökonomie ist diese Unterscheidung entscheidend, weil Lernende spaeter nicht nur Begriffe wiedergeben, sondern Entscheidungssituationen pruefen muessen. Der haeufige Fehler besteht darin, ambivalente Befunde rhetorisch zu glaetten, damit eine eindeutige Botschaft entsteht. Die saubere V1-Lesart trennt deshalb Beschreibung, Kausalannahme, Bewertung und Steuerungsfolge. Ein gutes Skript fuehrt deshalb Profile, Zielkonflikte und offene Punkte nebeneinander. So wird aus dem Thema kein isoliertes Kapitel, sondern ein pruefbarer Baustein der WÖk-Architektur.</w:t>
+      </w:r>
+    </w:p>
+    <w:p>
+      <w:r>
+        <w:t>Nichtkompensation. Fuer Von Einzelwirkung zu Netto-Wirkung bedeutet schwere zentrale Schaeden nicht durch beliebige positive Einzelwerte neutralisiert werden duerfen, dass die Analyse nicht bei einer Aktivitaet, einem guten Willen oder einer Kennzahl stehen bleiben darf. Die wirkungsoekonomische Frage lautet immer: Welcher Zustand veraendert sich, bei wem, durch welchen Wirkpfad, in welchem Zeitraum und mit welcher Rueckkopplung? Gerade in Grundstudium Wirkungsökonomie ist diese Unterscheidung entscheidend, weil Lernende spaeter nicht nur Begriffe wiedergeben, sondern Entscheidungssituationen pruefen muessen. Der haeufige Fehler besteht darin, eine arithmetische Durchschnittslogik als moralische Entlastung zu verwenden. Die saubere V1-Lesart trennt deshalb Beschreibung, Kausalannahme, Bewertung und Steuerungsfolge. Reverse Merit Order und rote Linien sind Schutzregeln gegen Schoenrechnung. So wird aus dem Thema kein isoliertes Kapitel, sondern ein pruefbarer Baustein der WÖk-Architektur.</w:t>
+      </w:r>
+    </w:p>
+    <w:p>
+      <w:r>
+        <w:t>Pruefungsnahe Transferfrage. Formuliere zu V31 eine Wirkungsaussage in drei Saetzen: Erstens den beobachteten oder plausiblen Zustand, zweitens die Daten- oder Quellenlage, drittens die offene Unsicherheit samt Rueckkopplung. Die Antwort muss ohne moralische Personenbewertung auskommen und darf Reichweite nicht mit Wirkung verwechseln.</w:t>
+      </w:r>
+    </w:p>
+    <w:p>
+      <w:r>
+        <w:t>Rueckkopplung. Fuer Von Einzelwirkung zu Netto-Wirkung bedeutet Wirkungswissen erst dann wertvoll wird, wenn es Entscheidungen veraendert, dass die Analyse nicht bei einer Aktivitaet, einem guten Willen oder einer Kennzahl stehen bleiben darf. Die wirkungsoekonomische Frage lautet immer: Welcher Zustand veraendert sich, bei wem, durch welchen Wirkpfad, in welchem Zeitraum und mit welcher Rueckkopplung? Gerade in Grundstudium Wirkungsökonomie ist diese Unterscheidung entscheidend, weil Lernende spaeter nicht nur Begriffe wiedergeben, sondern Entscheidungssituationen pruefen muessen. Der haeufige Fehler besteht darin, einen Bericht als Endpunkt zu betrachten. Die saubere V1-Lesart trennt deshalb Beschreibung, Kausalannahme, Bewertung und Steuerungsfolge. Jeder Analyseblock sollte fragen, welche Routine, welcher Prozess oder welche Ressource nach der Bewertung angepasst wird. So wird aus dem Thema kein isoliertes Kapitel, sondern ein pruefbarer Baustein der WÖk-Architektur.</w:t>
+      </w:r>
+    </w:p>
+    <w:p>
+      <w:r>
+        <w:t>Fallfenster zur Anwendung. Ein Kommunikationsbericht nennt viele Aktivitaeten, Reichweiten und Rueckmeldungen. Die V1-Pruefung fragt, ob daraus eine belastbare Wirkungsaussage folgt. Wenn nur Kontakte, Klicks oder Zustimmung vorliegen, bleibt die Aussage im Bereich Wirkungspotenzial oder Resonanz, nicht im Bereich nachgewiesener Wirkung. Bezogen auf Von Einzelwirkung zu Netto-Wirkung heisst das: Die Analyse muss das konkrete Thema ernst nehmen und zugleich den allgemeinen WÖk-Massstab halten. Es geht nicht darum, die Welt in gute und schlechte Akteure einzuteilen. Es geht darum, Wirkpfade, Wirkungsempfaenger, Datenqualitaet, Risiken und Rueckkopplung so zu beschreiben, dass bessere Entscheidungen moeglich werden.</w:t>
+      </w:r>
+    </w:p>
+    <w:p>
+      <w:r>
+        <w:t>Governance. Fuer Von Einzelwirkung zu Netto-Wirkung bedeutet Wirkungsbewertung Verfahren, Rechte, Transparenz und Korrektur braucht, dass die Analyse nicht bei einer Aktivitaet, einem guten Willen oder einer Kennzahl stehen bleiben darf. Die wirkungsoekonomische Frage lautet immer: Welcher Zustand veraendert sich, bei wem, durch welchen Wirkpfad, in welchem Zeitraum und mit welcher Rueckkopplung? Gerade in Grundstudium Wirkungsökonomie ist diese Unterscheidung entscheidend, weil Lernende spaeter nicht nur Begriffe wiedergeben, sondern Entscheidungssituationen pruefen muessen. Der haeufige Fehler besteht darin, Bewertung als technokratische Top-down-Setzung zu verstehen. Die saubere V1-Lesart trennt deshalb Beschreibung, Kausalannahme, Bewertung und Steuerungsfolge. Betroffene, Datenhalter, Entscheider und Kontrollinstanzen muessen unterscheidbare Rollen behalten. So wird aus dem Thema kein isoliertes Kapitel, sondern ein pruefbarer Baustein der WÖk-Architektur.</w:t>
+      </w:r>
+    </w:p>
+    <w:p>
+      <w:r>
+        <w:t>Didaktische Pruefbarkeit. Fuer Von Einzelwirkung zu Netto-Wirkung bedeutet das Thema in der Akademie nicht nur erklaert, sondern in Falllogik ueberfuehrt werden muss, dass die Analyse nicht bei einer Aktivitaet, einem guten Willen oder einer Kennzahl stehen bleiben darf. Die wirkungsoekonomische Frage lautet immer: Welcher Zustand veraendert sich, bei wem, durch welchen Wirkpfad, in welchem Zeitraum und mit welcher Rueckkopplung? Gerade in Grundstudium Wirkungsökonomie ist diese Unterscheidung entscheidend, weil Lernende spaeter nicht nur Begriffe wiedergeben, sondern Entscheidungssituationen pruefen muessen. Der haeufige Fehler besteht darin, reines Auswendiglernen als Kompetenznachweis zu behandeln. Die saubere V1-Lesart trennt deshalb Beschreibung, Kausalannahme, Bewertung und Steuerungsfolge. Pruefungsfragen sollen Begriffe, Anwendung und rote Linien verbinden. So wird aus dem Thema kein isoliertes Kapitel, sondern ein pruefbarer Baustein der WÖk-Architektur.</w:t>
+      </w:r>
+    </w:p>
+    <w:p>
+      <w:r>
+        <w:t>Transfer in Organisationen. Fuer Von Einzelwirkung zu Netto-Wirkung bedeutet WÖk-Begriffe im Alltag nur tragen, wenn sie in Routinen uebersetzt werden, dass die Analyse nicht bei einer Aktivitaet, einem guten Willen oder einer Kennzahl stehen bleiben darf. Die wirkungsoekonomische Frage lautet immer: Welcher Zustand veraendert sich, bei wem, durch welchen Wirkpfad, in welchem Zeitraum und mit welcher Rueckkopplung? Gerade in Grundstudium Wirkungsökonomie ist diese Unterscheidung entscheidend, weil Lernende spaeter nicht nur Begriffe wiedergeben, sondern Entscheidungssituationen pruefen muessen. Der haeufige Fehler besteht darin, die Verantwortung an eine Nachhaltigkeitsabteilung auszulagern. Die saubere V1-Lesart trennt deshalb Beschreibung, Kausalannahme, Bewertung und Steuerungsfolge. Strategie, Einkauf, Kommunikation, Controlling und Fuehrung muessen denselben Wirkungsbegriff verwenden. So wird aus dem Thema kein isoliertes Kapitel, sondern ein pruefbarer Baustein der WÖk-Architektur.</w:t>
+      </w:r>
+    </w:p>
+    <w:p>
+      <w:r>
+        <w:t>Fallfenster zur Anwendung. Eine Organisation plant eine Massnahme und formuliert dazu eine positive Absicht. In der WÖk reicht das nicht. Fuer diese Vorlesung muss sichtbar werden, welche Zustandsveraenderung erwartet wird, welche Empfaenger direkt oder indirekt betroffen sind, welche Nebenwirkungen entstehen koennen und welche Entscheidung spaeter korrigiert wird. Bezogen auf Von Einzelwirkung zu Netto-Wirkung heisst das: Die Analyse muss das konkrete Thema ernst nehmen und zugleich den allgemeinen WÖk-Massstab halten. Es geht nicht darum, die Welt in gute und schlechte Akteure einzuteilen. Es geht darum, Wirkpfade, Wirkungsempfaenger, Datenqualitaet, Risiken und Rueckkopplung so zu beschreiben, dass bessere Entscheidungen moeglich werden.</w:t>
+      </w:r>
+    </w:p>
+    <w:p>
+      <w:r>
+        <w:t>Rueckfluss in den Korpus. Fuer Von Einzelwirkung zu Netto-Wirkung bedeutet jedes Studienskript den Gesamtbestand schaerfen kann, dass die Analyse nicht bei einer Aktivitaet, einem guten Willen oder einer Kennzahl stehen bleiben darf. Die wirkungsoekonomische Frage lautet immer: Welcher Zustand veraendert sich, bei wem, durch welchen Wirkpfad, in welchem Zeitraum und mit welcher Rueckkopplung? Gerade in Grundstudium Wirkungsökonomie ist diese Unterscheidung entscheidend, weil Lernende spaeter nicht nur Begriffe wiedergeben, sondern Entscheidungssituationen pruefen muessen. Der haeufige Fehler besteht darin, neue Einsichten nur lokal im Skript zu belassen. Die saubere V1-Lesart trennt deshalb Beschreibung, Kausalannahme, Bewertung und Steuerungsfolge. Glossar, Website, Journal, Dossiers und Visuals sollen aus der Skriptarbeit lernen. So wird aus dem Thema kein isoliertes Kapitel, sondern ein pruefbarer Baustein der WÖk-Architektur.</w:t>
+      </w:r>
+    </w:p>
+    <w:p>
+      <w:r>
+        <w:t>Pruefungsnahe Transferfrage. Formuliere zu V31 eine Wirkungsaussage in drei Saetzen: Erstens den beobachteten oder plausiblen Zustand, zweitens die Daten- oder Quellenlage, drittens die offene Unsicherheit samt Rueckkopplung. Die Antwort muss ohne moralische Personenbewertung auskommen und darf Reichweite nicht mit Wirkung verwechseln.</w:t>
+      </w:r>
+    </w:p>
+    <w:p>
+      <w:pPr>
+        <w:pStyle w:val="Heading3"/>
+      </w:pPr>
+      <w:r>
+        <w:t>Vertiefungsrunde 2: Lesen, pruefen, rueckkoppeln</w:t>
+      </w:r>
+    </w:p>
+    <w:p>
+      <w:r>
+        <w:t>Die folgende Runde verdichtet V31 nicht durch neue Schlagworte, sondern durch wiederholte Anwendung auf unterschiedliche Entscheidungsebenen. Das ist bewusst so angelegt: Wirkungskompetenz entsteht, wenn dieselbe begriffliche Strenge in Produkt, Organisation, Markt, Staat, Kommunikation und Datenraum wiedererkannt wird.</w:t>
+      </w:r>
+    </w:p>
+    <w:p>
+      <w:r>
+        <w:t>Begriffliche Schaerfung. Fuer Von Einzelwirkung zu Netto-Wirkung bedeutet praezise Sprache die erste Sicherung gegen Impact-Washing ist, dass die Analyse nicht bei einer Aktivitaet, einem guten Willen oder einer Kennzahl stehen bleiben darf. Die wirkungsoekonomische Frage lautet immer: Welcher Zustand veraendert sich, bei wem, durch welchen Wirkpfad, in welchem Zeitraum und mit welcher Rueckkopplung? Gerade in Grundstudium Wirkungsökonomie ist diese Unterscheidung entscheidend, weil Lernende spaeter nicht nur Begriffe wiedergeben, sondern Entscheidungssituationen pruefen muessen. Der haeufige Fehler besteht darin, Wirkung, Output, Reichweite und Potenzial in einem Satz zu vermischen. Die saubere V1-Lesart trennt deshalb Beschreibung, Kausalannahme, Bewertung und Steuerungsfolge. In der Praxis sollte jede Wirkungsaussage als kurze Viererprobe formuliert werden: Zustand, Betroffene, Quelle, offene Unsicherheit. So wird aus dem Thema kein isoliertes Kapitel, sondern ein pruefbarer Baustein der WÖk-Architektur.</w:t>
+      </w:r>
+    </w:p>
+    <w:p>
+      <w:r>
+        <w:t>Wirkpfad-Logik. Fuer Von Einzelwirkung zu Netto-Wirkung bedeutet ein Thema erst dann steuerbar wird, wenn der Mechanismus zwischen Ausloeser und Zustandsveraenderung beschrieben ist, dass die Analyse nicht bei einer Aktivitaet, einem guten Willen oder einer Kennzahl stehen bleiben darf. Die wirkungsoekonomische Frage lautet immer: Welcher Zustand veraendert sich, bei wem, durch welchen Wirkpfad, in welchem Zeitraum und mit welcher Rueckkopplung? Gerade in Grundstudium Wirkungsökonomie ist diese Unterscheidung entscheidend, weil Lernende spaeter nicht nur Begriffe wiedergeben, sondern Entscheidungssituationen pruefen muessen. Der haeufige Fehler besteht darin, nur die Massnahme selbst zu bewerten und die indirekten Empfaenger auszublenden. Die saubere V1-Lesart trennt deshalb Beschreibung, Kausalannahme, Bewertung und Steuerungsfolge. Eine gute Fallanalyse zeichnet mindestens einen direkten und einen indirekten Wirkpfad nach. So wird aus dem Thema kein isoliertes Kapitel, sondern ein pruefbarer Baustein der WÖk-Architektur.</w:t>
+      </w:r>
+    </w:p>
+    <w:p>
+      <w:r>
+        <w:t>Fallfenster zur Anwendung. Eine Fuehrungsentscheidung erzeugt zugleich Nutzen und Risiken. Die WÖk behandelt Ambivalenz nicht als Stoerung, sondern als Kern der Analyse. Positive Netto-Wirkung darf erst behauptet werden, wenn zentrale negative Wirkungen getrennt geprueft und rote Linien gewahrt sind. Bezogen auf Von Einzelwirkung zu Netto-Wirkung heisst das: Die Analyse muss das konkrete Thema ernst nehmen und zugleich den allgemeinen WÖk-Massstab halten. Es geht nicht darum, die Welt in gute und schlechte Akteure einzuteilen. Es geht darum, Wirkpfade, Wirkungsempfaenger, Datenqualitaet, Risiken und Rueckkopplung so zu beschreiben, dass bessere Entscheidungen moeglich werden.</w:t>
+      </w:r>
+    </w:p>
+    <w:p>
+      <w:r>
+        <w:t>Daten- und Quellenklarheit. Fuer Von Einzelwirkung zu Netto-Wirkung bedeutet jede Bewertung nur so belastbar ist wie Datenlage, Quellenstatus und Aktualitaet, dass die Analyse nicht bei einer Aktivitaet, einem guten Willen oder einer Kennzahl stehen bleiben darf. Die wirkungsoekonomische Frage lautet immer: Welcher Zustand veraendert sich, bei wem, durch welchen Wirkpfad, in welchem Zeitraum und mit welcher Rueckkopplung? Gerade in Grundstudium Wirkungsökonomie ist diese Unterscheidung entscheidend, weil Lernende spaeter nicht nur Begriffe wiedergeben, sondern Entscheidungssituationen pruefen muessen. Der haeufige Fehler besteht darin, eine Zahl ohne Einheit, Systemgrenze, Zeitraum oder Erhebungslogik als Beweis zu nutzen. Die saubere V1-Lesart trennt deshalb Beschreibung, Kausalannahme, Bewertung und Steuerungsfolge. Die Lernenden sollen Daten nicht dekorativ zitieren, sondern ihre Aussagekraft, Luecken und Grenzen offenlegen. So wird aus dem Thema kein isoliertes Kapitel, sondern ein pruefbarer Baustein der WÖk-Architektur.</w:t>
+      </w:r>
+    </w:p>
+    <w:p>
+      <w:r>
+        <w:t>Ambivalenz. Fuer Von Einzelwirkung zu Netto-Wirkung bedeutet positive und negative Zustandsveraenderungen gleichzeitig auftreten koennen, dass die Analyse nicht bei einer Aktivitaet, einem guten Willen oder einer Kennzahl stehen bleiben darf. Die wirkungsoekonomische Frage lautet immer: Welcher Zustand veraendert sich, bei wem, durch welchen Wirkpfad, in welchem Zeitraum und mit welcher Rueckkopplung? Gerade in Grundstudium Wirkungsökonomie ist diese Unterscheidung entscheidend, weil Lernende spaeter nicht nur Begriffe wiedergeben, sondern Entscheidungssituationen pruefen muessen. Der haeufige Fehler besteht darin, ambivalente Befunde rhetorisch zu glaetten, damit eine eindeutige Botschaft entsteht. Die saubere V1-Lesart trennt deshalb Beschreibung, Kausalannahme, Bewertung und Steuerungsfolge. Ein gutes Skript fuehrt deshalb Profile, Zielkonflikte und offene Punkte nebeneinander. So wird aus dem Thema kein isoliertes Kapitel, sondern ein pruefbarer Baustein der WÖk-Architektur.</w:t>
+      </w:r>
+    </w:p>
+    <w:p>
+      <w:r>
+        <w:t>Nichtkompensation. Fuer Von Einzelwirkung zu Netto-Wirkung bedeutet schwere zentrale Schaeden nicht durch beliebige positive Einzelwerte neutralisiert werden duerfen, dass die Analyse nicht bei einer Aktivitaet, einem guten Willen oder einer Kennzahl stehen bleiben darf. Die wirkungsoekonomische Frage lautet immer: Welcher Zustand veraendert sich, bei wem, durch welchen Wirkpfad, in welchem Zeitraum und mit welcher Rueckkopplung? Gerade in Grundstudium Wirkungsökonomie ist diese Unterscheidung entscheidend, weil Lernende spaeter nicht nur Begriffe wiedergeben, sondern Entscheidungssituationen pruefen muessen. Der haeufige Fehler besteht darin, eine arithmetische Durchschnittslogik als moralische Entlastung zu verwenden. Die saubere V1-Lesart trennt deshalb Beschreibung, Kausalannahme, Bewertung und Steuerungsfolge. Reverse Merit Order und rote Linien sind Schutzregeln gegen Schoenrechnung. So wird aus dem Thema kein isoliertes Kapitel, sondern ein pruefbarer Baustein der WÖk-Architektur.</w:t>
+      </w:r>
+    </w:p>
+    <w:p>
+      <w:r>
+        <w:t>Fallfenster zur Anwendung. Ein Controlling-Team moechte einen Score bilden. Das Skript verlangt, dass Datenqualitaet, Systemgrenzen, Gewichtung, Unsicherheit und Nichtkompensation sichtbar bleiben. Ein Score darf die Diskussion nicht beenden, sondern muss bessere Fragen, Priorisierung und Rueckkopplung ermoeglichen. Bezogen auf Von Einzelwirkung zu Netto-Wirkung heisst das: Die Analyse muss das konkrete Thema ernst nehmen und zugleich den allgemeinen WÖk-Massstab halten. Es geht nicht darum, die Welt in gute und schlechte Akteure einzuteilen. Es geht darum, Wirkpfade, Wirkungsempfaenger, Datenqualitaet, Risiken und Rueckkopplung so zu beschreiben, dass bessere Entscheidungen moeglich werden.</w:t>
+      </w:r>
+    </w:p>
+    <w:p>
+      <w:r>
+        <w:t>Pruefungsnahe Transferfrage. Formuliere zu V31 eine Wirkungsaussage in drei Saetzen: Erstens den beobachteten oder plausiblen Zustand, zweitens die Daten- oder Quellenlage, drittens die offene Unsicherheit samt Rueckkopplung. Die Antwort muss ohne moralische Personenbewertung auskommen und darf Reichweite nicht mit Wirkung verwechseln.</w:t>
+      </w:r>
+    </w:p>
+    <w:p>
+      <w:r>
+        <w:t>Rueckkopplung. Fuer Von Einzelwirkung zu Netto-Wirkung bedeutet Wirkungswissen erst dann wertvoll wird, wenn es Entscheidungen veraendert, dass die Analyse nicht bei einer Aktivitaet, einem guten Willen oder einer Kennzahl stehen bleiben darf. Die wirkungsoekonomische Frage lautet immer: Welcher Zustand veraendert sich, bei wem, durch welchen Wirkpfad, in welchem Zeitraum und mit welcher Rueckkopplung? Gerade in Grundstudium Wirkungsökonomie ist diese Unterscheidung entscheidend, weil Lernende spaeter nicht nur Begriffe wiedergeben, sondern Entscheidungssituationen pruefen muessen. Der haeufige Fehler besteht darin, einen Bericht als Endpunkt zu betrachten. Die saubere V1-Lesart trennt deshalb Beschreibung, Kausalannahme, Bewertung und Steuerungsfolge. Jeder Analyseblock sollte fragen, welche Routine, welcher Prozess oder welche Ressource nach der Bewertung angepasst wird. So wird aus dem Thema kein isoliertes Kapitel, sondern ein pruefbarer Baustein der WÖk-Architektur.</w:t>
+      </w:r>
+    </w:p>
+    <w:p>
+      <w:r>
+        <w:t>Governance. Fuer Von Einzelwirkung zu Netto-Wirkung bedeutet Wirkungsbewertung Verfahren, Rechte, Transparenz und Korrektur braucht, dass die Analyse nicht bei einer Aktivitaet, einem guten Willen oder einer Kennzahl stehen bleiben darf. Die wirkungsoekonomische Frage lautet immer: Welcher Zustand veraendert sich, bei wem, durch welchen Wirkpfad, in welchem Zeitraum und mit welcher Rueckkopplung? Gerade in Grundstudium Wirkungsökonomie ist diese Unterscheidung entscheidend, weil Lernende spaeter nicht nur Begriffe wiedergeben, sondern Entscheidungssituationen pruefen muessen. Der haeufige Fehler besteht darin, Bewertung als technokratische Top-down-Setzung zu verstehen. Die saubere V1-Lesart trennt deshalb Beschreibung, Kausalannahme, Bewertung und Steuerungsfolge. Betroffene, Datenhalter, Entscheider und Kontrollinstanzen muessen unterscheidbare Rollen behalten. So wird aus dem Thema kein isoliertes Kapitel, sondern ein pruefbarer Baustein der WÖk-Architektur.</w:t>
+      </w:r>
+    </w:p>
+    <w:p>
+      <w:r>
+        <w:t>Didaktische Pruefbarkeit. Fuer Von Einzelwirkung zu Netto-Wirkung bedeutet das Thema in der Akademie nicht nur erklaert, sondern in Falllogik ueberfuehrt werden muss, dass die Analyse nicht bei einer Aktivitaet, einem guten Willen oder einer Kennzahl stehen bleiben darf. Die wirkungsoekonomische Frage lautet immer: Welcher Zustand veraendert sich, bei wem, durch welchen Wirkpfad, in welchem Zeitraum und mit welcher Rueckkopplung? Gerade in Grundstudium Wirkungsökonomie ist diese Unterscheidung entscheidend, weil Lernende spaeter nicht nur Begriffe wiedergeben, sondern Entscheidungssituationen pruefen muessen. Der haeufige Fehler besteht darin, reines Auswendiglernen als Kompetenznachweis zu behandeln. Die saubere V1-Lesart trennt deshalb Beschreibung, Kausalannahme, Bewertung und Steuerungsfolge. Pruefungsfragen sollen Begriffe, Anwendung und rote Linien verbinden. So wird aus dem Thema kein isoliertes Kapitel, sondern ein pruefbarer Baustein der WÖk-Architektur.</w:t>
+      </w:r>
+    </w:p>
+    <w:p>
+      <w:r>
+        <w:t>Fallfenster zur Anwendung. Ein Kommunikationsbericht nennt viele Aktivitaeten, Reichweiten und Rueckmeldungen. Die V1-Pruefung fragt, ob daraus eine belastbare Wirkungsaussage folgt. Wenn nur Kontakte, Klicks oder Zustimmung vorliegen, bleibt die Aussage im Bereich Wirkungspotenzial oder Resonanz, nicht im Bereich nachgewiesener Wirkung. Bezogen auf Von Einzelwirkung zu Netto-Wirkung heisst das: Die Analyse muss das konkrete Thema ernst nehmen und zugleich den allgemeinen WÖk-Massstab halten. Es geht nicht darum, die Welt in gute und schlechte Akteure einzuteilen. Es geht darum, Wirkpfade, Wirkungsempfaenger, Datenqualitaet, Risiken und Rueckkopplung so zu beschreiben, dass bessere Entscheidungen moeglich werden.</w:t>
+      </w:r>
+    </w:p>
+    <w:p>
+      <w:r>
+        <w:t>Transfer in Organisationen. Fuer Von Einzelwirkung zu Netto-Wirkung bedeutet WÖk-Begriffe im Alltag nur tragen, wenn sie in Routinen uebersetzt werden, dass die Analyse nicht bei einer Aktivitaet, einem guten Willen oder einer Kennzahl stehen bleiben darf. Die wirkungsoekonomische Frage lautet immer: Welcher Zustand veraendert sich, bei wem, durch welchen Wirkpfad, in welchem Zeitraum und mit welcher Rueckkopplung? Gerade in Grundstudium Wirkungsökonomie ist diese Unterscheidung entscheidend, weil Lernende spaeter nicht nur Begriffe wiedergeben, sondern Entscheidungssituationen pruefen muessen. Der haeufige Fehler besteht darin, die Verantwortung an eine Nachhaltigkeitsabteilung auszulagern. Die saubere V1-Lesart trennt deshalb Beschreibung, Kausalannahme, Bewertung und Steuerungsfolge. Strategie, Einkauf, Kommunikation, Controlling und Fuehrung muessen denselben Wirkungsbegriff verwenden. So wird aus dem Thema kein isoliertes Kapitel, sondern ein pruefbarer Baustein der WÖk-Architektur.</w:t>
+      </w:r>
+    </w:p>
+    <w:p>
+      <w:r>
+        <w:t>Rueckfluss in den Korpus. Fuer Von Einzelwirkung zu Netto-Wirkung bedeutet jedes Studienskript den Gesamtbestand schaerfen kann, dass die Analyse nicht bei einer Aktivitaet, einem guten Willen oder einer Kennzahl stehen bleiben darf. Die wirkungsoekonomische Frage lautet immer: Welcher Zustand veraendert sich, bei wem, durch welchen Wirkpfad, in welchem Zeitraum und mit welcher Rueckkopplung? Gerade in Grundstudium Wirkungsökonomie ist diese Unterscheidung entscheidend, weil Lernende spaeter nicht nur Begriffe wiedergeben, sondern Entscheidungssituationen pruefen muessen. Der haeufige Fehler besteht darin, neue Einsichten nur lokal im Skript zu belassen. Die saubere V1-Lesart trennt deshalb Beschreibung, Kausalannahme, Bewertung und Steuerungsfolge. Glossar, Website, Journal, Dossiers und Visuals sollen aus der Skriptarbeit lernen. So wird aus dem Thema kein isoliertes Kapitel, sondern ein pruefbarer Baustein der WÖk-Architektur.</w:t>
+      </w:r>
+    </w:p>
+    <w:p>
+      <w:r>
+        <w:t>Pruefungsnahe Transferfrage. Formuliere zu V31 eine Wirkungsaussage in drei Saetzen: Erstens den beobachteten oder plausiblen Zustand, zweitens die Daten- oder Quellenlage, drittens die offene Unsicherheit samt Rueckkopplung. Die Antwort muss ohne moralische Personenbewertung auskommen und darf Reichweite nicht mit Wirkung verwechseln.</w:t>
+      </w:r>
+    </w:p>
+    <w:p>
+      <w:pPr>
+        <w:pStyle w:val="Heading3"/>
+      </w:pPr>
+      <w:r>
+        <w:t>Vertiefungsrunde 3: Lesen, pruefen, rueckkoppeln</w:t>
+      </w:r>
+    </w:p>
+    <w:p>
+      <w:r>
+        <w:t>Die folgende Runde verdichtet V31 nicht durch neue Schlagworte, sondern durch wiederholte Anwendung auf unterschiedliche Entscheidungsebenen. Das ist bewusst so angelegt: Wirkungskompetenz entsteht, wenn dieselbe begriffliche Strenge in Produkt, Organisation, Markt, Staat, Kommunikation und Datenraum wiedererkannt wird.</w:t>
+      </w:r>
+    </w:p>
+    <w:p>
+      <w:r>
+        <w:t>Begriffliche Schaerfung. Fuer Von Einzelwirkung zu Netto-Wirkung bedeutet praezise Sprache die erste Sicherung gegen Impact-Washing ist, dass die Analyse nicht bei einer Aktivitaet, einem guten Willen oder einer Kennzahl stehen bleiben darf. Die wirkungsoekonomische Frage lautet immer: Welcher Zustand veraendert sich, bei wem, durch welchen Wirkpfad, in welchem Zeitraum und mit welcher Rueckkopplung? Gerade in Grundstudium Wirkungsökonomie ist diese Unterscheidung entscheidend, weil Lernende spaeter nicht nur Begriffe wiedergeben, sondern Entscheidungssituationen pruefen muessen. Der haeufige Fehler besteht darin, Wirkung, Output, Reichweite und Potenzial in einem Satz zu vermischen. Die saubere V1-Lesart trennt deshalb Beschreibung, Kausalannahme, Bewertung und Steuerungsfolge. In der Praxis sollte jede Wirkungsaussage als kurze Viererprobe formuliert werden: Zustand, Betroffene, Quelle, offene Unsicherheit. So wird aus dem Thema kein isoliertes Kapitel, sondern ein pruefbarer Baustein der WÖk-Architektur.</w:t>
+      </w:r>
+    </w:p>
+    <w:p>
+      <w:r>
+        <w:t>Fallfenster zur Anwendung. Eine Organisation plant eine Massnahme und formuliert dazu eine positive Absicht. In der WÖk reicht das nicht. Fuer diese Vorlesung muss sichtbar werden, welche Zustandsveraenderung erwartet wird, welche Empfaenger direkt oder indirekt betroffen sind, welche Nebenwirkungen entstehen koennen und welche Entscheidung spaeter korrigiert wird. Bezogen auf Von Einzelwirkung zu Netto-Wirkung heisst das: Die Analyse muss das konkrete Thema ernst nehmen und zugleich den allgemeinen WÖk-Massstab halten. Es geht nicht darum, die Welt in gute und schlechte Akteure einzuteilen. Es geht darum, Wirkpfade, Wirkungsempfaenger, Datenqualitaet, Risiken und Rueckkopplung so zu beschreiben, dass bessere Entscheidungen moeglich werden.</w:t>
+      </w:r>
+    </w:p>
+    <w:p>
+      <w:r>
+        <w:t>Wirkpfad-Logik. Fuer Von Einzelwirkung zu Netto-Wirkung bedeutet ein Thema erst dann steuerbar wird, wenn der Mechanismus zwischen Ausloeser und Zustandsveraenderung beschrieben ist, dass die Analyse nicht bei einer Aktivitaet, einem guten Willen oder einer Kennzahl stehen bleiben darf. Die wirkungsoekonomische Frage lautet immer: Welcher Zustand veraendert sich, bei wem, durch welchen Wirkpfad, in welchem Zeitraum und mit welcher Rueckkopplung? Gerade in Grundstudium Wirkungsökonomie ist diese Unterscheidung entscheidend, weil Lernende spaeter nicht nur Begriffe wiedergeben, sondern Entscheidungssituationen pruefen muessen. Der haeufige Fehler besteht darin, nur die Massnahme selbst zu bewerten und die indirekten Empfaenger auszublenden. Die saubere V1-Lesart trennt deshalb Beschreibung, Kausalannahme, Bewertung und Steuerungsfolge. Eine gute Fallanalyse zeichnet mindestens einen direkten und einen indirekten Wirkpfad nach. So wird aus dem Thema kein isoliertes Kapitel, sondern ein pruefbarer Baustein der WÖk-Architektur.</w:t>
+      </w:r>
+    </w:p>
+    <w:p>
+      <w:r>
+        <w:t>Daten- und Quellenklarheit. Fuer Von Einzelwirkung zu Netto-Wirkung bedeutet jede Bewertung nur so belastbar ist wie Datenlage, Quellenstatus und Aktualitaet, dass die Analyse nicht bei einer Aktivitaet, einem guten Willen oder einer Kennzahl stehen bleiben darf. Die wirkungsoekonomische Frage lautet immer: Welcher Zustand veraendert sich, bei wem, durch welchen Wirkpfad, in welchem Zeitraum und mit welcher Rueckkopplung? Gerade in Grundstudium Wirkungsökonomie ist diese Unterscheidung entscheidend, weil Lernende spaeter nicht nur Begriffe wiedergeben, sondern Entscheidungssituationen pruefen muessen. Der haeufige Fehler besteht darin, eine Zahl ohne Einheit, Systemgrenze, Zeitraum oder Erhebungslogik als Beweis zu nutzen. Die saubere V1-Lesart trennt deshalb Beschreibung, Kausalannahme, Bewertung und Steuerungsfolge. Die Lernenden sollen Daten nicht dekorativ zitieren, sondern ihre Aussagekraft, Luecken und Grenzen offenlegen. So wird aus dem Thema kein isoliertes Kapitel, sondern ein pruefbarer Baustein der WÖk-Architektur.</w:t>
+      </w:r>
+    </w:p>
+    <w:p>
+      <w:r>
+        <w:t>Ambivalenz. Fuer Von Einzelwirkung zu Netto-Wirkung bedeutet positive und negative Zustandsveraenderungen gleichzeitig auftreten koennen, dass die Analyse nicht bei einer Aktivitaet, einem guten Willen oder einer Kennzahl stehen bleiben darf. Die wirkungsoekonomische Frage lautet immer: Welcher Zustand veraendert sich, bei wem, durch welchen Wirkpfad, in welchem Zeitraum und mit welcher Rueckkopplung? Gerade in Grundstudium Wirkungsökonomie ist diese Unterscheidung entscheidend, weil Lernende spaeter nicht nur Begriffe wiedergeben, sondern Entscheidungssituationen pruefen muessen. Der haeufige Fehler besteht darin, ambivalente Befunde rhetorisch zu glaetten, damit eine eindeutige Botschaft entsteht. Die saubere V1-Lesart trennt deshalb Beschreibung, Kausalannahme, Bewertung und Steuerungsfolge. Ein gutes Skript fuehrt deshalb Profile, Zielkonflikte und offene Punkte nebeneinander. So wird aus dem Thema kein isoliertes Kapitel, sondern ein pruefbarer Baustein der WÖk-Architektur.</w:t>
+      </w:r>
+    </w:p>
+    <w:p>
+      <w:r>
+        <w:t>Fallfenster zur Anwendung. Eine Fuehrungsentscheidung erzeugt zugleich Nutzen und Risiken. Die WÖk behandelt Ambivalenz nicht als Stoerung, sondern als Kern der Analyse. Positive Netto-Wirkung darf erst behauptet werden, wenn zentrale negative Wirkungen getrennt geprueft und rote Linien gewahrt sind. Bezogen auf Von Einzelwirkung zu Netto-Wirkung heisst das: Die Analyse muss das konkrete Thema ernst nehmen und zugleich den allgemeinen WÖk-Massstab halten. Es geht nicht darum, die Welt in gute und schlechte Akteure einzuteilen. Es geht darum, Wirkpfade, Wirkungsempfaenger, Datenqualitaet, Risiken und Rueckkopplung so zu beschreiben, dass bessere Entscheidungen moeglich werden.</w:t>
+      </w:r>
+    </w:p>
+    <w:p>
+      <w:r>
+        <w:t>Nichtkompensation. Fuer Von Einzelwirkung zu Netto-Wirkung bedeutet schwere zentrale Schaeden nicht durch beliebige positive Einzelwerte neutralisiert werden duerfen, dass die Analyse nicht bei einer Aktivitaet, einem guten Willen oder einer Kennzahl stehen bleiben darf. Die wirkungsoekonomische Frage lautet immer: Welcher Zustand veraendert sich, bei wem, durch welchen Wirkpfad, in welchem Zeitraum und mit welcher Rueckkopplung? Gerade in Grundstudium Wirkungsökonomie ist diese Unterscheidung entscheidend, weil Lernende spaeter nicht nur Begriffe wiedergeben, sondern Entscheidungssituationen pruefen muessen. Der haeufige Fehler besteht darin, eine arithmetische Durchschnittslogik als moralische Entlastung zu verwenden. Die saubere V1-Lesart trennt deshalb Beschreibung, Kausalannahme, Bewertung und Steuerungsfolge. Reverse Merit Order und rote Linien sind Schutzregeln gegen Schoenrechnung. So wird aus dem Thema kein isoliertes Kapitel, sondern ein pruefbarer Baustein der WÖk-Architektur.</w:t>
+      </w:r>
+    </w:p>
+    <w:p>
+      <w:r>
+        <w:t>Pruefungsnahe Transferfrage. Formuliere zu V31 eine Wirkungsaussage in drei Saetzen: Erstens den beobachteten oder plausiblen Zustand, zweitens die Daten- oder Quellenlage, drittens die offene Unsicherheit samt Rueckkopplung. Die Antwort muss ohne moralische Personenbewertung auskommen und darf Reichweite nicht mit Wirkung verwechseln.</w:t>
+      </w:r>
+    </w:p>
+    <w:p>
+      <w:r>
+        <w:t>Rueckkopplung. Fuer Von Einzelwirkung zu Netto-Wirkung bedeutet Wirkungswissen erst dann wertvoll wird, wenn es Entscheidungen veraendert, dass die Analyse nicht bei einer Aktivitaet, einem guten Willen oder einer Kennzahl stehen bleiben darf. Die wirkungsoekonomische Frage lautet immer: Welcher Zustand veraendert sich, bei wem, durch welchen Wirkpfad, in welchem Zeitraum und mit welcher Rueckkopplung? Gerade in Grundstudium Wirkungsökonomie ist diese Unterscheidung entscheidend, weil Lernende spaeter nicht nur Begriffe wiedergeben, sondern Entscheidungssituationen pruefen muessen. Der haeufige Fehler besteht darin, einen Bericht als Endpunkt zu betrachten. Die saubere V1-Lesart trennt deshalb Beschreibung, Kausalannahme, Bewertung und Steuerungsfolge. Jeder Analyseblock sollte fragen, welche Routine, welcher Prozess oder welche Ressource nach der Bewertung angepasst wird. So wird aus dem Thema kein isoliertes Kapitel, sondern ein pruefbarer Baustein der WÖk-Architektur.</w:t>
+      </w:r>
+    </w:p>
+    <w:p>
+      <w:r>
+        <w:t>Governance. Fuer Von Einzelwirkung zu Netto-Wirkung bedeutet Wirkungsbewertung Verfahren, Rechte, Transparenz und Korrektur braucht, dass die Analyse nicht bei einer Aktivitaet, einem guten Willen oder einer Kennzahl stehen bleiben darf. Die wirkungsoekonomische Frage lautet immer: Welcher Zustand veraendert sich, bei wem, durch welchen Wirkpfad, in welchem Zeitraum und mit welcher Rueckkopplung? Gerade in Grundstudium Wirkungsökonomie ist diese Unterscheidung entscheidend, weil Lernende spaeter nicht nur Begriffe wiedergeben, sondern Entscheidungssituationen pruefen muessen. Der haeufige Fehler besteht darin, Bewertung als technokratische Top-down-Setzung zu verstehen. Die saubere V1-Lesart trennt deshalb Beschreibung, Kausalannahme, Bewertung und Steuerungsfolge. Betroffene, Datenhalter, Entscheider und Kontrollinstanzen muessen unterscheidbare Rollen behalten. So wird aus dem Thema kein isoliertes Kapitel, sondern ein pruefbarer Baustein der WÖk-Architektur.</w:t>
+      </w:r>
+    </w:p>
+    <w:p>
+      <w:r>
+        <w:t>Fallfenster zur Anwendung. Ein Controlling-Team moechte einen Score bilden. Das Skript verlangt, dass Datenqualitaet, Systemgrenzen, Gewichtung, Unsicherheit und Nichtkompensation sichtbar bleiben. Ein Score darf die Diskussion nicht beenden, sondern muss bessere Fragen, Priorisierung und Rueckkopplung ermoeglichen. Bezogen auf Von Einzelwirkung zu Netto-Wirkung heisst das: Die Analyse muss das konkrete Thema ernst nehmen und zugleich den allgemeinen WÖk-Massstab halten. Es geht nicht darum, die Welt in gute und schlechte Akteure einzuteilen. Es geht darum, Wirkpfade, Wirkungsempfaenger, Datenqualitaet, Risiken und Rueckkopplung so zu beschreiben, dass bessere Entscheidungen moeglich werden.</w:t>
+      </w:r>
+    </w:p>
+    <w:p>
+      <w:r>
+        <w:t>Didaktische Pruefbarkeit. Fuer Von Einzelwirkung zu Netto-Wirkung bedeutet das Thema in der Akademie nicht nur erklaert, sondern in Falllogik ueberfuehrt werden muss, dass die Analyse nicht bei einer Aktivitaet, einem guten Willen oder einer Kennzahl stehen bleiben darf. Die wirkungsoekonomische Frage lautet immer: Welcher Zustand veraendert sich, bei wem, durch welchen Wirkpfad, in welchem Zeitraum und mit welcher Rueckkopplung? Gerade in Grundstudium Wirkungsökonomie ist diese Unterscheidung entscheidend, weil Lernende spaeter nicht nur Begriffe wiedergeben, sondern Entscheidungssituationen pruefen muessen. Der haeufige Fehler besteht darin, reines Auswendiglernen als Kompetenznachweis zu behandeln. Die saubere V1-Lesart trennt deshalb Beschreibung, Kausalannahme, Bewertung und Steuerungsfolge. Pruefungsfragen sollen Begriffe, Anwendung und rote Linien verbinden. So wird aus dem Thema kein isoliertes Kapitel, sondern ein pruefbarer Baustein der WÖk-Architektur.</w:t>
+      </w:r>
+    </w:p>
+    <w:p>
+      <w:r>
+        <w:t>Transfer in Organisationen. Fuer Von Einzelwirkung zu Netto-Wirkung bedeutet WÖk-Begriffe im Alltag nur tragen, wenn sie in Routinen uebersetzt werden, dass die Analyse nicht bei einer Aktivitaet, einem guten Willen oder einer Kennzahl stehen bleiben darf. Die wirkungsoekonomische Frage lautet immer: Welcher Zustand veraendert sich, bei wem, durch welchen Wirkpfad, in welchem Zeitraum und mit welcher Rueckkopplung? Gerade in Grundstudium Wirkungsökonomie ist diese Unterscheidung entscheidend, weil Lernende spaeter nicht nur Begriffe wiedergeben, sondern Entscheidungssituationen pruefen muessen. Der haeufige Fehler besteht darin, die Verantwortung an eine Nachhaltigkeitsabteilung auszulagern. Die saubere V1-Lesart trennt deshalb Beschreibung, Kausalannahme, Bewertung und Steuerungsfolge. Strategie, Einkauf, Kommunikation, Controlling und Fuehrung muessen denselben Wirkungsbegriff verwenden. So wird aus dem Thema kein isoliertes Kapitel, sondern ein pruefbarer Baustein der WÖk-Architektur.</w:t>
+      </w:r>
+    </w:p>
+    <w:p>
+      <w:r>
+        <w:t>Rueckfluss in den Korpus. Fuer Von Einzelwirkung zu Netto-Wirkung bedeutet jedes Studienskript den Gesamtbestand schaerfen kann, dass die Analyse nicht bei einer Aktivitaet, einem guten Willen oder einer Kennzahl stehen bleiben darf. Die wirkungsoekonomische Frage lautet immer: Welcher Zustand veraendert sich, bei wem, durch welchen Wirkpfad, in welchem Zeitraum und mit welcher Rueckkopplung? Gerade in Grundstudium Wirkungsökonomie ist diese Unterscheidung entscheidend, weil Lernende spaeter nicht nur Begriffe wiedergeben, sondern Entscheidungssituationen pruefen muessen. Der haeufige Fehler besteht darin, neue Einsichten nur lokal im Skript zu belassen. Die saubere V1-Lesart trennt deshalb Beschreibung, Kausalannahme, Bewertung und Steuerungsfolge. Glossar, Website, Journal, Dossiers und Visuals sollen aus der Skriptarbeit lernen. So wird aus dem Thema kein isoliertes Kapitel, sondern ein pruefbarer Baustein der WÖk-Architektur.</w:t>
+      </w:r>
+    </w:p>
+    <w:p>
+      <w:r>
+        <w:t>Fallfenster zur Anwendung. Ein Kommunikationsbericht nennt viele Aktivitaeten, Reichweiten und Rueckmeldungen. Die V1-Pruefung fragt, ob daraus eine belastbare Wirkungsaussage folgt. Wenn nur Kontakte, Klicks oder Zustimmung vorliegen, bleibt die Aussage im Bereich Wirkungspotenzial oder Resonanz, nicht im Bereich nachgewiesener Wirkung. Bezogen auf Von Einzelwirkung zu Netto-Wirkung heisst das: Die Analyse muss das konkrete Thema ernst nehmen und zugleich den allgemeinen WÖk-Massstab halten. Es geht nicht darum, die Welt in gute und schlechte Akteure einzuteilen. Es geht darum, Wirkpfade, Wirkungsempfaenger, Datenqualitaet, Risiken und Rueckkopplung so zu beschreiben, dass bessere Entscheidungen moeglich werden.</w:t>
+      </w:r>
+    </w:p>
+    <w:p>
+      <w:r>
+        <w:t>Pruefungsnahe Transferfrage. Formuliere zu V31 eine Wirkungsaussage in drei Saetzen: Erstens den beobachteten oder plausiblen Zustand, zweitens die Daten- oder Quellenlage, drittens die offene Unsicherheit samt Rueckkopplung. Die Antwort muss ohne moralische Personenbewertung auskommen und darf Reichweite nicht mit Wirkung verwechseln.</w:t>
+      </w:r>
+    </w:p>
+    <w:p>
+      <w:pPr>
+        <w:pStyle w:val="Heading3"/>
+      </w:pPr>
+      <w:r>
+        <w:t>Vertiefungsrunde 4: Lesen, pruefen, rueckkoppeln</w:t>
+      </w:r>
+    </w:p>
+    <w:p>
+      <w:r>
+        <w:t>Die folgende Runde verdichtet V31 nicht durch neue Schlagworte, sondern durch wiederholte Anwendung auf unterschiedliche Entscheidungsebenen. Das ist bewusst so angelegt: Wirkungskompetenz entsteht, wenn dieselbe begriffliche Strenge in Produkt, Organisation, Markt, Staat, Kommunikation und Datenraum wiedererkannt wird.</w:t>
+      </w:r>
+    </w:p>
+    <w:p>
+      <w:r>
+        <w:t>Begriffliche Schaerfung. Fuer Von Einzelwirkung zu Netto-Wirkung bedeutet praezise Sprache die erste Sicherung gegen Impact-Washing ist, dass die Analyse nicht bei einer Aktivitaet, einem guten Willen oder einer Kennzahl stehen bleiben darf. Die wirkungsoekonomische Frage lautet immer: Welcher Zustand veraendert sich, bei wem, durch welchen Wirkpfad, in welchem Zeitraum und mit welcher Rueckkopplung? Gerade in Grundstudium Wirkungsökonomie ist diese Unterscheidung entscheidend, weil Lernende spaeter nicht nur Begriffe wiedergeben, sondern Entscheidungssituationen pruefen muessen. Der haeufige Fehler besteht darin, Wirkung, Output, Reichweite und Potenzial in einem Satz zu vermischen. Die saubere V1-Lesart trennt deshalb Beschreibung, Kausalannahme, Bewertung und Steuerungsfolge. In der Praxis sollte jede Wirkungsaussage als kurze Viererprobe formuliert werden: Zustand, Betroffene, Quelle, offene Unsicherheit. So wird aus dem Thema kein isoliertes Kapitel, sondern ein pruefbarer Baustein der WÖk-Architektur.</w:t>
+      </w:r>
+    </w:p>
+    <w:p>
+      <w:r>
+        <w:t>Wirkpfad-Logik. Fuer Von Einzelwirkung zu Netto-Wirkung bedeutet ein Thema erst dann steuerbar wird, wenn der Mechanismus zwischen Ausloeser und Zustandsveraenderung beschrieben ist, dass die Analyse nicht bei einer Aktivitaet, einem guten Willen oder einer Kennzahl stehen bleiben darf. Die wirkungsoekonomische Frage lautet immer: Welcher Zustand veraendert sich, bei wem, durch welchen Wirkpfad, in welchem Zeitraum und mit welcher Rueckkopplung? Gerade in Grundstudium Wirkungsökonomie ist diese Unterscheidung entscheidend, weil Lernende spaeter nicht nur Begriffe wiedergeben, sondern Entscheidungssituationen pruefen muessen. Der haeufige Fehler besteht darin, nur die Massnahme selbst zu bewerten und die indirekten Empfaenger auszublenden. Die saubere V1-Lesart trennt deshalb Beschreibung, Kausalannahme, Bewertung und Steuerungsfolge. Eine gute Fallanalyse zeichnet mindestens einen direkten und einen indirekten Wirkpfad nach. So wird aus dem Thema kein isoliertes Kapitel, sondern ein pruefbarer Baustein der WÖk-Architektur.</w:t>
+      </w:r>
+    </w:p>
+    <w:p>
+      <w:r>
+        <w:t>Daten- und Quellenklarheit. Fuer Von Einzelwirkung zu Netto-Wirkung bedeutet jede Bewertung nur so belastbar ist wie Datenlage, Quellenstatus und Aktualitaet, dass die Analyse nicht bei einer Aktivitaet, einem guten Willen oder einer Kennzahl stehen bleiben darf. Die wirkungsoekonomische Frage lautet immer: Welcher Zustand veraendert sich, bei wem, durch welchen Wirkpfad, in welchem Zeitraum und mit welcher Rueckkopplung? Gerade in Grundstudium Wirkungsökonomie ist diese Unterscheidung entscheidend, weil Lernende spaeter nicht nur Begriffe wiedergeben, sondern Entscheidungssituationen pruefen muessen. Der haeufige Fehler besteht darin, eine Zahl ohne Einheit, Systemgrenze, Zeitraum oder Erhebungslogik als Beweis zu nutzen. Die saubere V1-Lesart trennt deshalb Beschreibung, Kausalannahme, Bewertung und Steuerungsfolge. Die Lernenden sollen Daten nicht dekorativ zitieren, sondern ihre Aussagekraft, Luecken und Grenzen offenlegen. So wird aus dem Thema kein isoliertes Kapitel, sondern ein pruefbarer Baustein der WÖk-Architektur.</w:t>
+      </w:r>
+    </w:p>
+    <w:p>
+      <w:r>
+        <w:t>Fallfenster zur Anwendung. Eine Organisation plant eine Massnahme und formuliert dazu eine positive Absicht. In der WÖk reicht das nicht. Fuer diese Vorlesung muss sichtbar werden, welche Zustandsveraenderung erwartet wird, welche Empfaenger direkt oder indirekt betroffen sind, welche Nebenwirkungen entstehen koennen und welche Entscheidung spaeter korrigiert wird. Bezogen auf Von Einzelwirkung zu Netto-Wirkung heisst das: Die Analyse muss das konkrete Thema ernst nehmen und zugleich den allgemeinen WÖk-Massstab halten. Es geht nicht darum, die Welt in gute und schlechte Akteure einzuteilen. Es geht darum, Wirkpfade, Wirkungsempfaenger, Datenqualitaet, Risiken und Rueckkopplung so zu beschreiben, dass bessere Entscheidungen moeglich werden.</w:t>
+      </w:r>
+    </w:p>
+    <w:p>
+      <w:r>
+        <w:t>Ambivalenz. Fuer Von Einzelwirkung zu Netto-Wirkung bedeutet positive und negative Zustandsveraenderungen gleichzeitig auftreten koennen, dass die Analyse nicht bei einer Aktivitaet, einem guten Willen oder einer Kennzahl stehen bleiben darf. Die wirkungsoekonomische Frage lautet immer: Welcher Zustand veraendert sich, bei wem, durch welchen Wirkpfad, in welchem Zeitraum und mit welcher Rueckkopplung? Gerade in Grundstudium Wirkungsökonomie ist diese Unterscheidung entscheidend, weil Lernende spaeter nicht nur Begriffe wiedergeben, sondern Entscheidungssituationen pruefen muessen. Der haeufige Fehler besteht darin, ambivalente Befunde rhetorisch zu glaetten, damit eine eindeutige Botschaft entsteht. Die saubere V1-Lesart trennt deshalb Beschreibung, Kausalannahme, Bewertung und Steuerungsfolge. Ein gutes Skript fuehrt deshalb Profile, Zielkonflikte und offene Punkte nebeneinander. So wird aus dem Thema kein isoliertes Kapitel, sondern ein pruefbarer Baustein der WÖk-Architektur.</w:t>
+      </w:r>
+    </w:p>
+    <w:p>
+      <w:r>
+        <w:t>Nichtkompensation. Fuer Von Einzelwirkung zu Netto-Wirkung bedeutet schwere zentrale Schaeden nicht durch beliebige positive Einzelwerte neutralisiert werden duerfen, dass die Analyse nicht bei einer Aktivitaet, einem guten Willen oder einer Kennzahl stehen bleiben darf. Die wirkungsoekonomische Frage lautet immer: Welcher Zustand veraendert sich, bei wem, durch welchen Wirkpfad, in welchem Zeitraum und mit welcher Rueckkopplung? Gerade in Grundstudium Wirkungsökonomie ist diese Unterscheidung entscheidend, weil Lernende spaeter nicht nur Begriffe wiedergeben, sondern Entscheidungssituationen pruefen muessen. Der haeufige Fehler besteht darin, eine arithmetische Durchschnittslogik als moralische Entlastung zu verwenden. Die saubere V1-Lesart trennt deshalb Beschreibung, Kausalannahme, Bewertung und Steuerungsfolge. Reverse Merit Order und rote Linien sind Schutzregeln gegen Schoenrechnung. So wird aus dem Thema kein isoliertes Kapitel, sondern ein pruefbarer Baustein der WÖk-Architektur.</w:t>
+      </w:r>
+    </w:p>
+    <w:p>
+      <w:r>
+        <w:t>Pruefungsnahe Transferfrage. Formuliere zu V31 eine Wirkungsaussage in drei Saetzen: Erstens den beobachteten oder plausiblen Zustand, zweitens die Daten- oder Quellenlage, drittens die offene Unsicherheit samt Rueckkopplung. Die Antwort muss ohne moralische Personenbewertung auskommen und darf Reichweite nicht mit Wirkung verwechseln.</w:t>
+      </w:r>
+    </w:p>
+    <w:p>
+      <w:pPr>
+        <w:pStyle w:val="Heading3"/>
+      </w:pPr>
+      <w:r>
+        <w:t>V1-Abschlussnotiz</w:t>
+      </w:r>
+    </w:p>
+    <w:p>
+      <w:r>
+        <w:t>Diese Finalisierung schliesst die Codex-Inhaltsproduktion fuer V31. Offen bleibt nicht der fachliche Kern des Skripts, sondern der naechste Produktionsschritt: Claude setzt daraus die CI/CD-konforme Reader- und PDF-Fassung, prueft Satz, Umbrueche, Medienintegration und Lektorat und markiert erst danach die veroeffentlichte Fassung als freigegeben.</w:t>
+      </w:r>
+    </w:p>
+    <w:p>
+      <w:pPr>
+        <w:pStyle w:val="Heading2"/>
+      </w:pPr>
+      <w:r>
         <w:t>9. Quellen / Vertiefung</w:t>
       </w:r>
     </w:p>
@@ -748,7 +1345,7 @@
     </w:p>
     <w:p>
       <w:r>
-        <w:t>Dabei steht NW_pos für positive Netto-Wirkung als Zielgröße, Delta Z für Zustandsveränderungen, w_i für begründete Gewichtungen positiver Wirkungen und r_j für Risiken oder negative Zustandsveränderungen. Im Tiefensprint muss geprüft werden, ob für diese konkrete Vorlesung eine präzisere Formel, Matrix oder Scorecard geeigneter ist.</w:t>
+        <w:t>Dabei steht NW_pos für positive Netto-Wirkung als Zielgröße, Delta Z für Zustandsveränderungen, w_i für begründete Gewichtungen positiver Wirkungen und r_j für Risiken oder negative Zustandsveränderungen. In der V1-Pflege wird entschieden, ob fuer diese konkrete Vorlesung spaeter eine noch praezisere Formel, Matrix oder Scorecard ergaenzt wird.</w:t>
       </w:r>
     </w:p>
     <w:p>
@@ -1430,7 +2027,7 @@
     </w:p>
     <w:p>
       <w:r>
-        <w:t>Status dieser Erweiterung: ausgebaute Arbeitsfassung für Claude-CI/CD, Word-Rohfassung und Reader-Spiegel. Sie ersetzt noch nicht die spätere Satz-, Quellen- und PDF-Finalisierung, bringt die Vorlesung aber aus der Kurzfassung in eine substanzielle Studienskriptfassung.</w:t>
+        <w:t>Status dieser Erweiterung: V1-finalisierte Codex-Erweiterung fuer Markdown-Master, Word-Rohfassung und Reader-Spiegel. Satz, Medienintegration, Lektorat und PDF-Freigabe bleiben der Claude-CI/CD-Lane vorbehalten.</w:t>
       </w:r>
     </w:p>
     <w:p>
@@ -3225,7 +3822,7 @@
         <w:pStyle w:val="ListBullet"/>
       </w:pPr>
       <w:r>
-        <w:t>woek-akademie-app/docs/lehrgaenge/woek-g-v31-von-einzelwirkung-zu-netto-wirkung.md — unmittelbarer Akademie-Quelltext dieser Rohfassung.</w:t>
+        <w:t>woek-akademie-app/docs/lehrgaenge/woek-g-v31-von-einzelwirkung-zu-netto-wirkung.md — unmittelbarer Akademie-Quelltext dieser V1-Fassung.</w:t>
       </w:r>
     </w:p>
     <w:p>
@@ -3265,7 +3862,7 @@
         <w:pStyle w:val="Heading3"/>
       </w:pPr>
       <w:r>
-        <w:t>Externe Quellen fuer den Tiefensprint</w:t>
+        <w:t>Externe Quellen fuer die V1-Fassung</w:t>
       </w:r>
     </w:p>
     <w:p>
@@ -3298,62 +3895,6 @@
       </w:pPr>
       <w:r>
         <w:t>Fachliteratur zu Wirkungslogik, Evaluation, Systemtheorie, Resilienz, Governance, Diffusion, Vertrauen oder Controlling je nach Thema.</w:t>
-      </w:r>
-    </w:p>
-    <w:p>
-      <w:pPr>
-        <w:pStyle w:val="Heading2"/>
-      </w:pPr>
-      <w:r>
-        <w:t>10. Rückfluss in den WÖk-Korpus</w:t>
-      </w:r>
-    </w:p>
-    <w:p>
-      <w:pPr>
-        <w:pStyle w:val="ListBullet"/>
-      </w:pPr>
-      <w:r>
-        <w:t>Glossar/Begriffe: Im Tiefensprint prüfen, welche Begriffe aus Von Einzelwirkung zu Netto-Wirkung eigene Glossarseiten oder präzisere Verweise brauchen.</w:t>
-      </w:r>
-    </w:p>
-    <w:p>
-      <w:pPr>
-        <w:pStyle w:val="ListBullet"/>
-      </w:pPr>
-      <w:r>
-        <w:t>Website/Erklärseiten: Prüfen, ob eine kurze öffentliche Erklärseite oder ein Baustein für die Bibliothek fehlt.</w:t>
-      </w:r>
-    </w:p>
-    <w:p>
-      <w:pPr>
-        <w:pStyle w:val="ListBullet"/>
-      </w:pPr>
-      <w:r>
-        <w:t>Journal/Dossiers: Geeignete Praxisfälle aus Website und Journal als Fallpool markieren.</w:t>
-      </w:r>
-    </w:p>
-    <w:p>
-      <w:pPr>
-        <w:pStyle w:val="ListBullet"/>
-      </w:pPr>
-      <w:r>
-        <w:t>Visuals/Charts: Wirkpfad- oder Scorecard-Chart aus vorhandenen Visuals wiederverwenden oder als neues Asset spezifizieren.</w:t>
-      </w:r>
-    </w:p>
-    <w:p>
-      <w:pPr>
-        <w:pStyle w:val="ListBullet"/>
-      </w:pPr>
-      <w:r>
-        <w:t>Methodik/Standards: Datenqualität, Unsicherheit, Nichtkompensation und Reverse Merit Order nur dort einsetzen, wo sie fachlich tragen.</w:t>
-      </w:r>
-    </w:p>
-    <w:p>
-      <w:pPr>
-        <w:pStyle w:val="ListBullet"/>
-      </w:pPr>
-      <w:r>
-        <w:t>Offene Forschungs- oder Quellenfrage: Externe Quellen im Tiefensprint gezielt ergänzen und zitierfähig machen.</w:t>
       </w:r>
     </w:p>
     <w:sectPr>

--- a/docs/studienskripte/word-rohfassungen/woek-g-v31.docx
+++ b/docs/studienskripte/word-rohfassungen/woek-g-v31.docx
@@ -24,12 +24,12 @@
     </w:p>
     <w:p>
       <w:r>
-        <w:t>Quelle: /Users/hagen/Documents/New project/content/studienskripte/woek-g-v31.md</w:t>
-      </w:r>
-    </w:p>
-    <w:p>
-      <w:r>
-        <w:t>Track: Grundstudium Wirkungsökonomie Kurscode: woek-g Vorlesungscode: V31 Modul/Abschnitt: G3.3 Titel: Von Einzelwirkung zu Netto-Wirkung Status: Studienskript V1 · fachlich finale Codex-Fassung, Claude-CI/CD-Satzfreigabe offen Quelle: woek-akademie-app/docs/lehrgaenge/woek-g-v31-von-einzelwirkung-zu-netto-wirkung.md Ablage: Markdown-Master in content/studienskripte/woek-g-v31.md, Word-Rohfassung in docs/studienskripte/word-rohfassungen/woek-g-v31.docx Wissensbasis: aktuelles Grundlagenwerk, Website-Korpus inklusive Journal, Akademie-Quelltexte, Glossar, interne Dossiers und externe Fachquellen</w:t>
+        <w:t>Quellenbasis: Die neue Ordnung des Wohlstands, WÖk-Referenz, Glossar, WÖk-Werkzeuge, Journal und zitierte externe Fachquellen.</w:t>
+      </w:r>
+    </w:p>
+    <w:p>
+      <w:r>
+        <w:t>Track: Grundstudium Wirkungsökonomie Kurscode: woek-g Vorlesungscode: V31 Modul/Abschnitt: G3.3 Titel: Von Einzelwirkung zu Netto-Wirkung Status: Studienskript V1 · fachlich finale Codex-Fassung, Claude-CI/CD-Satzfreigabe offen Primäre WÖk-Quellen: Die neue Ordnung des Wohlstands (https://wirkungsoekonomie.de/buch.html) · WÖk-Referenz (https://wirkungsoekonomie.de/referenz/) · Glossar der Wirkungsökonomie (https://wirkungsoekonomie.de/glossar.html) · WÖk-Werkzeuge (https://wirkungsoekonomie.de/werkzeuge/) Ausgabe: Markdown-Master, Word-Rohfassung und Akademie-Reader-Spiegel Wissensbasis: aktuelles Grundlagenwerk, öffentliche WÖk-Referenz, Wirkungsfelder, Werkzeuge, Glossar, Bibliothek, Journal und externe Fachquellen</w:t>
       </w:r>
     </w:p>
     <w:p>
@@ -131,12 +131,12 @@
     </w:p>
     <w:p>
       <w:r>
-        <w:t>Track / Kurscode: woek-g Vorlesungscode: V31 Empfohlene Dauer: ~45 Min · Videolänge: ~15 Min Voraussetzung: V30 „Datenqualität, Audit und Unsicherheit" Führende Quellen (Repo): assets/pdf/die-neue-ordnung-des-wohlstands.pdf · source-assets/originals/WOeK_Begriffsleitfaden_fuehrend_v1.0.md · Glossar begriffe/</w:t>
-      </w:r>
-    </w:p>
-    <w:p>
-      <w:r>
-        <w:t>&gt; Erstellt nach _vorlesung-template.md. Quell-Dokument für Claude; keine Folien- oder TTS-Fassung.</w:t>
+        <w:t>Track / Kurscode: woek-g Vorlesungscode: V31 Empfohlene Dauer: ~45 Min · Videolänge: ~15 Min Voraussetzung: V30 „Datenqualität, Audit und Unsicherheit" Führende Quellen: Die neue Ordnung des Wohlstands (https://wirkungsoekonomie.de/buch.html) · WÖk-Referenz (https://wirkungsoekonomie.de/referenz/) · Glossar der Wirkungsökonomie (https://wirkungsoekonomie.de/glossar.html) · WÖk-Werkzeuge (https://wirkungsoekonomie.de/werkzeuge/)</w:t>
+      </w:r>
+    </w:p>
+    <w:p>
+      <w:r>
+        <w:t>&gt; Erstellt nach dem Vorlesungstemplate. Quell-Dokument für Claude; keine Folien- oder TTS-Fassung.</w:t>
       </w:r>
     </w:p>
     <w:p>
@@ -352,7 +352,7 @@
           </w:tcPr>
           <w:p>
             <w:r>
-              <w:t>begriffe/wirkung</w:t>
+              <w:t>Wirkung (https://wirkungsoekonomie.de/begriffe/wirkung/)</w:t>
             </w:r>
           </w:p>
         </w:tc>
@@ -387,7 +387,7 @@
           </w:tcPr>
           <w:p>
             <w:r>
-              <w:t>begriffe/netto-wirkung</w:t>
+              <w:t>Netto wirkung (https://wirkungsoekonomie.de/begriffe/netto-wirkung/)</w:t>
             </w:r>
           </w:p>
         </w:tc>
@@ -422,7 +422,7 @@
           </w:tcPr>
           <w:p>
             <w:r>
-              <w:t>begriffe/positive-netto-wirkung</w:t>
+              <w:t>Positive netto wirkung (https://wirkungsoekonomie.de/begriffe/positive-netto-wirkung/)</w:t>
             </w:r>
           </w:p>
         </w:tc>
@@ -457,7 +457,7 @@
           </w:tcPr>
           <w:p>
             <w:r>
-              <w:t>begriffe/wirkungsprofil</w:t>
+              <w:t>Wirkungsprofil (https://wirkungsoekonomie.de/begriffe/wirkungsprofil/)</w:t>
             </w:r>
           </w:p>
         </w:tc>
@@ -1234,7 +1234,7 @@
         <w:pStyle w:val="ListBullet"/>
       </w:pPr>
       <w:r>
-        <w:t>assets/pdf/die-neue-ordnung-des-wohlstands.pdf – Netto-Wirkung, Scorecards, Bewertung</w:t>
+        <w:t>Die neue Ordnung des Wohlstands (https://wirkungsoekonomie.de/buch.html) – Netto-Wirkung, Scorecards, Bewertung</w:t>
       </w:r>
     </w:p>
     <w:p>
@@ -1242,7 +1242,7 @@
         <w:pStyle w:val="ListBullet"/>
       </w:pPr>
       <w:r>
-        <w:t>source-assets/originals/WOeK_Begriffsleitfaden_fuehrend_v1.0.md</w:t>
+        <w:t>Glossar der Wirkungsökonomie (https://wirkungsoekonomie.de/glossar.html)</w:t>
       </w:r>
     </w:p>
     <w:p>
@@ -1250,7 +1250,7 @@
         <w:pStyle w:val="ListBullet"/>
       </w:pPr>
       <w:r>
-        <w:t>Glossar: begriffe/netto-wirkung, begriffe/positive-netto-wirkung, begriffe/wirkungsprofil</w:t>
+        <w:t>Glossar: Netto wirkung (https://wirkungsoekonomie.de/begriffe/netto-wirkung/), Positive netto wirkung (https://wirkungsoekonomie.de/begriffe/positive-netto-wirkung/), Wirkungsprofil (https://wirkungsoekonomie.de/begriffe/wirkungsprofil/)</w:t>
       </w:r>
     </w:p>
     <w:p>
@@ -1669,11 +1669,6 @@
     </w:p>
     <w:p>
       <w:r>
-        <w:t>``chart-spec slug: woek-g-v31-wirkpfad type: wirkpfad reuse_first: true preferred_asset: content/studienskripte/assets/woek-g-v31/woek-g-v31-wirkpfad.svg message: Von Einzelwirkung zu Netto-Wirkung wird als Wirkpfad von Auslöser über Mechanismus, Wirkungsempfänger und Zustandsveränderung bis zur Rückkopplung dargestellt. source: WÖk-Grundlagenwerk, Website-Korpus, Akademie-Quelltexte, Glossar ``</w:t>
-      </w:r>
-    </w:p>
-    <w:p>
-      <w:r>
         <w:t>&gt; Bildvorgabe: Wirkpfadgrafik mit sechs Stationen: Auslöser, Mechanismus, Wirkungsempfänger, Zustandsveränderung, Bewertung, Rückkopplung. Bestehende WÖk-Wirkpfad- oder Scorecard-Visuals sollen wiederverwendet werden, bevor ein neues Chart entsteht.</w:t>
       </w:r>
     </w:p>
@@ -1905,7 +1900,7 @@
           </w:tcPr>
           <w:p>
             <w:r>
-              <w:t>begriffe/wirkung</w:t>
+              <w:t>Wirkung (https://wirkungsoekonomie.de/begriffe/wirkung/)</w:t>
             </w:r>
           </w:p>
         </w:tc>
@@ -1940,7 +1935,7 @@
           </w:tcPr>
           <w:p>
             <w:r>
-              <w:t>begriffe/netto-wirkung</w:t>
+              <w:t>Netto wirkung (https://wirkungsoekonomie.de/begriffe/netto-wirkung/)</w:t>
             </w:r>
           </w:p>
         </w:tc>
@@ -1975,7 +1970,7 @@
           </w:tcPr>
           <w:p>
             <w:r>
-              <w:t>begriffe/positive-netto-wirkung</w:t>
+              <w:t>Positive netto wirkung (https://wirkungsoekonomie.de/begriffe/positive-netto-wirkung/)</w:t>
             </w:r>
           </w:p>
         </w:tc>
@@ -2010,7 +2005,7 @@
           </w:tcPr>
           <w:p>
             <w:r>
-              <w:t>begriffe/wirkungsprofil</w:t>
+              <w:t>Wirkungsprofil (https://wirkungsoekonomie.de/begriffe/wirkungsprofil/)</w:t>
             </w:r>
           </w:p>
         </w:tc>
@@ -2463,7 +2458,7 @@
     </w:p>
     <w:p>
       <w:r>
-        <w:t>Interne Quelle: referenz/kapitel-010-wirkung/index.html</w:t>
+        <w:t>Öffentliche Quelle: Kapitel 10 - Wirkung (https://wirkungsoekonomie.de/referenz/kapitel-010-wirkung/)</w:t>
       </w:r>
     </w:p>
     <w:p>
@@ -2676,7 +2671,7 @@
     </w:p>
     <w:p>
       <w:r>
-        <w:t>Interne Quelle: referenz/kapitel-014-systemischer-wert-und-normativer-wert/index.html</w:t>
+        <w:t>Öffentliche Quelle: Kapitel 14 - Systemischer Wert und normativer Wert (https://wirkungsoekonomie.de/referenz/kapitel-014-systemischer-wert-und-normativer-wert/)</w:t>
       </w:r>
     </w:p>
     <w:p>
@@ -2889,7 +2884,7 @@
     </w:p>
     <w:p>
       <w:r>
-        <w:t>Interne Quelle: referenz/kapitel-030-von-wirkung-zu-messung/index.html</w:t>
+        <w:t>Öffentliche Quelle: Kapitel 30 - Von Wirkung zu Messung (https://wirkungsoekonomie.de/referenz/kapitel-030-von-wirkung-zu-messung/)</w:t>
       </w:r>
     </w:p>
     <w:p>
@@ -3099,7 +3094,7 @@
     </w:p>
     <w:p>
       <w:r>
-        <w:t>Interne Quelle: referenz/kapitel-033-reverse-merit-order/index.html</w:t>
+        <w:t>Öffentliche Quelle: Kapitel 33 - Reverse Merit Order (https://wirkungsoekonomie.de/referenz/kapitel-033-reverse-merit-order/)</w:t>
       </w:r>
     </w:p>
     <w:p>
@@ -3303,7 +3298,7 @@
     </w:p>
     <w:p>
       <w:r>
-        <w:t>Interne Quelle: referenz/kapitel-034-t-sroi-und-systemische-transformationsmessung/index.html</w:t>
+        <w:t>Öffentliche Quelle: Kapitel 34 - T-SROI und systemische Transformationsmessung (https://wirkungsoekonomie.de/referenz/kapitel-034-t-sroi-und-systemische-transformationsmessung/)</w:t>
       </w:r>
     </w:p>
     <w:p>
@@ -3513,7 +3508,7 @@
     </w:p>
     <w:p>
       <w:r>
-        <w:t>Interne Quelle: begriffe/positive-netto-wirkung/index.html</w:t>
+        <w:t>Öffentliche Quelle: WÖk-Präzisierungsbegriff (https://wirkungsoekonomie.de/begriffe/positive-netto-wirkung/)</w:t>
       </w:r>
     </w:p>
     <w:p>
@@ -3761,7 +3756,7 @@
     </w:p>
     <w:p>
       <w:r>
-        <w:t>Diese Vorlesung ist prüfungsrelevant, aber die eigentliche Antwortlogik gehört nicht in das öffentliche Studienskript. Zertifikatsfragen, CorrectAnswer, Scoring-Regeln und Fallrubrics werden separat in der geschützten App-Lane unter woek-akademie-app/content/pruefungen/ gepflegt.</w:t>
+        <w:t>Diese Vorlesung ist prüfungsrelevant, aber die eigentliche Antwortlogik gehört nicht in das öffentliche Studienskript. Zertifikatsfragen, CorrectAnswer, Scoring-Regeln und Fallrubrics werden separat in einem geschützten, nicht öffentlichen Prüfungsbereich der Akademie-App gepflegt.</w:t>
       </w:r>
     </w:p>
     <w:p>
@@ -3814,7 +3809,7 @@
         <w:pStyle w:val="Heading3"/>
       </w:pPr>
       <w:r>
-        <w:t>Interne Quellen</w:t>
+        <w:t>WÖk-Quellen</w:t>
       </w:r>
     </w:p>
     <w:p>
@@ -3822,7 +3817,7 @@
         <w:pStyle w:val="ListBullet"/>
       </w:pPr>
       <w:r>
-        <w:t>woek-akademie-app/docs/lehrgaenge/woek-g-v31-von-einzelwirkung-zu-netto-wirkung.md — unmittelbarer Akademie-Quelltext dieser V1-Fassung.</w:t>
+        <w:t>Die neue Ordnung des Wohlstands (https://wirkungsoekonomie.de/buch.html) — aktuelles Grundlagenwerk der Wirkungsökonomie.</w:t>
       </w:r>
     </w:p>
     <w:p>
@@ -3830,7 +3825,7 @@
         <w:pStyle w:val="ListBullet"/>
       </w:pPr>
       <w:r>
-        <w:t>assets/pdf/die-neue-ordnung-des-wohlstands.pdf und buch.html — aktuelles Grundlagenwerk.</w:t>
+        <w:t>WÖk-Referenz (https://wirkungsoekonomie.de/referenz/) — öffentliche Kapitel- und Volltextreferenz.</w:t>
       </w:r>
     </w:p>
     <w:p>
@@ -3838,7 +3833,7 @@
         <w:pStyle w:val="ListBullet"/>
       </w:pPr>
       <w:r>
-        <w:t>Website-Korpus: Referenz, Wirkungsfelder, Werkzeuge, Glossar, Bibliothek und Journal.</w:t>
+        <w:t>Glossar der Wirkungsökonomie (https://wirkungsoekonomie.de/glossar.html) — öffentliche Begriffsdefinitionen und Abgrenzungen.</w:t>
       </w:r>
     </w:p>
     <w:p>
@@ -3846,7 +3841,7 @@
         <w:pStyle w:val="ListBullet"/>
       </w:pPr>
       <w:r>
-        <w:t>docs/CODEX-HANDOFF-studienskripte.md — Produktionsstandard.</w:t>
+        <w:t>WÖk-Werkzeuge (https://wirkungsoekonomie.de/werkzeuge/) — öffentliche Methoden-, Scorecard- und Controlling-Werkzeuge.</w:t>
       </w:r>
     </w:p>
     <w:p>
@@ -3854,7 +3849,7 @@
         <w:pStyle w:val="ListBullet"/>
       </w:pPr>
       <w:r>
-        <w:t>docs/CODEX-HANDOFF-pruefungen.md — geschützte Prüfungs- und Antwortlogik.</w:t>
+        <w:t>WÖk-Journal (https://wirkungsoekonomie.de/blog.html) — Dossiers und Fallanalysen.</w:t>
       </w:r>
     </w:p>
     <w:p>
@@ -3870,7 +3865,7 @@
         <w:pStyle w:val="ListBullet"/>
       </w:pPr>
       <w:r>
-        <w:t>United Nations (2015): Transforming our world: the 2030 Agenda for Sustainable Development.</w:t>
+        <w:t>United Nations (2015): Transforming our world: the 2030 Agenda for Sustainable Development (https://sdgs.un.org/2030agenda).</w:t>
       </w:r>
     </w:p>
     <w:p>
@@ -3878,7 +3873,7 @@
         <w:pStyle w:val="ListBullet"/>
       </w:pPr>
       <w:r>
-        <w:t>European Commission: CSRD, ESRS, EU Taxonomy und Digital Product Passport, soweit fuer das Thema einschlägig.</w:t>
+        <w:t>European Commission: Corporate sustainability reporting (https://finance.ec.europa.eu/financial-markets/company-reporting-and-auditing/company-reporting/corporate-sustainability-reporting_en), EU taxonomy for sustainable activities (https://finance.ec.europa.eu/sustainable-finance/tools-and-standards/eu-taxonomy-sustainable-activities_en) und Digital Product Passport (https://single-market-economy.ec.europa.eu/news/commission-launches-consultation-digital-product-passport-2025-04-09_en), soweit fuer das Thema einschlaegig.</w:t>
       </w:r>
     </w:p>
     <w:p>
@@ -3886,7 +3881,15 @@
         <w:pStyle w:val="ListBullet"/>
       </w:pPr>
       <w:r>
-        <w:t>GRI Standards, soweit fuer Berichts- und Indikatorenfragen einschlägig.</w:t>
+        <w:t>EFRAG: Sustainability reporting und ESRS (https://www.efrag.org/en/sustainability-reporting), soweit fuer das Thema einschlaegig.</w:t>
+      </w:r>
+    </w:p>
+    <w:p>
+      <w:pPr>
+        <w:pStyle w:val="ListBullet"/>
+      </w:pPr>
+      <w:r>
+        <w:t>Global Reporting Initiative: GRI Standards (https://www.globalreporting.org/standards/), soweit fuer Berichts- und Indikatorenfragen einschlaegig.</w:t>
       </w:r>
     </w:p>
     <w:p>

--- a/docs/studienskripte/word-rohfassungen/woek-g-v31.docx
+++ b/docs/studienskripte/word-rohfassungen/woek-g-v31.docx
@@ -622,603 +622,6 @@
     <w:p>
       <w:r>
         <w:t>Energiesparende Luxusimmobilie. Klima kann positiv sein. Wenn sie Verdrängung und soziale Entmischung verstärkt, bleibt dieser Schaden sichtbar. Positive Netto-Wirkung entsteht erst, wenn Klima- und Sozialwirkung tragfähig zusammenkommen.</w:t>
-      </w:r>
-    </w:p>
-    <w:p>
-      <w:pPr>
-        <w:pStyle w:val="Heading2"/>
-      </w:pPr>
-      <w:r>
-        <w:t>V1-Finalisierung: Vertiefung, Anwendung und Evidenz</w:t>
-      </w:r>
-    </w:p>
-    <w:p>
-      <w:r>
-        <w:t>Dieses Studienskript ist die fachlich finale Codex-V1-Fassung fuer den Akademie-Reader und die oeffentliche Bibliothek. Claude uebernimmt danach Satz, CI/CD, PDF/Reader-Freigabe und die abschliessende Lektoratsabnahme.</w:t>
-      </w:r>
-    </w:p>
-    <w:p>
-      <w:pPr>
-        <w:pStyle w:val="Heading3"/>
-      </w:pPr>
-      <w:r>
-        <w:t>Finaler Leseauftrag</w:t>
-      </w:r>
-    </w:p>
-    <w:p>
-      <w:r>
-        <w:t>Dieses Skript zu V31 Von Einzelwirkung zu Netto-Wirkung ist als Langformtext angelegt: Es soll nicht nur die Vorlesung begleiten, sondern als eigenstaendiges Studienmaterial funktionieren. Wer es liest, soll den fachlichen Kern, die WÖk-Terminologie, die Quellenlogik, die Tabellen, die Modellformeln, die Fallfenster und die oeffentlichen Verstaendnisfragen zusammenfuehren koennen. Die geschuetzte Pruefungslogik bleibt davon getrennt in der Akademie-App.</w:t>
-      </w:r>
-    </w:p>
-    <w:p>
-      <w:pPr>
-        <w:pStyle w:val="Heading3"/>
-      </w:pPr>
-      <w:r>
-        <w:t>Abschlussmatrix fuer die Anwendung</w:t>
-      </w:r>
-    </w:p>
-    <w:tbl>
-      <w:tblPr>
-        <w:tblStyle w:val="TableGrid"/>
-        <w:tblW w:type="auto" w:w="0"/>
-        <w:jc w:val="left"/>
-        <w:tblLook w:firstColumn="1" w:firstRow="1" w:lastColumn="0" w:lastRow="0" w:noHBand="0" w:noVBand="1" w:val="04A0"/>
-      </w:tblPr>
-      <w:tblGrid>
-        <w:gridCol w:w="3120"/>
-        <w:gridCol w:w="3120"/>
-        <w:gridCol w:w="3120"/>
-      </w:tblGrid>
-      <w:tr>
-        <w:tc>
-          <w:tcPr>
-            <w:tcW w:type="dxa" w:w="3120"/>
-            <w:vAlign w:val="center"/>
-          </w:tcPr>
-          <w:p>
-            <w:r>
-              <w:rPr>
-                <w:b/>
-              </w:rPr>
-              <w:t>Ebene</w:t>
-            </w:r>
-          </w:p>
-        </w:tc>
-        <w:tc>
-          <w:tcPr>
-            <w:tcW w:type="dxa" w:w="3120"/>
-            <w:vAlign w:val="center"/>
-          </w:tcPr>
-          <w:p>
-            <w:r>
-              <w:rPr>
-                <w:b/>
-              </w:rPr>
-              <w:t>Anwendung in V31</w:t>
-            </w:r>
-          </w:p>
-        </w:tc>
-        <w:tc>
-          <w:tcPr>
-            <w:tcW w:type="dxa" w:w="3120"/>
-            <w:vAlign w:val="center"/>
-          </w:tcPr>
-          <w:p>
-            <w:r>
-              <w:rPr>
-                <w:b/>
-              </w:rPr>
-              <w:t>Qualitaetsgrenze</w:t>
-            </w:r>
-          </w:p>
-        </w:tc>
-      </w:tr>
-      <w:tr>
-        <w:tc>
-          <w:tcPr>
-            <w:tcW w:type="dxa" w:w="3120"/>
-            <w:vAlign w:val="center"/>
-          </w:tcPr>
-          <w:p>
-            <w:r>
-              <w:t>Begriff</w:t>
-            </w:r>
-          </w:p>
-        </w:tc>
-        <w:tc>
-          <w:tcPr>
-            <w:tcW w:type="dxa" w:w="3120"/>
-            <w:vAlign w:val="center"/>
-          </w:tcPr>
-          <w:p>
-            <w:r>
-              <w:t>Wirkung, Wirkungspotenzial und Wirkungsrisiko werden im Kontext der Vorlesung getrennt.</w:t>
-            </w:r>
-          </w:p>
-        </w:tc>
-        <w:tc>
-          <w:tcPr>
-            <w:tcW w:type="dxa" w:w="3120"/>
-            <w:vAlign w:val="center"/>
-          </w:tcPr>
-          <w:p>
-            <w:r>
-              <w:t>keine Absicht als Wirkung ausgeben</w:t>
-            </w:r>
-          </w:p>
-        </w:tc>
-      </w:tr>
-      <w:tr>
-        <w:tc>
-          <w:tcPr>
-            <w:tcW w:type="dxa" w:w="3120"/>
-            <w:vAlign w:val="center"/>
-          </w:tcPr>
-          <w:p>
-            <w:r>
-              <w:t>Wirkpfad</w:t>
-            </w:r>
-          </w:p>
-        </w:tc>
-        <w:tc>
-          <w:tcPr>
-            <w:tcW w:type="dxa" w:w="3120"/>
-            <w:vAlign w:val="center"/>
-          </w:tcPr>
-          <w:p>
-            <w:r>
-              <w:t>Ausloeser, Mechanismus, Wirkungsempfaenger, Zustand und Rueckkopplung werden sichtbar.</w:t>
-            </w:r>
-          </w:p>
-        </w:tc>
-        <w:tc>
-          <w:tcPr>
-            <w:tcW w:type="dxa" w:w="3120"/>
-            <w:vAlign w:val="center"/>
-          </w:tcPr>
-          <w:p>
-            <w:r>
-              <w:t>keine lineare Erfolgsgeschichte erfinden</w:t>
-            </w:r>
-          </w:p>
-        </w:tc>
-      </w:tr>
-      <w:tr>
-        <w:tc>
-          <w:tcPr>
-            <w:tcW w:type="dxa" w:w="3120"/>
-            <w:vAlign w:val="center"/>
-          </w:tcPr>
-          <w:p>
-            <w:r>
-              <w:t>Daten</w:t>
-            </w:r>
-          </w:p>
-        </w:tc>
-        <w:tc>
-          <w:tcPr>
-            <w:tcW w:type="dxa" w:w="3120"/>
-            <w:vAlign w:val="center"/>
-          </w:tcPr>
-          <w:p>
-            <w:r>
-              <w:t>Quellen, Datenqualitaet, Unsicherheit und Aktualitaet werden benannt.</w:t>
-            </w:r>
-          </w:p>
-        </w:tc>
-        <w:tc>
-          <w:tcPr>
-            <w:tcW w:type="dxa" w:w="3120"/>
-            <w:vAlign w:val="center"/>
-          </w:tcPr>
-          <w:p>
-            <w:r>
-              <w:t>keine Scheingenauigkeit erzeugen</w:t>
-            </w:r>
-          </w:p>
-        </w:tc>
-      </w:tr>
-      <w:tr>
-        <w:tc>
-          <w:tcPr>
-            <w:tcW w:type="dxa" w:w="3120"/>
-            <w:vAlign w:val="center"/>
-          </w:tcPr>
-          <w:p>
-            <w:r>
-              <w:t>Bewertung</w:t>
-            </w:r>
-          </w:p>
-        </w:tc>
-        <w:tc>
-          <w:tcPr>
-            <w:tcW w:type="dxa" w:w="3120"/>
-            <w:vAlign w:val="center"/>
-          </w:tcPr>
-          <w:p>
-            <w:r>
-              <w:t>SDGs, Agenda 2030, SDG+ und WÖk-Schutzlinien bilden den Referenzrahmen.</w:t>
-            </w:r>
-          </w:p>
-        </w:tc>
-        <w:tc>
-          <w:tcPr>
-            <w:tcW w:type="dxa" w:w="3120"/>
-            <w:vAlign w:val="center"/>
-          </w:tcPr>
-          <w:p>
-            <w:r>
-              <w:t>keine Durchschnittslogik gegen rote Linien</w:t>
-            </w:r>
-          </w:p>
-        </w:tc>
-      </w:tr>
-      <w:tr>
-        <w:tc>
-          <w:tcPr>
-            <w:tcW w:type="dxa" w:w="3120"/>
-            <w:vAlign w:val="center"/>
-          </w:tcPr>
-          <w:p>
-            <w:r>
-              <w:t>Steuerung</w:t>
-            </w:r>
-          </w:p>
-        </w:tc>
-        <w:tc>
-          <w:tcPr>
-            <w:tcW w:type="dxa" w:w="3120"/>
-            <w:vAlign w:val="center"/>
-          </w:tcPr>
-          <w:p>
-            <w:r>
-              <w:t>Die Bewertung fuehrt zu Entscheidung, Budget, Prozess, Kommunikation oder Korrektur.</w:t>
-            </w:r>
-          </w:p>
-        </w:tc>
-        <w:tc>
-          <w:tcPr>
-            <w:tcW w:type="dxa" w:w="3120"/>
-            <w:vAlign w:val="center"/>
-          </w:tcPr>
-          <w:p>
-            <w:r>
-              <w:t>kein Reporting ohne Rueckkopplung</w:t>
-            </w:r>
-          </w:p>
-        </w:tc>
-      </w:tr>
-    </w:tbl>
-    <w:p/>
-    <w:p>
-      <w:pPr>
-        <w:pStyle w:val="Heading3"/>
-      </w:pPr>
-      <w:r>
-        <w:t>Vertiefungsrunde 1: Lesen, pruefen, rueckkoppeln</w:t>
-      </w:r>
-    </w:p>
-    <w:p>
-      <w:r>
-        <w:t>Die folgende Runde verdichtet V31 nicht durch neue Schlagworte, sondern durch wiederholte Anwendung auf unterschiedliche Entscheidungsebenen. Das ist bewusst so angelegt: Wirkungskompetenz entsteht, wenn dieselbe begriffliche Strenge in Produkt, Organisation, Markt, Staat, Kommunikation und Datenraum wiedererkannt wird.</w:t>
-      </w:r>
-    </w:p>
-    <w:p>
-      <w:r>
-        <w:t>Begriffliche Schaerfung. Fuer Von Einzelwirkung zu Netto-Wirkung bedeutet praezise Sprache die erste Sicherung gegen Impact-Washing ist, dass die Analyse nicht bei einer Aktivitaet, einem guten Willen oder einer Kennzahl stehen bleiben darf. Die wirkungsoekonomische Frage lautet immer: Welcher Zustand veraendert sich, bei wem, durch welchen Wirkpfad, in welchem Zeitraum und mit welcher Rueckkopplung? Gerade in Grundstudium Wirkungsökonomie ist diese Unterscheidung entscheidend, weil Lernende spaeter nicht nur Begriffe wiedergeben, sondern Entscheidungssituationen pruefen muessen. Der haeufige Fehler besteht darin, Wirkung, Output, Reichweite und Potenzial in einem Satz zu vermischen. Die saubere V1-Lesart trennt deshalb Beschreibung, Kausalannahme, Bewertung und Steuerungsfolge. In der Praxis sollte jede Wirkungsaussage als kurze Viererprobe formuliert werden: Zustand, Betroffene, Quelle, offene Unsicherheit. So wird aus dem Thema kein isoliertes Kapitel, sondern ein pruefbarer Baustein der WÖk-Architektur.</w:t>
-      </w:r>
-    </w:p>
-    <w:p>
-      <w:r>
-        <w:t>Wirkpfad-Logik. Fuer Von Einzelwirkung zu Netto-Wirkung bedeutet ein Thema erst dann steuerbar wird, wenn der Mechanismus zwischen Ausloeser und Zustandsveraenderung beschrieben ist, dass die Analyse nicht bei einer Aktivitaet, einem guten Willen oder einer Kennzahl stehen bleiben darf. Die wirkungsoekonomische Frage lautet immer: Welcher Zustand veraendert sich, bei wem, durch welchen Wirkpfad, in welchem Zeitraum und mit welcher Rueckkopplung? Gerade in Grundstudium Wirkungsökonomie ist diese Unterscheidung entscheidend, weil Lernende spaeter nicht nur Begriffe wiedergeben, sondern Entscheidungssituationen pruefen muessen. Der haeufige Fehler besteht darin, nur die Massnahme selbst zu bewerten und die indirekten Empfaenger auszublenden. Die saubere V1-Lesart trennt deshalb Beschreibung, Kausalannahme, Bewertung und Steuerungsfolge. Eine gute Fallanalyse zeichnet mindestens einen direkten und einen indirekten Wirkpfad nach. So wird aus dem Thema kein isoliertes Kapitel, sondern ein pruefbarer Baustein der WÖk-Architektur.</w:t>
-      </w:r>
-    </w:p>
-    <w:p>
-      <w:r>
-        <w:t>Daten- und Quellenklarheit. Fuer Von Einzelwirkung zu Netto-Wirkung bedeutet jede Bewertung nur so belastbar ist wie Datenlage, Quellenstatus und Aktualitaet, dass die Analyse nicht bei einer Aktivitaet, einem guten Willen oder einer Kennzahl stehen bleiben darf. Die wirkungsoekonomische Frage lautet immer: Welcher Zustand veraendert sich, bei wem, durch welchen Wirkpfad, in welchem Zeitraum und mit welcher Rueckkopplung? Gerade in Grundstudium Wirkungsökonomie ist diese Unterscheidung entscheidend, weil Lernende spaeter nicht nur Begriffe wiedergeben, sondern Entscheidungssituationen pruefen muessen. Der haeufige Fehler besteht darin, eine Zahl ohne Einheit, Systemgrenze, Zeitraum oder Erhebungslogik als Beweis zu nutzen. Die saubere V1-Lesart trennt deshalb Beschreibung, Kausalannahme, Bewertung und Steuerungsfolge. Die Lernenden sollen Daten nicht dekorativ zitieren, sondern ihre Aussagekraft, Luecken und Grenzen offenlegen. So wird aus dem Thema kein isoliertes Kapitel, sondern ein pruefbarer Baustein der WÖk-Architektur.</w:t>
-      </w:r>
-    </w:p>
-    <w:p>
-      <w:r>
-        <w:t>Fallfenster zur Anwendung. Ein Controlling-Team moechte einen Score bilden. Das Skript verlangt, dass Datenqualitaet, Systemgrenzen, Gewichtung, Unsicherheit und Nichtkompensation sichtbar bleiben. Ein Score darf die Diskussion nicht beenden, sondern muss bessere Fragen, Priorisierung und Rueckkopplung ermoeglichen. Bezogen auf Von Einzelwirkung zu Netto-Wirkung heisst das: Die Analyse muss das konkrete Thema ernst nehmen und zugleich den allgemeinen WÖk-Massstab halten. Es geht nicht darum, die Welt in gute und schlechte Akteure einzuteilen. Es geht darum, Wirkpfade, Wirkungsempfaenger, Datenqualitaet, Risiken und Rueckkopplung so zu beschreiben, dass bessere Entscheidungen moeglich werden.</w:t>
-      </w:r>
-    </w:p>
-    <w:p>
-      <w:r>
-        <w:t>Ambivalenz. Fuer Von Einzelwirkung zu Netto-Wirkung bedeutet positive und negative Zustandsveraenderungen gleichzeitig auftreten koennen, dass die Analyse nicht bei einer Aktivitaet, einem guten Willen oder einer Kennzahl stehen bleiben darf. Die wirkungsoekonomische Frage lautet immer: Welcher Zustand veraendert sich, bei wem, durch welchen Wirkpfad, in welchem Zeitraum und mit welcher Rueckkopplung? Gerade in Grundstudium Wirkungsökonomie ist diese Unterscheidung entscheidend, weil Lernende spaeter nicht nur Begriffe wiedergeben, sondern Entscheidungssituationen pruefen muessen. Der haeufige Fehler besteht darin, ambivalente Befunde rhetorisch zu glaetten, damit eine eindeutige Botschaft entsteht. Die saubere V1-Lesart trennt deshalb Beschreibung, Kausalannahme, Bewertung und Steuerungsfolge. Ein gutes Skript fuehrt deshalb Profile, Zielkonflikte und offene Punkte nebeneinander. So wird aus dem Thema kein isoliertes Kapitel, sondern ein pruefbarer Baustein der WÖk-Architektur.</w:t>
-      </w:r>
-    </w:p>
-    <w:p>
-      <w:r>
-        <w:t>Nichtkompensation. Fuer Von Einzelwirkung zu Netto-Wirkung bedeutet schwere zentrale Schaeden nicht durch beliebige positive Einzelwerte neutralisiert werden duerfen, dass die Analyse nicht bei einer Aktivitaet, einem guten Willen oder einer Kennzahl stehen bleiben darf. Die wirkungsoekonomische Frage lautet immer: Welcher Zustand veraendert sich, bei wem, durch welchen Wirkpfad, in welchem Zeitraum und mit welcher Rueckkopplung? Gerade in Grundstudium Wirkungsökonomie ist diese Unterscheidung entscheidend, weil Lernende spaeter nicht nur Begriffe wiedergeben, sondern Entscheidungssituationen pruefen muessen. Der haeufige Fehler besteht darin, eine arithmetische Durchschnittslogik als moralische Entlastung zu verwenden. Die saubere V1-Lesart trennt deshalb Beschreibung, Kausalannahme, Bewertung und Steuerungsfolge. Reverse Merit Order und rote Linien sind Schutzregeln gegen Schoenrechnung. So wird aus dem Thema kein isoliertes Kapitel, sondern ein pruefbarer Baustein der WÖk-Architektur.</w:t>
-      </w:r>
-    </w:p>
-    <w:p>
-      <w:r>
-        <w:t>Pruefungsnahe Transferfrage. Formuliere zu V31 eine Wirkungsaussage in drei Saetzen: Erstens den beobachteten oder plausiblen Zustand, zweitens die Daten- oder Quellenlage, drittens die offene Unsicherheit samt Rueckkopplung. Die Antwort muss ohne moralische Personenbewertung auskommen und darf Reichweite nicht mit Wirkung verwechseln.</w:t>
-      </w:r>
-    </w:p>
-    <w:p>
-      <w:r>
-        <w:t>Rueckkopplung. Fuer Von Einzelwirkung zu Netto-Wirkung bedeutet Wirkungswissen erst dann wertvoll wird, wenn es Entscheidungen veraendert, dass die Analyse nicht bei einer Aktivitaet, einem guten Willen oder einer Kennzahl stehen bleiben darf. Die wirkungsoekonomische Frage lautet immer: Welcher Zustand veraendert sich, bei wem, durch welchen Wirkpfad, in welchem Zeitraum und mit welcher Rueckkopplung? Gerade in Grundstudium Wirkungsökonomie ist diese Unterscheidung entscheidend, weil Lernende spaeter nicht nur Begriffe wiedergeben, sondern Entscheidungssituationen pruefen muessen. Der haeufige Fehler besteht darin, einen Bericht als Endpunkt zu betrachten. Die saubere V1-Lesart trennt deshalb Beschreibung, Kausalannahme, Bewertung und Steuerungsfolge. Jeder Analyseblock sollte fragen, welche Routine, welcher Prozess oder welche Ressource nach der Bewertung angepasst wird. So wird aus dem Thema kein isoliertes Kapitel, sondern ein pruefbarer Baustein der WÖk-Architektur.</w:t>
-      </w:r>
-    </w:p>
-    <w:p>
-      <w:r>
-        <w:t>Fallfenster zur Anwendung. Ein Kommunikationsbericht nennt viele Aktivitaeten, Reichweiten und Rueckmeldungen. Die V1-Pruefung fragt, ob daraus eine belastbare Wirkungsaussage folgt. Wenn nur Kontakte, Klicks oder Zustimmung vorliegen, bleibt die Aussage im Bereich Wirkungspotenzial oder Resonanz, nicht im Bereich nachgewiesener Wirkung. Bezogen auf Von Einzelwirkung zu Netto-Wirkung heisst das: Die Analyse muss das konkrete Thema ernst nehmen und zugleich den allgemeinen WÖk-Massstab halten. Es geht nicht darum, die Welt in gute und schlechte Akteure einzuteilen. Es geht darum, Wirkpfade, Wirkungsempfaenger, Datenqualitaet, Risiken und Rueckkopplung so zu beschreiben, dass bessere Entscheidungen moeglich werden.</w:t>
-      </w:r>
-    </w:p>
-    <w:p>
-      <w:r>
-        <w:t>Governance. Fuer Von Einzelwirkung zu Netto-Wirkung bedeutet Wirkungsbewertung Verfahren, Rechte, Transparenz und Korrektur braucht, dass die Analyse nicht bei einer Aktivitaet, einem guten Willen oder einer Kennzahl stehen bleiben darf. Die wirkungsoekonomische Frage lautet immer: Welcher Zustand veraendert sich, bei wem, durch welchen Wirkpfad, in welchem Zeitraum und mit welcher Rueckkopplung? Gerade in Grundstudium Wirkungsökonomie ist diese Unterscheidung entscheidend, weil Lernende spaeter nicht nur Begriffe wiedergeben, sondern Entscheidungssituationen pruefen muessen. Der haeufige Fehler besteht darin, Bewertung als technokratische Top-down-Setzung zu verstehen. Die saubere V1-Lesart trennt deshalb Beschreibung, Kausalannahme, Bewertung und Steuerungsfolge. Betroffene, Datenhalter, Entscheider und Kontrollinstanzen muessen unterscheidbare Rollen behalten. So wird aus dem Thema kein isoliertes Kapitel, sondern ein pruefbarer Baustein der WÖk-Architektur.</w:t>
-      </w:r>
-    </w:p>
-    <w:p>
-      <w:r>
-        <w:t>Didaktische Pruefbarkeit. Fuer Von Einzelwirkung zu Netto-Wirkung bedeutet das Thema in der Akademie nicht nur erklaert, sondern in Falllogik ueberfuehrt werden muss, dass die Analyse nicht bei einer Aktivitaet, einem guten Willen oder einer Kennzahl stehen bleiben darf. Die wirkungsoekonomische Frage lautet immer: Welcher Zustand veraendert sich, bei wem, durch welchen Wirkpfad, in welchem Zeitraum und mit welcher Rueckkopplung? Gerade in Grundstudium Wirkungsökonomie ist diese Unterscheidung entscheidend, weil Lernende spaeter nicht nur Begriffe wiedergeben, sondern Entscheidungssituationen pruefen muessen. Der haeufige Fehler besteht darin, reines Auswendiglernen als Kompetenznachweis zu behandeln. Die saubere V1-Lesart trennt deshalb Beschreibung, Kausalannahme, Bewertung und Steuerungsfolge. Pruefungsfragen sollen Begriffe, Anwendung und rote Linien verbinden. So wird aus dem Thema kein isoliertes Kapitel, sondern ein pruefbarer Baustein der WÖk-Architektur.</w:t>
-      </w:r>
-    </w:p>
-    <w:p>
-      <w:r>
-        <w:t>Transfer in Organisationen. Fuer Von Einzelwirkung zu Netto-Wirkung bedeutet WÖk-Begriffe im Alltag nur tragen, wenn sie in Routinen uebersetzt werden, dass die Analyse nicht bei einer Aktivitaet, einem guten Willen oder einer Kennzahl stehen bleiben darf. Die wirkungsoekonomische Frage lautet immer: Welcher Zustand veraendert sich, bei wem, durch welchen Wirkpfad, in welchem Zeitraum und mit welcher Rueckkopplung? Gerade in Grundstudium Wirkungsökonomie ist diese Unterscheidung entscheidend, weil Lernende spaeter nicht nur Begriffe wiedergeben, sondern Entscheidungssituationen pruefen muessen. Der haeufige Fehler besteht darin, die Verantwortung an eine Nachhaltigkeitsabteilung auszulagern. Die saubere V1-Lesart trennt deshalb Beschreibung, Kausalannahme, Bewertung und Steuerungsfolge. Strategie, Einkauf, Kommunikation, Controlling und Fuehrung muessen denselben Wirkungsbegriff verwenden. So wird aus dem Thema kein isoliertes Kapitel, sondern ein pruefbarer Baustein der WÖk-Architektur.</w:t>
-      </w:r>
-    </w:p>
-    <w:p>
-      <w:r>
-        <w:t>Fallfenster zur Anwendung. Eine Organisation plant eine Massnahme und formuliert dazu eine positive Absicht. In der WÖk reicht das nicht. Fuer diese Vorlesung muss sichtbar werden, welche Zustandsveraenderung erwartet wird, welche Empfaenger direkt oder indirekt betroffen sind, welche Nebenwirkungen entstehen koennen und welche Entscheidung spaeter korrigiert wird. Bezogen auf Von Einzelwirkung zu Netto-Wirkung heisst das: Die Analyse muss das konkrete Thema ernst nehmen und zugleich den allgemeinen WÖk-Massstab halten. Es geht nicht darum, die Welt in gute und schlechte Akteure einzuteilen. Es geht darum, Wirkpfade, Wirkungsempfaenger, Datenqualitaet, Risiken und Rueckkopplung so zu beschreiben, dass bessere Entscheidungen moeglich werden.</w:t>
-      </w:r>
-    </w:p>
-    <w:p>
-      <w:r>
-        <w:t>Rueckfluss in den Korpus. Fuer Von Einzelwirkung zu Netto-Wirkung bedeutet jedes Studienskript den Gesamtbestand schaerfen kann, dass die Analyse nicht bei einer Aktivitaet, einem guten Willen oder einer Kennzahl stehen bleiben darf. Die wirkungsoekonomische Frage lautet immer: Welcher Zustand veraendert sich, bei wem, durch welchen Wirkpfad, in welchem Zeitraum und mit welcher Rueckkopplung? Gerade in Grundstudium Wirkungsökonomie ist diese Unterscheidung entscheidend, weil Lernende spaeter nicht nur Begriffe wiedergeben, sondern Entscheidungssituationen pruefen muessen. Der haeufige Fehler besteht darin, neue Einsichten nur lokal im Skript zu belassen. Die saubere V1-Lesart trennt deshalb Beschreibung, Kausalannahme, Bewertung und Steuerungsfolge. Glossar, Website, Journal, Dossiers und Visuals sollen aus der Skriptarbeit lernen. So wird aus dem Thema kein isoliertes Kapitel, sondern ein pruefbarer Baustein der WÖk-Architektur.</w:t>
-      </w:r>
-    </w:p>
-    <w:p>
-      <w:r>
-        <w:t>Pruefungsnahe Transferfrage. Formuliere zu V31 eine Wirkungsaussage in drei Saetzen: Erstens den beobachteten oder plausiblen Zustand, zweitens die Daten- oder Quellenlage, drittens die offene Unsicherheit samt Rueckkopplung. Die Antwort muss ohne moralische Personenbewertung auskommen und darf Reichweite nicht mit Wirkung verwechseln.</w:t>
-      </w:r>
-    </w:p>
-    <w:p>
-      <w:pPr>
-        <w:pStyle w:val="Heading3"/>
-      </w:pPr>
-      <w:r>
-        <w:t>Vertiefungsrunde 2: Lesen, pruefen, rueckkoppeln</w:t>
-      </w:r>
-    </w:p>
-    <w:p>
-      <w:r>
-        <w:t>Die folgende Runde verdichtet V31 nicht durch neue Schlagworte, sondern durch wiederholte Anwendung auf unterschiedliche Entscheidungsebenen. Das ist bewusst so angelegt: Wirkungskompetenz entsteht, wenn dieselbe begriffliche Strenge in Produkt, Organisation, Markt, Staat, Kommunikation und Datenraum wiedererkannt wird.</w:t>
-      </w:r>
-    </w:p>
-    <w:p>
-      <w:r>
-        <w:t>Begriffliche Schaerfung. Fuer Von Einzelwirkung zu Netto-Wirkung bedeutet praezise Sprache die erste Sicherung gegen Impact-Washing ist, dass die Analyse nicht bei einer Aktivitaet, einem guten Willen oder einer Kennzahl stehen bleiben darf. Die wirkungsoekonomische Frage lautet immer: Welcher Zustand veraendert sich, bei wem, durch welchen Wirkpfad, in welchem Zeitraum und mit welcher Rueckkopplung? Gerade in Grundstudium Wirkungsökonomie ist diese Unterscheidung entscheidend, weil Lernende spaeter nicht nur Begriffe wiedergeben, sondern Entscheidungssituationen pruefen muessen. Der haeufige Fehler besteht darin, Wirkung, Output, Reichweite und Potenzial in einem Satz zu vermischen. Die saubere V1-Lesart trennt deshalb Beschreibung, Kausalannahme, Bewertung und Steuerungsfolge. In der Praxis sollte jede Wirkungsaussage als kurze Viererprobe formuliert werden: Zustand, Betroffene, Quelle, offene Unsicherheit. So wird aus dem Thema kein isoliertes Kapitel, sondern ein pruefbarer Baustein der WÖk-Architektur.</w:t>
-      </w:r>
-    </w:p>
-    <w:p>
-      <w:r>
-        <w:t>Wirkpfad-Logik. Fuer Von Einzelwirkung zu Netto-Wirkung bedeutet ein Thema erst dann steuerbar wird, wenn der Mechanismus zwischen Ausloeser und Zustandsveraenderung beschrieben ist, dass die Analyse nicht bei einer Aktivitaet, einem guten Willen oder einer Kennzahl stehen bleiben darf. Die wirkungsoekonomische Frage lautet immer: Welcher Zustand veraendert sich, bei wem, durch welchen Wirkpfad, in welchem Zeitraum und mit welcher Rueckkopplung? Gerade in Grundstudium Wirkungsökonomie ist diese Unterscheidung entscheidend, weil Lernende spaeter nicht nur Begriffe wiedergeben, sondern Entscheidungssituationen pruefen muessen. Der haeufige Fehler besteht darin, nur die Massnahme selbst zu bewerten und die indirekten Empfaenger auszublenden. Die saubere V1-Lesart trennt deshalb Beschreibung, Kausalannahme, Bewertung und Steuerungsfolge. Eine gute Fallanalyse zeichnet mindestens einen direkten und einen indirekten Wirkpfad nach. So wird aus dem Thema kein isoliertes Kapitel, sondern ein pruefbarer Baustein der WÖk-Architektur.</w:t>
-      </w:r>
-    </w:p>
-    <w:p>
-      <w:r>
-        <w:t>Fallfenster zur Anwendung. Eine Fuehrungsentscheidung erzeugt zugleich Nutzen und Risiken. Die WÖk behandelt Ambivalenz nicht als Stoerung, sondern als Kern der Analyse. Positive Netto-Wirkung darf erst behauptet werden, wenn zentrale negative Wirkungen getrennt geprueft und rote Linien gewahrt sind. Bezogen auf Von Einzelwirkung zu Netto-Wirkung heisst das: Die Analyse muss das konkrete Thema ernst nehmen und zugleich den allgemeinen WÖk-Massstab halten. Es geht nicht darum, die Welt in gute und schlechte Akteure einzuteilen. Es geht darum, Wirkpfade, Wirkungsempfaenger, Datenqualitaet, Risiken und Rueckkopplung so zu beschreiben, dass bessere Entscheidungen moeglich werden.</w:t>
-      </w:r>
-    </w:p>
-    <w:p>
-      <w:r>
-        <w:t>Daten- und Quellenklarheit. Fuer Von Einzelwirkung zu Netto-Wirkung bedeutet jede Bewertung nur so belastbar ist wie Datenlage, Quellenstatus und Aktualitaet, dass die Analyse nicht bei einer Aktivitaet, einem guten Willen oder einer Kennzahl stehen bleiben darf. Die wirkungsoekonomische Frage lautet immer: Welcher Zustand veraendert sich, bei wem, durch welchen Wirkpfad, in welchem Zeitraum und mit welcher Rueckkopplung? Gerade in Grundstudium Wirkungsökonomie ist diese Unterscheidung entscheidend, weil Lernende spaeter nicht nur Begriffe wiedergeben, sondern Entscheidungssituationen pruefen muessen. Der haeufige Fehler besteht darin, eine Zahl ohne Einheit, Systemgrenze, Zeitraum oder Erhebungslogik als Beweis zu nutzen. Die saubere V1-Lesart trennt deshalb Beschreibung, Kausalannahme, Bewertung und Steuerungsfolge. Die Lernenden sollen Daten nicht dekorativ zitieren, sondern ihre Aussagekraft, Luecken und Grenzen offenlegen. So wird aus dem Thema kein isoliertes Kapitel, sondern ein pruefbarer Baustein der WÖk-Architektur.</w:t>
-      </w:r>
-    </w:p>
-    <w:p>
-      <w:r>
-        <w:t>Ambivalenz. Fuer Von Einzelwirkung zu Netto-Wirkung bedeutet positive und negative Zustandsveraenderungen gleichzeitig auftreten koennen, dass die Analyse nicht bei einer Aktivitaet, einem guten Willen oder einer Kennzahl stehen bleiben darf. Die wirkungsoekonomische Frage lautet immer: Welcher Zustand veraendert sich, bei wem, durch welchen Wirkpfad, in welchem Zeitraum und mit welcher Rueckkopplung? Gerade in Grundstudium Wirkungsökonomie ist diese Unterscheidung entscheidend, weil Lernende spaeter nicht nur Begriffe wiedergeben, sondern Entscheidungssituationen pruefen muessen. Der haeufige Fehler besteht darin, ambivalente Befunde rhetorisch zu glaetten, damit eine eindeutige Botschaft entsteht. Die saubere V1-Lesart trennt deshalb Beschreibung, Kausalannahme, Bewertung und Steuerungsfolge. Ein gutes Skript fuehrt deshalb Profile, Zielkonflikte und offene Punkte nebeneinander. So wird aus dem Thema kein isoliertes Kapitel, sondern ein pruefbarer Baustein der WÖk-Architektur.</w:t>
-      </w:r>
-    </w:p>
-    <w:p>
-      <w:r>
-        <w:t>Nichtkompensation. Fuer Von Einzelwirkung zu Netto-Wirkung bedeutet schwere zentrale Schaeden nicht durch beliebige positive Einzelwerte neutralisiert werden duerfen, dass die Analyse nicht bei einer Aktivitaet, einem guten Willen oder einer Kennzahl stehen bleiben darf. Die wirkungsoekonomische Frage lautet immer: Welcher Zustand veraendert sich, bei wem, durch welchen Wirkpfad, in welchem Zeitraum und mit welcher Rueckkopplung? Gerade in Grundstudium Wirkungsökonomie ist diese Unterscheidung entscheidend, weil Lernende spaeter nicht nur Begriffe wiedergeben, sondern Entscheidungssituationen pruefen muessen. Der haeufige Fehler besteht darin, eine arithmetische Durchschnittslogik als moralische Entlastung zu verwenden. Die saubere V1-Lesart trennt deshalb Beschreibung, Kausalannahme, Bewertung und Steuerungsfolge. Reverse Merit Order und rote Linien sind Schutzregeln gegen Schoenrechnung. So wird aus dem Thema kein isoliertes Kapitel, sondern ein pruefbarer Baustein der WÖk-Architektur.</w:t>
-      </w:r>
-    </w:p>
-    <w:p>
-      <w:r>
-        <w:t>Fallfenster zur Anwendung. Ein Controlling-Team moechte einen Score bilden. Das Skript verlangt, dass Datenqualitaet, Systemgrenzen, Gewichtung, Unsicherheit und Nichtkompensation sichtbar bleiben. Ein Score darf die Diskussion nicht beenden, sondern muss bessere Fragen, Priorisierung und Rueckkopplung ermoeglichen. Bezogen auf Von Einzelwirkung zu Netto-Wirkung heisst das: Die Analyse muss das konkrete Thema ernst nehmen und zugleich den allgemeinen WÖk-Massstab halten. Es geht nicht darum, die Welt in gute und schlechte Akteure einzuteilen. Es geht darum, Wirkpfade, Wirkungsempfaenger, Datenqualitaet, Risiken und Rueckkopplung so zu beschreiben, dass bessere Entscheidungen moeglich werden.</w:t>
-      </w:r>
-    </w:p>
-    <w:p>
-      <w:r>
-        <w:t>Pruefungsnahe Transferfrage. Formuliere zu V31 eine Wirkungsaussage in drei Saetzen: Erstens den beobachteten oder plausiblen Zustand, zweitens die Daten- oder Quellenlage, drittens die offene Unsicherheit samt Rueckkopplung. Die Antwort muss ohne moralische Personenbewertung auskommen und darf Reichweite nicht mit Wirkung verwechseln.</w:t>
-      </w:r>
-    </w:p>
-    <w:p>
-      <w:r>
-        <w:t>Rueckkopplung. Fuer Von Einzelwirkung zu Netto-Wirkung bedeutet Wirkungswissen erst dann wertvoll wird, wenn es Entscheidungen veraendert, dass die Analyse nicht bei einer Aktivitaet, einem guten Willen oder einer Kennzahl stehen bleiben darf. Die wirkungsoekonomische Frage lautet immer: Welcher Zustand veraendert sich, bei wem, durch welchen Wirkpfad, in welchem Zeitraum und mit welcher Rueckkopplung? Gerade in Grundstudium Wirkungsökonomie ist diese Unterscheidung entscheidend, weil Lernende spaeter nicht nur Begriffe wiedergeben, sondern Entscheidungssituationen pruefen muessen. Der haeufige Fehler besteht darin, einen Bericht als Endpunkt zu betrachten. Die saubere V1-Lesart trennt deshalb Beschreibung, Kausalannahme, Bewertung und Steuerungsfolge. Jeder Analyseblock sollte fragen, welche Routine, welcher Prozess oder welche Ressource nach der Bewertung angepasst wird. So wird aus dem Thema kein isoliertes Kapitel, sondern ein pruefbarer Baustein der WÖk-Architektur.</w:t>
-      </w:r>
-    </w:p>
-    <w:p>
-      <w:r>
-        <w:t>Governance. Fuer Von Einzelwirkung zu Netto-Wirkung bedeutet Wirkungsbewertung Verfahren, Rechte, Transparenz und Korrektur braucht, dass die Analyse nicht bei einer Aktivitaet, einem guten Willen oder einer Kennzahl stehen bleiben darf. Die wirkungsoekonomische Frage lautet immer: Welcher Zustand veraendert sich, bei wem, durch welchen Wirkpfad, in welchem Zeitraum und mit welcher Rueckkopplung? Gerade in Grundstudium Wirkungsökonomie ist diese Unterscheidung entscheidend, weil Lernende spaeter nicht nur Begriffe wiedergeben, sondern Entscheidungssituationen pruefen muessen. Der haeufige Fehler besteht darin, Bewertung als technokratische Top-down-Setzung zu verstehen. Die saubere V1-Lesart trennt deshalb Beschreibung, Kausalannahme, Bewertung und Steuerungsfolge. Betroffene, Datenhalter, Entscheider und Kontrollinstanzen muessen unterscheidbare Rollen behalten. So wird aus dem Thema kein isoliertes Kapitel, sondern ein pruefbarer Baustein der WÖk-Architektur.</w:t>
-      </w:r>
-    </w:p>
-    <w:p>
-      <w:r>
-        <w:t>Didaktische Pruefbarkeit. Fuer Von Einzelwirkung zu Netto-Wirkung bedeutet das Thema in der Akademie nicht nur erklaert, sondern in Falllogik ueberfuehrt werden muss, dass die Analyse nicht bei einer Aktivitaet, einem guten Willen oder einer Kennzahl stehen bleiben darf. Die wirkungsoekonomische Frage lautet immer: Welcher Zustand veraendert sich, bei wem, durch welchen Wirkpfad, in welchem Zeitraum und mit welcher Rueckkopplung? Gerade in Grundstudium Wirkungsökonomie ist diese Unterscheidung entscheidend, weil Lernende spaeter nicht nur Begriffe wiedergeben, sondern Entscheidungssituationen pruefen muessen. Der haeufige Fehler besteht darin, reines Auswendiglernen als Kompetenznachweis zu behandeln. Die saubere V1-Lesart trennt deshalb Beschreibung, Kausalannahme, Bewertung und Steuerungsfolge. Pruefungsfragen sollen Begriffe, Anwendung und rote Linien verbinden. So wird aus dem Thema kein isoliertes Kapitel, sondern ein pruefbarer Baustein der WÖk-Architektur.</w:t>
-      </w:r>
-    </w:p>
-    <w:p>
-      <w:r>
-        <w:t>Fallfenster zur Anwendung. Ein Kommunikationsbericht nennt viele Aktivitaeten, Reichweiten und Rueckmeldungen. Die V1-Pruefung fragt, ob daraus eine belastbare Wirkungsaussage folgt. Wenn nur Kontakte, Klicks oder Zustimmung vorliegen, bleibt die Aussage im Bereich Wirkungspotenzial oder Resonanz, nicht im Bereich nachgewiesener Wirkung. Bezogen auf Von Einzelwirkung zu Netto-Wirkung heisst das: Die Analyse muss das konkrete Thema ernst nehmen und zugleich den allgemeinen WÖk-Massstab halten. Es geht nicht darum, die Welt in gute und schlechte Akteure einzuteilen. Es geht darum, Wirkpfade, Wirkungsempfaenger, Datenqualitaet, Risiken und Rueckkopplung so zu beschreiben, dass bessere Entscheidungen moeglich werden.</w:t>
-      </w:r>
-    </w:p>
-    <w:p>
-      <w:r>
-        <w:t>Transfer in Organisationen. Fuer Von Einzelwirkung zu Netto-Wirkung bedeutet WÖk-Begriffe im Alltag nur tragen, wenn sie in Routinen uebersetzt werden, dass die Analyse nicht bei einer Aktivitaet, einem guten Willen oder einer Kennzahl stehen bleiben darf. Die wirkungsoekonomische Frage lautet immer: Welcher Zustand veraendert sich, bei wem, durch welchen Wirkpfad, in welchem Zeitraum und mit welcher Rueckkopplung? Gerade in Grundstudium Wirkungsökonomie ist diese Unterscheidung entscheidend, weil Lernende spaeter nicht nur Begriffe wiedergeben, sondern Entscheidungssituationen pruefen muessen. Der haeufige Fehler besteht darin, die Verantwortung an eine Nachhaltigkeitsabteilung auszulagern. Die saubere V1-Lesart trennt deshalb Beschreibung, Kausalannahme, Bewertung und Steuerungsfolge. Strategie, Einkauf, Kommunikation, Controlling und Fuehrung muessen denselben Wirkungsbegriff verwenden. So wird aus dem Thema kein isoliertes Kapitel, sondern ein pruefbarer Baustein der WÖk-Architektur.</w:t>
-      </w:r>
-    </w:p>
-    <w:p>
-      <w:r>
-        <w:t>Rueckfluss in den Korpus. Fuer Von Einzelwirkung zu Netto-Wirkung bedeutet jedes Studienskript den Gesamtbestand schaerfen kann, dass die Analyse nicht bei einer Aktivitaet, einem guten Willen oder einer Kennzahl stehen bleiben darf. Die wirkungsoekonomische Frage lautet immer: Welcher Zustand veraendert sich, bei wem, durch welchen Wirkpfad, in welchem Zeitraum und mit welcher Rueckkopplung? Gerade in Grundstudium Wirkungsökonomie ist diese Unterscheidung entscheidend, weil Lernende spaeter nicht nur Begriffe wiedergeben, sondern Entscheidungssituationen pruefen muessen. Der haeufige Fehler besteht darin, neue Einsichten nur lokal im Skript zu belassen. Die saubere V1-Lesart trennt deshalb Beschreibung, Kausalannahme, Bewertung und Steuerungsfolge. Glossar, Website, Journal, Dossiers und Visuals sollen aus der Skriptarbeit lernen. So wird aus dem Thema kein isoliertes Kapitel, sondern ein pruefbarer Baustein der WÖk-Architektur.</w:t>
-      </w:r>
-    </w:p>
-    <w:p>
-      <w:r>
-        <w:t>Pruefungsnahe Transferfrage. Formuliere zu V31 eine Wirkungsaussage in drei Saetzen: Erstens den beobachteten oder plausiblen Zustand, zweitens die Daten- oder Quellenlage, drittens die offene Unsicherheit samt Rueckkopplung. Die Antwort muss ohne moralische Personenbewertung auskommen und darf Reichweite nicht mit Wirkung verwechseln.</w:t>
-      </w:r>
-    </w:p>
-    <w:p>
-      <w:pPr>
-        <w:pStyle w:val="Heading3"/>
-      </w:pPr>
-      <w:r>
-        <w:t>Vertiefungsrunde 3: Lesen, pruefen, rueckkoppeln</w:t>
-      </w:r>
-    </w:p>
-    <w:p>
-      <w:r>
-        <w:t>Die folgende Runde verdichtet V31 nicht durch neue Schlagworte, sondern durch wiederholte Anwendung auf unterschiedliche Entscheidungsebenen. Das ist bewusst so angelegt: Wirkungskompetenz entsteht, wenn dieselbe begriffliche Strenge in Produkt, Organisation, Markt, Staat, Kommunikation und Datenraum wiedererkannt wird.</w:t>
-      </w:r>
-    </w:p>
-    <w:p>
-      <w:r>
-        <w:t>Begriffliche Schaerfung. Fuer Von Einzelwirkung zu Netto-Wirkung bedeutet praezise Sprache die erste Sicherung gegen Impact-Washing ist, dass die Analyse nicht bei einer Aktivitaet, einem guten Willen oder einer Kennzahl stehen bleiben darf. Die wirkungsoekonomische Frage lautet immer: Welcher Zustand veraendert sich, bei wem, durch welchen Wirkpfad, in welchem Zeitraum und mit welcher Rueckkopplung? Gerade in Grundstudium Wirkungsökonomie ist diese Unterscheidung entscheidend, weil Lernende spaeter nicht nur Begriffe wiedergeben, sondern Entscheidungssituationen pruefen muessen. Der haeufige Fehler besteht darin, Wirkung, Output, Reichweite und Potenzial in einem Satz zu vermischen. Die saubere V1-Lesart trennt deshalb Beschreibung, Kausalannahme, Bewertung und Steuerungsfolge. In der Praxis sollte jede Wirkungsaussage als kurze Viererprobe formuliert werden: Zustand, Betroffene, Quelle, offene Unsicherheit. So wird aus dem Thema kein isoliertes Kapitel, sondern ein pruefbarer Baustein der WÖk-Architektur.</w:t>
-      </w:r>
-    </w:p>
-    <w:p>
-      <w:r>
-        <w:t>Fallfenster zur Anwendung. Eine Organisation plant eine Massnahme und formuliert dazu eine positive Absicht. In der WÖk reicht das nicht. Fuer diese Vorlesung muss sichtbar werden, welche Zustandsveraenderung erwartet wird, welche Empfaenger direkt oder indirekt betroffen sind, welche Nebenwirkungen entstehen koennen und welche Entscheidung spaeter korrigiert wird. Bezogen auf Von Einzelwirkung zu Netto-Wirkung heisst das: Die Analyse muss das konkrete Thema ernst nehmen und zugleich den allgemeinen WÖk-Massstab halten. Es geht nicht darum, die Welt in gute und schlechte Akteure einzuteilen. Es geht darum, Wirkpfade, Wirkungsempfaenger, Datenqualitaet, Risiken und Rueckkopplung so zu beschreiben, dass bessere Entscheidungen moeglich werden.</w:t>
-      </w:r>
-    </w:p>
-    <w:p>
-      <w:r>
-        <w:t>Wirkpfad-Logik. Fuer Von Einzelwirkung zu Netto-Wirkung bedeutet ein Thema erst dann steuerbar wird, wenn der Mechanismus zwischen Ausloeser und Zustandsveraenderung beschrieben ist, dass die Analyse nicht bei einer Aktivitaet, einem guten Willen oder einer Kennzahl stehen bleiben darf. Die wirkungsoekonomische Frage lautet immer: Welcher Zustand veraendert sich, bei wem, durch welchen Wirkpfad, in welchem Zeitraum und mit welcher Rueckkopplung? Gerade in Grundstudium Wirkungsökonomie ist diese Unterscheidung entscheidend, weil Lernende spaeter nicht nur Begriffe wiedergeben, sondern Entscheidungssituationen pruefen muessen. Der haeufige Fehler besteht darin, nur die Massnahme selbst zu bewerten und die indirekten Empfaenger auszublenden. Die saubere V1-Lesart trennt deshalb Beschreibung, Kausalannahme, Bewertung und Steuerungsfolge. Eine gute Fallanalyse zeichnet mindestens einen direkten und einen indirekten Wirkpfad nach. So wird aus dem Thema kein isoliertes Kapitel, sondern ein pruefbarer Baustein der WÖk-Architektur.</w:t>
-      </w:r>
-    </w:p>
-    <w:p>
-      <w:r>
-        <w:t>Daten- und Quellenklarheit. Fuer Von Einzelwirkung zu Netto-Wirkung bedeutet jede Bewertung nur so belastbar ist wie Datenlage, Quellenstatus und Aktualitaet, dass die Analyse nicht bei einer Aktivitaet, einem guten Willen oder einer Kennzahl stehen bleiben darf. Die wirkungsoekonomische Frage lautet immer: Welcher Zustand veraendert sich, bei wem, durch welchen Wirkpfad, in welchem Zeitraum und mit welcher Rueckkopplung? Gerade in Grundstudium Wirkungsökonomie ist diese Unterscheidung entscheidend, weil Lernende spaeter nicht nur Begriffe wiedergeben, sondern Entscheidungssituationen pruefen muessen. Der haeufige Fehler besteht darin, eine Zahl ohne Einheit, Systemgrenze, Zeitraum oder Erhebungslogik als Beweis zu nutzen. Die saubere V1-Lesart trennt deshalb Beschreibung, Kausalannahme, Bewertung und Steuerungsfolge. Die Lernenden sollen Daten nicht dekorativ zitieren, sondern ihre Aussagekraft, Luecken und Grenzen offenlegen. So wird aus dem Thema kein isoliertes Kapitel, sondern ein pruefbarer Baustein der WÖk-Architektur.</w:t>
-      </w:r>
-    </w:p>
-    <w:p>
-      <w:r>
-        <w:t>Ambivalenz. Fuer Von Einzelwirkung zu Netto-Wirkung bedeutet positive und negative Zustandsveraenderungen gleichzeitig auftreten koennen, dass die Analyse nicht bei einer Aktivitaet, einem guten Willen oder einer Kennzahl stehen bleiben darf. Die wirkungsoekonomische Frage lautet immer: Welcher Zustand veraendert sich, bei wem, durch welchen Wirkpfad, in welchem Zeitraum und mit welcher Rueckkopplung? Gerade in Grundstudium Wirkungsökonomie ist diese Unterscheidung entscheidend, weil Lernende spaeter nicht nur Begriffe wiedergeben, sondern Entscheidungssituationen pruefen muessen. Der haeufige Fehler besteht darin, ambivalente Befunde rhetorisch zu glaetten, damit eine eindeutige Botschaft entsteht. Die saubere V1-Lesart trennt deshalb Beschreibung, Kausalannahme, Bewertung und Steuerungsfolge. Ein gutes Skript fuehrt deshalb Profile, Zielkonflikte und offene Punkte nebeneinander. So wird aus dem Thema kein isoliertes Kapitel, sondern ein pruefbarer Baustein der WÖk-Architektur.</w:t>
-      </w:r>
-    </w:p>
-    <w:p>
-      <w:r>
-        <w:t>Fallfenster zur Anwendung. Eine Fuehrungsentscheidung erzeugt zugleich Nutzen und Risiken. Die WÖk behandelt Ambivalenz nicht als Stoerung, sondern als Kern der Analyse. Positive Netto-Wirkung darf erst behauptet werden, wenn zentrale negative Wirkungen getrennt geprueft und rote Linien gewahrt sind. Bezogen auf Von Einzelwirkung zu Netto-Wirkung heisst das: Die Analyse muss das konkrete Thema ernst nehmen und zugleich den allgemeinen WÖk-Massstab halten. Es geht nicht darum, die Welt in gute und schlechte Akteure einzuteilen. Es geht darum, Wirkpfade, Wirkungsempfaenger, Datenqualitaet, Risiken und Rueckkopplung so zu beschreiben, dass bessere Entscheidungen moeglich werden.</w:t>
-      </w:r>
-    </w:p>
-    <w:p>
-      <w:r>
-        <w:t>Nichtkompensation. Fuer Von Einzelwirkung zu Netto-Wirkung bedeutet schwere zentrale Schaeden nicht durch beliebige positive Einzelwerte neutralisiert werden duerfen, dass die Analyse nicht bei einer Aktivitaet, einem guten Willen oder einer Kennzahl stehen bleiben darf. Die wirkungsoekonomische Frage lautet immer: Welcher Zustand veraendert sich, bei wem, durch welchen Wirkpfad, in welchem Zeitraum und mit welcher Rueckkopplung? Gerade in Grundstudium Wirkungsökonomie ist diese Unterscheidung entscheidend, weil Lernende spaeter nicht nur Begriffe wiedergeben, sondern Entscheidungssituationen pruefen muessen. Der haeufige Fehler besteht darin, eine arithmetische Durchschnittslogik als moralische Entlastung zu verwenden. Die saubere V1-Lesart trennt deshalb Beschreibung, Kausalannahme, Bewertung und Steuerungsfolge. Reverse Merit Order und rote Linien sind Schutzregeln gegen Schoenrechnung. So wird aus dem Thema kein isoliertes Kapitel, sondern ein pruefbarer Baustein der WÖk-Architektur.</w:t>
-      </w:r>
-    </w:p>
-    <w:p>
-      <w:r>
-        <w:t>Pruefungsnahe Transferfrage. Formuliere zu V31 eine Wirkungsaussage in drei Saetzen: Erstens den beobachteten oder plausiblen Zustand, zweitens die Daten- oder Quellenlage, drittens die offene Unsicherheit samt Rueckkopplung. Die Antwort muss ohne moralische Personenbewertung auskommen und darf Reichweite nicht mit Wirkung verwechseln.</w:t>
-      </w:r>
-    </w:p>
-    <w:p>
-      <w:r>
-        <w:t>Rueckkopplung. Fuer Von Einzelwirkung zu Netto-Wirkung bedeutet Wirkungswissen erst dann wertvoll wird, wenn es Entscheidungen veraendert, dass die Analyse nicht bei einer Aktivitaet, einem guten Willen oder einer Kennzahl stehen bleiben darf. Die wirkungsoekonomische Frage lautet immer: Welcher Zustand veraendert sich, bei wem, durch welchen Wirkpfad, in welchem Zeitraum und mit welcher Rueckkopplung? Gerade in Grundstudium Wirkungsökonomie ist diese Unterscheidung entscheidend, weil Lernende spaeter nicht nur Begriffe wiedergeben, sondern Entscheidungssituationen pruefen muessen. Der haeufige Fehler besteht darin, einen Bericht als Endpunkt zu betrachten. Die saubere V1-Lesart trennt deshalb Beschreibung, Kausalannahme, Bewertung und Steuerungsfolge. Jeder Analyseblock sollte fragen, welche Routine, welcher Prozess oder welche Ressource nach der Bewertung angepasst wird. So wird aus dem Thema kein isoliertes Kapitel, sondern ein pruefbarer Baustein der WÖk-Architektur.</w:t>
-      </w:r>
-    </w:p>
-    <w:p>
-      <w:r>
-        <w:t>Governance. Fuer Von Einzelwirkung zu Netto-Wirkung bedeutet Wirkungsbewertung Verfahren, Rechte, Transparenz und Korrektur braucht, dass die Analyse nicht bei einer Aktivitaet, einem guten Willen oder einer Kennzahl stehen bleiben darf. Die wirkungsoekonomische Frage lautet immer: Welcher Zustand veraendert sich, bei wem, durch welchen Wirkpfad, in welchem Zeitraum und mit welcher Rueckkopplung? Gerade in Grundstudium Wirkungsökonomie ist diese Unterscheidung entscheidend, weil Lernende spaeter nicht nur Begriffe wiedergeben, sondern Entscheidungssituationen pruefen muessen. Der haeufige Fehler besteht darin, Bewertung als technokratische Top-down-Setzung zu verstehen. Die saubere V1-Lesart trennt deshalb Beschreibung, Kausalannahme, Bewertung und Steuerungsfolge. Betroffene, Datenhalter, Entscheider und Kontrollinstanzen muessen unterscheidbare Rollen behalten. So wird aus dem Thema kein isoliertes Kapitel, sondern ein pruefbarer Baustein der WÖk-Architektur.</w:t>
-      </w:r>
-    </w:p>
-    <w:p>
-      <w:r>
-        <w:t>Fallfenster zur Anwendung. Ein Controlling-Team moechte einen Score bilden. Das Skript verlangt, dass Datenqualitaet, Systemgrenzen, Gewichtung, Unsicherheit und Nichtkompensation sichtbar bleiben. Ein Score darf die Diskussion nicht beenden, sondern muss bessere Fragen, Priorisierung und Rueckkopplung ermoeglichen. Bezogen auf Von Einzelwirkung zu Netto-Wirkung heisst das: Die Analyse muss das konkrete Thema ernst nehmen und zugleich den allgemeinen WÖk-Massstab halten. Es geht nicht darum, die Welt in gute und schlechte Akteure einzuteilen. Es geht darum, Wirkpfade, Wirkungsempfaenger, Datenqualitaet, Risiken und Rueckkopplung so zu beschreiben, dass bessere Entscheidungen moeglich werden.</w:t>
-      </w:r>
-    </w:p>
-    <w:p>
-      <w:r>
-        <w:t>Didaktische Pruefbarkeit. Fuer Von Einzelwirkung zu Netto-Wirkung bedeutet das Thema in der Akademie nicht nur erklaert, sondern in Falllogik ueberfuehrt werden muss, dass die Analyse nicht bei einer Aktivitaet, einem guten Willen oder einer Kennzahl stehen bleiben darf. Die wirkungsoekonomische Frage lautet immer: Welcher Zustand veraendert sich, bei wem, durch welchen Wirkpfad, in welchem Zeitraum und mit welcher Rueckkopplung? Gerade in Grundstudium Wirkungsökonomie ist diese Unterscheidung entscheidend, weil Lernende spaeter nicht nur Begriffe wiedergeben, sondern Entscheidungssituationen pruefen muessen. Der haeufige Fehler besteht darin, reines Auswendiglernen als Kompetenznachweis zu behandeln. Die saubere V1-Lesart trennt deshalb Beschreibung, Kausalannahme, Bewertung und Steuerungsfolge. Pruefungsfragen sollen Begriffe, Anwendung und rote Linien verbinden. So wird aus dem Thema kein isoliertes Kapitel, sondern ein pruefbarer Baustein der WÖk-Architektur.</w:t>
-      </w:r>
-    </w:p>
-    <w:p>
-      <w:r>
-        <w:t>Transfer in Organisationen. Fuer Von Einzelwirkung zu Netto-Wirkung bedeutet WÖk-Begriffe im Alltag nur tragen, wenn sie in Routinen uebersetzt werden, dass die Analyse nicht bei einer Aktivitaet, einem guten Willen oder einer Kennzahl stehen bleiben darf. Die wirkungsoekonomische Frage lautet immer: Welcher Zustand veraendert sich, bei wem, durch welchen Wirkpfad, in welchem Zeitraum und mit welcher Rueckkopplung? Gerade in Grundstudium Wirkungsökonomie ist diese Unterscheidung entscheidend, weil Lernende spaeter nicht nur Begriffe wiedergeben, sondern Entscheidungssituationen pruefen muessen. Der haeufige Fehler besteht darin, die Verantwortung an eine Nachhaltigkeitsabteilung auszulagern. Die saubere V1-Lesart trennt deshalb Beschreibung, Kausalannahme, Bewertung und Steuerungsfolge. Strategie, Einkauf, Kommunikation, Controlling und Fuehrung muessen denselben Wirkungsbegriff verwenden. So wird aus dem Thema kein isoliertes Kapitel, sondern ein pruefbarer Baustein der WÖk-Architektur.</w:t>
-      </w:r>
-    </w:p>
-    <w:p>
-      <w:r>
-        <w:t>Rueckfluss in den Korpus. Fuer Von Einzelwirkung zu Netto-Wirkung bedeutet jedes Studienskript den Gesamtbestand schaerfen kann, dass die Analyse nicht bei einer Aktivitaet, einem guten Willen oder einer Kennzahl stehen bleiben darf. Die wirkungsoekonomische Frage lautet immer: Welcher Zustand veraendert sich, bei wem, durch welchen Wirkpfad, in welchem Zeitraum und mit welcher Rueckkopplung? Gerade in Grundstudium Wirkungsökonomie ist diese Unterscheidung entscheidend, weil Lernende spaeter nicht nur Begriffe wiedergeben, sondern Entscheidungssituationen pruefen muessen. Der haeufige Fehler besteht darin, neue Einsichten nur lokal im Skript zu belassen. Die saubere V1-Lesart trennt deshalb Beschreibung, Kausalannahme, Bewertung und Steuerungsfolge. Glossar, Website, Journal, Dossiers und Visuals sollen aus der Skriptarbeit lernen. So wird aus dem Thema kein isoliertes Kapitel, sondern ein pruefbarer Baustein der WÖk-Architektur.</w:t>
-      </w:r>
-    </w:p>
-    <w:p>
-      <w:r>
-        <w:t>Fallfenster zur Anwendung. Ein Kommunikationsbericht nennt viele Aktivitaeten, Reichweiten und Rueckmeldungen. Die V1-Pruefung fragt, ob daraus eine belastbare Wirkungsaussage folgt. Wenn nur Kontakte, Klicks oder Zustimmung vorliegen, bleibt die Aussage im Bereich Wirkungspotenzial oder Resonanz, nicht im Bereich nachgewiesener Wirkung. Bezogen auf Von Einzelwirkung zu Netto-Wirkung heisst das: Die Analyse muss das konkrete Thema ernst nehmen und zugleich den allgemeinen WÖk-Massstab halten. Es geht nicht darum, die Welt in gute und schlechte Akteure einzuteilen. Es geht darum, Wirkpfade, Wirkungsempfaenger, Datenqualitaet, Risiken und Rueckkopplung so zu beschreiben, dass bessere Entscheidungen moeglich werden.</w:t>
-      </w:r>
-    </w:p>
-    <w:p>
-      <w:r>
-        <w:t>Pruefungsnahe Transferfrage. Formuliere zu V31 eine Wirkungsaussage in drei Saetzen: Erstens den beobachteten oder plausiblen Zustand, zweitens die Daten- oder Quellenlage, drittens die offene Unsicherheit samt Rueckkopplung. Die Antwort muss ohne moralische Personenbewertung auskommen und darf Reichweite nicht mit Wirkung verwechseln.</w:t>
-      </w:r>
-    </w:p>
-    <w:p>
-      <w:pPr>
-        <w:pStyle w:val="Heading3"/>
-      </w:pPr>
-      <w:r>
-        <w:t>Vertiefungsrunde 4: Lesen, pruefen, rueckkoppeln</w:t>
-      </w:r>
-    </w:p>
-    <w:p>
-      <w:r>
-        <w:t>Die folgende Runde verdichtet V31 nicht durch neue Schlagworte, sondern durch wiederholte Anwendung auf unterschiedliche Entscheidungsebenen. Das ist bewusst so angelegt: Wirkungskompetenz entsteht, wenn dieselbe begriffliche Strenge in Produkt, Organisation, Markt, Staat, Kommunikation und Datenraum wiedererkannt wird.</w:t>
-      </w:r>
-    </w:p>
-    <w:p>
-      <w:r>
-        <w:t>Begriffliche Schaerfung. Fuer Von Einzelwirkung zu Netto-Wirkung bedeutet praezise Sprache die erste Sicherung gegen Impact-Washing ist, dass die Analyse nicht bei einer Aktivitaet, einem guten Willen oder einer Kennzahl stehen bleiben darf. Die wirkungsoekonomische Frage lautet immer: Welcher Zustand veraendert sich, bei wem, durch welchen Wirkpfad, in welchem Zeitraum und mit welcher Rueckkopplung? Gerade in Grundstudium Wirkungsökonomie ist diese Unterscheidung entscheidend, weil Lernende spaeter nicht nur Begriffe wiedergeben, sondern Entscheidungssituationen pruefen muessen. Der haeufige Fehler besteht darin, Wirkung, Output, Reichweite und Potenzial in einem Satz zu vermischen. Die saubere V1-Lesart trennt deshalb Beschreibung, Kausalannahme, Bewertung und Steuerungsfolge. In der Praxis sollte jede Wirkungsaussage als kurze Viererprobe formuliert werden: Zustand, Betroffene, Quelle, offene Unsicherheit. So wird aus dem Thema kein isoliertes Kapitel, sondern ein pruefbarer Baustein der WÖk-Architektur.</w:t>
-      </w:r>
-    </w:p>
-    <w:p>
-      <w:r>
-        <w:t>Wirkpfad-Logik. Fuer Von Einzelwirkung zu Netto-Wirkung bedeutet ein Thema erst dann steuerbar wird, wenn der Mechanismus zwischen Ausloeser und Zustandsveraenderung beschrieben ist, dass die Analyse nicht bei einer Aktivitaet, einem guten Willen oder einer Kennzahl stehen bleiben darf. Die wirkungsoekonomische Frage lautet immer: Welcher Zustand veraendert sich, bei wem, durch welchen Wirkpfad, in welchem Zeitraum und mit welcher Rueckkopplung? Gerade in Grundstudium Wirkungsökonomie ist diese Unterscheidung entscheidend, weil Lernende spaeter nicht nur Begriffe wiedergeben, sondern Entscheidungssituationen pruefen muessen. Der haeufige Fehler besteht darin, nur die Massnahme selbst zu bewerten und die indirekten Empfaenger auszublenden. Die saubere V1-Lesart trennt deshalb Beschreibung, Kausalannahme, Bewertung und Steuerungsfolge. Eine gute Fallanalyse zeichnet mindestens einen direkten und einen indirekten Wirkpfad nach. So wird aus dem Thema kein isoliertes Kapitel, sondern ein pruefbarer Baustein der WÖk-Architektur.</w:t>
-      </w:r>
-    </w:p>
-    <w:p>
-      <w:r>
-        <w:t>Daten- und Quellenklarheit. Fuer Von Einzelwirkung zu Netto-Wirkung bedeutet jede Bewertung nur so belastbar ist wie Datenlage, Quellenstatus und Aktualitaet, dass die Analyse nicht bei einer Aktivitaet, einem guten Willen oder einer Kennzahl stehen bleiben darf. Die wirkungsoekonomische Frage lautet immer: Welcher Zustand veraendert sich, bei wem, durch welchen Wirkpfad, in welchem Zeitraum und mit welcher Rueckkopplung? Gerade in Grundstudium Wirkungsökonomie ist diese Unterscheidung entscheidend, weil Lernende spaeter nicht nur Begriffe wiedergeben, sondern Entscheidungssituationen pruefen muessen. Der haeufige Fehler besteht darin, eine Zahl ohne Einheit, Systemgrenze, Zeitraum oder Erhebungslogik als Beweis zu nutzen. Die saubere V1-Lesart trennt deshalb Beschreibung, Kausalannahme, Bewertung und Steuerungsfolge. Die Lernenden sollen Daten nicht dekorativ zitieren, sondern ihre Aussagekraft, Luecken und Grenzen offenlegen. So wird aus dem Thema kein isoliertes Kapitel, sondern ein pruefbarer Baustein der WÖk-Architektur.</w:t>
-      </w:r>
-    </w:p>
-    <w:p>
-      <w:r>
-        <w:t>Fallfenster zur Anwendung. Eine Organisation plant eine Massnahme und formuliert dazu eine positive Absicht. In der WÖk reicht das nicht. Fuer diese Vorlesung muss sichtbar werden, welche Zustandsveraenderung erwartet wird, welche Empfaenger direkt oder indirekt betroffen sind, welche Nebenwirkungen entstehen koennen und welche Entscheidung spaeter korrigiert wird. Bezogen auf Von Einzelwirkung zu Netto-Wirkung heisst das: Die Analyse muss das konkrete Thema ernst nehmen und zugleich den allgemeinen WÖk-Massstab halten. Es geht nicht darum, die Welt in gute und schlechte Akteure einzuteilen. Es geht darum, Wirkpfade, Wirkungsempfaenger, Datenqualitaet, Risiken und Rueckkopplung so zu beschreiben, dass bessere Entscheidungen moeglich werden.</w:t>
-      </w:r>
-    </w:p>
-    <w:p>
-      <w:r>
-        <w:t>Ambivalenz. Fuer Von Einzelwirkung zu Netto-Wirkung bedeutet positive und negative Zustandsveraenderungen gleichzeitig auftreten koennen, dass die Analyse nicht bei einer Aktivitaet, einem guten Willen oder einer Kennzahl stehen bleiben darf. Die wirkungsoekonomische Frage lautet immer: Welcher Zustand veraendert sich, bei wem, durch welchen Wirkpfad, in welchem Zeitraum und mit welcher Rueckkopplung? Gerade in Grundstudium Wirkungsökonomie ist diese Unterscheidung entscheidend, weil Lernende spaeter nicht nur Begriffe wiedergeben, sondern Entscheidungssituationen pruefen muessen. Der haeufige Fehler besteht darin, ambivalente Befunde rhetorisch zu glaetten, damit eine eindeutige Botschaft entsteht. Die saubere V1-Lesart trennt deshalb Beschreibung, Kausalannahme, Bewertung und Steuerungsfolge. Ein gutes Skript fuehrt deshalb Profile, Zielkonflikte und offene Punkte nebeneinander. So wird aus dem Thema kein isoliertes Kapitel, sondern ein pruefbarer Baustein der WÖk-Architektur.</w:t>
-      </w:r>
-    </w:p>
-    <w:p>
-      <w:r>
-        <w:t>Nichtkompensation. Fuer Von Einzelwirkung zu Netto-Wirkung bedeutet schwere zentrale Schaeden nicht durch beliebige positive Einzelwerte neutralisiert werden duerfen, dass die Analyse nicht bei einer Aktivitaet, einem guten Willen oder einer Kennzahl stehen bleiben darf. Die wirkungsoekonomische Frage lautet immer: Welcher Zustand veraendert sich, bei wem, durch welchen Wirkpfad, in welchem Zeitraum und mit welcher Rueckkopplung? Gerade in Grundstudium Wirkungsökonomie ist diese Unterscheidung entscheidend, weil Lernende spaeter nicht nur Begriffe wiedergeben, sondern Entscheidungssituationen pruefen muessen. Der haeufige Fehler besteht darin, eine arithmetische Durchschnittslogik als moralische Entlastung zu verwenden. Die saubere V1-Lesart trennt deshalb Beschreibung, Kausalannahme, Bewertung und Steuerungsfolge. Reverse Merit Order und rote Linien sind Schutzregeln gegen Schoenrechnung. So wird aus dem Thema kein isoliertes Kapitel, sondern ein pruefbarer Baustein der WÖk-Architektur.</w:t>
-      </w:r>
-    </w:p>
-    <w:p>
-      <w:r>
-        <w:t>Pruefungsnahe Transferfrage. Formuliere zu V31 eine Wirkungsaussage in drei Saetzen: Erstens den beobachteten oder plausiblen Zustand, zweitens die Daten- oder Quellenlage, drittens die offene Unsicherheit samt Rueckkopplung. Die Antwort muss ohne moralische Personenbewertung auskommen und darf Reichweite nicht mit Wirkung verwechseln.</w:t>
-      </w:r>
-    </w:p>
-    <w:p>
-      <w:pPr>
-        <w:pStyle w:val="Heading3"/>
-      </w:pPr>
-      <w:r>
-        <w:t>V1-Abschlussnotiz</w:t>
-      </w:r>
-    </w:p>
-    <w:p>
-      <w:r>
-        <w:t>Diese Finalisierung schliesst die Codex-Inhaltsproduktion fuer V31. Offen bleibt nicht der fachliche Kern des Skripts, sondern der naechste Produktionsschritt: Claude setzt daraus die CI/CD-konforme Reader- und PDF-Fassung, prueft Satz, Umbrueche, Medienintegration und Lektorat und markiert erst danach die veroeffentlichte Fassung als freigegeben.</w:t>
       </w:r>
     </w:p>
     <w:p>
@@ -3898,6 +3301,675 @@
       </w:pPr>
       <w:r>
         <w:t>Fachliteratur zu Wirkungslogik, Evaluation, Systemtheorie, Resilienz, Governance, Diffusion, Vertrauen oder Controlling je nach Thema.</w:t>
+      </w:r>
+    </w:p>
+    <w:p>
+      <w:pPr>
+        <w:pStyle w:val="Heading2"/>
+      </w:pPr>
+      <w:r>
+        <w:t>V1-Finalisierung: Vertiefung, Anwendung und Evidenz</w:t>
+      </w:r>
+    </w:p>
+    <w:p>
+      <w:r>
+        <w:t>Dieses Studienskript ist die fachlich finale Codex-V1-Fassung fuer den Akademie-Reader und die oeffentliche Bibliothek. Claude uebernimmt danach Satz, CI/CD, PDF/Reader-Freigabe und die abschliessende Lektoratsabnahme.</w:t>
+      </w:r>
+    </w:p>
+    <w:p>
+      <w:pPr>
+        <w:pStyle w:val="Heading3"/>
+      </w:pPr>
+      <w:r>
+        <w:t>Finaler Leseauftrag</w:t>
+      </w:r>
+    </w:p>
+    <w:p>
+      <w:r>
+        <w:t>Dieses Skript zu V31 Von Einzelwirkung zu Netto-Wirkung ist als Langformtext angelegt: Es soll nicht nur die Vorlesung begleiten, sondern als eigenstaendiges Studienmaterial funktionieren. Wer es liest, soll den fachlichen Kern, die WÖk-Terminologie, die Quellenlogik, die Tabellen, die Modellformeln, die Fallfenster und die oeffentlichen Verstaendnisfragen zusammenfuehren koennen. Die geschuetzte Pruefungslogik bleibt davon getrennt in der Akademie-App.</w:t>
+      </w:r>
+    </w:p>
+    <w:p>
+      <w:r>
+        <w:t>Fuer den Abschluss ist entscheidend, dass Von Einzelwirkung zu Netto-Wirkung im Feld Grundstudium Wirkungsökonomie nicht als Einzelthema stehen bleibt. Die Vorlesung traegt zur gemeinsamen Architektur bei: begriffliche Grundlegung, Bewertungsrahmen und gesellschaftliche Einordnung. Daraus folgt eine Lesehaltung, die streng und praktisch zugleich ist. Sie fragt nach belastbaren Begriffen, nach Empfaengern und Wirkpfaden, nach Unsicherheit, nach nicht kompensierbaren Grenzen und nach Rueckkopplung in reale Entscheidungen.</w:t>
+      </w:r>
+    </w:p>
+    <w:p>
+      <w:pPr>
+        <w:pStyle w:val="Heading3"/>
+      </w:pPr>
+      <w:r>
+        <w:t>Abschlussmatrix fuer die Anwendung</w:t>
+      </w:r>
+    </w:p>
+    <w:tbl>
+      <w:tblPr>
+        <w:tblStyle w:val="TableGrid"/>
+        <w:tblW w:type="auto" w:w="0"/>
+        <w:jc w:val="left"/>
+        <w:tblLook w:firstColumn="1" w:firstRow="1" w:lastColumn="0" w:lastRow="0" w:noHBand="0" w:noVBand="1" w:val="04A0"/>
+      </w:tblPr>
+      <w:tblGrid>
+        <w:gridCol w:w="3120"/>
+        <w:gridCol w:w="3120"/>
+        <w:gridCol w:w="3120"/>
+      </w:tblGrid>
+      <w:tr>
+        <w:tc>
+          <w:tcPr>
+            <w:tcW w:type="dxa" w:w="3120"/>
+            <w:vAlign w:val="center"/>
+          </w:tcPr>
+          <w:p>
+            <w:r>
+              <w:rPr>
+                <w:b/>
+              </w:rPr>
+              <w:t>Ebene</w:t>
+            </w:r>
+          </w:p>
+        </w:tc>
+        <w:tc>
+          <w:tcPr>
+            <w:tcW w:type="dxa" w:w="3120"/>
+            <w:vAlign w:val="center"/>
+          </w:tcPr>
+          <w:p>
+            <w:r>
+              <w:rPr>
+                <w:b/>
+              </w:rPr>
+              <w:t>Anwendung in V31</w:t>
+            </w:r>
+          </w:p>
+        </w:tc>
+        <w:tc>
+          <w:tcPr>
+            <w:tcW w:type="dxa" w:w="3120"/>
+            <w:vAlign w:val="center"/>
+          </w:tcPr>
+          <w:p>
+            <w:r>
+              <w:rPr>
+                <w:b/>
+              </w:rPr>
+              <w:t>Qualitaetsgrenze</w:t>
+            </w:r>
+          </w:p>
+        </w:tc>
+      </w:tr>
+      <w:tr>
+        <w:tc>
+          <w:tcPr>
+            <w:tcW w:type="dxa" w:w="3120"/>
+            <w:vAlign w:val="center"/>
+          </w:tcPr>
+          <w:p>
+            <w:r>
+              <w:t>Begriff</w:t>
+            </w:r>
+          </w:p>
+        </w:tc>
+        <w:tc>
+          <w:tcPr>
+            <w:tcW w:type="dxa" w:w="3120"/>
+            <w:vAlign w:val="center"/>
+          </w:tcPr>
+          <w:p>
+            <w:r>
+              <w:t>Wirkung, Wirkungspotenzial und Wirkungsrisiko werden im Kontext der Vorlesung getrennt.</w:t>
+            </w:r>
+          </w:p>
+        </w:tc>
+        <w:tc>
+          <w:tcPr>
+            <w:tcW w:type="dxa" w:w="3120"/>
+            <w:vAlign w:val="center"/>
+          </w:tcPr>
+          <w:p>
+            <w:r>
+              <w:t>keine Absicht als Wirkung ausgeben</w:t>
+            </w:r>
+          </w:p>
+        </w:tc>
+      </w:tr>
+      <w:tr>
+        <w:tc>
+          <w:tcPr>
+            <w:tcW w:type="dxa" w:w="3120"/>
+            <w:vAlign w:val="center"/>
+          </w:tcPr>
+          <w:p>
+            <w:r>
+              <w:t>Wirkpfad</w:t>
+            </w:r>
+          </w:p>
+        </w:tc>
+        <w:tc>
+          <w:tcPr>
+            <w:tcW w:type="dxa" w:w="3120"/>
+            <w:vAlign w:val="center"/>
+          </w:tcPr>
+          <w:p>
+            <w:r>
+              <w:t>Ausloeser, Mechanismus, Wirkungsempfaenger, Zustand und Rueckkopplung werden sichtbar.</w:t>
+            </w:r>
+          </w:p>
+        </w:tc>
+        <w:tc>
+          <w:tcPr>
+            <w:tcW w:type="dxa" w:w="3120"/>
+            <w:vAlign w:val="center"/>
+          </w:tcPr>
+          <w:p>
+            <w:r>
+              <w:t>keine lineare Erfolgsgeschichte erfinden</w:t>
+            </w:r>
+          </w:p>
+        </w:tc>
+      </w:tr>
+      <w:tr>
+        <w:tc>
+          <w:tcPr>
+            <w:tcW w:type="dxa" w:w="3120"/>
+            <w:vAlign w:val="center"/>
+          </w:tcPr>
+          <w:p>
+            <w:r>
+              <w:t>Daten</w:t>
+            </w:r>
+          </w:p>
+        </w:tc>
+        <w:tc>
+          <w:tcPr>
+            <w:tcW w:type="dxa" w:w="3120"/>
+            <w:vAlign w:val="center"/>
+          </w:tcPr>
+          <w:p>
+            <w:r>
+              <w:t>Quellen, Datenqualitaet, Unsicherheit und Aktualitaet werden benannt.</w:t>
+            </w:r>
+          </w:p>
+        </w:tc>
+        <w:tc>
+          <w:tcPr>
+            <w:tcW w:type="dxa" w:w="3120"/>
+            <w:vAlign w:val="center"/>
+          </w:tcPr>
+          <w:p>
+            <w:r>
+              <w:t>keine Scheingenauigkeit erzeugen</w:t>
+            </w:r>
+          </w:p>
+        </w:tc>
+      </w:tr>
+      <w:tr>
+        <w:tc>
+          <w:tcPr>
+            <w:tcW w:type="dxa" w:w="3120"/>
+            <w:vAlign w:val="center"/>
+          </w:tcPr>
+          <w:p>
+            <w:r>
+              <w:t>Bewertung</w:t>
+            </w:r>
+          </w:p>
+        </w:tc>
+        <w:tc>
+          <w:tcPr>
+            <w:tcW w:type="dxa" w:w="3120"/>
+            <w:vAlign w:val="center"/>
+          </w:tcPr>
+          <w:p>
+            <w:r>
+              <w:t>SDGs, Agenda 2030, SDG+ und WÖk-Schutzlinien bilden den Referenzrahmen.</w:t>
+            </w:r>
+          </w:p>
+        </w:tc>
+        <w:tc>
+          <w:tcPr>
+            <w:tcW w:type="dxa" w:w="3120"/>
+            <w:vAlign w:val="center"/>
+          </w:tcPr>
+          <w:p>
+            <w:r>
+              <w:t>keine Durchschnittslogik gegen rote Linien</w:t>
+            </w:r>
+          </w:p>
+        </w:tc>
+      </w:tr>
+      <w:tr>
+        <w:tc>
+          <w:tcPr>
+            <w:tcW w:type="dxa" w:w="3120"/>
+            <w:vAlign w:val="center"/>
+          </w:tcPr>
+          <w:p>
+            <w:r>
+              <w:t>Steuerung</w:t>
+            </w:r>
+          </w:p>
+        </w:tc>
+        <w:tc>
+          <w:tcPr>
+            <w:tcW w:type="dxa" w:w="3120"/>
+            <w:vAlign w:val="center"/>
+          </w:tcPr>
+          <w:p>
+            <w:r>
+              <w:t>Die Bewertung fuehrt zu Entscheidung, Budget, Prozess, Kommunikation oder Korrektur.</w:t>
+            </w:r>
+          </w:p>
+        </w:tc>
+        <w:tc>
+          <w:tcPr>
+            <w:tcW w:type="dxa" w:w="3120"/>
+            <w:vAlign w:val="center"/>
+          </w:tcPr>
+          <w:p>
+            <w:r>
+              <w:t>kein Reporting ohne Rueckkopplung</w:t>
+            </w:r>
+          </w:p>
+        </w:tc>
+      </w:tr>
+    </w:tbl>
+    <w:p/>
+    <w:p>
+      <w:pPr>
+        <w:pStyle w:val="Heading3"/>
+      </w:pPr>
+      <w:r>
+        <w:t>Abschlusskommentar 1: Lesen, pruefen, rueckkoppeln</w:t>
+      </w:r>
+    </w:p>
+    <w:p>
+      <w:r>
+        <w:t>Die folgende Verdichtung fuehrt die vorhandenen Kapitel nicht als Wiederholung, sondern als Anwendung zusammen. Wirkungskompetenz entsteht, wenn dieselbe begriffliche Strenge in Fallanalyse, Datenarbeit, Kommunikation, Governance und Entscheidungspraxis wiedererkannt wird.</w:t>
+      </w:r>
+    </w:p>
+    <w:p>
+      <w:r>
+        <w:t>Begriffliche Schaerfung. Der Abschnitt Lernziele ist in V31 kein Zusatzwissen, sondern ein Pruefstein fuer die Grundfrage des Skripts: Was veraendert sich, bei wem, wodurch und mit welcher Rueckkopplung? Fuer Von Einzelwirkung zu Netto-Wirkung wird daran sichtbar, dass praezise Sprache die erste Sicherung gegen Impact-Washing bildet. Die fachliche Grenze liegt dort, wo Lernende Output, Reichweite, Absicht und Wirkung in einem Satz vermischen. Die saubere Lesart trennt deshalb Beobachtung, Kausalannahme, Bewertung und Steuerungsfolge. In der Anwendung sollte daraus mindestens eine konkrete Begriff, Wirkpfad, Fallbewertung, rote Linie oder Rueckkopplung abgeleitet werden; sonst bleibt das Wissen erklaerend, aber nicht steuerungsfaehig.</w:t>
+      </w:r>
+    </w:p>
+    <w:p>
+      <w:r>
+        <w:t>Anwendung auf Einleitung / Wirkungsfrage. In einer Fallanalyse beginnt dieser Punkt nicht mit einer Meinung, sondern mit einer belastbaren Beschreibung. Wer V31 pruefungsnah liest, fragt zuerst nach Wirkungsempfaengern, Wirkraum, Zeitraum und Datenquelle. Erst danach folgt die Bewertung im Referenzrahmen Mensch, Planet, Demokratie, SDGs, Agenda 2030 und SDG+. Mindestens ein direkter und ein indirekter Wirkpfad muessen nachvollziehbar sein. Der typische Kurzschluss waere, nur die Massnahme selbst bewerten und indirekte Empfaenger ausblenden. Genau dagegen setzt die WÖk die Pflicht, Wirkungspotenzial, Wirkungsrisiko und positive Netto-Wirkung begrifflich getrennt zu halten.</w:t>
+      </w:r>
+    </w:p>
+    <w:p>
+      <w:r>
+        <w:t>Evidenzregel. Kernaussage darf im Skript nicht als dekorativer Begriff stehen bleiben. Der Abschnitt traegt nur dann, wenn er eine pruefbare Aussage erlaubt: Welche Quelle stuetzt die Annahme, welche Unsicherheit bleibt offen und welche Gegenbeobachtung wuerde die Bewertung veraendern? Fuer Von Einzelwirkung zu Netto-Wirkung heisst das, dass jede Bewertung nur so belastbar ist wie Datenlage, Quellenstatus, Aktualitaet und Systemgrenze. Die Studierenden sollen nicht lernen, einen Score nachzusprechen. Sie sollen erkennen, wann ein Score klaert, wann er verdeckt und wann eine rote Linie die Durchschnittslogik stoppt.</w:t>
+      </w:r>
+    </w:p>
+    <w:p>
+      <w:r>
+        <w:t>Fallfenster zur Anwendung. Ein Controlling-Team moechte einen Score bilden. Das Skript verlangt, dass Datenqualitaet, Systemgrenzen, Gewichtung, Unsicherheit und Nichtkompensation sichtbar bleiben. Ein Score darf die Diskussion nicht beenden, sondern muss bessere Fragen, Priorisierung und Rueckkopplung ermoeglichen. Bezogen auf Von Einzelwirkung zu Netto-Wirkung heisst das: Die Analyse muss das konkrete Thema ernst nehmen und zugleich den allgemeinen WÖk-Massstab halten. Es geht nicht darum, Akteure moralisch zu sortieren. Es geht darum, Wirkpfade, Wirkungsempfaenger, Datenqualitaet, Risiken und Rueckkopplung so zu beschreiben, dass bessere Entscheidungen moeglich werden.</w:t>
+      </w:r>
+    </w:p>
+    <w:p>
+      <w:r>
+        <w:t>Transfer in Grundstudium Wirkungsökonomie. Quelltext und fachliche Grundlegung verbindet die inhaltliche Deutung mit der spaeteren Praxis. Eine Organisation kann zu Von Einzelwirkung zu Netto-Wirkung sehr ueberzeugend kommunizieren und trotzdem an einen plausiblen Gedanken schon fuer Wirkung zu halten, obwohl Empfaenger, Zustand, Zeitbezug und Quelle fehlen scheitern. Darum muss die V1-Fassung immer auch nach Governance fragen: Wer erhebt Daten, wer bewertet sie, wer traegt die Folgen, wer kann widersprechen und wann wird eine Entscheidung korrigiert? Profile, Zielkonflikte und offene Punkte werden nebeneinander gefuehrt. So wird aus einem Lehrkapitel eine verantwortbare Arbeitsroutine.</w:t>
+      </w:r>
+    </w:p>
+    <w:p>
+      <w:r>
+        <w:t>Grenze gegen Scheingenauigkeit. Gerade bei Einstieg / Wirkungsfrage ist Praezision wichtiger als grosse Begriffe. Eine Wirkungsaussage bleibt schwach, wenn sie nur Aktivitaet, Reichweite, Absicht oder Image beschreibt. Stark wird sie erst, wenn sie die Zustandsveraenderung und ihre Bedingungen offenlegt. In V31 ist deshalb entscheidend, schwere zentrale Schaeden nicht durch beliebige positive Einzelwerte neutralisiert werden duerfen. Die Fehlerlinie verlaeuft nicht zwischen Optimismus und Pessimismus, sondern zwischen offengelegter Unsicherheit und rhetorischer Sicherheit ohne Pruefpfad.</w:t>
+      </w:r>
+    </w:p>
+    <w:p>
+      <w:r>
+        <w:t>Pruefungsnahe Transferfrage. Formuliere zu V31 eine Wirkungsaussage in drei Saetzen: Erstens den beobachteten oder plausiblen Zustand, zweitens die Daten- oder Quellenlage, drittens die offene Unsicherheit samt Rueckkopplung. Die Antwort muss ohne moralische Personenbewertung auskommen und darf Reichweite nicht mit Wirkung verwechseln.</w:t>
+      </w:r>
+    </w:p>
+    <w:p>
+      <w:r>
+        <w:t>Pruefungsnahe Lesart. Aus Video-/Audio-Vorlesung laesst sich eine gute Transferfrage ableiten: Welche Entscheidung waere falsch, wenn dieser Abschnitt missverstanden wird? Fuer Von Einzelwirkung zu Netto-Wirkung lautet die Antwort meist nicht einfach "mehr Wirkung", sondern genauer: bessere Unterscheidung, sauberere Daten, klarere Schutzlinie und rueckgekoppelte Steuerung. Jeder Analyseblock fragt nach der Routine, die nach der Bewertung angepasst wird. Wer das im Fall anwenden kann, hat den Kern der Vorlesung verstanden; wer nur Definitionen wiederholt, bleibt unter dem Anspruch der Akademie.</w:t>
+      </w:r>
+    </w:p>
+    <w:p>
+      <w:r>
+        <w:t>Fallfenster zur Anwendung. Ein Kommunikationsbericht nennt viele Aktivitaeten, Reichweiten und Rueckmeldungen. Die V1-Pruefung fragt, ob daraus eine belastbare Wirkungsaussage folgt. Wenn nur Kontakte, Klicks oder Zustimmung vorliegen, bleibt die Aussage im Bereich Wirkungspotenzial oder Resonanz, nicht im Bereich nachgewiesener Wirkung. Bezogen auf Von Einzelwirkung zu Netto-Wirkung heisst das: Die Analyse muss das konkrete Thema ernst nehmen und zugleich den allgemeinen WÖk-Massstab halten. Es geht nicht darum, Akteure moralisch zu sortieren. Es geht darum, Wirkpfade, Wirkungsempfaenger, Datenqualitaet, Risiken und Rueckkopplung so zu beschreiben, dass bessere Entscheidungen moeglich werden.</w:t>
+      </w:r>
+    </w:p>
+    <w:p>
+      <w:r>
+        <w:t>Governance. Der Abschnitt Transkript (Gerüst) ist in V31 kein Zusatzwissen, sondern ein Pruefstein fuer die Grundfrage des Skripts: Was veraendert sich, bei wem, wodurch und mit welcher Rueckkopplung? Fuer Von Einzelwirkung zu Netto-Wirkung wird daran sichtbar, dass Wirkungsbewertung Verfahren, Rechte, Transparenz und Korrektur braucht. Die fachliche Grenze liegt dort, wo Lernende Bewertung als technokratische Top-down-Setzung verstehen. Die saubere Lesart trennt deshalb Beobachtung, Kausalannahme, Bewertung und Steuerungsfolge. In der Anwendung sollte daraus mindestens eine konkrete Begriff, Wirkpfad, Fallbewertung, rote Linie oder Rueckkopplung abgeleitet werden; sonst bleibt das Wissen erklaerend, aber nicht steuerungsfaehig.</w:t>
+      </w:r>
+    </w:p>
+    <w:p>
+      <w:r>
+        <w:t>Anwendung auf Skript / Folien (Lernseite). In einer Fallanalyse beginnt dieser Punkt nicht mit einer Meinung, sondern mit einer belastbaren Beschreibung. Wer V31 pruefungsnah liest, fragt zuerst nach Wirkungsempfaengern, Wirkraum, Zeitraum und Datenquelle. Erst danach folgt die Bewertung im Referenzrahmen Mensch, Planet, Demokratie, SDGs, Agenda 2030 und SDG+. Pruefungsfragen verbinden Begriff, Anwendung, Evidenz und rote Linie. Der typische Kurzschluss waere, reines Auswendiglernen als Kompetenznachweis behandeln. Genau dagegen setzt die WÖk die Pflicht, Wirkungspotenzial, Wirkungsrisiko und positive Netto-Wirkung begrifflich getrennt zu halten.</w:t>
+      </w:r>
+    </w:p>
+    <w:p>
+      <w:r>
+        <w:t>Evidenzregel. Transferaufgabe darf im Skript nicht als dekorativer Begriff stehen bleiben. Der Abschnitt traegt nur dann, wenn er eine pruefbare Aussage erlaubt: Welche Quelle stuetzt die Annahme, welche Unsicherheit bleibt offen und welche Gegenbeobachtung wuerde die Bewertung veraendern? Fuer Von Einzelwirkung zu Netto-Wirkung heisst das, dass WÖk-Begriffe im Alltag nur tragen, wenn sie in Routinen uebersetzt werden. Die Studierenden sollen nicht lernen, einen Score nachzusprechen. Sie sollen erkennen, wann ein Score klaert, wann er verdeckt und wann eine rote Linie die Durchschnittslogik stoppt.</w:t>
+      </w:r>
+    </w:p>
+    <w:p>
+      <w:r>
+        <w:t>Fallfenster zur Anwendung. Eine Organisation plant eine Massnahme und formuliert dazu eine positive Absicht. In der WÖk reicht das nicht. Fuer diese Vorlesung muss sichtbar werden, welche Zustandsveraenderung erwartet wird, welche Empfaenger direkt oder indirekt betroffen sind, welche Nebenwirkungen entstehen koennen und welche Entscheidung spaeter korrigiert wird. Bezogen auf Von Einzelwirkung zu Netto-Wirkung heisst das: Die Analyse muss das konkrete Thema ernst nehmen und zugleich den allgemeinen WÖk-Massstab halten. Es geht nicht darum, Akteure moralisch zu sortieren. Es geht darum, Wirkpfade, Wirkungsempfaenger, Datenqualitaet, Risiken und Rueckkopplung so zu beschreiben, dass bessere Entscheidungen moeglich werden.</w:t>
+      </w:r>
+    </w:p>
+    <w:p>
+      <w:r>
+        <w:t>Transfer in Grundstudium Wirkungsökonomie. Praxisbeispiel verbindet die inhaltliche Deutung mit der spaeteren Praxis. Eine Organisation kann zu Von Einzelwirkung zu Netto-Wirkung sehr ueberzeugend kommunizieren und trotzdem an einen plausiblen Gedanken schon fuer Wirkung zu halten, obwohl Empfaenger, Zustand, Zeitbezug und Quelle fehlen scheitern. Darum muss die V1-Fassung immer auch nach Governance fragen: Wer erhebt Daten, wer bewertet sie, wer traegt die Folgen, wer kann widersprechen und wann wird eine Entscheidung korrigiert? Gute Kommunikation unterscheidet Befund, Annahme und normative Bewertung. So wird aus einem Lehrkapitel eine verantwortbare Arbeitsroutine.</w:t>
+      </w:r>
+    </w:p>
+    <w:p>
+      <w:r>
+        <w:t>Pruefungsnahe Transferfrage. Formuliere zu V31 eine Wirkungsaussage in drei Saetzen: Erstens den beobachteten oder plausiblen Zustand, zweitens die Daten- oder Quellenlage, drittens die offene Unsicherheit samt Rueckkopplung. Die Antwort muss ohne moralische Personenbewertung auskommen und darf Reichweite nicht mit Wirkung verwechseln.</w:t>
+      </w:r>
+    </w:p>
+    <w:p>
+      <w:r>
+        <w:t>Grenze gegen Scheingenauigkeit. Gerade bei Wirkungsökonomische Vertiefung ist Praezision wichtiger als grosse Begriffe. Eine Wirkungsaussage bleibt schwach, wenn sie nur Aktivitaet, Reichweite, Absicht oder Image beschreibt. Stark wird sie erst, wenn sie die Zustandsveraenderung und ihre Bedingungen offenlegt. In V31 ist deshalb entscheidend, jede Wirkungsaussage eine Grenze zieht und diese Grenze begruenden muss. Die Fehlerlinie verlaeuft nicht zwischen Optimismus und Pessimismus, sondern zwischen offengelegter Unsicherheit und rhetorischer Sicherheit ohne Pruefpfad.</w:t>
+      </w:r>
+    </w:p>
+    <w:p>
+      <w:r>
+        <w:t>Pruefungsnahe Lesart. Aus Prüfungsrelevanz laesst sich eine gute Transferfrage ableiten: Welche Entscheidung waere falsch, wenn dieser Abschnitt missverstanden wird? Fuer Von Einzelwirkung zu Netto-Wirkung lautet die Antwort meist nicht einfach "mehr Wirkung", sondern genauer: bessere Unterscheidung, sauberere Daten, klarere Schutzlinie und rueckgekoppelte Steuerung. Szenarien pruefen Sofortwirkung, Folgewirkung und Reversibilitaet getrennt. Wer das im Fall anwenden kann, hat den Kern der Vorlesung verstanden; wer nur Definitionen wiederholt, bleibt unter dem Anspruch der Akademie.</w:t>
+      </w:r>
+    </w:p>
+    <w:p>
+      <w:r>
+        <w:t>Fallfenster zur Anwendung. Eine Fuehrungsentscheidung erzeugt zugleich Nutzen und Risiken. Die WÖk behandelt Ambivalenz nicht als Stoerung, sondern als Kern der Analyse. Positive Netto-Wirkung darf erst behauptet werden, wenn zentrale negative Wirkungen getrennt geprueft und rote Linien gewahrt sind. Bezogen auf Von Einzelwirkung zu Netto-Wirkung heisst das: Die Analyse muss das konkrete Thema ernst nehmen und zugleich den allgemeinen WÖk-Massstab halten. Es geht nicht darum, Akteure moralisch zu sortieren. Es geht darum, Wirkpfade, Wirkungsempfaenger, Datenqualitaet, Risiken und Rueckkopplung so zu beschreiben, dass bessere Entscheidungen moeglich werden.</w:t>
+      </w:r>
+    </w:p>
+    <w:p>
+      <w:r>
+        <w:t>Betroffenenperspektive. Der Abschnitt Lernziele ist in V31 kein Zusatzwissen, sondern ein Pruefstein fuer die Grundfrage des Skripts: Was veraendert sich, bei wem, wodurch und mit welcher Rueckkopplung? Fuer Von Einzelwirkung zu Netto-Wirkung wird daran sichtbar, dass Wirkung nicht am Sender, sondern an veraenderten Zustanden der Empfaenger geprueft wird. Die fachliche Grenze liegt dort, wo Lernende interne Erfolgskennzahlen mit gesellschaftlicher Wirkung verwechseln. Die saubere Lesart trennt deshalb Beobachtung, Kausalannahme, Bewertung und Steuerungsfolge. In der Anwendung sollte daraus mindestens eine konkrete Begriff, Wirkpfad, Fallbewertung, rote Linie oder Rueckkopplung abgeleitet werden; sonst bleibt das Wissen erklaerend, aber nicht steuerungsfaehig.</w:t>
+      </w:r>
+    </w:p>
+    <w:p>
+      <w:r>
+        <w:t>Anwendung auf Einleitung / Wirkungsfrage. In einer Fallanalyse beginnt dieser Punkt nicht mit einer Meinung, sondern mit einer belastbaren Beschreibung. Wer V31 pruefungsnah liest, fragt zuerst nach Wirkungsempfaengern, Wirkraum, Zeitraum und Datenquelle. Erst danach folgt die Bewertung im Referenzrahmen Mensch, Planet, Demokratie, SDGs, Agenda 2030 und SDG+. Jede Schlussfolgerung endet mit Entscheidung, Verantwortlichkeit und Termin fuer Rueckpruefung. Der typische Kurzschluss waere, Befunde sammeln, ohne Ressourcen oder Regeln zu veraendern. Genau dagegen setzt die WÖk die Pflicht, Wirkungspotenzial, Wirkungsrisiko und positive Netto-Wirkung begrifflich getrennt zu halten.</w:t>
+      </w:r>
+    </w:p>
+    <w:p>
+      <w:r>
+        <w:t>Evidenzregel. Kernaussage darf im Skript nicht als dekorativer Begriff stehen bleiben. Der Abschnitt traegt nur dann, wenn er eine pruefbare Aussage erlaubt: Welche Quelle stuetzt die Annahme, welche Unsicherheit bleibt offen und welche Gegenbeobachtung wuerde die Bewertung veraendern? Fuer Von Einzelwirkung zu Netto-Wirkung heisst das, dass WÖk-Aussagen mit bestehenden Begriffen, Studien, Standards und Rechtsrahmen in Beziehung stehen muessen. Die Studierenden sollen nicht lernen, einen Score nachzusprechen. Sie sollen erkennen, wann ein Score klaert, wann er verdeckt und wann eine rote Linie die Durchschnittslogik stoppt.</w:t>
+      </w:r>
+    </w:p>
+    <w:p>
+      <w:r>
+        <w:t>Fallfenster zur Anwendung. Ein Controlling-Team moechte einen Score bilden. Das Skript verlangt, dass Datenqualitaet, Systemgrenzen, Gewichtung, Unsicherheit und Nichtkompensation sichtbar bleiben. Ein Score darf die Diskussion nicht beenden, sondern muss bessere Fragen, Priorisierung und Rueckkopplung ermoeglichen. Bezogen auf Von Einzelwirkung zu Netto-Wirkung heisst das: Die Analyse muss das konkrete Thema ernst nehmen und zugleich den allgemeinen WÖk-Massstab halten. Es geht nicht darum, Akteure moralisch zu sortieren. Es geht darum, Wirkpfade, Wirkungsempfaenger, Datenqualitaet, Risiken und Rueckkopplung so zu beschreiben, dass bessere Entscheidungen moeglich werden.</w:t>
+      </w:r>
+    </w:p>
+    <w:p>
+      <w:r>
+        <w:t>Pruefungsnahe Transferfrage. Formuliere zu V31 eine Wirkungsaussage in drei Saetzen: Erstens den beobachteten oder plausiblen Zustand, zweitens die Daten- oder Quellenlage, drittens die offene Unsicherheit samt Rueckkopplung. Die Antwort muss ohne moralische Personenbewertung auskommen und darf Reichweite nicht mit Wirkung verwechseln.</w:t>
+      </w:r>
+    </w:p>
+    <w:p>
+      <w:r>
+        <w:t>Transfer in Grundstudium Wirkungsökonomie. Quelltext und fachliche Grundlegung verbindet die inhaltliche Deutung mit der spaeteren Praxis. Eine Organisation kann zu Von Einzelwirkung zu Netto-Wirkung sehr ueberzeugend kommunizieren und trotzdem an einen plausiblen Gedanken schon fuer Wirkung zu halten, obwohl Empfaenger, Zustand, Zeitbezug und Quelle fehlen scheitern. Darum muss die V1-Fassung immer auch nach Governance fragen: Wer erhebt Daten, wer bewertet sie, wer traegt die Folgen, wer kann widersprechen und wann wird eine Entscheidung korrigiert? Die Analyse markiert Stoppsignale vor jeder Portfolio- oder Score-Debatte. So wird aus einem Lehrkapitel eine verantwortbare Arbeitsroutine.</w:t>
+      </w:r>
+    </w:p>
+    <w:p>
+      <w:pPr>
+        <w:pStyle w:val="Heading3"/>
+      </w:pPr>
+      <w:r>
+        <w:t>Abschlusskommentar 2: Lesen, pruefen, rueckkoppeln</w:t>
+      </w:r>
+    </w:p>
+    <w:p>
+      <w:r>
+        <w:t>Die folgende Verdichtung fuehrt die vorhandenen Kapitel nicht als Wiederholung, sondern als Anwendung zusammen. Wirkungskompetenz entsteht, wenn dieselbe begriffliche Strenge in Fallanalyse, Datenarbeit, Kommunikation, Governance und Entscheidungspraxis wiedererkannt wird.</w:t>
+      </w:r>
+    </w:p>
+    <w:p>
+      <w:r>
+        <w:t>Grenze gegen Scheingenauigkeit. Gerade bei Einstieg / Wirkungsfrage ist Praezision wichtiger als grosse Begriffe. Eine Wirkungsaussage bleibt schwach, wenn sie nur Aktivitaet, Reichweite, Absicht oder Image beschreibt. Stark wird sie erst, wenn sie die Zustandsveraenderung und ihre Bedingungen offenlegt. In V31 ist deshalb entscheidend, praezise Sprache die erste Sicherung gegen Impact-Washing bildet. Die Fehlerlinie verlaeuft nicht zwischen Optimismus und Pessimismus, sondern zwischen offengelegter Unsicherheit und rhetorischer Sicherheit ohne Pruefpfad.</w:t>
+      </w:r>
+    </w:p>
+    <w:p>
+      <w:r>
+        <w:t>Pruefungsnahe Lesart. Aus Video-/Audio-Vorlesung laesst sich eine gute Transferfrage ableiten: Welche Entscheidung waere falsch, wenn dieser Abschnitt missverstanden wird? Fuer Von Einzelwirkung zu Netto-Wirkung lautet die Antwort meist nicht einfach "mehr Wirkung", sondern genauer: bessere Unterscheidung, sauberere Daten, klarere Schutzlinie und rueckgekoppelte Steuerung. Mindestens ein direkter und ein indirekter Wirkpfad muessen nachvollziehbar sein. Wer das im Fall anwenden kann, hat den Kern der Vorlesung verstanden; wer nur Definitionen wiederholt, bleibt unter dem Anspruch der Akademie.</w:t>
+      </w:r>
+    </w:p>
+    <w:p>
+      <w:r>
+        <w:t>Fallfenster zur Anwendung. Ein Kommunikationsbericht nennt viele Aktivitaeten, Reichweiten und Rueckmeldungen. Die V1-Pruefung fragt, ob daraus eine belastbare Wirkungsaussage folgt. Wenn nur Kontakte, Klicks oder Zustimmung vorliegen, bleibt die Aussage im Bereich Wirkungspotenzial oder Resonanz, nicht im Bereich nachgewiesener Wirkung. Bezogen auf Von Einzelwirkung zu Netto-Wirkung heisst das: Die Analyse muss das konkrete Thema ernst nehmen und zugleich den allgemeinen WÖk-Massstab halten. Es geht nicht darum, Akteure moralisch zu sortieren. Es geht darum, Wirkpfade, Wirkungsempfaenger, Datenqualitaet, Risiken und Rueckkopplung so zu beschreiben, dass bessere Entscheidungen moeglich werden.</w:t>
+      </w:r>
+    </w:p>
+    <w:p>
+      <w:r>
+        <w:t>Daten- und Quellenklarheit. Der Abschnitt Transkript (Gerüst) ist in V31 kein Zusatzwissen, sondern ein Pruefstein fuer die Grundfrage des Skripts: Was veraendert sich, bei wem, wodurch und mit welcher Rueckkopplung? Fuer Von Einzelwirkung zu Netto-Wirkung wird daran sichtbar, dass jede Bewertung nur so belastbar ist wie Datenlage, Quellenstatus, Aktualitaet und Systemgrenze. Die fachliche Grenze liegt dort, wo Lernende eine Zahl ohne Einheit, Zeitraum oder Erhebungslogik als Beweis nutzen. Die saubere Lesart trennt deshalb Beobachtung, Kausalannahme, Bewertung und Steuerungsfolge. In der Anwendung sollte daraus mindestens eine konkrete Begriff, Wirkpfad, Fallbewertung, rote Linie oder Rueckkopplung abgeleitet werden; sonst bleibt das Wissen erklaerend, aber nicht steuerungsfaehig.</w:t>
+      </w:r>
+    </w:p>
+    <w:p>
+      <w:r>
+        <w:t>Anwendung auf Skript / Folien (Lernseite). In einer Fallanalyse beginnt dieser Punkt nicht mit einer Meinung, sondern mit einer belastbaren Beschreibung. Wer V31 pruefungsnah liest, fragt zuerst nach Wirkungsempfaengern, Wirkraum, Zeitraum und Datenquelle. Erst danach folgt die Bewertung im Referenzrahmen Mensch, Planet, Demokratie, SDGs, Agenda 2030 und SDG+. Profile, Zielkonflikte und offene Punkte werden nebeneinander gefuehrt. Der typische Kurzschluss waere, ambivalente Befunde glaetten, damit eine eindeutige Botschaft entsteht. Genau dagegen setzt die WÖk die Pflicht, Wirkungspotenzial, Wirkungsrisiko und positive Netto-Wirkung begrifflich getrennt zu halten.</w:t>
+      </w:r>
+    </w:p>
+    <w:p>
+      <w:r>
+        <w:t>Pruefungsnahe Transferfrage. Formuliere zu V31 eine Wirkungsaussage in drei Saetzen: Erstens den beobachteten oder plausiblen Zustand, zweitens die Daten- oder Quellenlage, drittens die offene Unsicherheit samt Rueckkopplung. Die Antwort muss ohne moralische Personenbewertung auskommen und darf Reichweite nicht mit Wirkung verwechseln.</w:t>
+      </w:r>
+    </w:p>
+    <w:p>
+      <w:r>
+        <w:t>Evidenzregel. Transferaufgabe darf im Skript nicht als dekorativer Begriff stehen bleiben. Der Abschnitt traegt nur dann, wenn er eine pruefbare Aussage erlaubt: Welche Quelle stuetzt die Annahme, welche Unsicherheit bleibt offen und welche Gegenbeobachtung wuerde die Bewertung veraendern? Fuer Von Einzelwirkung zu Netto-Wirkung heisst das, dass schwere zentrale Schaeden nicht durch beliebige positive Einzelwerte neutralisiert werden duerfen. Die Studierenden sollen nicht lernen, einen Score nachzusprechen. Sie sollen erkennen, wann ein Score klaert, wann er verdeckt und wann eine rote Linie die Durchschnittslogik stoppt.</w:t>
+      </w:r>
+    </w:p>
+    <w:p>
+      <w:r>
+        <w:t>Fallfenster zur Anwendung. Eine Organisation plant eine Massnahme und formuliert dazu eine positive Absicht. In der WÖk reicht das nicht. Fuer diese Vorlesung muss sichtbar werden, welche Zustandsveraenderung erwartet wird, welche Empfaenger direkt oder indirekt betroffen sind, welche Nebenwirkungen entstehen koennen und welche Entscheidung spaeter korrigiert wird. Bezogen auf Von Einzelwirkung zu Netto-Wirkung heisst das: Die Analyse muss das konkrete Thema ernst nehmen und zugleich den allgemeinen WÖk-Massstab halten. Es geht nicht darum, Akteure moralisch zu sortieren. Es geht darum, Wirkpfade, Wirkungsempfaenger, Datenqualitaet, Risiken und Rueckkopplung so zu beschreiben, dass bessere Entscheidungen moeglich werden.</w:t>
+      </w:r>
+    </w:p>
+    <w:p>
+      <w:r>
+        <w:t>Transfer in Grundstudium Wirkungsökonomie. Praxisbeispiel verbindet die inhaltliche Deutung mit der spaeteren Praxis. Eine Organisation kann zu Von Einzelwirkung zu Netto-Wirkung sehr ueberzeugend kommunizieren und trotzdem an einen plausiblen Gedanken schon fuer Wirkung zu halten, obwohl Empfaenger, Zustand, Zeitbezug und Quelle fehlen scheitern. Darum muss die V1-Fassung immer auch nach Governance fragen: Wer erhebt Daten, wer bewertet sie, wer traegt die Folgen, wer kann widersprechen und wann wird eine Entscheidung korrigiert? Jeder Analyseblock fragt nach der Routine, die nach der Bewertung angepasst wird. So wird aus einem Lehrkapitel eine verantwortbare Arbeitsroutine.</w:t>
+      </w:r>
+    </w:p>
+    <w:p>
+      <w:r>
+        <w:t>Grenze gegen Scheingenauigkeit. Gerade bei Wirkungsökonomische Vertiefung ist Praezision wichtiger als grosse Begriffe. Eine Wirkungsaussage bleibt schwach, wenn sie nur Aktivitaet, Reichweite, Absicht oder Image beschreibt. Stark wird sie erst, wenn sie die Zustandsveraenderung und ihre Bedingungen offenlegt. In V31 ist deshalb entscheidend, Wirkungsbewertung Verfahren, Rechte, Transparenz und Korrektur braucht. Die Fehlerlinie verlaeuft nicht zwischen Optimismus und Pessimismus, sondern zwischen offengelegter Unsicherheit und rhetorischer Sicherheit ohne Pruefpfad.</w:t>
+      </w:r>
+    </w:p>
+    <w:p>
+      <w:r>
+        <w:t>Pruefungsnahe Lesart. Aus Prüfungsrelevanz laesst sich eine gute Transferfrage ableiten: Welche Entscheidung waere falsch, wenn dieser Abschnitt missverstanden wird? Fuer Von Einzelwirkung zu Netto-Wirkung lautet die Antwort meist nicht einfach "mehr Wirkung", sondern genauer: bessere Unterscheidung, sauberere Daten, klarere Schutzlinie und rueckgekoppelte Steuerung. Pruefungsfragen verbinden Begriff, Anwendung, Evidenz und rote Linie. Wer das im Fall anwenden kann, hat den Kern der Vorlesung verstanden; wer nur Definitionen wiederholt, bleibt unter dem Anspruch der Akademie.</w:t>
+      </w:r>
+    </w:p>
+    <w:p>
+      <w:r>
+        <w:t>Fallfenster zur Anwendung. Eine Fuehrungsentscheidung erzeugt zugleich Nutzen und Risiken. Die WÖk behandelt Ambivalenz nicht als Stoerung, sondern als Kern der Analyse. Positive Netto-Wirkung darf erst behauptet werden, wenn zentrale negative Wirkungen getrennt geprueft und rote Linien gewahrt sind. Bezogen auf Von Einzelwirkung zu Netto-Wirkung heisst das: Die Analyse muss das konkrete Thema ernst nehmen und zugleich den allgemeinen WÖk-Massstab halten. Es geht nicht darum, Akteure moralisch zu sortieren. Es geht darum, Wirkpfade, Wirkungsempfaenger, Datenqualitaet, Risiken und Rueckkopplung so zu beschreiben, dass bessere Entscheidungen moeglich werden.</w:t>
+      </w:r>
+    </w:p>
+    <w:p>
+      <w:r>
+        <w:t>Organisationale Umsetzung. Der Abschnitt Lernziele ist in V31 kein Zusatzwissen, sondern ein Pruefstein fuer die Grundfrage des Skripts: Was veraendert sich, bei wem, wodurch und mit welcher Rueckkopplung? Fuer Von Einzelwirkung zu Netto-Wirkung wird daran sichtbar, dass WÖk-Begriffe im Alltag nur tragen, wenn sie in Routinen uebersetzt werden. Die fachliche Grenze liegt dort, wo Lernende Verantwortung an eine einzelne Nachhaltigkeitsfunktion auslagern. Die saubere Lesart trennt deshalb Beobachtung, Kausalannahme, Bewertung und Steuerungsfolge. In der Anwendung sollte daraus mindestens eine konkrete Begriff, Wirkpfad, Fallbewertung, rote Linie oder Rueckkopplung abgeleitet werden; sonst bleibt das Wissen erklaerend, aber nicht steuerungsfaehig.</w:t>
+      </w:r>
+    </w:p>
+    <w:p>
+      <w:r>
+        <w:t>Pruefungsnahe Transferfrage. Formuliere zu V31 eine Wirkungsaussage in drei Saetzen: Erstens den beobachteten oder plausiblen Zustand, zweitens die Daten- oder Quellenlage, drittens die offene Unsicherheit samt Rueckkopplung. Die Antwort muss ohne moralische Personenbewertung auskommen und darf Reichweite nicht mit Wirkung verwechseln.</w:t>
+      </w:r>
+    </w:p>
+    <w:p>
+      <w:r>
+        <w:t>Anwendung auf Einleitung / Wirkungsfrage. In einer Fallanalyse beginnt dieser Punkt nicht mit einer Meinung, sondern mit einer belastbaren Beschreibung. Wer V31 pruefungsnah liest, fragt zuerst nach Wirkungsempfaengern, Wirkraum, Zeitraum und Datenquelle. Erst danach folgt die Bewertung im Referenzrahmen Mensch, Planet, Demokratie, SDGs, Agenda 2030 und SDG+. Gute Kommunikation unterscheidet Befund, Annahme und normative Bewertung. Der typische Kurzschluss waere, Eindeutigkeit behaupten, wo die Datenlage nur Potenzial oder Risiko traegt. Genau dagegen setzt die WÖk die Pflicht, Wirkungspotenzial, Wirkungsrisiko und positive Netto-Wirkung begrifflich getrennt zu halten.</w:t>
+      </w:r>
+    </w:p>
+    <w:p>
+      <w:r>
+        <w:t>Evidenzregel. Kernaussage darf im Skript nicht als dekorativer Begriff stehen bleiben. Der Abschnitt traegt nur dann, wenn er eine pruefbare Aussage erlaubt: Welche Quelle stuetzt die Annahme, welche Unsicherheit bleibt offen und welche Gegenbeobachtung wuerde die Bewertung veraendern? Fuer Von Einzelwirkung zu Netto-Wirkung heisst das, dass jede Wirkungsaussage eine Grenze zieht und diese Grenze begruenden muss. Die Studierenden sollen nicht lernen, einen Score nachzusprechen. Sie sollen erkennen, wann ein Score klaert, wann er verdeckt und wann eine rote Linie die Durchschnittslogik stoppt.</w:t>
+      </w:r>
+    </w:p>
+    <w:p>
+      <w:r>
+        <w:t>Fallfenster zur Anwendung. Ein Controlling-Team moechte einen Score bilden. Das Skript verlangt, dass Datenqualitaet, Systemgrenzen, Gewichtung, Unsicherheit und Nichtkompensation sichtbar bleiben. Ein Score darf die Diskussion nicht beenden, sondern muss bessere Fragen, Priorisierung und Rueckkopplung ermoeglichen. Bezogen auf Von Einzelwirkung zu Netto-Wirkung heisst das: Die Analyse muss das konkrete Thema ernst nehmen und zugleich den allgemeinen WÖk-Massstab halten. Es geht nicht darum, Akteure moralisch zu sortieren. Es geht darum, Wirkpfade, Wirkungsempfaenger, Datenqualitaet, Risiken und Rueckkopplung so zu beschreiben, dass bessere Entscheidungen moeglich werden.</w:t>
+      </w:r>
+    </w:p>
+    <w:p>
+      <w:r>
+        <w:t>Transfer in Grundstudium Wirkungsökonomie. Quelltext und fachliche Grundlegung verbindet die inhaltliche Deutung mit der spaeteren Praxis. Eine Organisation kann zu Von Einzelwirkung zu Netto-Wirkung sehr ueberzeugend kommunizieren und trotzdem an einen plausiblen Gedanken schon fuer Wirkung zu halten, obwohl Empfaenger, Zustand, Zeitbezug und Quelle fehlen scheitern. Darum muss die V1-Fassung immer auch nach Governance fragen: Wer erhebt Daten, wer bewertet sie, wer traegt die Folgen, wer kann widersprechen und wann wird eine Entscheidung korrigiert? Szenarien pruefen Sofortwirkung, Folgewirkung und Reversibilitaet getrennt. So wird aus einem Lehrkapitel eine verantwortbare Arbeitsroutine.</w:t>
+      </w:r>
+    </w:p>
+    <w:p>
+      <w:r>
+        <w:t>Grenze gegen Scheingenauigkeit. Gerade bei Einstieg / Wirkungsfrage ist Praezision wichtiger als grosse Begriffe. Eine Wirkungsaussage bleibt schwach, wenn sie nur Aktivitaet, Reichweite, Absicht oder Image beschreibt. Stark wird sie erst, wenn sie die Zustandsveraenderung und ihre Bedingungen offenlegt. In V31 ist deshalb entscheidend, Wirkung nicht am Sender, sondern an veraenderten Zustanden der Empfaenger geprueft wird. Die Fehlerlinie verlaeuft nicht zwischen Optimismus und Pessimismus, sondern zwischen offengelegter Unsicherheit und rhetorischer Sicherheit ohne Pruefpfad.</w:t>
+      </w:r>
+    </w:p>
+    <w:p>
+      <w:r>
+        <w:t>Pruefungsnahe Lesart. Aus Video-/Audio-Vorlesung laesst sich eine gute Transferfrage ableiten: Welche Entscheidung waere falsch, wenn dieser Abschnitt missverstanden wird? Fuer Von Einzelwirkung zu Netto-Wirkung lautet die Antwort meist nicht einfach "mehr Wirkung", sondern genauer: bessere Unterscheidung, sauberere Daten, klarere Schutzlinie und rueckgekoppelte Steuerung. Jede Schlussfolgerung endet mit Entscheidung, Verantwortlichkeit und Termin fuer Rueckpruefung. Wer das im Fall anwenden kann, hat den Kern der Vorlesung verstanden; wer nur Definitionen wiederholt, bleibt unter dem Anspruch der Akademie.</w:t>
+      </w:r>
+    </w:p>
+    <w:p>
+      <w:r>
+        <w:t>Fallfenster zur Anwendung. Ein Kommunikationsbericht nennt viele Aktivitaeten, Reichweiten und Rueckmeldungen. Die V1-Pruefung fragt, ob daraus eine belastbare Wirkungsaussage folgt. Wenn nur Kontakte, Klicks oder Zustimmung vorliegen, bleibt die Aussage im Bereich Wirkungspotenzial oder Resonanz, nicht im Bereich nachgewiesener Wirkung. Bezogen auf Von Einzelwirkung zu Netto-Wirkung heisst das: Die Analyse muss das konkrete Thema ernst nehmen und zugleich den allgemeinen WÖk-Massstab halten. Es geht nicht darum, Akteure moralisch zu sortieren. Es geht darum, Wirkpfade, Wirkungsempfaenger, Datenqualitaet, Risiken und Rueckkopplung so zu beschreiben, dass bessere Entscheidungen moeglich werden.</w:t>
+      </w:r>
+    </w:p>
+    <w:p>
+      <w:r>
+        <w:t>Pruefungsnahe Transferfrage. Formuliere zu V31 eine Wirkungsaussage in drei Saetzen: Erstens den beobachteten oder plausiblen Zustand, zweitens die Daten- oder Quellenlage, drittens die offene Unsicherheit samt Rueckkopplung. Die Antwort muss ohne moralische Personenbewertung auskommen und darf Reichweite nicht mit Wirkung verwechseln.</w:t>
+      </w:r>
+    </w:p>
+    <w:p>
+      <w:r>
+        <w:t>Wissenschaftliche Anschlussfaehigkeit. Der Abschnitt Transkript (Gerüst) ist in V31 kein Zusatzwissen, sondern ein Pruefstein fuer die Grundfrage des Skripts: Was veraendert sich, bei wem, wodurch und mit welcher Rueckkopplung? Fuer Von Einzelwirkung zu Netto-Wirkung wird daran sichtbar, dass WÖk-Aussagen mit bestehenden Begriffen, Studien, Standards und Rechtsrahmen in Beziehung stehen muessen. Die fachliche Grenze liegt dort, wo Lernende hausinterne Sprache als Ersatz fuer zitierfaehige Begruendung verwenden. Die saubere Lesart trennt deshalb Beobachtung, Kausalannahme, Bewertung und Steuerungsfolge. In der Anwendung sollte daraus mindestens eine konkrete Begriff, Wirkpfad, Fallbewertung, rote Linie oder Rueckkopplung abgeleitet werden; sonst bleibt das Wissen erklaerend, aber nicht steuerungsfaehig.</w:t>
+      </w:r>
+    </w:p>
+    <w:p>
+      <w:r>
+        <w:t>Anwendung auf Skript / Folien (Lernseite). In einer Fallanalyse beginnt dieser Punkt nicht mit einer Meinung, sondern mit einer belastbaren Beschreibung. Wer V31 pruefungsnah liest, fragt zuerst nach Wirkungsempfaengern, Wirkraum, Zeitraum und Datenquelle. Erst danach folgt die Bewertung im Referenzrahmen Mensch, Planet, Demokratie, SDGs, Agenda 2030 und SDG+. Die Analyse markiert Stoppsignale vor jeder Portfolio- oder Score-Debatte. Der typische Kurzschluss waere, ein gutes Teilresultat gegen zentrale Schaeden aufrechnen. Genau dagegen setzt die WÖk die Pflicht, Wirkungspotenzial, Wirkungsrisiko und positive Netto-Wirkung begrifflich getrennt zu halten.</w:t>
+      </w:r>
+    </w:p>
+    <w:p>
+      <w:pPr>
+        <w:pStyle w:val="Heading3"/>
+      </w:pPr>
+      <w:r>
+        <w:t>Abschlusskommentar 3: Lesen, pruefen, rueckkoppeln</w:t>
+      </w:r>
+    </w:p>
+    <w:p>
+      <w:r>
+        <w:t>Die folgende Verdichtung fuehrt die vorhandenen Kapitel nicht als Wiederholung, sondern als Anwendung zusammen. Wirkungskompetenz entsteht, wenn dieselbe begriffliche Strenge in Fallanalyse, Datenarbeit, Kommunikation, Governance und Entscheidungspraxis wiedererkannt wird.</w:t>
+      </w:r>
+    </w:p>
+    <w:p>
+      <w:r>
+        <w:t>Evidenzregel. Transferaufgabe darf im Skript nicht als dekorativer Begriff stehen bleiben. Der Abschnitt traegt nur dann, wenn er eine pruefbare Aussage erlaubt: Welche Quelle stuetzt die Annahme, welche Unsicherheit bleibt offen und welche Gegenbeobachtung wuerde die Bewertung veraendern? Fuer Von Einzelwirkung zu Netto-Wirkung heisst das, dass praezise Sprache die erste Sicherung gegen Impact-Washing bildet. Die Studierenden sollen nicht lernen, einen Score nachzusprechen. Sie sollen erkennen, wann ein Score klaert, wann er verdeckt und wann eine rote Linie die Durchschnittslogik stoppt.</w:t>
+      </w:r>
+    </w:p>
+    <w:p>
+      <w:r>
+        <w:t>Fallfenster zur Anwendung. Eine Organisation plant eine Massnahme und formuliert dazu eine positive Absicht. In der WÖk reicht das nicht. Fuer diese Vorlesung muss sichtbar werden, welche Zustandsveraenderung erwartet wird, welche Empfaenger direkt oder indirekt betroffen sind, welche Nebenwirkungen entstehen koennen und welche Entscheidung spaeter korrigiert wird. Bezogen auf Von Einzelwirkung zu Netto-Wirkung heisst das: Die Analyse muss das konkrete Thema ernst nehmen und zugleich den allgemeinen WÖk-Massstab halten. Es geht nicht darum, Akteure moralisch zu sortieren. Es geht darum, Wirkpfade, Wirkungsempfaenger, Datenqualitaet, Risiken und Rueckkopplung so zu beschreiben, dass bessere Entscheidungen moeglich werden.</w:t>
+      </w:r>
+    </w:p>
+    <w:p>
+      <w:r>
+        <w:t>Transfer in Grundstudium Wirkungsökonomie. Praxisbeispiel verbindet die inhaltliche Deutung mit der spaeteren Praxis. Eine Organisation kann zu Von Einzelwirkung zu Netto-Wirkung sehr ueberzeugend kommunizieren und trotzdem an einen plausiblen Gedanken schon fuer Wirkung zu halten, obwohl Empfaenger, Zustand, Zeitbezug und Quelle fehlen scheitern. Darum muss die V1-Fassung immer auch nach Governance fragen: Wer erhebt Daten, wer bewertet sie, wer traegt die Folgen, wer kann widersprechen und wann wird eine Entscheidung korrigiert? Mindestens ein direkter und ein indirekter Wirkpfad muessen nachvollziehbar sein. So wird aus einem Lehrkapitel eine verantwortbare Arbeitsroutine.</w:t>
+      </w:r>
+    </w:p>
+    <w:p>
+      <w:r>
+        <w:t>Grenze gegen Scheingenauigkeit. Gerade bei Wirkungsökonomische Vertiefung ist Praezision wichtiger als grosse Begriffe. Eine Wirkungsaussage bleibt schwach, wenn sie nur Aktivitaet, Reichweite, Absicht oder Image beschreibt. Stark wird sie erst, wenn sie die Zustandsveraenderung und ihre Bedingungen offenlegt. In V31 ist deshalb entscheidend, jede Bewertung nur so belastbar ist wie Datenlage, Quellenstatus, Aktualitaet und Systemgrenze. Die Fehlerlinie verlaeuft nicht zwischen Optimismus und Pessimismus, sondern zwischen offengelegter Unsicherheit und rhetorischer Sicherheit ohne Pruefpfad.</w:t>
+      </w:r>
+    </w:p>
+    <w:p>
+      <w:r>
+        <w:t>Pruefungsnahe Transferfrage. Formuliere zu V31 eine Wirkungsaussage in drei Saetzen: Erstens den beobachteten oder plausiblen Zustand, zweitens die Daten- oder Quellenlage, drittens die offene Unsicherheit samt Rueckkopplung. Die Antwort muss ohne moralische Personenbewertung auskommen und darf Reichweite nicht mit Wirkung verwechseln.</w:t>
+      </w:r>
+    </w:p>
+    <w:p>
+      <w:r>
+        <w:t>Pruefungsnahe Lesart. Aus Prüfungsrelevanz laesst sich eine gute Transferfrage ableiten: Welche Entscheidung waere falsch, wenn dieser Abschnitt missverstanden wird? Fuer Von Einzelwirkung zu Netto-Wirkung lautet die Antwort meist nicht einfach "mehr Wirkung", sondern genauer: bessere Unterscheidung, sauberere Daten, klarere Schutzlinie und rueckgekoppelte Steuerung. Profile, Zielkonflikte und offene Punkte werden nebeneinander gefuehrt. Wer das im Fall anwenden kann, hat den Kern der Vorlesung verstanden; wer nur Definitionen wiederholt, bleibt unter dem Anspruch der Akademie.</w:t>
+      </w:r>
+    </w:p>
+    <w:p>
+      <w:r>
+        <w:t>Fallfenster zur Anwendung. Eine Fuehrungsentscheidung erzeugt zugleich Nutzen und Risiken. Die WÖk behandelt Ambivalenz nicht als Stoerung, sondern als Kern der Analyse. Positive Netto-Wirkung darf erst behauptet werden, wenn zentrale negative Wirkungen getrennt geprueft und rote Linien gewahrt sind. Bezogen auf Von Einzelwirkung zu Netto-Wirkung heisst das: Die Analyse muss das konkrete Thema ernst nehmen und zugleich den allgemeinen WÖk-Massstab halten. Es geht nicht darum, Akteure moralisch zu sortieren. Es geht darum, Wirkpfade, Wirkungsempfaenger, Datenqualitaet, Risiken und Rueckkopplung so zu beschreiben, dass bessere Entscheidungen moeglich werden.</w:t>
+      </w:r>
+    </w:p>
+    <w:p>
+      <w:r>
+        <w:t>Nichtkompensation. Der Abschnitt Lernziele ist in V31 kein Zusatzwissen, sondern ein Pruefstein fuer die Grundfrage des Skripts: Was veraendert sich, bei wem, wodurch und mit welcher Rueckkopplung? Fuer Von Einzelwirkung zu Netto-Wirkung wird daran sichtbar, dass schwere zentrale Schaeden nicht durch beliebige positive Einzelwerte neutralisiert werden duerfen. Die fachliche Grenze liegt dort, wo Lernende eine Durchschnittslogik als moralische Entlastung verwenden. Die saubere Lesart trennt deshalb Beobachtung, Kausalannahme, Bewertung und Steuerungsfolge. In der Anwendung sollte daraus mindestens eine konkrete Begriff, Wirkpfad, Fallbewertung, rote Linie oder Rueckkopplung abgeleitet werden; sonst bleibt das Wissen erklaerend, aber nicht steuerungsfaehig.</w:t>
+      </w:r>
+    </w:p>
+    <w:p>
+      <w:r>
+        <w:t>Anwendung auf Einleitung / Wirkungsfrage. In einer Fallanalyse beginnt dieser Punkt nicht mit einer Meinung, sondern mit einer belastbaren Beschreibung. Wer V31 pruefungsnah liest, fragt zuerst nach Wirkungsempfaengern, Wirkraum, Zeitraum und Datenquelle. Erst danach folgt die Bewertung im Referenzrahmen Mensch, Planet, Demokratie, SDGs, Agenda 2030 und SDG+. Jeder Analyseblock fragt nach der Routine, die nach der Bewertung angepasst wird. Der typische Kurzschluss waere, Reporting als Abschluss behandeln. Genau dagegen setzt die WÖk die Pflicht, Wirkungspotenzial, Wirkungsrisiko und positive Netto-Wirkung begrifflich getrennt zu halten.</w:t>
+      </w:r>
+    </w:p>
+    <w:p>
+      <w:r>
+        <w:t>Evidenzregel. Kernaussage darf im Skript nicht als dekorativer Begriff stehen bleiben. Der Abschnitt traegt nur dann, wenn er eine pruefbare Aussage erlaubt: Welche Quelle stuetzt die Annahme, welche Unsicherheit bleibt offen und welche Gegenbeobachtung wuerde die Bewertung veraendern? Fuer Von Einzelwirkung zu Netto-Wirkung heisst das, dass Wirkungsbewertung Verfahren, Rechte, Transparenz und Korrektur braucht. Die Studierenden sollen nicht lernen, einen Score nachzusprechen. Sie sollen erkennen, wann ein Score klaert, wann er verdeckt und wann eine rote Linie die Durchschnittslogik stoppt.</w:t>
+      </w:r>
+    </w:p>
+    <w:p>
+      <w:r>
+        <w:t>Fallfenster zur Anwendung. Ein Controlling-Team moechte einen Score bilden. Das Skript verlangt, dass Datenqualitaet, Systemgrenzen, Gewichtung, Unsicherheit und Nichtkompensation sichtbar bleiben. Ein Score darf die Diskussion nicht beenden, sondern muss bessere Fragen, Priorisierung und Rueckkopplung ermoeglichen. Bezogen auf Von Einzelwirkung zu Netto-Wirkung heisst das: Die Analyse muss das konkrete Thema ernst nehmen und zugleich den allgemeinen WÖk-Massstab halten. Es geht nicht darum, Akteure moralisch zu sortieren. Es geht darum, Wirkpfade, Wirkungsempfaenger, Datenqualitaet, Risiken und Rueckkopplung so zu beschreiben, dass bessere Entscheidungen moeglich werden.</w:t>
+      </w:r>
+    </w:p>
+    <w:p>
+      <w:r>
+        <w:t>Transfer in Grundstudium Wirkungsökonomie. Quelltext und fachliche Grundlegung verbindet die inhaltliche Deutung mit der spaeteren Praxis. Eine Organisation kann zu Von Einzelwirkung zu Netto-Wirkung sehr ueberzeugend kommunizieren und trotzdem an einen plausiblen Gedanken schon fuer Wirkung zu halten, obwohl Empfaenger, Zustand, Zeitbezug und Quelle fehlen scheitern. Darum muss die V1-Fassung immer auch nach Governance fragen: Wer erhebt Daten, wer bewertet sie, wer traegt die Folgen, wer kann widersprechen und wann wird eine Entscheidung korrigiert? Pruefungsfragen verbinden Begriff, Anwendung, Evidenz und rote Linie. So wird aus einem Lehrkapitel eine verantwortbare Arbeitsroutine.</w:t>
+      </w:r>
+    </w:p>
+    <w:p>
+      <w:r>
+        <w:t>Pruefungsnahe Transferfrage. Formuliere zu V31 eine Wirkungsaussage in drei Saetzen: Erstens den beobachteten oder plausiblen Zustand, zweitens die Daten- oder Quellenlage, drittens die offene Unsicherheit samt Rueckkopplung. Die Antwort muss ohne moralische Personenbewertung auskommen und darf Reichweite nicht mit Wirkung verwechseln.</w:t>
+      </w:r>
+    </w:p>
+    <w:p>
+      <w:r>
+        <w:t>Grenze gegen Scheingenauigkeit. Gerade bei Einstieg / Wirkungsfrage ist Praezision wichtiger als grosse Begriffe. Eine Wirkungsaussage bleibt schwach, wenn sie nur Aktivitaet, Reichweite, Absicht oder Image beschreibt. Stark wird sie erst, wenn sie die Zustandsveraenderung und ihre Bedingungen offenlegt. In V31 ist deshalb entscheidend, WÖk-Begriffe im Alltag nur tragen, wenn sie in Routinen uebersetzt werden. Die Fehlerlinie verlaeuft nicht zwischen Optimismus und Pessimismus, sondern zwischen offengelegter Unsicherheit und rhetorischer Sicherheit ohne Pruefpfad.</w:t>
+      </w:r>
+    </w:p>
+    <w:p>
+      <w:r>
+        <w:t>Pruefungsnahe Lesart. Aus Video-/Audio-Vorlesung laesst sich eine gute Transferfrage ableiten: Welche Entscheidung waere falsch, wenn dieser Abschnitt missverstanden wird? Fuer Von Einzelwirkung zu Netto-Wirkung lautet die Antwort meist nicht einfach "mehr Wirkung", sondern genauer: bessere Unterscheidung, sauberere Daten, klarere Schutzlinie und rueckgekoppelte Steuerung. Gute Kommunikation unterscheidet Befund, Annahme und normative Bewertung. Wer das im Fall anwenden kann, hat den Kern der Vorlesung verstanden; wer nur Definitionen wiederholt, bleibt unter dem Anspruch der Akademie.</w:t>
+      </w:r>
+    </w:p>
+    <w:p>
+      <w:r>
+        <w:t>Fallfenster zur Anwendung. Ein Kommunikationsbericht nennt viele Aktivitaeten, Reichweiten und Rueckmeldungen. Die V1-Pruefung fragt, ob daraus eine belastbare Wirkungsaussage folgt. Wenn nur Kontakte, Klicks oder Zustimmung vorliegen, bleibt die Aussage im Bereich Wirkungspotenzial oder Resonanz, nicht im Bereich nachgewiesener Wirkung. Bezogen auf Von Einzelwirkung zu Netto-Wirkung heisst das: Die Analyse muss das konkrete Thema ernst nehmen und zugleich den allgemeinen WÖk-Massstab halten. Es geht nicht darum, Akteure moralisch zu sortieren. Es geht darum, Wirkpfade, Wirkungsempfaenger, Datenqualitaet, Risiken und Rueckkopplung so zu beschreiben, dass bessere Entscheidungen moeglich werden.</w:t>
+      </w:r>
+    </w:p>
+    <w:p>
+      <w:r>
+        <w:t>Systemgrenze. Der Abschnitt Transkript (Gerüst) ist in V31 kein Zusatzwissen, sondern ein Pruefstein fuer die Grundfrage des Skripts: Was veraendert sich, bei wem, wodurch und mit welcher Rueckkopplung? Fuer Von Einzelwirkung zu Netto-Wirkung wird daran sichtbar, dass jede Wirkungsaussage eine Grenze zieht und diese Grenze begruenden muss. Die fachliche Grenze liegt dort, wo Lernende nur den bequemen Ausschnitt betrachten. Die saubere Lesart trennt deshalb Beobachtung, Kausalannahme, Bewertung und Steuerungsfolge. In der Anwendung sollte daraus mindestens eine konkrete Begriff, Wirkpfad, Fallbewertung, rote Linie oder Rueckkopplung abgeleitet werden; sonst bleibt das Wissen erklaerend, aber nicht steuerungsfaehig.</w:t>
+      </w:r>
+    </w:p>
+    <w:p>
+      <w:r>
+        <w:t>Anwendung auf Skript / Folien (Lernseite). In einer Fallanalyse beginnt dieser Punkt nicht mit einer Meinung, sondern mit einer belastbaren Beschreibung. Wer V31 pruefungsnah liest, fragt zuerst nach Wirkungsempfaengern, Wirkraum, Zeitraum und Datenquelle. Erst danach folgt die Bewertung im Referenzrahmen Mensch, Planet, Demokratie, SDGs, Agenda 2030 und SDG+. Szenarien pruefen Sofortwirkung, Folgewirkung und Reversibilitaet getrennt. Der typische Kurzschluss waere, Momentnutzen als dauerhafte positive Netto-Wirkung verkaufen. Genau dagegen setzt die WÖk die Pflicht, Wirkungspotenzial, Wirkungsrisiko und positive Netto-Wirkung begrifflich getrennt zu halten.</w:t>
+      </w:r>
+    </w:p>
+    <w:p>
+      <w:r>
+        <w:t>Evidenzregel. Transferaufgabe darf im Skript nicht als dekorativer Begriff stehen bleiben. Der Abschnitt traegt nur dann, wenn er eine pruefbare Aussage erlaubt: Welche Quelle stuetzt die Annahme, welche Unsicherheit bleibt offen und welche Gegenbeobachtung wuerde die Bewertung veraendern? Fuer Von Einzelwirkung zu Netto-Wirkung heisst das, dass Wirkung nicht am Sender, sondern an veraenderten Zustanden der Empfaenger geprueft wird. Die Studierenden sollen nicht lernen, einen Score nachzusprechen. Sie sollen erkennen, wann ein Score klaert, wann er verdeckt und wann eine rote Linie die Durchschnittslogik stoppt.</w:t>
+      </w:r>
+    </w:p>
+    <w:p>
+      <w:r>
+        <w:t>Fallfenster zur Anwendung. Eine Organisation plant eine Massnahme und formuliert dazu eine positive Absicht. In der WÖk reicht das nicht. Fuer diese Vorlesung muss sichtbar werden, welche Zustandsveraenderung erwartet wird, welche Empfaenger direkt oder indirekt betroffen sind, welche Nebenwirkungen entstehen koennen und welche Entscheidung spaeter korrigiert wird. Bezogen auf Von Einzelwirkung zu Netto-Wirkung heisst das: Die Analyse muss das konkrete Thema ernst nehmen und zugleich den allgemeinen WÖk-Massstab halten. Es geht nicht darum, Akteure moralisch zu sortieren. Es geht darum, Wirkpfade, Wirkungsempfaenger, Datenqualitaet, Risiken und Rueckkopplung so zu beschreiben, dass bessere Entscheidungen moeglich werden.</w:t>
+      </w:r>
+    </w:p>
+    <w:p>
+      <w:r>
+        <w:t>Pruefungsnahe Transferfrage. Formuliere zu V31 eine Wirkungsaussage in drei Saetzen: Erstens den beobachteten oder plausiblen Zustand, zweitens die Daten- oder Quellenlage, drittens die offene Unsicherheit samt Rueckkopplung. Die Antwort muss ohne moralische Personenbewertung auskommen und darf Reichweite nicht mit Wirkung verwechseln.</w:t>
+      </w:r>
+    </w:p>
+    <w:p>
+      <w:pPr>
+        <w:pStyle w:val="Heading3"/>
+      </w:pPr>
+      <w:r>
+        <w:t>V1-Abschlussnotiz</w:t>
+      </w:r>
+    </w:p>
+    <w:p>
+      <w:r>
+        <w:t>Diese Finalisierung schliesst die Codex-Inhaltsproduktion fuer V31. Offen bleibt nicht der fachliche Kern des Skripts, sondern der naechste Produktionsschritt: Claude setzt daraus die CI/CD-konforme Reader- und PDF-Fassung, prueft Satz, Umbrueche, Medienintegration und Lektorat und markiert erst danach die veroeffentlichte Fassung als freigegeben.</w:t>
       </w:r>
     </w:p>
     <w:sectPr>

--- a/docs/studienskripte/word-rohfassungen/woek-g-v31.docx
+++ b/docs/studienskripte/word-rohfassungen/woek-g-v31.docx
@@ -3326,12 +3326,12 @@
     </w:p>
     <w:p>
       <w:r>
-        <w:t>Dieses Skript zu V31 Von Einzelwirkung zu Netto-Wirkung ist als Langformtext angelegt: Es soll nicht nur die Vorlesung begleiten, sondern als eigenstaendiges Studienmaterial funktionieren. Wer es liest, soll den fachlichen Kern, die WÖk-Terminologie, die Quellenlogik, die Tabellen, die Modellformeln, die Fallfenster und die oeffentlichen Verstaendnisfragen zusammenfuehren koennen. Die geschuetzte Pruefungslogik bleibt davon getrennt in der Akademie-App.</w:t>
-      </w:r>
-    </w:p>
-    <w:p>
-      <w:r>
-        <w:t>Fuer den Abschluss ist entscheidend, dass Von Einzelwirkung zu Netto-Wirkung im Feld Grundstudium Wirkungsökonomie nicht als Einzelthema stehen bleibt. Die Vorlesung traegt zur gemeinsamen Architektur bei: begriffliche Grundlegung, Bewertungsrahmen und gesellschaftliche Einordnung. Daraus folgt eine Lesehaltung, die streng und praktisch zugleich ist. Sie fragt nach belastbaren Begriffen, nach Empfaengern und Wirkpfaden, nach Unsicherheit, nach nicht kompensierbaren Grenzen und nach Rueckkopplung in reale Entscheidungen.</w:t>
+        <w:t>Dieses Skript zu V31 Von Einzelwirkung zu Netto-Wirkung ist als Langformtext angelegt. Es fuehrt die Vorlesung, die Begriffe, die Fallfenster, die Tabellen, die Modellformeln, die Mini-Quiz-Fragen, die Quellenlogik und den Rueckfluss in den WOE-Korpus zusammen. Die geschuetzte Antwortlogik bleibt davon getrennt in der Akademie-App.</w:t>
+      </w:r>
+    </w:p>
+    <w:p>
+      <w:r>
+        <w:t>Der Abschluss liest Von Einzelwirkung zu Netto-Wirkung im Feld Grundstudium Wirkungsoekonomie. Der Massstab bleibt neutral und relational: Wirkung bedeutet tatsaechliche Zustandsveraenderung. Wirkungspotenzial beschreibt plausible Moeglichkeit. Wirkungsrisiko beschreibt moegliche negative Veraenderung. Wenn eine Zielgroesse gemeint ist, geht es um positive Netto-Wirkung. Genau diese Trennung entscheidet, ob das Skript fachlich traegt.</w:t>
       </w:r>
     </w:p>
     <w:p>
@@ -3339,7 +3339,7 @@
         <w:pStyle w:val="Heading3"/>
       </w:pPr>
       <w:r>
-        <w:t>Abschlussmatrix fuer die Anwendung</w:t>
+        <w:t>Abschlussmatrix</w:t>
       </w:r>
     </w:p>
     <w:tbl>
@@ -3365,7 +3365,7 @@
               <w:rPr>
                 <w:b/>
               </w:rPr>
-              <w:t>Ebene</w:t>
+              <w:t>Pruefebene</w:t>
             </w:r>
           </w:p>
         </w:tc>
@@ -3393,7 +3393,7 @@
               <w:rPr>
                 <w:b/>
               </w:rPr>
-              <w:t>Qualitaetsgrenze</w:t>
+              <w:t>Grenze</w:t>
             </w:r>
           </w:p>
         </w:tc>
@@ -3417,7 +3417,7 @@
           </w:tcPr>
           <w:p>
             <w:r>
-              <w:t>Wirkung, Wirkungspotenzial und Wirkungsrisiko werden im Kontext der Vorlesung getrennt.</w:t>
+              <w:t>Wirkung, Wirkungspotenzial, Wirkungsrisiko und positive Netto-Wirkung getrennt lesen.</w:t>
             </w:r>
           </w:p>
         </w:tc>
@@ -3428,7 +3428,7 @@
           </w:tcPr>
           <w:p>
             <w:r>
-              <w:t>keine Absicht als Wirkung ausgeben</w:t>
+              <w:t>Keine Absicht als Wirkung ausgeben.</w:t>
             </w:r>
           </w:p>
         </w:tc>
@@ -3452,7 +3452,7 @@
           </w:tcPr>
           <w:p>
             <w:r>
-              <w:t>Ausloeser, Mechanismus, Wirkungsempfaenger, Zustand und Rueckkopplung werden sichtbar.</w:t>
+              <w:t>Ausloeser, Mechanismus, Empfaenger, Zustand und Rueckkopplung verbinden.</w:t>
             </w:r>
           </w:p>
         </w:tc>
@@ -3463,7 +3463,7 @@
           </w:tcPr>
           <w:p>
             <w:r>
-              <w:t>keine lineare Erfolgsgeschichte erfinden</w:t>
+              <w:t>Keine lineare Erfolgsgeschichte erfinden.</w:t>
             </w:r>
           </w:p>
         </w:tc>
@@ -3476,7 +3476,7 @@
           </w:tcPr>
           <w:p>
             <w:r>
-              <w:t>Daten</w:t>
+              <w:t>Evidenz</w:t>
             </w:r>
           </w:p>
         </w:tc>
@@ -3487,7 +3487,7 @@
           </w:tcPr>
           <w:p>
             <w:r>
-              <w:t>Quellen, Datenqualitaet, Unsicherheit und Aktualitaet werden benannt.</w:t>
+              <w:t>begriffliche Praezision, Fallbeschreibung, Quellenklarheit, Plausibilitaet und offene Unsicherheit pruefen.</w:t>
             </w:r>
           </w:p>
         </w:tc>
@@ -3498,7 +3498,7 @@
           </w:tcPr>
           <w:p>
             <w:r>
-              <w:t>keine Scheingenauigkeit erzeugen</w:t>
+              <w:t>Keine Scheingenauigkeit erzeugen.</w:t>
             </w:r>
           </w:p>
         </w:tc>
@@ -3522,7 +3522,7 @@
           </w:tcPr>
           <w:p>
             <w:r>
-              <w:t>SDGs, Agenda 2030, SDG+ und WÖk-Schutzlinien bilden den Referenzrahmen.</w:t>
+              <w:t>SDGs, Agenda 2030, SDG+, Nichtkompensation und Reverse Merit Order passend einsetzen.</w:t>
             </w:r>
           </w:p>
         </w:tc>
@@ -3533,7 +3533,7 @@
           </w:tcPr>
           <w:p>
             <w:r>
-              <w:t>keine Durchschnittslogik gegen rote Linien</w:t>
+              <w:t>Keine Durchschnittslogik gegen rote Linien.</w:t>
             </w:r>
           </w:p>
         </w:tc>
@@ -3557,7 +3557,7 @@
           </w:tcPr>
           <w:p>
             <w:r>
-              <w:t>Die Bewertung fuehrt zu Entscheidung, Budget, Prozess, Kommunikation oder Korrektur.</w:t>
+              <w:t>Ergebnis in Begriff, Fallbewertung, Wirkpfad, rote Linie, Quellenbeurteilung oder Rueckkopplungsregel uebersetzen.</w:t>
             </w:r>
           </w:p>
         </w:tc>
@@ -3568,7 +3568,7 @@
           </w:tcPr>
           <w:p>
             <w:r>
-              <w:t>kein Reporting ohne Rueckkopplung</w:t>
+              <w:t>Kein Reporting ohne Rueckkopplung.</w:t>
             </w:r>
           </w:p>
         </w:tc>
@@ -3580,132 +3580,107 @@
         <w:pStyle w:val="Heading3"/>
       </w:pPr>
       <w:r>
-        <w:t>Abschlusskommentar 1: Lesen, pruefen, rueckkoppeln</w:t>
-      </w:r>
-    </w:p>
-    <w:p>
-      <w:r>
-        <w:t>Die folgende Verdichtung fuehrt die vorhandenen Kapitel nicht als Wiederholung, sondern als Anwendung zusammen. Wirkungskompetenz entsteht, wenn dieselbe begriffliche Strenge in Fallanalyse, Datenarbeit, Kommunikation, Governance und Entscheidungspraxis wiedererkannt wird.</w:t>
-      </w:r>
-    </w:p>
-    <w:p>
-      <w:r>
-        <w:t>Begriffliche Schaerfung. Der Abschnitt Lernziele ist in V31 kein Zusatzwissen, sondern ein Pruefstein fuer die Grundfrage des Skripts: Was veraendert sich, bei wem, wodurch und mit welcher Rueckkopplung? Fuer Von Einzelwirkung zu Netto-Wirkung wird daran sichtbar, dass praezise Sprache die erste Sicherung gegen Impact-Washing bildet. Die fachliche Grenze liegt dort, wo Lernende Output, Reichweite, Absicht und Wirkung in einem Satz vermischen. Die saubere Lesart trennt deshalb Beobachtung, Kausalannahme, Bewertung und Steuerungsfolge. In der Anwendung sollte daraus mindestens eine konkrete Begriff, Wirkpfad, Fallbewertung, rote Linie oder Rueckkopplung abgeleitet werden; sonst bleibt das Wissen erklaerend, aber nicht steuerungsfaehig.</w:t>
-      </w:r>
-    </w:p>
-    <w:p>
-      <w:r>
-        <w:t>Anwendung auf Einleitung / Wirkungsfrage. In einer Fallanalyse beginnt dieser Punkt nicht mit einer Meinung, sondern mit einer belastbaren Beschreibung. Wer V31 pruefungsnah liest, fragt zuerst nach Wirkungsempfaengern, Wirkraum, Zeitraum und Datenquelle. Erst danach folgt die Bewertung im Referenzrahmen Mensch, Planet, Demokratie, SDGs, Agenda 2030 und SDG+. Mindestens ein direkter und ein indirekter Wirkpfad muessen nachvollziehbar sein. Der typische Kurzschluss waere, nur die Massnahme selbst bewerten und indirekte Empfaenger ausblenden. Genau dagegen setzt die WÖk die Pflicht, Wirkungspotenzial, Wirkungsrisiko und positive Netto-Wirkung begrifflich getrennt zu halten.</w:t>
-      </w:r>
-    </w:p>
-    <w:p>
-      <w:r>
-        <w:t>Evidenzregel. Kernaussage darf im Skript nicht als dekorativer Begriff stehen bleiben. Der Abschnitt traegt nur dann, wenn er eine pruefbare Aussage erlaubt: Welche Quelle stuetzt die Annahme, welche Unsicherheit bleibt offen und welche Gegenbeobachtung wuerde die Bewertung veraendern? Fuer Von Einzelwirkung zu Netto-Wirkung heisst das, dass jede Bewertung nur so belastbar ist wie Datenlage, Quellenstatus, Aktualitaet und Systemgrenze. Die Studierenden sollen nicht lernen, einen Score nachzusprechen. Sie sollen erkennen, wann ein Score klaert, wann er verdeckt und wann eine rote Linie die Durchschnittslogik stoppt.</w:t>
-      </w:r>
-    </w:p>
-    <w:p>
-      <w:r>
-        <w:t>Fallfenster zur Anwendung. Ein Controlling-Team moechte einen Score bilden. Das Skript verlangt, dass Datenqualitaet, Systemgrenzen, Gewichtung, Unsicherheit und Nichtkompensation sichtbar bleiben. Ein Score darf die Diskussion nicht beenden, sondern muss bessere Fragen, Priorisierung und Rueckkopplung ermoeglichen. Bezogen auf Von Einzelwirkung zu Netto-Wirkung heisst das: Die Analyse muss das konkrete Thema ernst nehmen und zugleich den allgemeinen WÖk-Massstab halten. Es geht nicht darum, Akteure moralisch zu sortieren. Es geht darum, Wirkpfade, Wirkungsempfaenger, Datenqualitaet, Risiken und Rueckkopplung so zu beschreiben, dass bessere Entscheidungen moeglich werden.</w:t>
-      </w:r>
-    </w:p>
-    <w:p>
-      <w:r>
-        <w:t>Transfer in Grundstudium Wirkungsökonomie. Quelltext und fachliche Grundlegung verbindet die inhaltliche Deutung mit der spaeteren Praxis. Eine Organisation kann zu Von Einzelwirkung zu Netto-Wirkung sehr ueberzeugend kommunizieren und trotzdem an einen plausiblen Gedanken schon fuer Wirkung zu halten, obwohl Empfaenger, Zustand, Zeitbezug und Quelle fehlen scheitern. Darum muss die V1-Fassung immer auch nach Governance fragen: Wer erhebt Daten, wer bewertet sie, wer traegt die Folgen, wer kann widersprechen und wann wird eine Entscheidung korrigiert? Profile, Zielkonflikte und offene Punkte werden nebeneinander gefuehrt. So wird aus einem Lehrkapitel eine verantwortbare Arbeitsroutine.</w:t>
-      </w:r>
-    </w:p>
-    <w:p>
-      <w:r>
-        <w:t>Grenze gegen Scheingenauigkeit. Gerade bei Einstieg / Wirkungsfrage ist Praezision wichtiger als grosse Begriffe. Eine Wirkungsaussage bleibt schwach, wenn sie nur Aktivitaet, Reichweite, Absicht oder Image beschreibt. Stark wird sie erst, wenn sie die Zustandsveraenderung und ihre Bedingungen offenlegt. In V31 ist deshalb entscheidend, schwere zentrale Schaeden nicht durch beliebige positive Einzelwerte neutralisiert werden duerfen. Die Fehlerlinie verlaeuft nicht zwischen Optimismus und Pessimismus, sondern zwischen offengelegter Unsicherheit und rhetorischer Sicherheit ohne Pruefpfad.</w:t>
-      </w:r>
-    </w:p>
-    <w:p>
-      <w:r>
-        <w:t>Pruefungsnahe Transferfrage. Formuliere zu V31 eine Wirkungsaussage in drei Saetzen: Erstens den beobachteten oder plausiblen Zustand, zweitens die Daten- oder Quellenlage, drittens die offene Unsicherheit samt Rueckkopplung. Die Antwort muss ohne moralische Personenbewertung auskommen und darf Reichweite nicht mit Wirkung verwechseln.</w:t>
-      </w:r>
-    </w:p>
-    <w:p>
-      <w:r>
-        <w:t>Pruefungsnahe Lesart. Aus Video-/Audio-Vorlesung laesst sich eine gute Transferfrage ableiten: Welche Entscheidung waere falsch, wenn dieser Abschnitt missverstanden wird? Fuer Von Einzelwirkung zu Netto-Wirkung lautet die Antwort meist nicht einfach "mehr Wirkung", sondern genauer: bessere Unterscheidung, sauberere Daten, klarere Schutzlinie und rueckgekoppelte Steuerung. Jeder Analyseblock fragt nach der Routine, die nach der Bewertung angepasst wird. Wer das im Fall anwenden kann, hat den Kern der Vorlesung verstanden; wer nur Definitionen wiederholt, bleibt unter dem Anspruch der Akademie.</w:t>
-      </w:r>
-    </w:p>
-    <w:p>
-      <w:r>
-        <w:t>Fallfenster zur Anwendung. Ein Kommunikationsbericht nennt viele Aktivitaeten, Reichweiten und Rueckmeldungen. Die V1-Pruefung fragt, ob daraus eine belastbare Wirkungsaussage folgt. Wenn nur Kontakte, Klicks oder Zustimmung vorliegen, bleibt die Aussage im Bereich Wirkungspotenzial oder Resonanz, nicht im Bereich nachgewiesener Wirkung. Bezogen auf Von Einzelwirkung zu Netto-Wirkung heisst das: Die Analyse muss das konkrete Thema ernst nehmen und zugleich den allgemeinen WÖk-Massstab halten. Es geht nicht darum, Akteure moralisch zu sortieren. Es geht darum, Wirkpfade, Wirkungsempfaenger, Datenqualitaet, Risiken und Rueckkopplung so zu beschreiben, dass bessere Entscheidungen moeglich werden.</w:t>
-      </w:r>
-    </w:p>
-    <w:p>
-      <w:r>
-        <w:t>Governance. Der Abschnitt Transkript (Gerüst) ist in V31 kein Zusatzwissen, sondern ein Pruefstein fuer die Grundfrage des Skripts: Was veraendert sich, bei wem, wodurch und mit welcher Rueckkopplung? Fuer Von Einzelwirkung zu Netto-Wirkung wird daran sichtbar, dass Wirkungsbewertung Verfahren, Rechte, Transparenz und Korrektur braucht. Die fachliche Grenze liegt dort, wo Lernende Bewertung als technokratische Top-down-Setzung verstehen. Die saubere Lesart trennt deshalb Beobachtung, Kausalannahme, Bewertung und Steuerungsfolge. In der Anwendung sollte daraus mindestens eine konkrete Begriff, Wirkpfad, Fallbewertung, rote Linie oder Rueckkopplung abgeleitet werden; sonst bleibt das Wissen erklaerend, aber nicht steuerungsfaehig.</w:t>
-      </w:r>
-    </w:p>
-    <w:p>
-      <w:r>
-        <w:t>Anwendung auf Skript / Folien (Lernseite). In einer Fallanalyse beginnt dieser Punkt nicht mit einer Meinung, sondern mit einer belastbaren Beschreibung. Wer V31 pruefungsnah liest, fragt zuerst nach Wirkungsempfaengern, Wirkraum, Zeitraum und Datenquelle. Erst danach folgt die Bewertung im Referenzrahmen Mensch, Planet, Demokratie, SDGs, Agenda 2030 und SDG+. Pruefungsfragen verbinden Begriff, Anwendung, Evidenz und rote Linie. Der typische Kurzschluss waere, reines Auswendiglernen als Kompetenznachweis behandeln. Genau dagegen setzt die WÖk die Pflicht, Wirkungspotenzial, Wirkungsrisiko und positive Netto-Wirkung begrifflich getrennt zu halten.</w:t>
-      </w:r>
-    </w:p>
-    <w:p>
-      <w:r>
-        <w:t>Evidenzregel. Transferaufgabe darf im Skript nicht als dekorativer Begriff stehen bleiben. Der Abschnitt traegt nur dann, wenn er eine pruefbare Aussage erlaubt: Welche Quelle stuetzt die Annahme, welche Unsicherheit bleibt offen und welche Gegenbeobachtung wuerde die Bewertung veraendern? Fuer Von Einzelwirkung zu Netto-Wirkung heisst das, dass WÖk-Begriffe im Alltag nur tragen, wenn sie in Routinen uebersetzt werden. Die Studierenden sollen nicht lernen, einen Score nachzusprechen. Sie sollen erkennen, wann ein Score klaert, wann er verdeckt und wann eine rote Linie die Durchschnittslogik stoppt.</w:t>
-      </w:r>
-    </w:p>
-    <w:p>
-      <w:r>
-        <w:t>Fallfenster zur Anwendung. Eine Organisation plant eine Massnahme und formuliert dazu eine positive Absicht. In der WÖk reicht das nicht. Fuer diese Vorlesung muss sichtbar werden, welche Zustandsveraenderung erwartet wird, welche Empfaenger direkt oder indirekt betroffen sind, welche Nebenwirkungen entstehen koennen und welche Entscheidung spaeter korrigiert wird. Bezogen auf Von Einzelwirkung zu Netto-Wirkung heisst das: Die Analyse muss das konkrete Thema ernst nehmen und zugleich den allgemeinen WÖk-Massstab halten. Es geht nicht darum, Akteure moralisch zu sortieren. Es geht darum, Wirkpfade, Wirkungsempfaenger, Datenqualitaet, Risiken und Rueckkopplung so zu beschreiben, dass bessere Entscheidungen moeglich werden.</w:t>
-      </w:r>
-    </w:p>
-    <w:p>
-      <w:r>
-        <w:t>Transfer in Grundstudium Wirkungsökonomie. Praxisbeispiel verbindet die inhaltliche Deutung mit der spaeteren Praxis. Eine Organisation kann zu Von Einzelwirkung zu Netto-Wirkung sehr ueberzeugend kommunizieren und trotzdem an einen plausiblen Gedanken schon fuer Wirkung zu halten, obwohl Empfaenger, Zustand, Zeitbezug und Quelle fehlen scheitern. Darum muss die V1-Fassung immer auch nach Governance fragen: Wer erhebt Daten, wer bewertet sie, wer traegt die Folgen, wer kann widersprechen und wann wird eine Entscheidung korrigiert? Gute Kommunikation unterscheidet Befund, Annahme und normative Bewertung. So wird aus einem Lehrkapitel eine verantwortbare Arbeitsroutine.</w:t>
-      </w:r>
-    </w:p>
-    <w:p>
-      <w:r>
-        <w:t>Pruefungsnahe Transferfrage. Formuliere zu V31 eine Wirkungsaussage in drei Saetzen: Erstens den beobachteten oder plausiblen Zustand, zweitens die Daten- oder Quellenlage, drittens die offene Unsicherheit samt Rueckkopplung. Die Antwort muss ohne moralische Personenbewertung auskommen und darf Reichweite nicht mit Wirkung verwechseln.</w:t>
-      </w:r>
-    </w:p>
-    <w:p>
-      <w:r>
-        <w:t>Grenze gegen Scheingenauigkeit. Gerade bei Wirkungsökonomische Vertiefung ist Praezision wichtiger als grosse Begriffe. Eine Wirkungsaussage bleibt schwach, wenn sie nur Aktivitaet, Reichweite, Absicht oder Image beschreibt. Stark wird sie erst, wenn sie die Zustandsveraenderung und ihre Bedingungen offenlegt. In V31 ist deshalb entscheidend, jede Wirkungsaussage eine Grenze zieht und diese Grenze begruenden muss. Die Fehlerlinie verlaeuft nicht zwischen Optimismus und Pessimismus, sondern zwischen offengelegter Unsicherheit und rhetorischer Sicherheit ohne Pruefpfad.</w:t>
-      </w:r>
-    </w:p>
-    <w:p>
-      <w:r>
-        <w:t>Pruefungsnahe Lesart. Aus Prüfungsrelevanz laesst sich eine gute Transferfrage ableiten: Welche Entscheidung waere falsch, wenn dieser Abschnitt missverstanden wird? Fuer Von Einzelwirkung zu Netto-Wirkung lautet die Antwort meist nicht einfach "mehr Wirkung", sondern genauer: bessere Unterscheidung, sauberere Daten, klarere Schutzlinie und rueckgekoppelte Steuerung. Szenarien pruefen Sofortwirkung, Folgewirkung und Reversibilitaet getrennt. Wer das im Fall anwenden kann, hat den Kern der Vorlesung verstanden; wer nur Definitionen wiederholt, bleibt unter dem Anspruch der Akademie.</w:t>
-      </w:r>
-    </w:p>
-    <w:p>
-      <w:r>
-        <w:t>Fallfenster zur Anwendung. Eine Fuehrungsentscheidung erzeugt zugleich Nutzen und Risiken. Die WÖk behandelt Ambivalenz nicht als Stoerung, sondern als Kern der Analyse. Positive Netto-Wirkung darf erst behauptet werden, wenn zentrale negative Wirkungen getrennt geprueft und rote Linien gewahrt sind. Bezogen auf Von Einzelwirkung zu Netto-Wirkung heisst das: Die Analyse muss das konkrete Thema ernst nehmen und zugleich den allgemeinen WÖk-Massstab halten. Es geht nicht darum, Akteure moralisch zu sortieren. Es geht darum, Wirkpfade, Wirkungsempfaenger, Datenqualitaet, Risiken und Rueckkopplung so zu beschreiben, dass bessere Entscheidungen moeglich werden.</w:t>
-      </w:r>
-    </w:p>
-    <w:p>
-      <w:r>
-        <w:t>Betroffenenperspektive. Der Abschnitt Lernziele ist in V31 kein Zusatzwissen, sondern ein Pruefstein fuer die Grundfrage des Skripts: Was veraendert sich, bei wem, wodurch und mit welcher Rueckkopplung? Fuer Von Einzelwirkung zu Netto-Wirkung wird daran sichtbar, dass Wirkung nicht am Sender, sondern an veraenderten Zustanden der Empfaenger geprueft wird. Die fachliche Grenze liegt dort, wo Lernende interne Erfolgskennzahlen mit gesellschaftlicher Wirkung verwechseln. Die saubere Lesart trennt deshalb Beobachtung, Kausalannahme, Bewertung und Steuerungsfolge. In der Anwendung sollte daraus mindestens eine konkrete Begriff, Wirkpfad, Fallbewertung, rote Linie oder Rueckkopplung abgeleitet werden; sonst bleibt das Wissen erklaerend, aber nicht steuerungsfaehig.</w:t>
-      </w:r>
-    </w:p>
-    <w:p>
-      <w:r>
-        <w:t>Anwendung auf Einleitung / Wirkungsfrage. In einer Fallanalyse beginnt dieser Punkt nicht mit einer Meinung, sondern mit einer belastbaren Beschreibung. Wer V31 pruefungsnah liest, fragt zuerst nach Wirkungsempfaengern, Wirkraum, Zeitraum und Datenquelle. Erst danach folgt die Bewertung im Referenzrahmen Mensch, Planet, Demokratie, SDGs, Agenda 2030 und SDG+. Jede Schlussfolgerung endet mit Entscheidung, Verantwortlichkeit und Termin fuer Rueckpruefung. Der typische Kurzschluss waere, Befunde sammeln, ohne Ressourcen oder Regeln zu veraendern. Genau dagegen setzt die WÖk die Pflicht, Wirkungspotenzial, Wirkungsrisiko und positive Netto-Wirkung begrifflich getrennt zu halten.</w:t>
-      </w:r>
-    </w:p>
-    <w:p>
-      <w:r>
-        <w:t>Evidenzregel. Kernaussage darf im Skript nicht als dekorativer Begriff stehen bleiben. Der Abschnitt traegt nur dann, wenn er eine pruefbare Aussage erlaubt: Welche Quelle stuetzt die Annahme, welche Unsicherheit bleibt offen und welche Gegenbeobachtung wuerde die Bewertung veraendern? Fuer Von Einzelwirkung zu Netto-Wirkung heisst das, dass WÖk-Aussagen mit bestehenden Begriffen, Studien, Standards und Rechtsrahmen in Beziehung stehen muessen. Die Studierenden sollen nicht lernen, einen Score nachzusprechen. Sie sollen erkennen, wann ein Score klaert, wann er verdeckt und wann eine rote Linie die Durchschnittslogik stoppt.</w:t>
-      </w:r>
-    </w:p>
-    <w:p>
-      <w:r>
-        <w:t>Fallfenster zur Anwendung. Ein Controlling-Team moechte einen Score bilden. Das Skript verlangt, dass Datenqualitaet, Systemgrenzen, Gewichtung, Unsicherheit und Nichtkompensation sichtbar bleiben. Ein Score darf die Diskussion nicht beenden, sondern muss bessere Fragen, Priorisierung und Rueckkopplung ermoeglichen. Bezogen auf Von Einzelwirkung zu Netto-Wirkung heisst das: Die Analyse muss das konkrete Thema ernst nehmen und zugleich den allgemeinen WÖk-Massstab halten. Es geht nicht darum, Akteure moralisch zu sortieren. Es geht darum, Wirkpfade, Wirkungsempfaenger, Datenqualitaet, Risiken und Rueckkopplung so zu beschreiben, dass bessere Entscheidungen moeglich werden.</w:t>
-      </w:r>
-    </w:p>
-    <w:p>
-      <w:r>
-        <w:t>Pruefungsnahe Transferfrage. Formuliere zu V31 eine Wirkungsaussage in drei Saetzen: Erstens den beobachteten oder plausiblen Zustand, zweitens die Daten- oder Quellenlage, drittens die offene Unsicherheit samt Rueckkopplung. Die Antwort muss ohne moralische Personenbewertung auskommen und darf Reichweite nicht mit Wirkung verwechseln.</w:t>
-      </w:r>
-    </w:p>
-    <w:p>
-      <w:r>
-        <w:t>Transfer in Grundstudium Wirkungsökonomie. Quelltext und fachliche Grundlegung verbindet die inhaltliche Deutung mit der spaeteren Praxis. Eine Organisation kann zu Von Einzelwirkung zu Netto-Wirkung sehr ueberzeugend kommunizieren und trotzdem an einen plausiblen Gedanken schon fuer Wirkung zu halten, obwohl Empfaenger, Zustand, Zeitbezug und Quelle fehlen scheitern. Darum muss die V1-Fassung immer auch nach Governance fragen: Wer erhebt Daten, wer bewertet sie, wer traegt die Folgen, wer kann widersprechen und wann wird eine Entscheidung korrigiert? Die Analyse markiert Stoppsignale vor jeder Portfolio- oder Score-Debatte. So wird aus einem Lehrkapitel eine verantwortbare Arbeitsroutine.</w:t>
+        <w:t>Schlussvertiefung 1: Von Einzelwirkung zu Netto-Wirkung im Anwendungsfall</w:t>
+      </w:r>
+    </w:p>
+    <w:p>
+      <w:r>
+        <w:t>Die folgenden Abschnitte sind keine neue Pruefungsloesung. Sie verdichten die vorhandenen Kapitel zu einer Lesart, mit der Studierende einen Fall selbststaendig analysieren koennen. Im Mittelpunkt stehen Bewertungsgrenzen, Nichtkompensation, Reverse Merit Order und positive Netto-Wirkung, nicht moralische Personenbewertung.</w:t>
+      </w:r>
+    </w:p>
+    <w:p>
+      <w:r>
+        <w:t>Begriffliche Schlussklaerung. Einleitung / Wirkungsfrage zeigt, warum Von Einzelwirkung zu Netto-Wirkung mehr ist als ein Schlagwort im Feld Bewertungsgrenzen, Nichtkompensation, Reverse Merit Order und positive Netto-Wirkung. Die wirkungsoekonomische Frage lautet: Welche reale Veraenderung wird moeglich, welche bleibt nur Potenzial und wo entsteht ein Wirkungsrisiko? Diese Unterscheidung schuetzt vor Impact-Washing, weil sie Absicht, Aktivitaet, Reichweite und Wirkung auseinanderhaelt.</w:t>
+      </w:r>
+    </w:p>
+    <w:p>
+      <w:r>
+        <w:t>Eine Kommune, ein Unternehmen oder eine Bildungsorganisation will Von Einzelwirkung zu Netto-Wirkung praktisch anwenden. Der erste Schritt ist nicht die Auswahl eines Instruments, sondern die Klaerung der Zustandsveraenderung. Bei Einleitung / Wirkungsfrage muss deshalb benannt werden, wer betroffen ist, welcher Zustand sich veraendert, welche Frist gilt und welche Gegenbeobachtung die Annahme widerlegen wuerde. Erst danach entsteht eine begruendete Entscheidung im Feld Begriff, Fallbewertung, Wirkpfad, rote Linie, Quellenbeurteilung oder Rueckkopplungsregel.</w:t>
+      </w:r>
+    </w:p>
+    <w:p>
+      <w:r>
+        <w:t>Wirkpfad und Empfaenger. In V31 muss Kernaussage immer mit Empfaengern gelesen werden. Wirkung entsteht nicht beim Sender, sondern an veraenderten Zustaenden von Menschen, Oekosystemen, Institutionen, Oeffentlichkeit oder kuenftigen Handlungsspielraeumen. Darum reicht es nicht, interne Aktivitaeten zu dokumentieren. Entscheidend ist, ob sich ein Zustand nachvollziehbar veraendert und ob diese Veraenderung im Referenzrahmen Mensch, Planet, Demokratie, SDGs, Agenda 2030 und SDG+ tragfaehig bewertet werden kann.</w:t>
+      </w:r>
+    </w:p>
+    <w:p>
+      <w:r>
+        <w:t>Ein Bericht behauptet, die Massnahme zu Von Einzelwirkung zu Netto-Wirkung sei erfolgreich. Die WOE-Lesart fragt bei Kernaussage nach belastbaren Nachweisen: begriffliche Praezision, Fallbeschreibung, Quellenklarheit, Plausibilitaet und offene Unsicherheit. Wenn diese Nachweise fehlen, bleibt die Aussage Wirkungspotenzial oder Kommunikationsbehauptung. Sie kann wichtig sein, aber sie ist noch keine belegte Wirkung.</w:t>
+      </w:r>
+    </w:p>
+    <w:p>
+      <w:r>
+        <w:t>Daten, Quellen und Evidenz. Wissenschaftliche Anschlussfaehigkeit entsteht hier durch Quellenklarheit. Bei Quelltext und fachliche Grundlegung werden interne WOE-Begriffe nicht als Ersatz fuer Belege benutzt, sondern mit WOE-Bewertungslogik, SDG+, rote Linien, NWI/T-SROI-Abgrenzung und Schutzgueter verbunden. Wo die Datenlage offen bleibt, wird das offengelegt. Wo eine Aussage nur plausibel ist, bleibt sie als Wirkungspotenzial markiert. Wo ein Schaden eine rote Linie beruehrt, greift Nichtkompensation vor Durchschnittslogik.</w:t>
+      </w:r>
+    </w:p>
+    <w:p>
+      <w:r>
+        <w:t>In einer kontroversen Entscheidung wirkt Quelltext und fachliche Grundlegung als Pruefpunkt fuer Ambivalenz. Ein Nutzen fuer eine Gruppe kann mit Risiken fuer andere Wirkungsempfaenger einhergehen. Das Skript verlangt deshalb, positive und negative Zustandsveraenderungen getrennt zu fuehren, bevor von positiver Netto-Wirkung gesprochen wird.</w:t>
+      </w:r>
+    </w:p>
+    <w:p>
+      <w:r>
+        <w:t>Bewertung und rote Linien. In Grundstudium Wirkungsoekonomie wird Einstieg / Wirkungsfrage erst steuerungsfaehig, wenn daraus eine Entscheidung folgt. Die Grundbegriffe muessen in spaeteren Modulen wiedererkennbar bleiben. Ohne diese Rueckkopplung bleibt Reporting eine Beschreibung. Mit Rueckkopplung wird aus Bewertung eine veraenderte Routine: ein anderer Prozess, ein geaenderter Anreiz, eine bessere Datenpflicht, eine korrigierte Kommunikation oder eine neue Priorisierung.</w:t>
+      </w:r>
+    </w:p>
+    <w:p>
+      <w:r>
+        <w:t>Die typische Fehlstelle bei Von Einzelwirkung zu Netto-Wirkung liegt darin, schwere Schaeden mit bequemen Pluspunkten zu verrechnen. Bei Einstieg / Wirkungsfrage wird diese Fehlstelle konkret: Ein scheinbar plausibler Befund darf nicht zur Abkuerzung werden. Quellen, Systemgrenzen, Unsicherheit und Rueckkopplung bleiben sichtbar.</w:t>
+      </w:r>
+    </w:p>
+    <w:p>
+      <w:r>
+        <w:t>Kontrollfrage. Welche Entscheidung waere falsch, wenn Einstieg / Wirkungsfrage in V31 missverstanden wird? Die Antwort muss mindestens eine Daten- oder Quellenannahme, eine betroffene Gruppe oder Schutzdimension, eine moegliche Nebenwirkung und einen Rueckkopplungsschritt nennen. Richtig ist nicht die lauteste Bewertung, sondern diejenige, die Begriff, Beleg und Steuerungsfolge zusammenhaelt.</w:t>
+      </w:r>
+    </w:p>
+    <w:p>
+      <w:r>
+        <w:t>Steuerung und Rueckkopplung. Die Grenze gegen Scheingenauigkeit verlaeuft bei Skript / Folien (Lernseite) nicht zwischen Optimismus und Pessimismus. Sie verlaeuft zwischen offengelegter Unsicherheit und rhetorischer Sicherheit. Wer Von Einzelwirkung zu Netto-Wirkung belastbar anwenden will, benennt Systemgrenze, Zeitraum, Vergleichspunkt und offene Gegenhypothese. Gerade dadurch bleibt das Skript anschlussfaehig fuer Forschung, Praxis und spaetere Revision.</w:t>
+      </w:r>
+    </w:p>
+    <w:p>
+      <w:r>
+        <w:t>Fuer die Pruefung ist Skript / Folien (Lernseite) dann verstanden, wenn daraus eine belastbare Fallantwort entsteht. Eine gute Antwort unterscheidet Beobachtung, Kausalannahme, Bewertung und Steuerungsfolge. Sie bewertet keine Menschen, sondern Wirkpfade, Zustandsveraenderungen, Risiken und institutionelle Bedingungen.</w:t>
+      </w:r>
+    </w:p>
+    <w:p>
+      <w:r>
+        <w:t>Pruefungsnahe Anwendung. Transferaufgabe zeigt, warum Von Einzelwirkung zu Netto-Wirkung mehr ist als ein Schlagwort im Feld Bewertungsgrenzen, Nichtkompensation, Reverse Merit Order und positive Netto-Wirkung. Die wirkungsoekonomische Frage lautet: Welche reale Veraenderung wird moeglich, welche bleibt nur Potenzial und wo entsteht ein Wirkungsrisiko? Diese Unterscheidung schuetzt vor Impact-Washing, weil sie Absicht, Aktivitaet, Reichweite und Wirkung auseinanderhaelt.</w:t>
+      </w:r>
+    </w:p>
+    <w:p>
+      <w:r>
+        <w:t>Eine Kommune, ein Unternehmen oder eine Bildungsorganisation will Von Einzelwirkung zu Netto-Wirkung praktisch anwenden. Der erste Schritt ist nicht die Auswahl eines Instruments, sondern die Klaerung der Zustandsveraenderung. Bei Transferaufgabe muss deshalb benannt werden, wer betroffen ist, welcher Zustand sich veraendert, welche Frist gilt und welche Gegenbeobachtung die Annahme widerlegen wuerde. Erst danach entsteht eine begruendete Entscheidung im Feld Begriff, Fallbewertung, Wirkpfad, rote Linie, Quellenbeurteilung oder Rueckkopplungsregel.</w:t>
+      </w:r>
+    </w:p>
+    <w:p>
+      <w:r>
+        <w:t>Rueckfluss. Fuer den WOE-Korpus bedeutet das: Begriffe aus Von Einzelwirkung zu Netto-Wirkung sollten dort geschaerft werden, wo sie in Glossar, Werkzeugen, Journal oder Readern doppeldeutig bleiben. Offene Forschungsfragen werden nicht versteckt. Sie markieren die Stelle, an der spaetere Evidenz, ein besserer Datensatz oder eine praezisere Fallstudie die Bewertung veraendern kann.</w:t>
+      </w:r>
+    </w:p>
+    <w:p>
+      <w:r>
+        <w:t>Transfer in den WOE-Korpus. In V31 muss Praxisbeispiel immer mit Empfaengern gelesen werden. Wirkung entsteht nicht beim Sender, sondern an veraenderten Zustaenden von Menschen, Oekosystemen, Institutionen, Oeffentlichkeit oder kuenftigen Handlungsspielraeumen. Darum reicht es nicht, interne Aktivitaeten zu dokumentieren. Entscheidend ist, ob sich ein Zustand nachvollziehbar veraendert und ob diese Veraenderung im Referenzrahmen Mensch, Planet, Demokratie, SDGs, Agenda 2030 und SDG+ tragfaehig bewertet werden kann.</w:t>
+      </w:r>
+    </w:p>
+    <w:p>
+      <w:r>
+        <w:t>Ein Bericht behauptet, die Massnahme zu Von Einzelwirkung zu Netto-Wirkung sei erfolgreich. Die WOE-Lesart fragt bei Praxisbeispiel nach belastbaren Nachweisen: begriffliche Praezision, Fallbeschreibung, Quellenklarheit, Plausibilitaet und offene Unsicherheit. Wenn diese Nachweise fehlen, bleibt die Aussage Wirkungspotenzial oder Kommunikationsbehauptung. Sie kann wichtig sein, aber sie ist noch keine belegte Wirkung.</w:t>
+      </w:r>
+    </w:p>
+    <w:p>
+      <w:r>
+        <w:t>Grenzen der Aussage. Wissenschaftliche Anschlussfaehigkeit entsteht hier durch Quellenklarheit. Bei Wirkungsökonomische Vertiefung werden interne WOE-Begriffe nicht als Ersatz fuer Belege benutzt, sondern mit WOE-Bewertungslogik, SDG+, rote Linien, NWI/T-SROI-Abgrenzung und Schutzgueter verbunden. Wo die Datenlage offen bleibt, wird das offengelegt. Wo eine Aussage nur plausibel ist, bleibt sie als Wirkungspotenzial markiert. Wo ein Schaden eine rote Linie beruehrt, greift Nichtkompensation vor Durchschnittslogik.</w:t>
+      </w:r>
+    </w:p>
+    <w:p>
+      <w:r>
+        <w:t>In einer kontroversen Entscheidung wirkt Wirkungsökonomische Vertiefung als Pruefpunkt fuer Ambivalenz. Ein Nutzen fuer eine Gruppe kann mit Risiken fuer andere Wirkungsempfaenger einhergehen. Das Skript verlangt deshalb, positive und negative Zustandsveraenderungen getrennt zu fuehren, bevor von positiver Netto-Wirkung gesprochen wird.</w:t>
+      </w:r>
+    </w:p>
+    <w:p>
+      <w:r>
+        <w:t>Kontrollfrage. Welche Entscheidung waere falsch, wenn Wirkungsökonomische Vertiefung in V31 missverstanden wird? Die Antwort muss mindestens eine Daten- oder Quellenannahme, eine betroffene Gruppe oder Schutzdimension, eine moegliche Nebenwirkung und einen Rueckkopplungsschritt nennen. Richtig ist nicht die lauteste Bewertung, sondern diejenige, die Begriff, Beleg und Steuerungsfolge zusammenhaelt.</w:t>
       </w:r>
     </w:p>
     <w:p>
@@ -3713,132 +3688,107 @@
         <w:pStyle w:val="Heading3"/>
       </w:pPr>
       <w:r>
-        <w:t>Abschlusskommentar 2: Lesen, pruefen, rueckkoppeln</w:t>
-      </w:r>
-    </w:p>
-    <w:p>
-      <w:r>
-        <w:t>Die folgende Verdichtung fuehrt die vorhandenen Kapitel nicht als Wiederholung, sondern als Anwendung zusammen. Wirkungskompetenz entsteht, wenn dieselbe begriffliche Strenge in Fallanalyse, Datenarbeit, Kommunikation, Governance und Entscheidungspraxis wiedererkannt wird.</w:t>
-      </w:r>
-    </w:p>
-    <w:p>
-      <w:r>
-        <w:t>Grenze gegen Scheingenauigkeit. Gerade bei Einstieg / Wirkungsfrage ist Praezision wichtiger als grosse Begriffe. Eine Wirkungsaussage bleibt schwach, wenn sie nur Aktivitaet, Reichweite, Absicht oder Image beschreibt. Stark wird sie erst, wenn sie die Zustandsveraenderung und ihre Bedingungen offenlegt. In V31 ist deshalb entscheidend, praezise Sprache die erste Sicherung gegen Impact-Washing bildet. Die Fehlerlinie verlaeuft nicht zwischen Optimismus und Pessimismus, sondern zwischen offengelegter Unsicherheit und rhetorischer Sicherheit ohne Pruefpfad.</w:t>
-      </w:r>
-    </w:p>
-    <w:p>
-      <w:r>
-        <w:t>Pruefungsnahe Lesart. Aus Video-/Audio-Vorlesung laesst sich eine gute Transferfrage ableiten: Welche Entscheidung waere falsch, wenn dieser Abschnitt missverstanden wird? Fuer Von Einzelwirkung zu Netto-Wirkung lautet die Antwort meist nicht einfach "mehr Wirkung", sondern genauer: bessere Unterscheidung, sauberere Daten, klarere Schutzlinie und rueckgekoppelte Steuerung. Mindestens ein direkter und ein indirekter Wirkpfad muessen nachvollziehbar sein. Wer das im Fall anwenden kann, hat den Kern der Vorlesung verstanden; wer nur Definitionen wiederholt, bleibt unter dem Anspruch der Akademie.</w:t>
-      </w:r>
-    </w:p>
-    <w:p>
-      <w:r>
-        <w:t>Fallfenster zur Anwendung. Ein Kommunikationsbericht nennt viele Aktivitaeten, Reichweiten und Rueckmeldungen. Die V1-Pruefung fragt, ob daraus eine belastbare Wirkungsaussage folgt. Wenn nur Kontakte, Klicks oder Zustimmung vorliegen, bleibt die Aussage im Bereich Wirkungspotenzial oder Resonanz, nicht im Bereich nachgewiesener Wirkung. Bezogen auf Von Einzelwirkung zu Netto-Wirkung heisst das: Die Analyse muss das konkrete Thema ernst nehmen und zugleich den allgemeinen WÖk-Massstab halten. Es geht nicht darum, Akteure moralisch zu sortieren. Es geht darum, Wirkpfade, Wirkungsempfaenger, Datenqualitaet, Risiken und Rueckkopplung so zu beschreiben, dass bessere Entscheidungen moeglich werden.</w:t>
-      </w:r>
-    </w:p>
-    <w:p>
-      <w:r>
-        <w:t>Daten- und Quellenklarheit. Der Abschnitt Transkript (Gerüst) ist in V31 kein Zusatzwissen, sondern ein Pruefstein fuer die Grundfrage des Skripts: Was veraendert sich, bei wem, wodurch und mit welcher Rueckkopplung? Fuer Von Einzelwirkung zu Netto-Wirkung wird daran sichtbar, dass jede Bewertung nur so belastbar ist wie Datenlage, Quellenstatus, Aktualitaet und Systemgrenze. Die fachliche Grenze liegt dort, wo Lernende eine Zahl ohne Einheit, Zeitraum oder Erhebungslogik als Beweis nutzen. Die saubere Lesart trennt deshalb Beobachtung, Kausalannahme, Bewertung und Steuerungsfolge. In der Anwendung sollte daraus mindestens eine konkrete Begriff, Wirkpfad, Fallbewertung, rote Linie oder Rueckkopplung abgeleitet werden; sonst bleibt das Wissen erklaerend, aber nicht steuerungsfaehig.</w:t>
-      </w:r>
-    </w:p>
-    <w:p>
-      <w:r>
-        <w:t>Anwendung auf Skript / Folien (Lernseite). In einer Fallanalyse beginnt dieser Punkt nicht mit einer Meinung, sondern mit einer belastbaren Beschreibung. Wer V31 pruefungsnah liest, fragt zuerst nach Wirkungsempfaengern, Wirkraum, Zeitraum und Datenquelle. Erst danach folgt die Bewertung im Referenzrahmen Mensch, Planet, Demokratie, SDGs, Agenda 2030 und SDG+. Profile, Zielkonflikte und offene Punkte werden nebeneinander gefuehrt. Der typische Kurzschluss waere, ambivalente Befunde glaetten, damit eine eindeutige Botschaft entsteht. Genau dagegen setzt die WÖk die Pflicht, Wirkungspotenzial, Wirkungsrisiko und positive Netto-Wirkung begrifflich getrennt zu halten.</w:t>
-      </w:r>
-    </w:p>
-    <w:p>
-      <w:r>
-        <w:t>Pruefungsnahe Transferfrage. Formuliere zu V31 eine Wirkungsaussage in drei Saetzen: Erstens den beobachteten oder plausiblen Zustand, zweitens die Daten- oder Quellenlage, drittens die offene Unsicherheit samt Rueckkopplung. Die Antwort muss ohne moralische Personenbewertung auskommen und darf Reichweite nicht mit Wirkung verwechseln.</w:t>
-      </w:r>
-    </w:p>
-    <w:p>
-      <w:r>
-        <w:t>Evidenzregel. Transferaufgabe darf im Skript nicht als dekorativer Begriff stehen bleiben. Der Abschnitt traegt nur dann, wenn er eine pruefbare Aussage erlaubt: Welche Quelle stuetzt die Annahme, welche Unsicherheit bleibt offen und welche Gegenbeobachtung wuerde die Bewertung veraendern? Fuer Von Einzelwirkung zu Netto-Wirkung heisst das, dass schwere zentrale Schaeden nicht durch beliebige positive Einzelwerte neutralisiert werden duerfen. Die Studierenden sollen nicht lernen, einen Score nachzusprechen. Sie sollen erkennen, wann ein Score klaert, wann er verdeckt und wann eine rote Linie die Durchschnittslogik stoppt.</w:t>
-      </w:r>
-    </w:p>
-    <w:p>
-      <w:r>
-        <w:t>Fallfenster zur Anwendung. Eine Organisation plant eine Massnahme und formuliert dazu eine positive Absicht. In der WÖk reicht das nicht. Fuer diese Vorlesung muss sichtbar werden, welche Zustandsveraenderung erwartet wird, welche Empfaenger direkt oder indirekt betroffen sind, welche Nebenwirkungen entstehen koennen und welche Entscheidung spaeter korrigiert wird. Bezogen auf Von Einzelwirkung zu Netto-Wirkung heisst das: Die Analyse muss das konkrete Thema ernst nehmen und zugleich den allgemeinen WÖk-Massstab halten. Es geht nicht darum, Akteure moralisch zu sortieren. Es geht darum, Wirkpfade, Wirkungsempfaenger, Datenqualitaet, Risiken und Rueckkopplung so zu beschreiben, dass bessere Entscheidungen moeglich werden.</w:t>
-      </w:r>
-    </w:p>
-    <w:p>
-      <w:r>
-        <w:t>Transfer in Grundstudium Wirkungsökonomie. Praxisbeispiel verbindet die inhaltliche Deutung mit der spaeteren Praxis. Eine Organisation kann zu Von Einzelwirkung zu Netto-Wirkung sehr ueberzeugend kommunizieren und trotzdem an einen plausiblen Gedanken schon fuer Wirkung zu halten, obwohl Empfaenger, Zustand, Zeitbezug und Quelle fehlen scheitern. Darum muss die V1-Fassung immer auch nach Governance fragen: Wer erhebt Daten, wer bewertet sie, wer traegt die Folgen, wer kann widersprechen und wann wird eine Entscheidung korrigiert? Jeder Analyseblock fragt nach der Routine, die nach der Bewertung angepasst wird. So wird aus einem Lehrkapitel eine verantwortbare Arbeitsroutine.</w:t>
-      </w:r>
-    </w:p>
-    <w:p>
-      <w:r>
-        <w:t>Grenze gegen Scheingenauigkeit. Gerade bei Wirkungsökonomische Vertiefung ist Praezision wichtiger als grosse Begriffe. Eine Wirkungsaussage bleibt schwach, wenn sie nur Aktivitaet, Reichweite, Absicht oder Image beschreibt. Stark wird sie erst, wenn sie die Zustandsveraenderung und ihre Bedingungen offenlegt. In V31 ist deshalb entscheidend, Wirkungsbewertung Verfahren, Rechte, Transparenz und Korrektur braucht. Die Fehlerlinie verlaeuft nicht zwischen Optimismus und Pessimismus, sondern zwischen offengelegter Unsicherheit und rhetorischer Sicherheit ohne Pruefpfad.</w:t>
-      </w:r>
-    </w:p>
-    <w:p>
-      <w:r>
-        <w:t>Pruefungsnahe Lesart. Aus Prüfungsrelevanz laesst sich eine gute Transferfrage ableiten: Welche Entscheidung waere falsch, wenn dieser Abschnitt missverstanden wird? Fuer Von Einzelwirkung zu Netto-Wirkung lautet die Antwort meist nicht einfach "mehr Wirkung", sondern genauer: bessere Unterscheidung, sauberere Daten, klarere Schutzlinie und rueckgekoppelte Steuerung. Pruefungsfragen verbinden Begriff, Anwendung, Evidenz und rote Linie. Wer das im Fall anwenden kann, hat den Kern der Vorlesung verstanden; wer nur Definitionen wiederholt, bleibt unter dem Anspruch der Akademie.</w:t>
-      </w:r>
-    </w:p>
-    <w:p>
-      <w:r>
-        <w:t>Fallfenster zur Anwendung. Eine Fuehrungsentscheidung erzeugt zugleich Nutzen und Risiken. Die WÖk behandelt Ambivalenz nicht als Stoerung, sondern als Kern der Analyse. Positive Netto-Wirkung darf erst behauptet werden, wenn zentrale negative Wirkungen getrennt geprueft und rote Linien gewahrt sind. Bezogen auf Von Einzelwirkung zu Netto-Wirkung heisst das: Die Analyse muss das konkrete Thema ernst nehmen und zugleich den allgemeinen WÖk-Massstab halten. Es geht nicht darum, Akteure moralisch zu sortieren. Es geht darum, Wirkpfade, Wirkungsempfaenger, Datenqualitaet, Risiken und Rueckkopplung so zu beschreiben, dass bessere Entscheidungen moeglich werden.</w:t>
-      </w:r>
-    </w:p>
-    <w:p>
-      <w:r>
-        <w:t>Organisationale Umsetzung. Der Abschnitt Lernziele ist in V31 kein Zusatzwissen, sondern ein Pruefstein fuer die Grundfrage des Skripts: Was veraendert sich, bei wem, wodurch und mit welcher Rueckkopplung? Fuer Von Einzelwirkung zu Netto-Wirkung wird daran sichtbar, dass WÖk-Begriffe im Alltag nur tragen, wenn sie in Routinen uebersetzt werden. Die fachliche Grenze liegt dort, wo Lernende Verantwortung an eine einzelne Nachhaltigkeitsfunktion auslagern. Die saubere Lesart trennt deshalb Beobachtung, Kausalannahme, Bewertung und Steuerungsfolge. In der Anwendung sollte daraus mindestens eine konkrete Begriff, Wirkpfad, Fallbewertung, rote Linie oder Rueckkopplung abgeleitet werden; sonst bleibt das Wissen erklaerend, aber nicht steuerungsfaehig.</w:t>
-      </w:r>
-    </w:p>
-    <w:p>
-      <w:r>
-        <w:t>Pruefungsnahe Transferfrage. Formuliere zu V31 eine Wirkungsaussage in drei Saetzen: Erstens den beobachteten oder plausiblen Zustand, zweitens die Daten- oder Quellenlage, drittens die offene Unsicherheit samt Rueckkopplung. Die Antwort muss ohne moralische Personenbewertung auskommen und darf Reichweite nicht mit Wirkung verwechseln.</w:t>
-      </w:r>
-    </w:p>
-    <w:p>
-      <w:r>
-        <w:t>Anwendung auf Einleitung / Wirkungsfrage. In einer Fallanalyse beginnt dieser Punkt nicht mit einer Meinung, sondern mit einer belastbaren Beschreibung. Wer V31 pruefungsnah liest, fragt zuerst nach Wirkungsempfaengern, Wirkraum, Zeitraum und Datenquelle. Erst danach folgt die Bewertung im Referenzrahmen Mensch, Planet, Demokratie, SDGs, Agenda 2030 und SDG+. Gute Kommunikation unterscheidet Befund, Annahme und normative Bewertung. Der typische Kurzschluss waere, Eindeutigkeit behaupten, wo die Datenlage nur Potenzial oder Risiko traegt. Genau dagegen setzt die WÖk die Pflicht, Wirkungspotenzial, Wirkungsrisiko und positive Netto-Wirkung begrifflich getrennt zu halten.</w:t>
-      </w:r>
-    </w:p>
-    <w:p>
-      <w:r>
-        <w:t>Evidenzregel. Kernaussage darf im Skript nicht als dekorativer Begriff stehen bleiben. Der Abschnitt traegt nur dann, wenn er eine pruefbare Aussage erlaubt: Welche Quelle stuetzt die Annahme, welche Unsicherheit bleibt offen und welche Gegenbeobachtung wuerde die Bewertung veraendern? Fuer Von Einzelwirkung zu Netto-Wirkung heisst das, dass jede Wirkungsaussage eine Grenze zieht und diese Grenze begruenden muss. Die Studierenden sollen nicht lernen, einen Score nachzusprechen. Sie sollen erkennen, wann ein Score klaert, wann er verdeckt und wann eine rote Linie die Durchschnittslogik stoppt.</w:t>
-      </w:r>
-    </w:p>
-    <w:p>
-      <w:r>
-        <w:t>Fallfenster zur Anwendung. Ein Controlling-Team moechte einen Score bilden. Das Skript verlangt, dass Datenqualitaet, Systemgrenzen, Gewichtung, Unsicherheit und Nichtkompensation sichtbar bleiben. Ein Score darf die Diskussion nicht beenden, sondern muss bessere Fragen, Priorisierung und Rueckkopplung ermoeglichen. Bezogen auf Von Einzelwirkung zu Netto-Wirkung heisst das: Die Analyse muss das konkrete Thema ernst nehmen und zugleich den allgemeinen WÖk-Massstab halten. Es geht nicht darum, Akteure moralisch zu sortieren. Es geht darum, Wirkpfade, Wirkungsempfaenger, Datenqualitaet, Risiken und Rueckkopplung so zu beschreiben, dass bessere Entscheidungen moeglich werden.</w:t>
-      </w:r>
-    </w:p>
-    <w:p>
-      <w:r>
-        <w:t>Transfer in Grundstudium Wirkungsökonomie. Quelltext und fachliche Grundlegung verbindet die inhaltliche Deutung mit der spaeteren Praxis. Eine Organisation kann zu Von Einzelwirkung zu Netto-Wirkung sehr ueberzeugend kommunizieren und trotzdem an einen plausiblen Gedanken schon fuer Wirkung zu halten, obwohl Empfaenger, Zustand, Zeitbezug und Quelle fehlen scheitern. Darum muss die V1-Fassung immer auch nach Governance fragen: Wer erhebt Daten, wer bewertet sie, wer traegt die Folgen, wer kann widersprechen und wann wird eine Entscheidung korrigiert? Szenarien pruefen Sofortwirkung, Folgewirkung und Reversibilitaet getrennt. So wird aus einem Lehrkapitel eine verantwortbare Arbeitsroutine.</w:t>
-      </w:r>
-    </w:p>
-    <w:p>
-      <w:r>
-        <w:t>Grenze gegen Scheingenauigkeit. Gerade bei Einstieg / Wirkungsfrage ist Praezision wichtiger als grosse Begriffe. Eine Wirkungsaussage bleibt schwach, wenn sie nur Aktivitaet, Reichweite, Absicht oder Image beschreibt. Stark wird sie erst, wenn sie die Zustandsveraenderung und ihre Bedingungen offenlegt. In V31 ist deshalb entscheidend, Wirkung nicht am Sender, sondern an veraenderten Zustanden der Empfaenger geprueft wird. Die Fehlerlinie verlaeuft nicht zwischen Optimismus und Pessimismus, sondern zwischen offengelegter Unsicherheit und rhetorischer Sicherheit ohne Pruefpfad.</w:t>
-      </w:r>
-    </w:p>
-    <w:p>
-      <w:r>
-        <w:t>Pruefungsnahe Lesart. Aus Video-/Audio-Vorlesung laesst sich eine gute Transferfrage ableiten: Welche Entscheidung waere falsch, wenn dieser Abschnitt missverstanden wird? Fuer Von Einzelwirkung zu Netto-Wirkung lautet die Antwort meist nicht einfach "mehr Wirkung", sondern genauer: bessere Unterscheidung, sauberere Daten, klarere Schutzlinie und rueckgekoppelte Steuerung. Jede Schlussfolgerung endet mit Entscheidung, Verantwortlichkeit und Termin fuer Rueckpruefung. Wer das im Fall anwenden kann, hat den Kern der Vorlesung verstanden; wer nur Definitionen wiederholt, bleibt unter dem Anspruch der Akademie.</w:t>
-      </w:r>
-    </w:p>
-    <w:p>
-      <w:r>
-        <w:t>Fallfenster zur Anwendung. Ein Kommunikationsbericht nennt viele Aktivitaeten, Reichweiten und Rueckmeldungen. Die V1-Pruefung fragt, ob daraus eine belastbare Wirkungsaussage folgt. Wenn nur Kontakte, Klicks oder Zustimmung vorliegen, bleibt die Aussage im Bereich Wirkungspotenzial oder Resonanz, nicht im Bereich nachgewiesener Wirkung. Bezogen auf Von Einzelwirkung zu Netto-Wirkung heisst das: Die Analyse muss das konkrete Thema ernst nehmen und zugleich den allgemeinen WÖk-Massstab halten. Es geht nicht darum, Akteure moralisch zu sortieren. Es geht darum, Wirkpfade, Wirkungsempfaenger, Datenqualitaet, Risiken und Rueckkopplung so zu beschreiben, dass bessere Entscheidungen moeglich werden.</w:t>
-      </w:r>
-    </w:p>
-    <w:p>
-      <w:r>
-        <w:t>Pruefungsnahe Transferfrage. Formuliere zu V31 eine Wirkungsaussage in drei Saetzen: Erstens den beobachteten oder plausiblen Zustand, zweitens die Daten- oder Quellenlage, drittens die offene Unsicherheit samt Rueckkopplung. Die Antwort muss ohne moralische Personenbewertung auskommen und darf Reichweite nicht mit Wirkung verwechseln.</w:t>
-      </w:r>
-    </w:p>
-    <w:p>
-      <w:r>
-        <w:t>Wissenschaftliche Anschlussfaehigkeit. Der Abschnitt Transkript (Gerüst) ist in V31 kein Zusatzwissen, sondern ein Pruefstein fuer die Grundfrage des Skripts: Was veraendert sich, bei wem, wodurch und mit welcher Rueckkopplung? Fuer Von Einzelwirkung zu Netto-Wirkung wird daran sichtbar, dass WÖk-Aussagen mit bestehenden Begriffen, Studien, Standards und Rechtsrahmen in Beziehung stehen muessen. Die fachliche Grenze liegt dort, wo Lernende hausinterne Sprache als Ersatz fuer zitierfaehige Begruendung verwenden. Die saubere Lesart trennt deshalb Beobachtung, Kausalannahme, Bewertung und Steuerungsfolge. In der Anwendung sollte daraus mindestens eine konkrete Begriff, Wirkpfad, Fallbewertung, rote Linie oder Rueckkopplung abgeleitet werden; sonst bleibt das Wissen erklaerend, aber nicht steuerungsfaehig.</w:t>
-      </w:r>
-    </w:p>
-    <w:p>
-      <w:r>
-        <w:t>Anwendung auf Skript / Folien (Lernseite). In einer Fallanalyse beginnt dieser Punkt nicht mit einer Meinung, sondern mit einer belastbaren Beschreibung. Wer V31 pruefungsnah liest, fragt zuerst nach Wirkungsempfaengern, Wirkraum, Zeitraum und Datenquelle. Erst danach folgt die Bewertung im Referenzrahmen Mensch, Planet, Demokratie, SDGs, Agenda 2030 und SDG+. Die Analyse markiert Stoppsignale vor jeder Portfolio- oder Score-Debatte. Der typische Kurzschluss waere, ein gutes Teilresultat gegen zentrale Schaeden aufrechnen. Genau dagegen setzt die WÖk die Pflicht, Wirkungspotenzial, Wirkungsrisiko und positive Netto-Wirkung begrifflich getrennt zu halten.</w:t>
+        <w:t>Schlussvertiefung 2: Von Einzelwirkung zu Netto-Wirkung im Anwendungsfall</w:t>
+      </w:r>
+    </w:p>
+    <w:p>
+      <w:r>
+        <w:t>Die folgenden Abschnitte sind keine neue Pruefungsloesung. Sie verdichten die vorhandenen Kapitel zu einer Lesart, mit der Studierende einen Fall selbststaendig analysieren koennen. Im Mittelpunkt stehen Bewertungsgrenzen, Nichtkompensation, Reverse Merit Order und positive Netto-Wirkung, nicht moralische Personenbewertung.</w:t>
+      </w:r>
+    </w:p>
+    <w:p>
+      <w:r>
+        <w:t>Begriffliche Schlussklaerung. In Grundstudium Wirkungsoekonomie wird Begriffliche Präzision erst steuerungsfaehig, wenn daraus eine Entscheidung folgt. Die Grundbegriffe muessen in spaeteren Modulen wiedererkennbar bleiben. Ohne diese Rueckkopplung bleibt Reporting eine Beschreibung. Mit Rueckkopplung wird aus Bewertung eine veraenderte Routine: ein anderer Prozess, ein geaenderter Anreiz, eine bessere Datenpflicht, eine korrigierte Kommunikation oder eine neue Priorisierung.</w:t>
+      </w:r>
+    </w:p>
+    <w:p>
+      <w:r>
+        <w:t>Die typische Fehlstelle bei Von Einzelwirkung zu Netto-Wirkung liegt darin, schwere Schaeden mit bequemen Pluspunkten zu verrechnen. Bei Begriffliche Präzision wird diese Fehlstelle konkret: Ein scheinbar plausibler Befund darf nicht zur Abkuerzung werden. Quellen, Systemgrenzen, Unsicherheit und Rueckkopplung bleiben sichtbar.</w:t>
+      </w:r>
+    </w:p>
+    <w:p>
+      <w:r>
+        <w:t>Wirkpfad und Empfaenger. Die Grenze gegen Scheingenauigkeit verlaeuft bei Wirkpfad nicht zwischen Optimismus und Pessimismus. Sie verlaeuft zwischen offengelegter Unsicherheit und rhetorischer Sicherheit. Wer Von Einzelwirkung zu Netto-Wirkung belastbar anwenden will, benennt Systemgrenze, Zeitraum, Vergleichspunkt und offene Gegenhypothese. Gerade dadurch bleibt das Skript anschlussfaehig fuer Forschung, Praxis und spaetere Revision.</w:t>
+      </w:r>
+    </w:p>
+    <w:p>
+      <w:r>
+        <w:t>Fuer die Pruefung ist Wirkpfad dann verstanden, wenn daraus eine belastbare Fallantwort entsteht. Eine gute Antwort unterscheidet Beobachtung, Kausalannahme, Bewertung und Steuerungsfolge. Sie bewertet keine Menschen, sondern Wirkpfade, Zustandsveraenderungen, Risiken und institutionelle Bedingungen.</w:t>
+      </w:r>
+    </w:p>
+    <w:p>
+      <w:r>
+        <w:t>Daten, Quellen und Evidenz. Leitthese zeigt, warum Von Einzelwirkung zu Netto-Wirkung mehr ist als ein Schlagwort im Feld Bewertungsgrenzen, Nichtkompensation, Reverse Merit Order und positive Netto-Wirkung. Die wirkungsoekonomische Frage lautet: Welche reale Veraenderung wird moeglich, welche bleibt nur Potenzial und wo entsteht ein Wirkungsrisiko? Diese Unterscheidung schuetzt vor Impact-Washing, weil sie Absicht, Aktivitaet, Reichweite und Wirkung auseinanderhaelt.</w:t>
+      </w:r>
+    </w:p>
+    <w:p>
+      <w:r>
+        <w:t>Eine Kommune, ein Unternehmen oder eine Bildungsorganisation will Von Einzelwirkung zu Netto-Wirkung praktisch anwenden. Der erste Schritt ist nicht die Auswahl eines Instruments, sondern die Klaerung der Zustandsveraenderung. Bei Leitthese muss deshalb benannt werden, wer betroffen ist, welcher Zustand sich veraendert, welche Frist gilt und welche Gegenbeobachtung die Annahme widerlegen wuerde. Erst danach entsteht eine begruendete Entscheidung im Feld Begriff, Fallbewertung, Wirkpfad, rote Linie, Quellenbeurteilung oder Rueckkopplungsregel.</w:t>
+      </w:r>
+    </w:p>
+    <w:p>
+      <w:r>
+        <w:t>Bewertung und rote Linien. In V31 muss Didaktische Einordnung im Studiengang immer mit Empfaengern gelesen werden. Wirkung entsteht nicht beim Sender, sondern an veraenderten Zustaenden von Menschen, Oekosystemen, Institutionen, Oeffentlichkeit oder kuenftigen Handlungsspielraeumen. Darum reicht es nicht, interne Aktivitaeten zu dokumentieren. Entscheidend ist, ob sich ein Zustand nachvollziehbar veraendert und ob diese Veraenderung im Referenzrahmen Mensch, Planet, Demokratie, SDGs, Agenda 2030 und SDG+ tragfaehig bewertet werden kann.</w:t>
+      </w:r>
+    </w:p>
+    <w:p>
+      <w:r>
+        <w:t>Ein Bericht behauptet, die Massnahme zu Von Einzelwirkung zu Netto-Wirkung sei erfolgreich. Die WOE-Lesart fragt bei Didaktische Einordnung im Studiengang nach belastbaren Nachweisen: begriffliche Praezision, Fallbeschreibung, Quellenklarheit, Plausibilitaet und offene Unsicherheit. Wenn diese Nachweise fehlen, bleibt die Aussage Wirkungspotenzial oder Kommunikationsbehauptung. Sie kann wichtig sein, aber sie ist noch keine belegte Wirkung.</w:t>
+      </w:r>
+    </w:p>
+    <w:p>
+      <w:r>
+        <w:t>Kontrollfrage. Welche Entscheidung waere falsch, wenn Didaktische Einordnung im Studiengang in V31 missverstanden wird? Die Antwort muss mindestens eine Daten- oder Quellenannahme, eine betroffene Gruppe oder Schutzdimension, eine moegliche Nebenwirkung und einen Rueckkopplungsschritt nennen. Richtig ist nicht die lauteste Bewertung, sondern diejenige, die Begriff, Beleg und Steuerungsfolge zusammenhaelt.</w:t>
+      </w:r>
+    </w:p>
+    <w:p>
+      <w:r>
+        <w:t>Rueckfluss. Fuer den WOE-Korpus bedeutet das: Begriffe aus Von Einzelwirkung zu Netto-Wirkung sollten dort geschaerft werden, wo sie in Glossar, Werkzeugen, Journal oder Readern doppeldeutig bleiben. Offene Forschungsfragen werden nicht versteckt. Sie markieren die Stelle, an der spaetere Evidenz, ein besserer Datensatz oder eine praezisere Fallstudie die Bewertung veraendern kann.</w:t>
+      </w:r>
+    </w:p>
+    <w:p>
+      <w:r>
+        <w:t>Steuerung und Rueckkopplung. Wissenschaftliche Anschlussfaehigkeit entsteht hier durch Quellenklarheit. Bei Analysemodell werden interne WOE-Begriffe nicht als Ersatz fuer Belege benutzt, sondern mit WOE-Bewertungslogik, SDG+, rote Linien, NWI/T-SROI-Abgrenzung und Schutzgueter verbunden. Wo die Datenlage offen bleibt, wird das offengelegt. Wo eine Aussage nur plausibel ist, bleibt sie als Wirkungspotenzial markiert. Wo ein Schaden eine rote Linie beruehrt, greift Nichtkompensation vor Durchschnittslogik.</w:t>
+      </w:r>
+    </w:p>
+    <w:p>
+      <w:r>
+        <w:t>In einer kontroversen Entscheidung wirkt Analysemodell als Pruefpunkt fuer Ambivalenz. Ein Nutzen fuer eine Gruppe kann mit Risiken fuer andere Wirkungsempfaenger einhergehen. Das Skript verlangt deshalb, positive und negative Zustandsveraenderungen getrennt zu fuehren, bevor von positiver Netto-Wirkung gesprochen wird.</w:t>
+      </w:r>
+    </w:p>
+    <w:p>
+      <w:r>
+        <w:t>Pruefungsnahe Anwendung. In Grundstudium Wirkungsoekonomie wird Modellformel erst steuerungsfaehig, wenn daraus eine Entscheidung folgt. Die Grundbegriffe muessen in spaeteren Modulen wiedererkennbar bleiben. Ohne diese Rueckkopplung bleibt Reporting eine Beschreibung. Mit Rueckkopplung wird aus Bewertung eine veraenderte Routine: ein anderer Prozess, ein geaenderter Anreiz, eine bessere Datenpflicht, eine korrigierte Kommunikation oder eine neue Priorisierung.</w:t>
+      </w:r>
+    </w:p>
+    <w:p>
+      <w:r>
+        <w:t>Die typische Fehlstelle bei Von Einzelwirkung zu Netto-Wirkung liegt darin, schwere Schaeden mit bequemen Pluspunkten zu verrechnen. Bei Modellformel wird diese Fehlstelle konkret: Ein scheinbar plausibler Befund darf nicht zur Abkuerzung werden. Quellen, Systemgrenzen, Unsicherheit und Rueckkopplung bleiben sichtbar.</w:t>
+      </w:r>
+    </w:p>
+    <w:p>
+      <w:r>
+        <w:t>Transfer in den WOE-Korpus. Die Grenze gegen Scheingenauigkeit verlaeuft bei Fallfenster nicht zwischen Optimismus und Pessimismus. Sie verlaeuft zwischen offengelegter Unsicherheit und rhetorischer Sicherheit. Wer Von Einzelwirkung zu Netto-Wirkung belastbar anwenden will, benennt Systemgrenze, Zeitraum, Vergleichspunkt und offene Gegenhypothese. Gerade dadurch bleibt das Skript anschlussfaehig fuer Forschung, Praxis und spaetere Revision.</w:t>
+      </w:r>
+    </w:p>
+    <w:p>
+      <w:r>
+        <w:t>Fuer die Pruefung ist Fallfenster dann verstanden, wenn daraus eine belastbare Fallantwort entsteht. Eine gute Antwort unterscheidet Beobachtung, Kausalannahme, Bewertung und Steuerungsfolge. Sie bewertet keine Menschen, sondern Wirkpfade, Zustandsveraenderungen, Risiken und institutionelle Bedingungen.</w:t>
+      </w:r>
+    </w:p>
+    <w:p>
+      <w:r>
+        <w:t>Grenzen der Aussage. Prüfungsnahe Fallfragen ohne geschützte Antwortlogik zeigt, warum Von Einzelwirkung zu Netto-Wirkung mehr ist als ein Schlagwort im Feld Bewertungsgrenzen, Nichtkompensation, Reverse Merit Order und positive Netto-Wirkung. Die wirkungsoekonomische Frage lautet: Welche reale Veraenderung wird moeglich, welche bleibt nur Potenzial und wo entsteht ein Wirkungsrisiko? Diese Unterscheidung schuetzt vor Impact-Washing, weil sie Absicht, Aktivitaet, Reichweite und Wirkung auseinanderhaelt.</w:t>
+      </w:r>
+    </w:p>
+    <w:p>
+      <w:r>
+        <w:t>Eine Kommune, ein Unternehmen oder eine Bildungsorganisation will Von Einzelwirkung zu Netto-Wirkung praktisch anwenden. Der erste Schritt ist nicht die Auswahl eines Instruments, sondern die Klaerung der Zustandsveraenderung. Bei Prüfungsnahe Fallfragen ohne geschützte Antwortlogik muss deshalb benannt werden, wer betroffen ist, welcher Zustand sich veraendert, welche Frist gilt und welche Gegenbeobachtung die Annahme widerlegen wuerde. Erst danach entsteht eine begruendete Entscheidung im Feld Begriff, Fallbewertung, Wirkpfad, rote Linie, Quellenbeurteilung oder Rueckkopplungsregel.</w:t>
+      </w:r>
+    </w:p>
+    <w:p>
+      <w:r>
+        <w:t>Kontrollfrage. Welche Entscheidung waere falsch, wenn Prüfungsnahe Fallfragen ohne geschützte Antwortlogik in V31 missverstanden wird? Die Antwort muss mindestens eine Daten- oder Quellenannahme, eine betroffene Gruppe oder Schutzdimension, eine moegliche Nebenwirkung und einen Rueckkopplungsschritt nennen. Richtig ist nicht die lauteste Bewertung, sondern diejenige, die Begriff, Beleg und Steuerungsfolge zusammenhaelt.</w:t>
       </w:r>
     </w:p>
     <w:p>
@@ -3846,117 +3796,112 @@
         <w:pStyle w:val="Heading3"/>
       </w:pPr>
       <w:r>
-        <w:t>Abschlusskommentar 3: Lesen, pruefen, rueckkoppeln</w:t>
-      </w:r>
-    </w:p>
-    <w:p>
-      <w:r>
-        <w:t>Die folgende Verdichtung fuehrt die vorhandenen Kapitel nicht als Wiederholung, sondern als Anwendung zusammen. Wirkungskompetenz entsteht, wenn dieselbe begriffliche Strenge in Fallanalyse, Datenarbeit, Kommunikation, Governance und Entscheidungspraxis wiedererkannt wird.</w:t>
-      </w:r>
-    </w:p>
-    <w:p>
-      <w:r>
-        <w:t>Evidenzregel. Transferaufgabe darf im Skript nicht als dekorativer Begriff stehen bleiben. Der Abschnitt traegt nur dann, wenn er eine pruefbare Aussage erlaubt: Welche Quelle stuetzt die Annahme, welche Unsicherheit bleibt offen und welche Gegenbeobachtung wuerde die Bewertung veraendern? Fuer Von Einzelwirkung zu Netto-Wirkung heisst das, dass praezise Sprache die erste Sicherung gegen Impact-Washing bildet. Die Studierenden sollen nicht lernen, einen Score nachzusprechen. Sie sollen erkennen, wann ein Score klaert, wann er verdeckt und wann eine rote Linie die Durchschnittslogik stoppt.</w:t>
-      </w:r>
-    </w:p>
-    <w:p>
-      <w:r>
-        <w:t>Fallfenster zur Anwendung. Eine Organisation plant eine Massnahme und formuliert dazu eine positive Absicht. In der WÖk reicht das nicht. Fuer diese Vorlesung muss sichtbar werden, welche Zustandsveraenderung erwartet wird, welche Empfaenger direkt oder indirekt betroffen sind, welche Nebenwirkungen entstehen koennen und welche Entscheidung spaeter korrigiert wird. Bezogen auf Von Einzelwirkung zu Netto-Wirkung heisst das: Die Analyse muss das konkrete Thema ernst nehmen und zugleich den allgemeinen WÖk-Massstab halten. Es geht nicht darum, Akteure moralisch zu sortieren. Es geht darum, Wirkpfade, Wirkungsempfaenger, Datenqualitaet, Risiken und Rueckkopplung so zu beschreiben, dass bessere Entscheidungen moeglich werden.</w:t>
-      </w:r>
-    </w:p>
-    <w:p>
-      <w:r>
-        <w:t>Transfer in Grundstudium Wirkungsökonomie. Praxisbeispiel verbindet die inhaltliche Deutung mit der spaeteren Praxis. Eine Organisation kann zu Von Einzelwirkung zu Netto-Wirkung sehr ueberzeugend kommunizieren und trotzdem an einen plausiblen Gedanken schon fuer Wirkung zu halten, obwohl Empfaenger, Zustand, Zeitbezug und Quelle fehlen scheitern. Darum muss die V1-Fassung immer auch nach Governance fragen: Wer erhebt Daten, wer bewertet sie, wer traegt die Folgen, wer kann widersprechen und wann wird eine Entscheidung korrigiert? Mindestens ein direkter und ein indirekter Wirkpfad muessen nachvollziehbar sein. So wird aus einem Lehrkapitel eine verantwortbare Arbeitsroutine.</w:t>
-      </w:r>
-    </w:p>
-    <w:p>
-      <w:r>
-        <w:t>Grenze gegen Scheingenauigkeit. Gerade bei Wirkungsökonomische Vertiefung ist Praezision wichtiger als grosse Begriffe. Eine Wirkungsaussage bleibt schwach, wenn sie nur Aktivitaet, Reichweite, Absicht oder Image beschreibt. Stark wird sie erst, wenn sie die Zustandsveraenderung und ihre Bedingungen offenlegt. In V31 ist deshalb entscheidend, jede Bewertung nur so belastbar ist wie Datenlage, Quellenstatus, Aktualitaet und Systemgrenze. Die Fehlerlinie verlaeuft nicht zwischen Optimismus und Pessimismus, sondern zwischen offengelegter Unsicherheit und rhetorischer Sicherheit ohne Pruefpfad.</w:t>
-      </w:r>
-    </w:p>
-    <w:p>
-      <w:r>
-        <w:t>Pruefungsnahe Transferfrage. Formuliere zu V31 eine Wirkungsaussage in drei Saetzen: Erstens den beobachteten oder plausiblen Zustand, zweitens die Daten- oder Quellenlage, drittens die offene Unsicherheit samt Rueckkopplung. Die Antwort muss ohne moralische Personenbewertung auskommen und darf Reichweite nicht mit Wirkung verwechseln.</w:t>
-      </w:r>
-    </w:p>
-    <w:p>
-      <w:r>
-        <w:t>Pruefungsnahe Lesart. Aus Prüfungsrelevanz laesst sich eine gute Transferfrage ableiten: Welche Entscheidung waere falsch, wenn dieser Abschnitt missverstanden wird? Fuer Von Einzelwirkung zu Netto-Wirkung lautet die Antwort meist nicht einfach "mehr Wirkung", sondern genauer: bessere Unterscheidung, sauberere Daten, klarere Schutzlinie und rueckgekoppelte Steuerung. Profile, Zielkonflikte und offene Punkte werden nebeneinander gefuehrt. Wer das im Fall anwenden kann, hat den Kern der Vorlesung verstanden; wer nur Definitionen wiederholt, bleibt unter dem Anspruch der Akademie.</w:t>
-      </w:r>
-    </w:p>
-    <w:p>
-      <w:r>
-        <w:t>Fallfenster zur Anwendung. Eine Fuehrungsentscheidung erzeugt zugleich Nutzen und Risiken. Die WÖk behandelt Ambivalenz nicht als Stoerung, sondern als Kern der Analyse. Positive Netto-Wirkung darf erst behauptet werden, wenn zentrale negative Wirkungen getrennt geprueft und rote Linien gewahrt sind. Bezogen auf Von Einzelwirkung zu Netto-Wirkung heisst das: Die Analyse muss das konkrete Thema ernst nehmen und zugleich den allgemeinen WÖk-Massstab halten. Es geht nicht darum, Akteure moralisch zu sortieren. Es geht darum, Wirkpfade, Wirkungsempfaenger, Datenqualitaet, Risiken und Rueckkopplung so zu beschreiben, dass bessere Entscheidungen moeglich werden.</w:t>
-      </w:r>
-    </w:p>
-    <w:p>
-      <w:r>
-        <w:t>Nichtkompensation. Der Abschnitt Lernziele ist in V31 kein Zusatzwissen, sondern ein Pruefstein fuer die Grundfrage des Skripts: Was veraendert sich, bei wem, wodurch und mit welcher Rueckkopplung? Fuer Von Einzelwirkung zu Netto-Wirkung wird daran sichtbar, dass schwere zentrale Schaeden nicht durch beliebige positive Einzelwerte neutralisiert werden duerfen. Die fachliche Grenze liegt dort, wo Lernende eine Durchschnittslogik als moralische Entlastung verwenden. Die saubere Lesart trennt deshalb Beobachtung, Kausalannahme, Bewertung und Steuerungsfolge. In der Anwendung sollte daraus mindestens eine konkrete Begriff, Wirkpfad, Fallbewertung, rote Linie oder Rueckkopplung abgeleitet werden; sonst bleibt das Wissen erklaerend, aber nicht steuerungsfaehig.</w:t>
-      </w:r>
-    </w:p>
-    <w:p>
-      <w:r>
-        <w:t>Anwendung auf Einleitung / Wirkungsfrage. In einer Fallanalyse beginnt dieser Punkt nicht mit einer Meinung, sondern mit einer belastbaren Beschreibung. Wer V31 pruefungsnah liest, fragt zuerst nach Wirkungsempfaengern, Wirkraum, Zeitraum und Datenquelle. Erst danach folgt die Bewertung im Referenzrahmen Mensch, Planet, Demokratie, SDGs, Agenda 2030 und SDG+. Jeder Analyseblock fragt nach der Routine, die nach der Bewertung angepasst wird. Der typische Kurzschluss waere, Reporting als Abschluss behandeln. Genau dagegen setzt die WÖk die Pflicht, Wirkungspotenzial, Wirkungsrisiko und positive Netto-Wirkung begrifflich getrennt zu halten.</w:t>
-      </w:r>
-    </w:p>
-    <w:p>
-      <w:r>
-        <w:t>Evidenzregel. Kernaussage darf im Skript nicht als dekorativer Begriff stehen bleiben. Der Abschnitt traegt nur dann, wenn er eine pruefbare Aussage erlaubt: Welche Quelle stuetzt die Annahme, welche Unsicherheit bleibt offen und welche Gegenbeobachtung wuerde die Bewertung veraendern? Fuer Von Einzelwirkung zu Netto-Wirkung heisst das, dass Wirkungsbewertung Verfahren, Rechte, Transparenz und Korrektur braucht. Die Studierenden sollen nicht lernen, einen Score nachzusprechen. Sie sollen erkennen, wann ein Score klaert, wann er verdeckt und wann eine rote Linie die Durchschnittslogik stoppt.</w:t>
-      </w:r>
-    </w:p>
-    <w:p>
-      <w:r>
-        <w:t>Fallfenster zur Anwendung. Ein Controlling-Team moechte einen Score bilden. Das Skript verlangt, dass Datenqualitaet, Systemgrenzen, Gewichtung, Unsicherheit und Nichtkompensation sichtbar bleiben. Ein Score darf die Diskussion nicht beenden, sondern muss bessere Fragen, Priorisierung und Rueckkopplung ermoeglichen. Bezogen auf Von Einzelwirkung zu Netto-Wirkung heisst das: Die Analyse muss das konkrete Thema ernst nehmen und zugleich den allgemeinen WÖk-Massstab halten. Es geht nicht darum, Akteure moralisch zu sortieren. Es geht darum, Wirkpfade, Wirkungsempfaenger, Datenqualitaet, Risiken und Rueckkopplung so zu beschreiben, dass bessere Entscheidungen moeglich werden.</w:t>
-      </w:r>
-    </w:p>
-    <w:p>
-      <w:r>
-        <w:t>Transfer in Grundstudium Wirkungsökonomie. Quelltext und fachliche Grundlegung verbindet die inhaltliche Deutung mit der spaeteren Praxis. Eine Organisation kann zu Von Einzelwirkung zu Netto-Wirkung sehr ueberzeugend kommunizieren und trotzdem an einen plausiblen Gedanken schon fuer Wirkung zu halten, obwohl Empfaenger, Zustand, Zeitbezug und Quelle fehlen scheitern. Darum muss die V1-Fassung immer auch nach Governance fragen: Wer erhebt Daten, wer bewertet sie, wer traegt die Folgen, wer kann widersprechen und wann wird eine Entscheidung korrigiert? Pruefungsfragen verbinden Begriff, Anwendung, Evidenz und rote Linie. So wird aus einem Lehrkapitel eine verantwortbare Arbeitsroutine.</w:t>
-      </w:r>
-    </w:p>
-    <w:p>
-      <w:r>
-        <w:t>Pruefungsnahe Transferfrage. Formuliere zu V31 eine Wirkungsaussage in drei Saetzen: Erstens den beobachteten oder plausiblen Zustand, zweitens die Daten- oder Quellenlage, drittens die offene Unsicherheit samt Rueckkopplung. Die Antwort muss ohne moralische Personenbewertung auskommen und darf Reichweite nicht mit Wirkung verwechseln.</w:t>
-      </w:r>
-    </w:p>
-    <w:p>
-      <w:r>
-        <w:t>Grenze gegen Scheingenauigkeit. Gerade bei Einstieg / Wirkungsfrage ist Praezision wichtiger als grosse Begriffe. Eine Wirkungsaussage bleibt schwach, wenn sie nur Aktivitaet, Reichweite, Absicht oder Image beschreibt. Stark wird sie erst, wenn sie die Zustandsveraenderung und ihre Bedingungen offenlegt. In V31 ist deshalb entscheidend, WÖk-Begriffe im Alltag nur tragen, wenn sie in Routinen uebersetzt werden. Die Fehlerlinie verlaeuft nicht zwischen Optimismus und Pessimismus, sondern zwischen offengelegter Unsicherheit und rhetorischer Sicherheit ohne Pruefpfad.</w:t>
-      </w:r>
-    </w:p>
-    <w:p>
-      <w:r>
-        <w:t>Pruefungsnahe Lesart. Aus Video-/Audio-Vorlesung laesst sich eine gute Transferfrage ableiten: Welche Entscheidung waere falsch, wenn dieser Abschnitt missverstanden wird? Fuer Von Einzelwirkung zu Netto-Wirkung lautet die Antwort meist nicht einfach "mehr Wirkung", sondern genauer: bessere Unterscheidung, sauberere Daten, klarere Schutzlinie und rueckgekoppelte Steuerung. Gute Kommunikation unterscheidet Befund, Annahme und normative Bewertung. Wer das im Fall anwenden kann, hat den Kern der Vorlesung verstanden; wer nur Definitionen wiederholt, bleibt unter dem Anspruch der Akademie.</w:t>
-      </w:r>
-    </w:p>
-    <w:p>
-      <w:r>
-        <w:t>Fallfenster zur Anwendung. Ein Kommunikationsbericht nennt viele Aktivitaeten, Reichweiten und Rueckmeldungen. Die V1-Pruefung fragt, ob daraus eine belastbare Wirkungsaussage folgt. Wenn nur Kontakte, Klicks oder Zustimmung vorliegen, bleibt die Aussage im Bereich Wirkungspotenzial oder Resonanz, nicht im Bereich nachgewiesener Wirkung. Bezogen auf Von Einzelwirkung zu Netto-Wirkung heisst das: Die Analyse muss das konkrete Thema ernst nehmen und zugleich den allgemeinen WÖk-Massstab halten. Es geht nicht darum, Akteure moralisch zu sortieren. Es geht darum, Wirkpfade, Wirkungsempfaenger, Datenqualitaet, Risiken und Rueckkopplung so zu beschreiben, dass bessere Entscheidungen moeglich werden.</w:t>
-      </w:r>
-    </w:p>
-    <w:p>
-      <w:r>
-        <w:t>Systemgrenze. Der Abschnitt Transkript (Gerüst) ist in V31 kein Zusatzwissen, sondern ein Pruefstein fuer die Grundfrage des Skripts: Was veraendert sich, bei wem, wodurch und mit welcher Rueckkopplung? Fuer Von Einzelwirkung zu Netto-Wirkung wird daran sichtbar, dass jede Wirkungsaussage eine Grenze zieht und diese Grenze begruenden muss. Die fachliche Grenze liegt dort, wo Lernende nur den bequemen Ausschnitt betrachten. Die saubere Lesart trennt deshalb Beobachtung, Kausalannahme, Bewertung und Steuerungsfolge. In der Anwendung sollte daraus mindestens eine konkrete Begriff, Wirkpfad, Fallbewertung, rote Linie oder Rueckkopplung abgeleitet werden; sonst bleibt das Wissen erklaerend, aber nicht steuerungsfaehig.</w:t>
-      </w:r>
-    </w:p>
-    <w:p>
-      <w:r>
-        <w:t>Anwendung auf Skript / Folien (Lernseite). In einer Fallanalyse beginnt dieser Punkt nicht mit einer Meinung, sondern mit einer belastbaren Beschreibung. Wer V31 pruefungsnah liest, fragt zuerst nach Wirkungsempfaengern, Wirkraum, Zeitraum und Datenquelle. Erst danach folgt die Bewertung im Referenzrahmen Mensch, Planet, Demokratie, SDGs, Agenda 2030 und SDG+. Szenarien pruefen Sofortwirkung, Folgewirkung und Reversibilitaet getrennt. Der typische Kurzschluss waere, Momentnutzen als dauerhafte positive Netto-Wirkung verkaufen. Genau dagegen setzt die WÖk die Pflicht, Wirkungspotenzial, Wirkungsrisiko und positive Netto-Wirkung begrifflich getrennt zu halten.</w:t>
-      </w:r>
-    </w:p>
-    <w:p>
-      <w:r>
-        <w:t>Evidenzregel. Transferaufgabe darf im Skript nicht als dekorativer Begriff stehen bleiben. Der Abschnitt traegt nur dann, wenn er eine pruefbare Aussage erlaubt: Welche Quelle stuetzt die Annahme, welche Unsicherheit bleibt offen und welche Gegenbeobachtung wuerde die Bewertung veraendern? Fuer Von Einzelwirkung zu Netto-Wirkung heisst das, dass Wirkung nicht am Sender, sondern an veraenderten Zustanden der Empfaenger geprueft wird. Die Studierenden sollen nicht lernen, einen Score nachzusprechen. Sie sollen erkennen, wann ein Score klaert, wann er verdeckt und wann eine rote Linie die Durchschnittslogik stoppt.</w:t>
-      </w:r>
-    </w:p>
-    <w:p>
-      <w:r>
-        <w:t>Fallfenster zur Anwendung. Eine Organisation plant eine Massnahme und formuliert dazu eine positive Absicht. In der WÖk reicht das nicht. Fuer diese Vorlesung muss sichtbar werden, welche Zustandsveraenderung erwartet wird, welche Empfaenger direkt oder indirekt betroffen sind, welche Nebenwirkungen entstehen koennen und welche Entscheidung spaeter korrigiert wird. Bezogen auf Von Einzelwirkung zu Netto-Wirkung heisst das: Die Analyse muss das konkrete Thema ernst nehmen und zugleich den allgemeinen WÖk-Massstab halten. Es geht nicht darum, Akteure moralisch zu sortieren. Es geht darum, Wirkpfade, Wirkungsempfaenger, Datenqualitaet, Risiken und Rueckkopplung so zu beschreiben, dass bessere Entscheidungen moeglich werden.</w:t>
-      </w:r>
-    </w:p>
-    <w:p>
-      <w:r>
-        <w:t>Pruefungsnahe Transferfrage. Formuliere zu V31 eine Wirkungsaussage in drei Saetzen: Erstens den beobachteten oder plausiblen Zustand, zweitens die Daten- oder Quellenlage, drittens die offene Unsicherheit samt Rueckkopplung. Die Antwort muss ohne moralische Personenbewertung auskommen und darf Reichweite nicht mit Wirkung verwechseln.</w:t>
+        <w:t>Schlussvertiefung 3: Von Einzelwirkung zu Netto-Wirkung im Anwendungsfall</w:t>
+      </w:r>
+    </w:p>
+    <w:p>
+      <w:r>
+        <w:t>Die folgenden Abschnitte sind keine neue Pruefungsloesung. Sie verdichten die vorhandenen Kapitel zu einer Lesart, mit der Studierende einen Fall selbststaendig analysieren koennen. Im Mittelpunkt stehen Bewertungsgrenzen, Nichtkompensation, Reverse Merit Order und positive Netto-Wirkung, nicht moralische Personenbewertung.</w:t>
+      </w:r>
+    </w:p>
+    <w:p>
+      <w:r>
+        <w:t>Begriffliche Schlussklaerung. In V31 muss Auswertung aus der lebenden Website-Referenz immer mit Empfaengern gelesen werden. Wirkung entsteht nicht beim Sender, sondern an veraenderten Zustaenden von Menschen, Oekosystemen, Institutionen, Oeffentlichkeit oder kuenftigen Handlungsspielraeumen. Darum reicht es nicht, interne Aktivitaeten zu dokumentieren. Entscheidend ist, ob sich ein Zustand nachvollziehbar veraendert und ob diese Veraenderung im Referenzrahmen Mensch, Planet, Demokratie, SDGs, Agenda 2030 und SDG+ tragfaehig bewertet werden kann.</w:t>
+      </w:r>
+    </w:p>
+    <w:p>
+      <w:r>
+        <w:t>Ein Bericht behauptet, die Massnahme zu Von Einzelwirkung zu Netto-Wirkung sei erfolgreich. Die WOE-Lesart fragt bei Auswertung aus der lebenden Website-Referenz nach belastbaren Nachweisen: begriffliche Praezision, Fallbeschreibung, Quellenklarheit, Plausibilitaet und offene Unsicherheit. Wenn diese Nachweise fehlen, bleibt die Aussage Wirkungspotenzial oder Kommunikationsbehauptung. Sie kann wichtig sein, aber sie ist noch keine belegte Wirkung.</w:t>
+      </w:r>
+    </w:p>
+    <w:p>
+      <w:r>
+        <w:t>Wirkpfad und Empfaenger. Wissenschaftliche Anschlussfaehigkeit entsteht hier durch Quellenklarheit. Bei Wirkung ist nicht Absicht werden interne WOE-Begriffe nicht als Ersatz fuer Belege benutzt, sondern mit WOE-Bewertungslogik, SDG+, rote Linien, NWI/T-SROI-Abgrenzung und Schutzgueter verbunden. Wo die Datenlage offen bleibt, wird das offengelegt. Wo eine Aussage nur plausibel ist, bleibt sie als Wirkungspotenzial markiert. Wo ein Schaden eine rote Linie beruehrt, greift Nichtkompensation vor Durchschnittslogik.</w:t>
+      </w:r>
+    </w:p>
+    <w:p>
+      <w:r>
+        <w:t>In einer kontroversen Entscheidung wirkt Wirkung ist nicht Absicht als Pruefpunkt fuer Ambivalenz. Ein Nutzen fuer eine Gruppe kann mit Risiken fuer andere Wirkungsempfaenger einhergehen. Das Skript verlangt deshalb, positive und negative Zustandsveraenderungen getrennt zu fuehren, bevor von positiver Netto-Wirkung gesprochen wird.</w:t>
+      </w:r>
+    </w:p>
+    <w:p>
+      <w:r>
+        <w:t>Rueckfluss. Fuer den WOE-Korpus bedeutet das: Begriffe aus Von Einzelwirkung zu Netto-Wirkung sollten dort geschaerft werden, wo sie in Glossar, Werkzeugen, Journal oder Readern doppeldeutig bleiben. Offene Forschungsfragen werden nicht versteckt. Sie markieren die Stelle, an der spaetere Evidenz, ein besserer Datensatz oder eine praezisere Fallstudie die Bewertung veraendern kann.</w:t>
+      </w:r>
+    </w:p>
+    <w:p>
+      <w:r>
+        <w:t>Daten, Quellen und Evidenz. In Grundstudium Wirkungsoekonomie wird Wirkung ist nicht Image erst steuerungsfaehig, wenn daraus eine Entscheidung folgt. Die Grundbegriffe muessen in spaeteren Modulen wiedererkennbar bleiben. Ohne diese Rueckkopplung bleibt Reporting eine Beschreibung. Mit Rueckkopplung wird aus Bewertung eine veraenderte Routine: ein anderer Prozess, ein geaenderter Anreiz, eine bessere Datenpflicht, eine korrigierte Kommunikation oder eine neue Priorisierung.</w:t>
+      </w:r>
+    </w:p>
+    <w:p>
+      <w:r>
+        <w:t>Die typische Fehlstelle bei Von Einzelwirkung zu Netto-Wirkung liegt darin, schwere Schaeden mit bequemen Pluspunkten zu verrechnen. Bei Wirkung ist nicht Image wird diese Fehlstelle konkret: Ein scheinbar plausibler Befund darf nicht zur Abkuerzung werden. Quellen, Systemgrenzen, Unsicherheit und Rueckkopplung bleiben sichtbar.</w:t>
+      </w:r>
+    </w:p>
+    <w:p>
+      <w:r>
+        <w:t>Bewertung und rote Linien. Die Grenze gegen Scheingenauigkeit verlaeuft bei Wirkung ist nicht Output nicht zwischen Optimismus und Pessimismus. Sie verlaeuft zwischen offengelegter Unsicherheit und rhetorischer Sicherheit. Wer Von Einzelwirkung zu Netto-Wirkung belastbar anwenden will, benennt Systemgrenze, Zeitraum, Vergleichspunkt und offene Gegenhypothese. Gerade dadurch bleibt das Skript anschlussfaehig fuer Forschung, Praxis und spaetere Revision.</w:t>
+      </w:r>
+    </w:p>
+    <w:p>
+      <w:r>
+        <w:t>Fuer die Pruefung ist Wirkung ist nicht Output dann verstanden, wenn daraus eine belastbare Fallantwort entsteht. Eine gute Antwort unterscheidet Beobachtung, Kausalannahme, Bewertung und Steuerungsfolge. Sie bewertet keine Menschen, sondern Wirkpfade, Zustandsveraenderungen, Risiken und institutionelle Bedingungen.</w:t>
+      </w:r>
+    </w:p>
+    <w:p>
+      <w:r>
+        <w:t>Kontrollfrage. Welche Entscheidung waere falsch, wenn Wirkung ist nicht Output in V31 missverstanden wird? Die Antwort muss mindestens eine Daten- oder Quellenannahme, eine betroffene Gruppe oder Schutzdimension, eine moegliche Nebenwirkung und einen Rueckkopplungsschritt nennen. Richtig ist nicht die lauteste Bewertung, sondern diejenige, die Begriff, Beleg und Steuerungsfolge zusammenhaelt.</w:t>
+      </w:r>
+    </w:p>
+    <w:p>
+      <w:r>
+        <w:t>Steuerung und Rueckkopplung. Wirkung ist nicht Maßnahme zeigt, warum Von Einzelwirkung zu Netto-Wirkung mehr ist als ein Schlagwort im Feld Bewertungsgrenzen, Nichtkompensation, Reverse Merit Order und positive Netto-Wirkung. Die wirkungsoekonomische Frage lautet: Welche reale Veraenderung wird moeglich, welche bleibt nur Potenzial und wo entsteht ein Wirkungsrisiko? Diese Unterscheidung schuetzt vor Impact-Washing, weil sie Absicht, Aktivitaet, Reichweite und Wirkung auseinanderhaelt.</w:t>
+      </w:r>
+    </w:p>
+    <w:p>
+      <w:r>
+        <w:t>Eine Kommune, ein Unternehmen oder eine Bildungsorganisation will Von Einzelwirkung zu Netto-Wirkung praktisch anwenden. Der erste Schritt ist nicht die Auswahl eines Instruments, sondern die Klaerung der Zustandsveraenderung. Bei Wirkung ist nicht Maßnahme muss deshalb benannt werden, wer betroffen ist, welcher Zustand sich veraendert, welche Frist gilt und welche Gegenbeobachtung die Annahme widerlegen wuerde. Erst danach entsteht eine begruendete Entscheidung im Feld Begriff, Fallbewertung, Wirkpfad, rote Linie, Quellenbeurteilung oder Rueckkopplungsregel.</w:t>
+      </w:r>
+    </w:p>
+    <w:p>
+      <w:r>
+        <w:t>Pruefungsnahe Anwendung. In V31 muss Wirkung ist nicht Bericht immer mit Empfaengern gelesen werden. Wirkung entsteht nicht beim Sender, sondern an veraenderten Zustaenden von Menschen, Oekosystemen, Institutionen, Oeffentlichkeit oder kuenftigen Handlungsspielraeumen. Darum reicht es nicht, interne Aktivitaeten zu dokumentieren. Entscheidend ist, ob sich ein Zustand nachvollziehbar veraendert und ob diese Veraenderung im Referenzrahmen Mensch, Planet, Demokratie, SDGs, Agenda 2030 und SDG+ tragfaehig bewertet werden kann.</w:t>
+      </w:r>
+    </w:p>
+    <w:p>
+      <w:r>
+        <w:t>Ein Bericht behauptet, die Massnahme zu Von Einzelwirkung zu Netto-Wirkung sei erfolgreich. Die WOE-Lesart fragt bei Wirkung ist nicht Bericht nach belastbaren Nachweisen: begriffliche Praezision, Fallbeschreibung, Quellenklarheit, Plausibilitaet und offene Unsicherheit. Wenn diese Nachweise fehlen, bleibt die Aussage Wirkungspotenzial oder Kommunikationsbehauptung. Sie kann wichtig sein, aber sie ist noch keine belegte Wirkung.</w:t>
+      </w:r>
+    </w:p>
+    <w:p>
+      <w:r>
+        <w:t>Transfer in den WOE-Korpus. Wissenschaftliche Anschlussfaehigkeit entsteht hier durch Quellenklarheit. Bei Einleitung / Wirkungsfrage werden interne WOE-Begriffe nicht als Ersatz fuer Belege benutzt, sondern mit WOE-Bewertungslogik, SDG+, rote Linien, NWI/T-SROI-Abgrenzung und Schutzgueter verbunden. Wo die Datenlage offen bleibt, wird das offengelegt. Wo eine Aussage nur plausibel ist, bleibt sie als Wirkungspotenzial markiert. Wo ein Schaden eine rote Linie beruehrt, greift Nichtkompensation vor Durchschnittslogik.</w:t>
+      </w:r>
+    </w:p>
+    <w:p>
+      <w:r>
+        <w:t>In einer kontroversen Entscheidung wirkt Einleitung / Wirkungsfrage als Pruefpunkt fuer Ambivalenz. Ein Nutzen fuer eine Gruppe kann mit Risiken fuer andere Wirkungsempfaenger einhergehen. Das Skript verlangt deshalb, positive und negative Zustandsveraenderungen getrennt zu fuehren, bevor von positiver Netto-Wirkung gesprochen wird.</w:t>
+      </w:r>
+    </w:p>
+    <w:p>
+      <w:r>
+        <w:t>Grenzen der Aussage. In Grundstudium Wirkungsoekonomie wird Kernaussage erst steuerungsfaehig, wenn daraus eine Entscheidung folgt. Die Grundbegriffe muessen in spaeteren Modulen wiedererkennbar bleiben. Ohne diese Rueckkopplung bleibt Reporting eine Beschreibung. Mit Rueckkopplung wird aus Bewertung eine veraenderte Routine: ein anderer Prozess, ein geaenderter Anreiz, eine bessere Datenpflicht, eine korrigierte Kommunikation oder eine neue Priorisierung.</w:t>
+      </w:r>
+    </w:p>
+    <w:p>
+      <w:r>
+        <w:t>Die typische Fehlstelle bei Von Einzelwirkung zu Netto-Wirkung liegt darin, schwere Schaeden mit bequemen Pluspunkten zu verrechnen. Bei Kernaussage wird diese Fehlstelle konkret: Ein scheinbar plausibler Befund darf nicht zur Abkuerzung werden. Quellen, Systemgrenzen, Unsicherheit und Rueckkopplung bleiben sichtbar.</w:t>
+      </w:r>
+    </w:p>
+    <w:p>
+      <w:r>
+        <w:t>Kontrollfrage. Welche Entscheidung waere falsch, wenn Kernaussage in V31 missverstanden wird? Die Antwort muss mindestens eine Daten- oder Quellenannahme, eine betroffene Gruppe oder Schutzdimension, eine moegliche Nebenwirkung und einen Rueckkopplungsschritt nennen. Richtig ist nicht die lauteste Bewertung, sondern diejenige, die Begriff, Beleg und Steuerungsfolge zusammenhaelt.</w:t>
+      </w:r>
+    </w:p>
+    <w:p>
+      <w:r>
+        <w:t>Rueckfluss. Fuer den WOE-Korpus bedeutet das: Begriffe aus Von Einzelwirkung zu Netto-Wirkung sollten dort geschaerft werden, wo sie in Glossar, Werkzeugen, Journal oder Readern doppeldeutig bleiben. Offene Forschungsfragen werden nicht versteckt. Sie markieren die Stelle, an der spaetere Evidenz, ein besserer Datensatz oder eine praezisere Fallstudie die Bewertung veraendern kann.</w:t>
       </w:r>
     </w:p>
     <w:p>
@@ -3964,12 +3909,291 @@
         <w:pStyle w:val="Heading3"/>
       </w:pPr>
       <w:r>
+        <w:t>Schlussvertiefung 4: Von Einzelwirkung zu Netto-Wirkung im Anwendungsfall</w:t>
+      </w:r>
+    </w:p>
+    <w:p>
+      <w:r>
+        <w:t>Die folgenden Abschnitte sind keine neue Pruefungsloesung. Sie verdichten die vorhandenen Kapitel zu einer Lesart, mit der Studierende einen Fall selbststaendig analysieren koennen. Im Mittelpunkt stehen Bewertungsgrenzen, Nichtkompensation, Reverse Merit Order und positive Netto-Wirkung, nicht moralische Personenbewertung.</w:t>
+      </w:r>
+    </w:p>
+    <w:p>
+      <w:r>
+        <w:t>Begriffliche Schlussklaerung. Die Grenze gegen Scheingenauigkeit verlaeuft bei Quelltext und fachliche Grundlegung nicht zwischen Optimismus und Pessimismus. Sie verlaeuft zwischen offengelegter Unsicherheit und rhetorischer Sicherheit. Wer Von Einzelwirkung zu Netto-Wirkung belastbar anwenden will, benennt Systemgrenze, Zeitraum, Vergleichspunkt und offene Gegenhypothese. Gerade dadurch bleibt das Skript anschlussfaehig fuer Forschung, Praxis und spaetere Revision.</w:t>
+      </w:r>
+    </w:p>
+    <w:p>
+      <w:r>
+        <w:t>Fuer die Pruefung ist Quelltext und fachliche Grundlegung dann verstanden, wenn daraus eine belastbare Fallantwort entsteht. Eine gute Antwort unterscheidet Beobachtung, Kausalannahme, Bewertung und Steuerungsfolge. Sie bewertet keine Menschen, sondern Wirkpfade, Zustandsveraenderungen, Risiken und institutionelle Bedingungen.</w:t>
+      </w:r>
+    </w:p>
+    <w:p>
+      <w:r>
+        <w:t>Wirkpfad und Empfaenger. Einstieg / Wirkungsfrage zeigt, warum Von Einzelwirkung zu Netto-Wirkung mehr ist als ein Schlagwort im Feld Bewertungsgrenzen, Nichtkompensation, Reverse Merit Order und positive Netto-Wirkung. Die wirkungsoekonomische Frage lautet: Welche reale Veraenderung wird moeglich, welche bleibt nur Potenzial und wo entsteht ein Wirkungsrisiko? Diese Unterscheidung schuetzt vor Impact-Washing, weil sie Absicht, Aktivitaet, Reichweite und Wirkung auseinanderhaelt.</w:t>
+      </w:r>
+    </w:p>
+    <w:p>
+      <w:r>
+        <w:t>Eine Kommune, ein Unternehmen oder eine Bildungsorganisation will Von Einzelwirkung zu Netto-Wirkung praktisch anwenden. Der erste Schritt ist nicht die Auswahl eines Instruments, sondern die Klaerung der Zustandsveraenderung. Bei Einstieg / Wirkungsfrage muss deshalb benannt werden, wer betroffen ist, welcher Zustand sich veraendert, welche Frist gilt und welche Gegenbeobachtung die Annahme widerlegen wuerde. Erst danach entsteht eine begruendete Entscheidung im Feld Begriff, Fallbewertung, Wirkpfad, rote Linie, Quellenbeurteilung oder Rueckkopplungsregel.</w:t>
+      </w:r>
+    </w:p>
+    <w:p>
+      <w:r>
+        <w:t>Daten, Quellen und Evidenz. In V31 muss Skript / Folien (Lernseite) immer mit Empfaengern gelesen werden. Wirkung entsteht nicht beim Sender, sondern an veraenderten Zustaenden von Menschen, Oekosystemen, Institutionen, Oeffentlichkeit oder kuenftigen Handlungsspielraeumen. Darum reicht es nicht, interne Aktivitaeten zu dokumentieren. Entscheidend ist, ob sich ein Zustand nachvollziehbar veraendert und ob diese Veraenderung im Referenzrahmen Mensch, Planet, Demokratie, SDGs, Agenda 2030 und SDG+ tragfaehig bewertet werden kann.</w:t>
+      </w:r>
+    </w:p>
+    <w:p>
+      <w:r>
+        <w:t>Ein Bericht behauptet, die Massnahme zu Von Einzelwirkung zu Netto-Wirkung sei erfolgreich. Die WOE-Lesart fragt bei Skript / Folien (Lernseite) nach belastbaren Nachweisen: begriffliche Praezision, Fallbeschreibung, Quellenklarheit, Plausibilitaet und offene Unsicherheit. Wenn diese Nachweise fehlen, bleibt die Aussage Wirkungspotenzial oder Kommunikationsbehauptung. Sie kann wichtig sein, aber sie ist noch keine belegte Wirkung.</w:t>
+      </w:r>
+    </w:p>
+    <w:p>
+      <w:r>
+        <w:t>Bewertung und rote Linien. Wissenschaftliche Anschlussfaehigkeit entsteht hier durch Quellenklarheit. Bei Transferaufgabe werden interne WOE-Begriffe nicht als Ersatz fuer Belege benutzt, sondern mit WOE-Bewertungslogik, SDG+, rote Linien, NWI/T-SROI-Abgrenzung und Schutzgueter verbunden. Wo die Datenlage offen bleibt, wird das offengelegt. Wo eine Aussage nur plausibel ist, bleibt sie als Wirkungspotenzial markiert. Wo ein Schaden eine rote Linie beruehrt, greift Nichtkompensation vor Durchschnittslogik.</w:t>
+      </w:r>
+    </w:p>
+    <w:p>
+      <w:r>
+        <w:t>In einer kontroversen Entscheidung wirkt Transferaufgabe als Pruefpunkt fuer Ambivalenz. Ein Nutzen fuer eine Gruppe kann mit Risiken fuer andere Wirkungsempfaenger einhergehen. Das Skript verlangt deshalb, positive und negative Zustandsveraenderungen getrennt zu fuehren, bevor von positiver Netto-Wirkung gesprochen wird.</w:t>
+      </w:r>
+    </w:p>
+    <w:p>
+      <w:r>
+        <w:t>Kontrollfrage. Welche Entscheidung waere falsch, wenn Transferaufgabe in V31 missverstanden wird? Die Antwort muss mindestens eine Daten- oder Quellenannahme, eine betroffene Gruppe oder Schutzdimension, eine moegliche Nebenwirkung und einen Rueckkopplungsschritt nennen. Richtig ist nicht die lauteste Bewertung, sondern diejenige, die Begriff, Beleg und Steuerungsfolge zusammenhaelt.</w:t>
+      </w:r>
+    </w:p>
+    <w:p>
+      <w:r>
+        <w:t>Steuerung und Rueckkopplung. In Grundstudium Wirkungsoekonomie wird Praxisbeispiel erst steuerungsfaehig, wenn daraus eine Entscheidung folgt. Die Grundbegriffe muessen in spaeteren Modulen wiedererkennbar bleiben. Ohne diese Rueckkopplung bleibt Reporting eine Beschreibung. Mit Rueckkopplung wird aus Bewertung eine veraenderte Routine: ein anderer Prozess, ein geaenderter Anreiz, eine bessere Datenpflicht, eine korrigierte Kommunikation oder eine neue Priorisierung.</w:t>
+      </w:r>
+    </w:p>
+    <w:p>
+      <w:r>
+        <w:t>Die typische Fehlstelle bei Von Einzelwirkung zu Netto-Wirkung liegt darin, schwere Schaeden mit bequemen Pluspunkten zu verrechnen. Bei Praxisbeispiel wird diese Fehlstelle konkret: Ein scheinbar plausibler Befund darf nicht zur Abkuerzung werden. Quellen, Systemgrenzen, Unsicherheit und Rueckkopplung bleiben sichtbar.</w:t>
+      </w:r>
+    </w:p>
+    <w:p>
+      <w:r>
+        <w:t>Pruefungsnahe Anwendung. Die Grenze gegen Scheingenauigkeit verlaeuft bei Wirkungsökonomische Vertiefung nicht zwischen Optimismus und Pessimismus. Sie verlaeuft zwischen offengelegter Unsicherheit und rhetorischer Sicherheit. Wer Von Einzelwirkung zu Netto-Wirkung belastbar anwenden will, benennt Systemgrenze, Zeitraum, Vergleichspunkt und offene Gegenhypothese. Gerade dadurch bleibt das Skript anschlussfaehig fuer Forschung, Praxis und spaetere Revision.</w:t>
+      </w:r>
+    </w:p>
+    <w:p>
+      <w:r>
+        <w:t>Fuer die Pruefung ist Wirkungsökonomische Vertiefung dann verstanden, wenn daraus eine belastbare Fallantwort entsteht. Eine gute Antwort unterscheidet Beobachtung, Kausalannahme, Bewertung und Steuerungsfolge. Sie bewertet keine Menschen, sondern Wirkpfade, Zustandsveraenderungen, Risiken und institutionelle Bedingungen.</w:t>
+      </w:r>
+    </w:p>
+    <w:p>
+      <w:r>
+        <w:t>Rueckfluss. Fuer den WOE-Korpus bedeutet das: Begriffe aus Von Einzelwirkung zu Netto-Wirkung sollten dort geschaerft werden, wo sie in Glossar, Werkzeugen, Journal oder Readern doppeldeutig bleiben. Offene Forschungsfragen werden nicht versteckt. Sie markieren die Stelle, an der spaetere Evidenz, ein besserer Datensatz oder eine praezisere Fallstudie die Bewertung veraendern kann.</w:t>
+      </w:r>
+    </w:p>
+    <w:p>
+      <w:r>
+        <w:t>Transfer in den WOE-Korpus. Begriffliche Präzision zeigt, warum Von Einzelwirkung zu Netto-Wirkung mehr ist als ein Schlagwort im Feld Bewertungsgrenzen, Nichtkompensation, Reverse Merit Order und positive Netto-Wirkung. Die wirkungsoekonomische Frage lautet: Welche reale Veraenderung wird moeglich, welche bleibt nur Potenzial und wo entsteht ein Wirkungsrisiko? Diese Unterscheidung schuetzt vor Impact-Washing, weil sie Absicht, Aktivitaet, Reichweite und Wirkung auseinanderhaelt.</w:t>
+      </w:r>
+    </w:p>
+    <w:p>
+      <w:r>
+        <w:t>Eine Kommune, ein Unternehmen oder eine Bildungsorganisation will Von Einzelwirkung zu Netto-Wirkung praktisch anwenden. Der erste Schritt ist nicht die Auswahl eines Instruments, sondern die Klaerung der Zustandsveraenderung. Bei Begriffliche Präzision muss deshalb benannt werden, wer betroffen ist, welcher Zustand sich veraendert, welche Frist gilt und welche Gegenbeobachtung die Annahme widerlegen wuerde. Erst danach entsteht eine begruendete Entscheidung im Feld Begriff, Fallbewertung, Wirkpfad, rote Linie, Quellenbeurteilung oder Rueckkopplungsregel.</w:t>
+      </w:r>
+    </w:p>
+    <w:p>
+      <w:r>
+        <w:t>Grenzen der Aussage. In V31 muss Wirkpfad immer mit Empfaengern gelesen werden. Wirkung entsteht nicht beim Sender, sondern an veraenderten Zustaenden von Menschen, Oekosystemen, Institutionen, Oeffentlichkeit oder kuenftigen Handlungsspielraeumen. Darum reicht es nicht, interne Aktivitaeten zu dokumentieren. Entscheidend ist, ob sich ein Zustand nachvollziehbar veraendert und ob diese Veraenderung im Referenzrahmen Mensch, Planet, Demokratie, SDGs, Agenda 2030 und SDG+ tragfaehig bewertet werden kann.</w:t>
+      </w:r>
+    </w:p>
+    <w:p>
+      <w:r>
+        <w:t>Ein Bericht behauptet, die Massnahme zu Von Einzelwirkung zu Netto-Wirkung sei erfolgreich. Die WOE-Lesart fragt bei Wirkpfad nach belastbaren Nachweisen: begriffliche Praezision, Fallbeschreibung, Quellenklarheit, Plausibilitaet und offene Unsicherheit. Wenn diese Nachweise fehlen, bleibt die Aussage Wirkungspotenzial oder Kommunikationsbehauptung. Sie kann wichtig sein, aber sie ist noch keine belegte Wirkung.</w:t>
+      </w:r>
+    </w:p>
+    <w:p>
+      <w:r>
+        <w:t>Kontrollfrage. Welche Entscheidung waere falsch, wenn Wirkpfad in V31 missverstanden wird? Die Antwort muss mindestens eine Daten- oder Quellenannahme, eine betroffene Gruppe oder Schutzdimension, eine moegliche Nebenwirkung und einen Rueckkopplungsschritt nennen. Richtig ist nicht die lauteste Bewertung, sondern diejenige, die Begriff, Beleg und Steuerungsfolge zusammenhaelt.</w:t>
+      </w:r>
+    </w:p>
+    <w:p>
+      <w:pPr>
+        <w:pStyle w:val="Heading3"/>
+      </w:pPr>
+      <w:r>
+        <w:t>Schlussvertiefung 5: Von Einzelwirkung zu Netto-Wirkung im Anwendungsfall</w:t>
+      </w:r>
+    </w:p>
+    <w:p>
+      <w:r>
+        <w:t>Die folgenden Abschnitte sind keine neue Pruefungsloesung. Sie verdichten die vorhandenen Kapitel zu einer Lesart, mit der Studierende einen Fall selbststaendig analysieren koennen. Im Mittelpunkt stehen Bewertungsgrenzen, Nichtkompensation, Reverse Merit Order und positive Netto-Wirkung, nicht moralische Personenbewertung.</w:t>
+      </w:r>
+    </w:p>
+    <w:p>
+      <w:r>
+        <w:t>Begriffliche Schlussklaerung. Wissenschaftliche Anschlussfaehigkeit entsteht hier durch Quellenklarheit. Bei Leitthese werden interne WOE-Begriffe nicht als Ersatz fuer Belege benutzt, sondern mit WOE-Bewertungslogik, SDG+, rote Linien, NWI/T-SROI-Abgrenzung und Schutzgueter verbunden. Wo die Datenlage offen bleibt, wird das offengelegt. Wo eine Aussage nur plausibel ist, bleibt sie als Wirkungspotenzial markiert. Wo ein Schaden eine rote Linie beruehrt, greift Nichtkompensation vor Durchschnittslogik.</w:t>
+      </w:r>
+    </w:p>
+    <w:p>
+      <w:r>
+        <w:t>In einer kontroversen Entscheidung wirkt Leitthese als Pruefpunkt fuer Ambivalenz. Ein Nutzen fuer eine Gruppe kann mit Risiken fuer andere Wirkungsempfaenger einhergehen. Das Skript verlangt deshalb, positive und negative Zustandsveraenderungen getrennt zu fuehren, bevor von positiver Netto-Wirkung gesprochen wird.</w:t>
+      </w:r>
+    </w:p>
+    <w:p>
+      <w:r>
+        <w:t>Wirkpfad und Empfaenger. In Grundstudium Wirkungsoekonomie wird Didaktische Einordnung im Studiengang erst steuerungsfaehig, wenn daraus eine Entscheidung folgt. Die Grundbegriffe muessen in spaeteren Modulen wiedererkennbar bleiben. Ohne diese Rueckkopplung bleibt Reporting eine Beschreibung. Mit Rueckkopplung wird aus Bewertung eine veraenderte Routine: ein anderer Prozess, ein geaenderter Anreiz, eine bessere Datenpflicht, eine korrigierte Kommunikation oder eine neue Priorisierung.</w:t>
+      </w:r>
+    </w:p>
+    <w:p>
+      <w:r>
+        <w:t>Die typische Fehlstelle bei Von Einzelwirkung zu Netto-Wirkung liegt darin, schwere Schaeden mit bequemen Pluspunkten zu verrechnen. Bei Didaktische Einordnung im Studiengang wird diese Fehlstelle konkret: Ein scheinbar plausibler Befund darf nicht zur Abkuerzung werden. Quellen, Systemgrenzen, Unsicherheit und Rueckkopplung bleiben sichtbar.</w:t>
+      </w:r>
+    </w:p>
+    <w:p>
+      <w:r>
+        <w:t>Daten, Quellen und Evidenz. Die Grenze gegen Scheingenauigkeit verlaeuft bei Analysemodell nicht zwischen Optimismus und Pessimismus. Sie verlaeuft zwischen offengelegter Unsicherheit und rhetorischer Sicherheit. Wer Von Einzelwirkung zu Netto-Wirkung belastbar anwenden will, benennt Systemgrenze, Zeitraum, Vergleichspunkt und offene Gegenhypothese. Gerade dadurch bleibt das Skript anschlussfaehig fuer Forschung, Praxis und spaetere Revision.</w:t>
+      </w:r>
+    </w:p>
+    <w:p>
+      <w:r>
+        <w:t>Fuer die Pruefung ist Analysemodell dann verstanden, wenn daraus eine belastbare Fallantwort entsteht. Eine gute Antwort unterscheidet Beobachtung, Kausalannahme, Bewertung und Steuerungsfolge. Sie bewertet keine Menschen, sondern Wirkpfade, Zustandsveraenderungen, Risiken und institutionelle Bedingungen.</w:t>
+      </w:r>
+    </w:p>
+    <w:p>
+      <w:r>
+        <w:t>Bewertung und rote Linien. Modellformel zeigt, warum Von Einzelwirkung zu Netto-Wirkung mehr ist als ein Schlagwort im Feld Bewertungsgrenzen, Nichtkompensation, Reverse Merit Order und positive Netto-Wirkung. Die wirkungsoekonomische Frage lautet: Welche reale Veraenderung wird moeglich, welche bleibt nur Potenzial und wo entsteht ein Wirkungsrisiko? Diese Unterscheidung schuetzt vor Impact-Washing, weil sie Absicht, Aktivitaet, Reichweite und Wirkung auseinanderhaelt.</w:t>
+      </w:r>
+    </w:p>
+    <w:p>
+      <w:r>
+        <w:t>Eine Kommune, ein Unternehmen oder eine Bildungsorganisation will Von Einzelwirkung zu Netto-Wirkung praktisch anwenden. Der erste Schritt ist nicht die Auswahl eines Instruments, sondern die Klaerung der Zustandsveraenderung. Bei Modellformel muss deshalb benannt werden, wer betroffen ist, welcher Zustand sich veraendert, welche Frist gilt und welche Gegenbeobachtung die Annahme widerlegen wuerde. Erst danach entsteht eine begruendete Entscheidung im Feld Begriff, Fallbewertung, Wirkpfad, rote Linie, Quellenbeurteilung oder Rueckkopplungsregel.</w:t>
+      </w:r>
+    </w:p>
+    <w:p>
+      <w:r>
+        <w:t>Kontrollfrage. Welche Entscheidung waere falsch, wenn Modellformel in V31 missverstanden wird? Die Antwort muss mindestens eine Daten- oder Quellenannahme, eine betroffene Gruppe oder Schutzdimension, eine moegliche Nebenwirkung und einen Rueckkopplungsschritt nennen. Richtig ist nicht die lauteste Bewertung, sondern diejenige, die Begriff, Beleg und Steuerungsfolge zusammenhaelt.</w:t>
+      </w:r>
+    </w:p>
+    <w:p>
+      <w:r>
+        <w:t>Rueckfluss. Fuer den WOE-Korpus bedeutet das: Begriffe aus Von Einzelwirkung zu Netto-Wirkung sollten dort geschaerft werden, wo sie in Glossar, Werkzeugen, Journal oder Readern doppeldeutig bleiben. Offene Forschungsfragen werden nicht versteckt. Sie markieren die Stelle, an der spaetere Evidenz, ein besserer Datensatz oder eine praezisere Fallstudie die Bewertung veraendern kann.</w:t>
+      </w:r>
+    </w:p>
+    <w:p>
+      <w:r>
+        <w:t>Steuerung und Rueckkopplung. In V31 muss Fallfenster immer mit Empfaengern gelesen werden. Wirkung entsteht nicht beim Sender, sondern an veraenderten Zustaenden von Menschen, Oekosystemen, Institutionen, Oeffentlichkeit oder kuenftigen Handlungsspielraeumen. Darum reicht es nicht, interne Aktivitaeten zu dokumentieren. Entscheidend ist, ob sich ein Zustand nachvollziehbar veraendert und ob diese Veraenderung im Referenzrahmen Mensch, Planet, Demokratie, SDGs, Agenda 2030 und SDG+ tragfaehig bewertet werden kann.</w:t>
+      </w:r>
+    </w:p>
+    <w:p>
+      <w:r>
+        <w:t>Ein Bericht behauptet, die Massnahme zu Von Einzelwirkung zu Netto-Wirkung sei erfolgreich. Die WOE-Lesart fragt bei Fallfenster nach belastbaren Nachweisen: begriffliche Praezision, Fallbeschreibung, Quellenklarheit, Plausibilitaet und offene Unsicherheit. Wenn diese Nachweise fehlen, bleibt die Aussage Wirkungspotenzial oder Kommunikationsbehauptung. Sie kann wichtig sein, aber sie ist noch keine belegte Wirkung.</w:t>
+      </w:r>
+    </w:p>
+    <w:p>
+      <w:r>
+        <w:t>Pruefungsnahe Anwendung. Wissenschaftliche Anschlussfaehigkeit entsteht hier durch Quellenklarheit. Bei Prüfungsnahe Fallfragen ohne geschützte Antwortlogik werden interne WOE-Begriffe nicht als Ersatz fuer Belege benutzt, sondern mit WOE-Bewertungslogik, SDG+, rote Linien, NWI/T-SROI-Abgrenzung und Schutzgueter verbunden. Wo die Datenlage offen bleibt, wird das offengelegt. Wo eine Aussage nur plausibel ist, bleibt sie als Wirkungspotenzial markiert. Wo ein Schaden eine rote Linie beruehrt, greift Nichtkompensation vor Durchschnittslogik.</w:t>
+      </w:r>
+    </w:p>
+    <w:p>
+      <w:r>
+        <w:t>In einer kontroversen Entscheidung wirkt Prüfungsnahe Fallfragen ohne geschützte Antwortlogik als Pruefpunkt fuer Ambivalenz. Ein Nutzen fuer eine Gruppe kann mit Risiken fuer andere Wirkungsempfaenger einhergehen. Das Skript verlangt deshalb, positive und negative Zustandsveraenderungen getrennt zu fuehren, bevor von positiver Netto-Wirkung gesprochen wird.</w:t>
+      </w:r>
+    </w:p>
+    <w:p>
+      <w:r>
+        <w:t>Transfer in den WOE-Korpus. In Grundstudium Wirkungsoekonomie wird Auswertung aus der lebenden Website-Referenz erst steuerungsfaehig, wenn daraus eine Entscheidung folgt. Die Grundbegriffe muessen in spaeteren Modulen wiedererkennbar bleiben. Ohne diese Rueckkopplung bleibt Reporting eine Beschreibung. Mit Rueckkopplung wird aus Bewertung eine veraenderte Routine: ein anderer Prozess, ein geaenderter Anreiz, eine bessere Datenpflicht, eine korrigierte Kommunikation oder eine neue Priorisierung.</w:t>
+      </w:r>
+    </w:p>
+    <w:p>
+      <w:r>
+        <w:t>Die typische Fehlstelle bei Von Einzelwirkung zu Netto-Wirkung liegt darin, schwere Schaeden mit bequemen Pluspunkten zu verrechnen. Bei Auswertung aus der lebenden Website-Referenz wird diese Fehlstelle konkret: Ein scheinbar plausibler Befund darf nicht zur Abkuerzung werden. Quellen, Systemgrenzen, Unsicherheit und Rueckkopplung bleiben sichtbar.</w:t>
+      </w:r>
+    </w:p>
+    <w:p>
+      <w:r>
+        <w:t>Grenzen der Aussage. Die Grenze gegen Scheingenauigkeit verlaeuft bei Wirkung ist nicht Absicht nicht zwischen Optimismus und Pessimismus. Sie verlaeuft zwischen offengelegter Unsicherheit und rhetorischer Sicherheit. Wer Von Einzelwirkung zu Netto-Wirkung belastbar anwenden will, benennt Systemgrenze, Zeitraum, Vergleichspunkt und offene Gegenhypothese. Gerade dadurch bleibt das Skript anschlussfaehig fuer Forschung, Praxis und spaetere Revision.</w:t>
+      </w:r>
+    </w:p>
+    <w:p>
+      <w:r>
+        <w:t>Fuer die Pruefung ist Wirkung ist nicht Absicht dann verstanden, wenn daraus eine belastbare Fallantwort entsteht. Eine gute Antwort unterscheidet Beobachtung, Kausalannahme, Bewertung und Steuerungsfolge. Sie bewertet keine Menschen, sondern Wirkpfade, Zustandsveraenderungen, Risiken und institutionelle Bedingungen.</w:t>
+      </w:r>
+    </w:p>
+    <w:p>
+      <w:r>
+        <w:t>Kontrollfrage. Welche Entscheidung waere falsch, wenn Wirkung ist nicht Absicht in V31 missverstanden wird? Die Antwort muss mindestens eine Daten- oder Quellenannahme, eine betroffene Gruppe oder Schutzdimension, eine moegliche Nebenwirkung und einen Rueckkopplungsschritt nennen. Richtig ist nicht die lauteste Bewertung, sondern diejenige, die Begriff, Beleg und Steuerungsfolge zusammenhaelt.</w:t>
+      </w:r>
+    </w:p>
+    <w:p>
+      <w:pPr>
+        <w:pStyle w:val="Heading3"/>
+      </w:pPr>
+      <w:r>
+        <w:t>Schlussvertiefung 6: Von Einzelwirkung zu Netto-Wirkung im Anwendungsfall</w:t>
+      </w:r>
+    </w:p>
+    <w:p>
+      <w:r>
+        <w:t>Die folgenden Abschnitte sind keine neue Pruefungsloesung. Sie verdichten die vorhandenen Kapitel zu einer Lesart, mit der Studierende einen Fall selbststaendig analysieren koennen. Im Mittelpunkt stehen Bewertungsgrenzen, Nichtkompensation, Reverse Merit Order und positive Netto-Wirkung, nicht moralische Personenbewertung.</w:t>
+      </w:r>
+    </w:p>
+    <w:p>
+      <w:r>
+        <w:t>Begriffliche Schlussklaerung. Wirkung ist nicht Image zeigt, warum Von Einzelwirkung zu Netto-Wirkung mehr ist als ein Schlagwort im Feld Bewertungsgrenzen, Nichtkompensation, Reverse Merit Order und positive Netto-Wirkung. Die wirkungsoekonomische Frage lautet: Welche reale Veraenderung wird moeglich, welche bleibt nur Potenzial und wo entsteht ein Wirkungsrisiko? Diese Unterscheidung schuetzt vor Impact-Washing, weil sie Absicht, Aktivitaet, Reichweite und Wirkung auseinanderhaelt.</w:t>
+      </w:r>
+    </w:p>
+    <w:p>
+      <w:r>
+        <w:t>Eine Kommune, ein Unternehmen oder eine Bildungsorganisation will Von Einzelwirkung zu Netto-Wirkung praktisch anwenden. Der erste Schritt ist nicht die Auswahl eines Instruments, sondern die Klaerung der Zustandsveraenderung. Bei Wirkung ist nicht Image muss deshalb benannt werden, wer betroffen ist, welcher Zustand sich veraendert, welche Frist gilt und welche Gegenbeobachtung die Annahme widerlegen wuerde. Erst danach entsteht eine begruendete Entscheidung im Feld Begriff, Fallbewertung, Wirkpfad, rote Linie, Quellenbeurteilung oder Rueckkopplungsregel.</w:t>
+      </w:r>
+    </w:p>
+    <w:p>
+      <w:r>
+        <w:t>Wirkpfad und Empfaenger. In V31 muss Wirkung ist nicht Output immer mit Empfaengern gelesen werden. Wirkung entsteht nicht beim Sender, sondern an veraenderten Zustaenden von Menschen, Oekosystemen, Institutionen, Oeffentlichkeit oder kuenftigen Handlungsspielraeumen. Darum reicht es nicht, interne Aktivitaeten zu dokumentieren. Entscheidend ist, ob sich ein Zustand nachvollziehbar veraendert und ob diese Veraenderung im Referenzrahmen Mensch, Planet, Demokratie, SDGs, Agenda 2030 und SDG+ tragfaehig bewertet werden kann.</w:t>
+      </w:r>
+    </w:p>
+    <w:p>
+      <w:r>
+        <w:t>Ein Bericht behauptet, die Massnahme zu Von Einzelwirkung zu Netto-Wirkung sei erfolgreich. Die WOE-Lesart fragt bei Wirkung ist nicht Output nach belastbaren Nachweisen: begriffliche Praezision, Fallbeschreibung, Quellenklarheit, Plausibilitaet und offene Unsicherheit. Wenn diese Nachweise fehlen, bleibt die Aussage Wirkungspotenzial oder Kommunikationsbehauptung. Sie kann wichtig sein, aber sie ist noch keine belegte Wirkung.</w:t>
+      </w:r>
+    </w:p>
+    <w:p>
+      <w:r>
+        <w:t>Rueckfluss. Fuer den WOE-Korpus bedeutet das: Begriffe aus Von Einzelwirkung zu Netto-Wirkung sollten dort geschaerft werden, wo sie in Glossar, Werkzeugen, Journal oder Readern doppeldeutig bleiben. Offene Forschungsfragen werden nicht versteckt. Sie markieren die Stelle, an der spaetere Evidenz, ein besserer Datensatz oder eine praezisere Fallstudie die Bewertung veraendern kann.</w:t>
+      </w:r>
+    </w:p>
+    <w:p>
+      <w:r>
+        <w:t>Daten, Quellen und Evidenz. Wissenschaftliche Anschlussfaehigkeit entsteht hier durch Quellenklarheit. Bei Wirkung ist nicht Maßnahme werden interne WOE-Begriffe nicht als Ersatz fuer Belege benutzt, sondern mit WOE-Bewertungslogik, SDG+, rote Linien, NWI/T-SROI-Abgrenzung und Schutzgueter verbunden. Wo die Datenlage offen bleibt, wird das offengelegt. Wo eine Aussage nur plausibel ist, bleibt sie als Wirkungspotenzial markiert. Wo ein Schaden eine rote Linie beruehrt, greift Nichtkompensation vor Durchschnittslogik.</w:t>
+      </w:r>
+    </w:p>
+    <w:p>
+      <w:r>
+        <w:t>In einer kontroversen Entscheidung wirkt Wirkung ist nicht Maßnahme als Pruefpunkt fuer Ambivalenz. Ein Nutzen fuer eine Gruppe kann mit Risiken fuer andere Wirkungsempfaenger einhergehen. Das Skript verlangt deshalb, positive und negative Zustandsveraenderungen getrennt zu fuehren, bevor von positiver Netto-Wirkung gesprochen wird.</w:t>
+      </w:r>
+    </w:p>
+    <w:p>
+      <w:r>
+        <w:t>Bewertung und rote Linien. In Grundstudium Wirkungsoekonomie wird Wirkung ist nicht Bericht erst steuerungsfaehig, wenn daraus eine Entscheidung folgt. Die Grundbegriffe muessen in spaeteren Modulen wiedererkennbar bleiben. Ohne diese Rueckkopplung bleibt Reporting eine Beschreibung. Mit Rueckkopplung wird aus Bewertung eine veraenderte Routine: ein anderer Prozess, ein geaenderter Anreiz, eine bessere Datenpflicht, eine korrigierte Kommunikation oder eine neue Priorisierung.</w:t>
+      </w:r>
+    </w:p>
+    <w:p>
+      <w:r>
+        <w:t>Die typische Fehlstelle bei Von Einzelwirkung zu Netto-Wirkung liegt darin, schwere Schaeden mit bequemen Pluspunkten zu verrechnen. Bei Wirkung ist nicht Bericht wird diese Fehlstelle konkret: Ein scheinbar plausibler Befund darf nicht zur Abkuerzung werden. Quellen, Systemgrenzen, Unsicherheit und Rueckkopplung bleiben sichtbar.</w:t>
+      </w:r>
+    </w:p>
+    <w:p>
+      <w:r>
+        <w:t>Kontrollfrage. Welche Entscheidung waere falsch, wenn Wirkung ist nicht Bericht in V31 missverstanden wird? Die Antwort muss mindestens eine Daten- oder Quellenannahme, eine betroffene Gruppe oder Schutzdimension, eine moegliche Nebenwirkung und einen Rueckkopplungsschritt nennen. Richtig ist nicht die lauteste Bewertung, sondern diejenige, die Begriff, Beleg und Steuerungsfolge zusammenhaelt.</w:t>
+      </w:r>
+    </w:p>
+    <w:p>
+      <w:pPr>
+        <w:pStyle w:val="Heading3"/>
+      </w:pPr>
+      <w:r>
         <w:t>V1-Abschlussnotiz</w:t>
       </w:r>
     </w:p>
     <w:p>
       <w:r>
-        <w:t>Diese Finalisierung schliesst die Codex-Inhaltsproduktion fuer V31. Offen bleibt nicht der fachliche Kern des Skripts, sondern der naechste Produktionsschritt: Claude setzt daraus die CI/CD-konforme Reader- und PDF-Fassung, prueft Satz, Umbrueche, Medienintegration und Lektorat und markiert erst danach die veroeffentlichte Fassung als freigegeben.</w:t>
+        <w:t>Diese Finalisierung schliesst die Codex-Inhaltsproduktion fuer V31. Der fachliche Kern liegt in Markdown-Master, Word-Rohfassung und App-Spiegel synchron vor. Offen bleibt die separate Produktionslane: Claude prueft Satz, Umbrueche, Medienintegration, Lektorat, Reader/PDF und markiert erst danach die veroeffentlichte Fassung als freigegeben.</w:t>
       </w:r>
     </w:p>
     <w:sectPr>

--- a/docs/studienskripte/word-rohfassungen/woek-g-v31.docx
+++ b/docs/studienskripte/word-rohfassungen/woek-g-v31.docx
@@ -3326,12 +3326,12 @@
     </w:p>
     <w:p>
       <w:r>
-        <w:t>Dieses Skript zu V31 Von Einzelwirkung zu Netto-Wirkung ist als Langformtext angelegt. Es fuehrt die Vorlesung, die Begriffe, die Fallfenster, die Tabellen, die Modellformeln, die Mini-Quiz-Fragen, die Quellenlogik und den Rueckfluss in den WOE-Korpus zusammen. Die geschuetzte Antwortlogik bleibt davon getrennt in der Akademie-App.</w:t>
-      </w:r>
-    </w:p>
-    <w:p>
-      <w:r>
-        <w:t>Der Abschluss liest Von Einzelwirkung zu Netto-Wirkung im Feld Grundstudium Wirkungsoekonomie. Der Massstab bleibt neutral und relational: Wirkung bedeutet tatsaechliche Zustandsveraenderung. Wirkungspotenzial beschreibt plausible Moeglichkeit. Wirkungsrisiko beschreibt moegliche negative Veraenderung. Wenn eine Zielgroesse gemeint ist, geht es um positive Netto-Wirkung. Genau diese Trennung entscheidet, ob das Skript fachlich traegt.</w:t>
+        <w:t>Dieses Skript zu V31 Von Einzelwirkung zu Netto-Wirkung ist als Langformtext angelegt. Es fuehrt Vorlesung, Begriffe, Tabellen, Modellformeln, Mini-Quiz, Quellenlogik und Rueckfluss zusammen. Die geschuetzte Antwortlogik bleibt getrennt in der Akademie-App; oeffentlich sind nur Lernfragen, Begriffsarbeit und Transferaufgaben.</w:t>
+      </w:r>
+    </w:p>
+    <w:p>
+      <w:r>
+        <w:t>Der Abschluss liest Von Einzelwirkung zu Netto-Wirkung im Feld Grundstudium Wirkungsoekonomie. Der Massstab bleibt neutral und relational: Wirkung bedeutet tatsaechliche Zustandsveraenderung, Wirkungspotenzial eine plausible Moeglichkeit und Wirkungsrisiko eine moegliche negative Veraenderung. Wenn eine Zielgroesse gemeint ist, geht es um positive Netto-Wirkung im Referenzrahmen Mensch, Planet, Demokratie, SDGs, Agenda 2030 und SDG+.</w:t>
       </w:r>
     </w:p>
     <w:p>
@@ -3580,17 +3580,17 @@
         <w:pStyle w:val="Heading3"/>
       </w:pPr>
       <w:r>
-        <w:t>Schlussvertiefung 1: Von Einzelwirkung zu Netto-Wirkung im Anwendungsfall</w:t>
-      </w:r>
-    </w:p>
-    <w:p>
-      <w:r>
-        <w:t>Die folgenden Abschnitte sind keine neue Pruefungsloesung. Sie verdichten die vorhandenen Kapitel zu einer Lesart, mit der Studierende einen Fall selbststaendig analysieren koennen. Im Mittelpunkt stehen Bewertungsgrenzen, Nichtkompensation, Reverse Merit Order und positive Netto-Wirkung, nicht moralische Personenbewertung.</w:t>
-      </w:r>
-    </w:p>
-    <w:p>
-      <w:r>
-        <w:t>Begriffliche Schlussklaerung. Einleitung / Wirkungsfrage zeigt, warum Von Einzelwirkung zu Netto-Wirkung mehr ist als ein Schlagwort im Feld Bewertungsgrenzen, Nichtkompensation, Reverse Merit Order und positive Netto-Wirkung. Die wirkungsoekonomische Frage lautet: Welche reale Veraenderung wird moeglich, welche bleibt nur Potenzial und wo entsteht ein Wirkungsrisiko? Diese Unterscheidung schuetzt vor Impact-Washing, weil sie Absicht, Aktivitaet, Reichweite und Wirkung auseinanderhaelt.</w:t>
+        <w:t>Schlusslesart: vom Kapitel zur Entscheidung</w:t>
+      </w:r>
+    </w:p>
+    <w:p>
+      <w:r>
+        <w:t>Die folgenden Abschnitte verdichten vorhandene Kapitel zu einer eigenstaendigen Lesart. Sie sind keine Musterloesung fuer eine geschuetzte Pruefung, sondern ein oeffentlicher Lernrahmen. Im Mittelpunkt stehen Bewertungsgrenzen, Nichtkompensation, Reverse Merit Order und positive Netto-Wirkung; Menschen werden nicht bewertet, sondern Wirkpfade, Zustandsveraenderungen, Risiken und institutionelle Bedingungen.</w:t>
+      </w:r>
+    </w:p>
+    <w:p>
+      <w:r>
+        <w:t>Begriffliche Sicherung. Einleitung / Wirkungsfrage zeigt, warum Von Einzelwirkung zu Netto-Wirkung mehr ist als ein Schlagwort im Feld Bewertungsgrenzen, Nichtkompensation, Reverse Merit Order und positive Netto-Wirkung. Die wirkungsoekonomische Frage lautet: Welche reale Veraenderung wird moeglich, welche bleibt nur Potenzial und wo entsteht ein Wirkungsrisiko? Diese Unterscheidung schuetzt vor Impact-Washing, weil sie Absicht, Aktivitaet, Reichweite und Wirkung auseinanderhaelt.</w:t>
       </w:r>
     </w:p>
     <w:p>
@@ -3600,7 +3600,12 @@
     </w:p>
     <w:p>
       <w:r>
-        <w:t>Wirkpfad und Empfaenger. In V31 muss Kernaussage immer mit Empfaengern gelesen werden. Wirkung entsteht nicht beim Sender, sondern an veraenderten Zustaenden von Menschen, Oekosystemen, Institutionen, Oeffentlichkeit oder kuenftigen Handlungsspielraeumen. Darum reicht es nicht, interne Aktivitaeten zu dokumentieren. Entscheidend ist, ob sich ein Zustand nachvollziehbar veraendert und ob diese Veraenderung im Referenzrahmen Mensch, Planet, Demokratie, SDGs, Agenda 2030 und SDG+ tragfaehig bewertet werden kann.</w:t>
+        <w:t>Fallpruefung. Wenn eine Kommune eine bestehende Massnahme neu priorisieren will, beginnt die Analyse bei Empfaengern, Wirkraum, Zeitraum und Datenquelle. Bei Einleitung / Wirkungsfrage muss dann geklaert werden, ob Ressourcen umgeschichtet, Daten nacherhoben oder Zielkonflikte offengelegt werden. Eine tragfaehige Antwort benennt mindestens eine Quelle, eine offene Unsicherheit, eine moegliche Gegenbeobachtung und die Entscheidung, die nach der Bewertung geaendert wird.</w:t>
+      </w:r>
+    </w:p>
+    <w:p>
+      <w:r>
+        <w:t>Wirkpfadpruefung. In V31 muss Kernaussage immer mit Empfaengern gelesen werden. Wirkung entsteht nicht beim Sender, sondern an veraenderten Zustaenden von Menschen, Oekosystemen, Institutionen, Oeffentlichkeit oder kuenftigen Handlungsspielraeumen. Darum reicht es nicht, interne Aktivitaeten zu dokumentieren. Entscheidend ist, ob sich ein Zustand nachvollziehbar veraendert und ob diese Veraenderung im Referenzrahmen Mensch, Planet, Demokratie, SDGs, Agenda 2030 und SDG+ tragfaehig bewertet werden kann.</w:t>
       </w:r>
     </w:p>
     <w:p>
@@ -3610,7 +3615,17 @@
     </w:p>
     <w:p>
       <w:r>
-        <w:t>Daten, Quellen und Evidenz. Wissenschaftliche Anschlussfaehigkeit entsteht hier durch Quellenklarheit. Bei Quelltext und fachliche Grundlegung werden interne WOE-Begriffe nicht als Ersatz fuer Belege benutzt, sondern mit WOE-Bewertungslogik, SDG+, rote Linien, NWI/T-SROI-Abgrenzung und Schutzgueter verbunden. Wo die Datenlage offen bleibt, wird das offengelegt. Wo eine Aussage nur plausibel ist, bleibt sie als Wirkungspotenzial markiert. Wo ein Schaden eine rote Linie beruehrt, greift Nichtkompensation vor Durchschnittslogik.</w:t>
+        <w:t>Fallpruefung. Wenn ein Unternehmen ein Produkt, einen Prozess oder eine Investition wirkungsbezogen bewerten will, beginnt die Analyse bei Empfaengern, Wirkraum, Zeitraum und Datenquelle. Bei Kernaussage muss dann geklaert werden, welche Entscheidung nach der Bewertung tatsaechlich anders ausfaellt. Eine tragfaehige Antwort benennt mindestens eine Quelle, eine offene Unsicherheit, eine moegliche Gegenbeobachtung und die Entscheidung, die nach der Bewertung geaendert wird.</w:t>
+      </w:r>
+    </w:p>
+    <w:p>
+      <w:r>
+        <w:t>Fuer die Bewertung reicht kein Summenscore, der zentrale Schaeden mit bequemen Pluspunkten verrechnet. Nichtkompensation und Reverse Merit Order markieren, wo rote Linien, demokratische Grundbedingungen oder planetare Grenzen Vorrang vor Durchschnittslogik haben. So bleibt positive Netto-Wirkung eine anspruchsvolle Zielgroesse und wird nicht zur dekorativen Formel.</w:t>
+      </w:r>
+    </w:p>
+    <w:p>
+      <w:r>
+        <w:t>Evidenzfenster. Wissenschaftliche Anschlussfaehigkeit entsteht hier durch Quellenklarheit. Bei Quelltext und fachliche Grundlegung werden interne WOE-Begriffe nicht als Ersatz fuer Belege benutzt, sondern mit WOE-Bewertungslogik, SDG+, rote Linien, NWI/T-SROI-Abgrenzung und Schutzgueter verbunden. Wo die Datenlage offen bleibt, wird das offengelegt. Wo eine Aussage nur plausibel ist, bleibt sie als Wirkungspotenzial markiert. Wo ein Schaden eine rote Linie beruehrt, greift Nichtkompensation vor Durchschnittslogik.</w:t>
       </w:r>
     </w:p>
     <w:p>
@@ -3620,7 +3635,17 @@
     </w:p>
     <w:p>
       <w:r>
-        <w:t>Bewertung und rote Linien. In Grundstudium Wirkungsoekonomie wird Einstieg / Wirkungsfrage erst steuerungsfaehig, wenn daraus eine Entscheidung folgt. Die Grundbegriffe muessen in spaeteren Modulen wiedererkennbar bleiben. Ohne diese Rueckkopplung bleibt Reporting eine Beschreibung. Mit Rueckkopplung wird aus Bewertung eine veraenderte Routine: ein anderer Prozess, ein geaenderter Anreiz, eine bessere Datenpflicht, eine korrigierte Kommunikation oder eine neue Priorisierung.</w:t>
+        <w:t>Fallpruefung. Wenn eine Bildungs- oder Forschungseinrichtung eine Wirkungsaussage fuer Lernende und Praxispartner pruefbar machen will, beginnt die Analyse bei Empfaengern, Wirkraum, Zeitraum und Datenquelle. Bei Quelltext und fachliche Grundlegung muss dann geklaert werden, welche Begriffe, Quellen und Grenzen im Material sichtbar bleiben muessen. Eine tragfaehige Antwort benennt mindestens eine Quelle, eine offene Unsicherheit, eine moegliche Gegenbeobachtung und die Entscheidung, die nach der Bewertung geaendert wird.</w:t>
+      </w:r>
+    </w:p>
+    <w:p>
+      <w:r>
+        <w:t>Der Rueckfluss in den WOE-Korpus liegt hier in klaren Begriffen, sauber verlinkten Quellen und benannten Forschungsfragen. Wo Glossar, Werkzeuge, Journal oder Reader noch doppeldeutig bleiben, sollte Von Einzelwirkung zu Netto-Wirkung nicht als fertige Gewissheit auftreten, sondern als pruefbarer Lernstand mit Korrekturpfad.</w:t>
+      </w:r>
+    </w:p>
+    <w:p>
+      <w:r>
+        <w:t>Bewertungsgrenze. In Grundstudium Wirkungsoekonomie wird Einstieg / Wirkungsfrage erst steuerungsfaehig, wenn daraus eine Entscheidung folgt. Die Grundbegriffe muessen in spaeteren Modulen wiedererkennbar bleiben. Ohne diese Rueckkopplung bleibt Reporting eine Beschreibung. Mit Rueckkopplung wird aus Bewertung eine veraenderte Routine: ein anderer Prozess, ein geaenderter Anreiz, eine bessere Datenpflicht, eine korrigierte Kommunikation oder eine neue Priorisierung.</w:t>
       </w:r>
     </w:p>
     <w:p>
@@ -3630,12 +3655,12 @@
     </w:p>
     <w:p>
       <w:r>
-        <w:t>Kontrollfrage. Welche Entscheidung waere falsch, wenn Einstieg / Wirkungsfrage in V31 missverstanden wird? Die Antwort muss mindestens eine Daten- oder Quellenannahme, eine betroffene Gruppe oder Schutzdimension, eine moegliche Nebenwirkung und einen Rueckkopplungsschritt nennen. Richtig ist nicht die lauteste Bewertung, sondern diejenige, die Begriff, Beleg und Steuerungsfolge zusammenhaelt.</w:t>
-      </w:r>
-    </w:p>
-    <w:p>
-      <w:r>
-        <w:t>Steuerung und Rueckkopplung. Die Grenze gegen Scheingenauigkeit verlaeuft bei Skript / Folien (Lernseite) nicht zwischen Optimismus und Pessimismus. Sie verlaeuft zwischen offengelegter Unsicherheit und rhetorischer Sicherheit. Wer Von Einzelwirkung zu Netto-Wirkung belastbar anwenden will, benennt Systemgrenze, Zeitraum, Vergleichspunkt und offene Gegenhypothese. Gerade dadurch bleibt das Skript anschlussfaehig fuer Forschung, Praxis und spaetere Revision.</w:t>
+        <w:t>Fallpruefung. Wenn eine Kommune eine bestehende Massnahme neu priorisieren will, beginnt die Analyse bei Empfaengern, Wirkraum, Zeitraum und Datenquelle. Bei Einstieg / Wirkungsfrage muss dann geklaert werden, ob Ressourcen umgeschichtet, Daten nacherhoben oder Zielkonflikte offengelegt werden. Eine tragfaehige Antwort benennt mindestens eine Quelle, eine offene Unsicherheit, eine moegliche Gegenbeobachtung und die Entscheidung, die nach der Bewertung geaendert wird.</w:t>
+      </w:r>
+    </w:p>
+    <w:p>
+      <w:r>
+        <w:t>Steuerungsfolge. Die Grenze gegen Scheingenauigkeit verlaeuft bei Skript / Folien (Lernseite) nicht zwischen Optimismus und Pessimismus. Sie verlaeuft zwischen offengelegter Unsicherheit und rhetorischer Sicherheit. Wer Von Einzelwirkung zu Netto-Wirkung belastbar anwenden will, benennt Systemgrenze, Zeitraum, Vergleichspunkt und offene Gegenhypothese. Gerade dadurch bleibt das Skript anschlussfaehig fuer Forschung, Praxis und spaetere Revision.</w:t>
       </w:r>
     </w:p>
     <w:p>
@@ -3645,7 +3670,17 @@
     </w:p>
     <w:p>
       <w:r>
-        <w:t>Pruefungsnahe Anwendung. Transferaufgabe zeigt, warum Von Einzelwirkung zu Netto-Wirkung mehr ist als ein Schlagwort im Feld Bewertungsgrenzen, Nichtkompensation, Reverse Merit Order und positive Netto-Wirkung. Die wirkungsoekonomische Frage lautet: Welche reale Veraenderung wird moeglich, welche bleibt nur Potenzial und wo entsteht ein Wirkungsrisiko? Diese Unterscheidung schuetzt vor Impact-Washing, weil sie Absicht, Aktivitaet, Reichweite und Wirkung auseinanderhaelt.</w:t>
+        <w:t>Fallpruefung. Wenn ein Unternehmen ein Produkt, einen Prozess oder eine Investition wirkungsbezogen bewerten will, beginnt die Analyse bei Empfaengern, Wirkraum, Zeitraum und Datenquelle. Bei Skript / Folien (Lernseite) muss dann geklaert werden, welche Entscheidung nach der Bewertung tatsaechlich anders ausfaellt. Eine tragfaehige Antwort benennt mindestens eine Quelle, eine offene Unsicherheit, eine moegliche Gegenbeobachtung und die Entscheidung, die nach der Bewertung geaendert wird.</w:t>
+      </w:r>
+    </w:p>
+    <w:p>
+      <w:r>
+        <w:t>Fuer die Bewertung reicht kein Summenscore, der zentrale Schaeden mit bequemen Pluspunkten verrechnet. Nichtkompensation und Reverse Merit Order markieren, wo rote Linien, demokratische Grundbedingungen oder planetare Grenzen Vorrang vor Durchschnittslogik haben. So bleibt positive Netto-Wirkung eine anspruchsvolle Zielgroesse und wird nicht zur dekorativen Formel.</w:t>
+      </w:r>
+    </w:p>
+    <w:p>
+      <w:r>
+        <w:t>Transferhinweis. Transferaufgabe zeigt, warum Von Einzelwirkung zu Netto-Wirkung mehr ist als ein Schlagwort im Feld Bewertungsgrenzen, Nichtkompensation, Reverse Merit Order und positive Netto-Wirkung. Die wirkungsoekonomische Frage lautet: Welche reale Veraenderung wird moeglich, welche bleibt nur Potenzial und wo entsteht ein Wirkungsrisiko? Diese Unterscheidung schuetzt vor Impact-Washing, weil sie Absicht, Aktivitaet, Reichweite und Wirkung auseinanderhaelt.</w:t>
       </w:r>
     </w:p>
     <w:p>
@@ -3655,32 +3690,12 @@
     </w:p>
     <w:p>
       <w:r>
-        <w:t>Rueckfluss. Fuer den WOE-Korpus bedeutet das: Begriffe aus Von Einzelwirkung zu Netto-Wirkung sollten dort geschaerft werden, wo sie in Glossar, Werkzeugen, Journal oder Readern doppeldeutig bleiben. Offene Forschungsfragen werden nicht versteckt. Sie markieren die Stelle, an der spaetere Evidenz, ein besserer Datensatz oder eine praezisere Fallstudie die Bewertung veraendern kann.</w:t>
-      </w:r>
-    </w:p>
-    <w:p>
-      <w:r>
-        <w:t>Transfer in den WOE-Korpus. In V31 muss Praxisbeispiel immer mit Empfaengern gelesen werden. Wirkung entsteht nicht beim Sender, sondern an veraenderten Zustaenden von Menschen, Oekosystemen, Institutionen, Oeffentlichkeit oder kuenftigen Handlungsspielraeumen. Darum reicht es nicht, interne Aktivitaeten zu dokumentieren. Entscheidend ist, ob sich ein Zustand nachvollziehbar veraendert und ob diese Veraenderung im Referenzrahmen Mensch, Planet, Demokratie, SDGs, Agenda 2030 und SDG+ tragfaehig bewertet werden kann.</w:t>
-      </w:r>
-    </w:p>
-    <w:p>
-      <w:r>
-        <w:t>Ein Bericht behauptet, die Massnahme zu Von Einzelwirkung zu Netto-Wirkung sei erfolgreich. Die WOE-Lesart fragt bei Praxisbeispiel nach belastbaren Nachweisen: begriffliche Praezision, Fallbeschreibung, Quellenklarheit, Plausibilitaet und offene Unsicherheit. Wenn diese Nachweise fehlen, bleibt die Aussage Wirkungspotenzial oder Kommunikationsbehauptung. Sie kann wichtig sein, aber sie ist noch keine belegte Wirkung.</w:t>
-      </w:r>
-    </w:p>
-    <w:p>
-      <w:r>
-        <w:t>Grenzen der Aussage. Wissenschaftliche Anschlussfaehigkeit entsteht hier durch Quellenklarheit. Bei Wirkungsökonomische Vertiefung werden interne WOE-Begriffe nicht als Ersatz fuer Belege benutzt, sondern mit WOE-Bewertungslogik, SDG+, rote Linien, NWI/T-SROI-Abgrenzung und Schutzgueter verbunden. Wo die Datenlage offen bleibt, wird das offengelegt. Wo eine Aussage nur plausibel ist, bleibt sie als Wirkungspotenzial markiert. Wo ein Schaden eine rote Linie beruehrt, greift Nichtkompensation vor Durchschnittslogik.</w:t>
-      </w:r>
-    </w:p>
-    <w:p>
-      <w:r>
-        <w:t>In einer kontroversen Entscheidung wirkt Wirkungsökonomische Vertiefung als Pruefpunkt fuer Ambivalenz. Ein Nutzen fuer eine Gruppe kann mit Risiken fuer andere Wirkungsempfaenger einhergehen. Das Skript verlangt deshalb, positive und negative Zustandsveraenderungen getrennt zu fuehren, bevor von positiver Netto-Wirkung gesprochen wird.</w:t>
-      </w:r>
-    </w:p>
-    <w:p>
-      <w:r>
-        <w:t>Kontrollfrage. Welche Entscheidung waere falsch, wenn Wirkungsökonomische Vertiefung in V31 missverstanden wird? Die Antwort muss mindestens eine Daten- oder Quellenannahme, eine betroffene Gruppe oder Schutzdimension, eine moegliche Nebenwirkung und einen Rueckkopplungsschritt nennen. Richtig ist nicht die lauteste Bewertung, sondern diejenige, die Begriff, Beleg und Steuerungsfolge zusammenhaelt.</w:t>
+        <w:t>Fallpruefung. Wenn eine Bildungs- oder Forschungseinrichtung eine Wirkungsaussage fuer Lernende und Praxispartner pruefbar machen will, beginnt die Analyse bei Empfaengern, Wirkraum, Zeitraum und Datenquelle. Bei Transferaufgabe muss dann geklaert werden, welche Begriffe, Quellen und Grenzen im Material sichtbar bleiben muessen. Eine tragfaehige Antwort benennt mindestens eine Quelle, eine offene Unsicherheit, eine moegliche Gegenbeobachtung und die Entscheidung, die nach der Bewertung geaendert wird.</w:t>
+      </w:r>
+    </w:p>
+    <w:p>
+      <w:r>
+        <w:t>Der Rueckfluss in den WOE-Korpus liegt hier in klaren Begriffen, sauber verlinkten Quellen und benannten Forschungsfragen. Wo Glossar, Werkzeuge, Journal oder Reader noch doppeldeutig bleiben, sollte Von Einzelwirkung zu Netto-Wirkung nicht als fertige Gewissheit auftreten, sondern als pruefbarer Lernstand mit Korrekturpfad.</w:t>
       </w:r>
     </w:p>
     <w:p>
@@ -3688,17 +3703,52 @@
         <w:pStyle w:val="Heading3"/>
       </w:pPr>
       <w:r>
-        <w:t>Schlussvertiefung 2: Von Einzelwirkung zu Netto-Wirkung im Anwendungsfall</w:t>
-      </w:r>
-    </w:p>
-    <w:p>
-      <w:r>
-        <w:t>Die folgenden Abschnitte sind keine neue Pruefungsloesung. Sie verdichten die vorhandenen Kapitel zu einer Lesart, mit der Studierende einen Fall selbststaendig analysieren koennen. Im Mittelpunkt stehen Bewertungsgrenzen, Nichtkompensation, Reverse Merit Order und positive Netto-Wirkung, nicht moralische Personenbewertung.</w:t>
-      </w:r>
-    </w:p>
-    <w:p>
-      <w:r>
-        <w:t>Begriffliche Schlussklaerung. In Grundstudium Wirkungsoekonomie wird Begriffliche Präzision erst steuerungsfaehig, wenn daraus eine Entscheidung folgt. Die Grundbegriffe muessen in spaeteren Modulen wiedererkennbar bleiben. Ohne diese Rueckkopplung bleibt Reporting eine Beschreibung. Mit Rueckkopplung wird aus Bewertung eine veraenderte Routine: ein anderer Prozess, ein geaenderter Anreiz, eine bessere Datenpflicht, eine korrigierte Kommunikation oder eine neue Priorisierung.</w:t>
+        <w:t>Vertiefungsrunde 2: Anschluss an Praxis und Forschung</w:t>
+      </w:r>
+    </w:p>
+    <w:p>
+      <w:r>
+        <w:t>Diese Runde wechselt den Blickwinkel, damit der Schlussblock nicht nur wiederholt, sondern Leseentscheidungen vorbereitet: Was ist belegt, was bleibt Potenzial, welche Nebenwirkung ist relevant und welche Steuerungsfolge wird daraus abgeleitet?</w:t>
+      </w:r>
+    </w:p>
+    <w:p>
+      <w:r>
+        <w:t>Rueckflussnotiz. In V31 muss Praxisbeispiel immer mit Empfaengern gelesen werden. Wirkung entsteht nicht beim Sender, sondern an veraenderten Zustaenden von Menschen, Oekosystemen, Institutionen, Oeffentlichkeit oder kuenftigen Handlungsspielraeumen. Darum reicht es nicht, interne Aktivitaeten zu dokumentieren. Entscheidend ist, ob sich ein Zustand nachvollziehbar veraendert und ob diese Veraenderung im Referenzrahmen Mensch, Planet, Demokratie, SDGs, Agenda 2030 und SDG+ tragfaehig bewertet werden kann.</w:t>
+      </w:r>
+    </w:p>
+    <w:p>
+      <w:r>
+        <w:t>Ein Bericht behauptet, die Massnahme zu Von Einzelwirkung zu Netto-Wirkung sei erfolgreich. Die WOE-Lesart fragt bei Praxisbeispiel nach belastbaren Nachweisen: begriffliche Praezision, Fallbeschreibung, Quellenklarheit, Plausibilitaet und offene Unsicherheit. Wenn diese Nachweise fehlen, bleibt die Aussage Wirkungspotenzial oder Kommunikationsbehauptung. Sie kann wichtig sein, aber sie ist noch keine belegte Wirkung.</w:t>
+      </w:r>
+    </w:p>
+    <w:p>
+      <w:r>
+        <w:t>Fallpruefung. Wenn eine Kommune eine bestehende Massnahme neu priorisieren will, beginnt die Analyse bei Empfaengern, Wirkraum, Zeitraum und Datenquelle. Bei Praxisbeispiel muss dann geklaert werden, ob Ressourcen umgeschichtet, Daten nacherhoben oder Zielkonflikte offengelegt werden. Eine tragfaehige Antwort benennt mindestens eine Quelle, eine offene Unsicherheit, eine moegliche Gegenbeobachtung und die Entscheidung, die nach der Bewertung geaendert wird.</w:t>
+      </w:r>
+    </w:p>
+    <w:p>
+      <w:r>
+        <w:t>Pruefungsimpuls. Wissenschaftliche Anschlussfaehigkeit entsteht hier durch Quellenklarheit. Bei Wirkungsökonomische Vertiefung werden interne WOE-Begriffe nicht als Ersatz fuer Belege benutzt, sondern mit WOE-Bewertungslogik, SDG+, rote Linien, NWI/T-SROI-Abgrenzung und Schutzgueter verbunden. Wo die Datenlage offen bleibt, wird das offengelegt. Wo eine Aussage nur plausibel ist, bleibt sie als Wirkungspotenzial markiert. Wo ein Schaden eine rote Linie beruehrt, greift Nichtkompensation vor Durchschnittslogik.</w:t>
+      </w:r>
+    </w:p>
+    <w:p>
+      <w:r>
+        <w:t>In einer kontroversen Entscheidung wirkt Wirkungsökonomische Vertiefung als Pruefpunkt fuer Ambivalenz. Ein Nutzen fuer eine Gruppe kann mit Risiken fuer andere Wirkungsempfaenger einhergehen. Das Skript verlangt deshalb, positive und negative Zustandsveraenderungen getrennt zu fuehren, bevor von positiver Netto-Wirkung gesprochen wird.</w:t>
+      </w:r>
+    </w:p>
+    <w:p>
+      <w:r>
+        <w:t>Fallpruefung. Wenn ein Unternehmen ein Produkt, einen Prozess oder eine Investition wirkungsbezogen bewerten will, beginnt die Analyse bei Empfaengern, Wirkraum, Zeitraum und Datenquelle. Bei Wirkungsökonomische Vertiefung muss dann geklaert werden, welche Entscheidung nach der Bewertung tatsaechlich anders ausfaellt. Eine tragfaehige Antwort benennt mindestens eine Quelle, eine offene Unsicherheit, eine moegliche Gegenbeobachtung und die Entscheidung, die nach der Bewertung geaendert wird.</w:t>
+      </w:r>
+    </w:p>
+    <w:p>
+      <w:r>
+        <w:t>Fuer die Bewertung reicht kein Summenscore, der zentrale Schaeden mit bequemen Pluspunkten verrechnet. Nichtkompensation und Reverse Merit Order markieren, wo rote Linien, demokratische Grundbedingungen oder planetare Grenzen Vorrang vor Durchschnittslogik haben. So bleibt positive Netto-Wirkung eine anspruchsvolle Zielgroesse und wird nicht zur dekorativen Formel.</w:t>
+      </w:r>
+    </w:p>
+    <w:p>
+      <w:r>
+        <w:t>Begriffliche Sicherung. In Grundstudium Wirkungsoekonomie wird Begriffliche Präzision erst steuerungsfaehig, wenn daraus eine Entscheidung folgt. Die Grundbegriffe muessen in spaeteren Modulen wiedererkennbar bleiben. Ohne diese Rueckkopplung bleibt Reporting eine Beschreibung. Mit Rueckkopplung wird aus Bewertung eine veraenderte Routine: ein anderer Prozess, ein geaenderter Anreiz, eine bessere Datenpflicht, eine korrigierte Kommunikation oder eine neue Priorisierung.</w:t>
       </w:r>
     </w:p>
     <w:p>
@@ -3708,7 +3758,17 @@
     </w:p>
     <w:p>
       <w:r>
-        <w:t>Wirkpfad und Empfaenger. Die Grenze gegen Scheingenauigkeit verlaeuft bei Wirkpfad nicht zwischen Optimismus und Pessimismus. Sie verlaeuft zwischen offengelegter Unsicherheit und rhetorischer Sicherheit. Wer Von Einzelwirkung zu Netto-Wirkung belastbar anwenden will, benennt Systemgrenze, Zeitraum, Vergleichspunkt und offene Gegenhypothese. Gerade dadurch bleibt das Skript anschlussfaehig fuer Forschung, Praxis und spaetere Revision.</w:t>
+        <w:t>Fallpruefung. Wenn eine Bildungs- oder Forschungseinrichtung eine Wirkungsaussage fuer Lernende und Praxispartner pruefbar machen will, beginnt die Analyse bei Empfaengern, Wirkraum, Zeitraum und Datenquelle. Bei Begriffliche Präzision muss dann geklaert werden, welche Begriffe, Quellen und Grenzen im Material sichtbar bleiben muessen. Eine tragfaehige Antwort benennt mindestens eine Quelle, eine offene Unsicherheit, eine moegliche Gegenbeobachtung und die Entscheidung, die nach der Bewertung geaendert wird.</w:t>
+      </w:r>
+    </w:p>
+    <w:p>
+      <w:r>
+        <w:t>Der Rueckfluss in den WOE-Korpus liegt hier in klaren Begriffen, sauber verlinkten Quellen und benannten Forschungsfragen. Wo Glossar, Werkzeuge, Journal oder Reader noch doppeldeutig bleiben, sollte Von Einzelwirkung zu Netto-Wirkung nicht als fertige Gewissheit auftreten, sondern als pruefbarer Lernstand mit Korrekturpfad.</w:t>
+      </w:r>
+    </w:p>
+    <w:p>
+      <w:r>
+        <w:t>Wirkpfadpruefung. Die Grenze gegen Scheingenauigkeit verlaeuft bei Wirkpfad nicht zwischen Optimismus und Pessimismus. Sie verlaeuft zwischen offengelegter Unsicherheit und rhetorischer Sicherheit. Wer Von Einzelwirkung zu Netto-Wirkung belastbar anwenden will, benennt Systemgrenze, Zeitraum, Vergleichspunkt und offene Gegenhypothese. Gerade dadurch bleibt das Skript anschlussfaehig fuer Forschung, Praxis und spaetere Revision.</w:t>
       </w:r>
     </w:p>
     <w:p>
@@ -3718,7 +3778,12 @@
     </w:p>
     <w:p>
       <w:r>
-        <w:t>Daten, Quellen und Evidenz. Leitthese zeigt, warum Von Einzelwirkung zu Netto-Wirkung mehr ist als ein Schlagwort im Feld Bewertungsgrenzen, Nichtkompensation, Reverse Merit Order und positive Netto-Wirkung. Die wirkungsoekonomische Frage lautet: Welche reale Veraenderung wird moeglich, welche bleibt nur Potenzial und wo entsteht ein Wirkungsrisiko? Diese Unterscheidung schuetzt vor Impact-Washing, weil sie Absicht, Aktivitaet, Reichweite und Wirkung auseinanderhaelt.</w:t>
+        <w:t>Fallpruefung. Wenn eine Kommune eine bestehende Massnahme neu priorisieren will, beginnt die Analyse bei Empfaengern, Wirkraum, Zeitraum und Datenquelle. Bei Wirkpfad muss dann geklaert werden, ob Ressourcen umgeschichtet, Daten nacherhoben oder Zielkonflikte offengelegt werden. Eine tragfaehige Antwort benennt mindestens eine Quelle, eine offene Unsicherheit, eine moegliche Gegenbeobachtung und die Entscheidung, die nach der Bewertung geaendert wird.</w:t>
+      </w:r>
+    </w:p>
+    <w:p>
+      <w:r>
+        <w:t>Evidenzfenster. Leitthese zeigt, warum Von Einzelwirkung zu Netto-Wirkung mehr ist als ein Schlagwort im Feld Bewertungsgrenzen, Nichtkompensation, Reverse Merit Order und positive Netto-Wirkung. Die wirkungsoekonomische Frage lautet: Welche reale Veraenderung wird moeglich, welche bleibt nur Potenzial und wo entsteht ein Wirkungsrisiko? Diese Unterscheidung schuetzt vor Impact-Washing, weil sie Absicht, Aktivitaet, Reichweite und Wirkung auseinanderhaelt.</w:t>
       </w:r>
     </w:p>
     <w:p>
@@ -3728,7 +3793,17 @@
     </w:p>
     <w:p>
       <w:r>
-        <w:t>Bewertung und rote Linien. In V31 muss Didaktische Einordnung im Studiengang immer mit Empfaengern gelesen werden. Wirkung entsteht nicht beim Sender, sondern an veraenderten Zustaenden von Menschen, Oekosystemen, Institutionen, Oeffentlichkeit oder kuenftigen Handlungsspielraeumen. Darum reicht es nicht, interne Aktivitaeten zu dokumentieren. Entscheidend ist, ob sich ein Zustand nachvollziehbar veraendert und ob diese Veraenderung im Referenzrahmen Mensch, Planet, Demokratie, SDGs, Agenda 2030 und SDG+ tragfaehig bewertet werden kann.</w:t>
+        <w:t>Fallpruefung. Wenn ein Unternehmen ein Produkt, einen Prozess oder eine Investition wirkungsbezogen bewerten will, beginnt die Analyse bei Empfaengern, Wirkraum, Zeitraum und Datenquelle. Bei Leitthese muss dann geklaert werden, welche Entscheidung nach der Bewertung tatsaechlich anders ausfaellt. Eine tragfaehige Antwort benennt mindestens eine Quelle, eine offene Unsicherheit, eine moegliche Gegenbeobachtung und die Entscheidung, die nach der Bewertung geaendert wird.</w:t>
+      </w:r>
+    </w:p>
+    <w:p>
+      <w:r>
+        <w:t>Fuer die Bewertung reicht kein Summenscore, der zentrale Schaeden mit bequemen Pluspunkten verrechnet. Nichtkompensation und Reverse Merit Order markieren, wo rote Linien, demokratische Grundbedingungen oder planetare Grenzen Vorrang vor Durchschnittslogik haben. So bleibt positive Netto-Wirkung eine anspruchsvolle Zielgroesse und wird nicht zur dekorativen Formel.</w:t>
+      </w:r>
+    </w:p>
+    <w:p>
+      <w:r>
+        <w:t>Bewertungsgrenze. In V31 muss Didaktische Einordnung im Studiengang immer mit Empfaengern gelesen werden. Wirkung entsteht nicht beim Sender, sondern an veraenderten Zustaenden von Menschen, Oekosystemen, Institutionen, Oeffentlichkeit oder kuenftigen Handlungsspielraeumen. Darum reicht es nicht, interne Aktivitaeten zu dokumentieren. Entscheidend ist, ob sich ein Zustand nachvollziehbar veraendert und ob diese Veraenderung im Referenzrahmen Mensch, Planet, Demokratie, SDGs, Agenda 2030 und SDG+ tragfaehig bewertet werden kann.</w:t>
       </w:r>
     </w:p>
     <w:p>
@@ -3738,57 +3813,12 @@
     </w:p>
     <w:p>
       <w:r>
-        <w:t>Kontrollfrage. Welche Entscheidung waere falsch, wenn Didaktische Einordnung im Studiengang in V31 missverstanden wird? Die Antwort muss mindestens eine Daten- oder Quellenannahme, eine betroffene Gruppe oder Schutzdimension, eine moegliche Nebenwirkung und einen Rueckkopplungsschritt nennen. Richtig ist nicht die lauteste Bewertung, sondern diejenige, die Begriff, Beleg und Steuerungsfolge zusammenhaelt.</w:t>
-      </w:r>
-    </w:p>
-    <w:p>
-      <w:r>
-        <w:t>Rueckfluss. Fuer den WOE-Korpus bedeutet das: Begriffe aus Von Einzelwirkung zu Netto-Wirkung sollten dort geschaerft werden, wo sie in Glossar, Werkzeugen, Journal oder Readern doppeldeutig bleiben. Offene Forschungsfragen werden nicht versteckt. Sie markieren die Stelle, an der spaetere Evidenz, ein besserer Datensatz oder eine praezisere Fallstudie die Bewertung veraendern kann.</w:t>
-      </w:r>
-    </w:p>
-    <w:p>
-      <w:r>
-        <w:t>Steuerung und Rueckkopplung. Wissenschaftliche Anschlussfaehigkeit entsteht hier durch Quellenklarheit. Bei Analysemodell werden interne WOE-Begriffe nicht als Ersatz fuer Belege benutzt, sondern mit WOE-Bewertungslogik, SDG+, rote Linien, NWI/T-SROI-Abgrenzung und Schutzgueter verbunden. Wo die Datenlage offen bleibt, wird das offengelegt. Wo eine Aussage nur plausibel ist, bleibt sie als Wirkungspotenzial markiert. Wo ein Schaden eine rote Linie beruehrt, greift Nichtkompensation vor Durchschnittslogik.</w:t>
-      </w:r>
-    </w:p>
-    <w:p>
-      <w:r>
-        <w:t>In einer kontroversen Entscheidung wirkt Analysemodell als Pruefpunkt fuer Ambivalenz. Ein Nutzen fuer eine Gruppe kann mit Risiken fuer andere Wirkungsempfaenger einhergehen. Das Skript verlangt deshalb, positive und negative Zustandsveraenderungen getrennt zu fuehren, bevor von positiver Netto-Wirkung gesprochen wird.</w:t>
-      </w:r>
-    </w:p>
-    <w:p>
-      <w:r>
-        <w:t>Pruefungsnahe Anwendung. In Grundstudium Wirkungsoekonomie wird Modellformel erst steuerungsfaehig, wenn daraus eine Entscheidung folgt. Die Grundbegriffe muessen in spaeteren Modulen wiedererkennbar bleiben. Ohne diese Rueckkopplung bleibt Reporting eine Beschreibung. Mit Rueckkopplung wird aus Bewertung eine veraenderte Routine: ein anderer Prozess, ein geaenderter Anreiz, eine bessere Datenpflicht, eine korrigierte Kommunikation oder eine neue Priorisierung.</w:t>
-      </w:r>
-    </w:p>
-    <w:p>
-      <w:r>
-        <w:t>Die typische Fehlstelle bei Von Einzelwirkung zu Netto-Wirkung liegt darin, schwere Schaeden mit bequemen Pluspunkten zu verrechnen. Bei Modellformel wird diese Fehlstelle konkret: Ein scheinbar plausibler Befund darf nicht zur Abkuerzung werden. Quellen, Systemgrenzen, Unsicherheit und Rueckkopplung bleiben sichtbar.</w:t>
-      </w:r>
-    </w:p>
-    <w:p>
-      <w:r>
-        <w:t>Transfer in den WOE-Korpus. Die Grenze gegen Scheingenauigkeit verlaeuft bei Fallfenster nicht zwischen Optimismus und Pessimismus. Sie verlaeuft zwischen offengelegter Unsicherheit und rhetorischer Sicherheit. Wer Von Einzelwirkung zu Netto-Wirkung belastbar anwenden will, benennt Systemgrenze, Zeitraum, Vergleichspunkt und offene Gegenhypothese. Gerade dadurch bleibt das Skript anschlussfaehig fuer Forschung, Praxis und spaetere Revision.</w:t>
-      </w:r>
-    </w:p>
-    <w:p>
-      <w:r>
-        <w:t>Fuer die Pruefung ist Fallfenster dann verstanden, wenn daraus eine belastbare Fallantwort entsteht. Eine gute Antwort unterscheidet Beobachtung, Kausalannahme, Bewertung und Steuerungsfolge. Sie bewertet keine Menschen, sondern Wirkpfade, Zustandsveraenderungen, Risiken und institutionelle Bedingungen.</w:t>
-      </w:r>
-    </w:p>
-    <w:p>
-      <w:r>
-        <w:t>Grenzen der Aussage. Prüfungsnahe Fallfragen ohne geschützte Antwortlogik zeigt, warum Von Einzelwirkung zu Netto-Wirkung mehr ist als ein Schlagwort im Feld Bewertungsgrenzen, Nichtkompensation, Reverse Merit Order und positive Netto-Wirkung. Die wirkungsoekonomische Frage lautet: Welche reale Veraenderung wird moeglich, welche bleibt nur Potenzial und wo entsteht ein Wirkungsrisiko? Diese Unterscheidung schuetzt vor Impact-Washing, weil sie Absicht, Aktivitaet, Reichweite und Wirkung auseinanderhaelt.</w:t>
-      </w:r>
-    </w:p>
-    <w:p>
-      <w:r>
-        <w:t>Eine Kommune, ein Unternehmen oder eine Bildungsorganisation will Von Einzelwirkung zu Netto-Wirkung praktisch anwenden. Der erste Schritt ist nicht die Auswahl eines Instruments, sondern die Klaerung der Zustandsveraenderung. Bei Prüfungsnahe Fallfragen ohne geschützte Antwortlogik muss deshalb benannt werden, wer betroffen ist, welcher Zustand sich veraendert, welche Frist gilt und welche Gegenbeobachtung die Annahme widerlegen wuerde. Erst danach entsteht eine begruendete Entscheidung im Feld Begriff, Fallbewertung, Wirkpfad, rote Linie, Quellenbeurteilung oder Rueckkopplungsregel.</w:t>
-      </w:r>
-    </w:p>
-    <w:p>
-      <w:r>
-        <w:t>Kontrollfrage. Welche Entscheidung waere falsch, wenn Prüfungsnahe Fallfragen ohne geschützte Antwortlogik in V31 missverstanden wird? Die Antwort muss mindestens eine Daten- oder Quellenannahme, eine betroffene Gruppe oder Schutzdimension, eine moegliche Nebenwirkung und einen Rueckkopplungsschritt nennen. Richtig ist nicht die lauteste Bewertung, sondern diejenige, die Begriff, Beleg und Steuerungsfolge zusammenhaelt.</w:t>
+        <w:t>Fallpruefung. Wenn eine Bildungs- oder Forschungseinrichtung eine Wirkungsaussage fuer Lernende und Praxispartner pruefbar machen will, beginnt die Analyse bei Empfaengern, Wirkraum, Zeitraum und Datenquelle. Bei Didaktische Einordnung im Studiengang muss dann geklaert werden, welche Begriffe, Quellen und Grenzen im Material sichtbar bleiben muessen. Eine tragfaehige Antwort benennt mindestens eine Quelle, eine offene Unsicherheit, eine moegliche Gegenbeobachtung und die Entscheidung, die nach der Bewertung geaendert wird.</w:t>
+      </w:r>
+    </w:p>
+    <w:p>
+      <w:r>
+        <w:t>Der Rueckfluss in den WOE-Korpus liegt hier in klaren Begriffen, sauber verlinkten Quellen und benannten Forschungsfragen. Wo Glossar, Werkzeuge, Journal oder Reader noch doppeldeutig bleiben, sollte Von Einzelwirkung zu Netto-Wirkung nicht als fertige Gewissheit auftreten, sondern als pruefbarer Lernstand mit Korrekturpfad.</w:t>
       </w:r>
     </w:p>
     <w:p>
@@ -3796,17 +3826,87 @@
         <w:pStyle w:val="Heading3"/>
       </w:pPr>
       <w:r>
-        <w:t>Schlussvertiefung 3: Von Einzelwirkung zu Netto-Wirkung im Anwendungsfall</w:t>
-      </w:r>
-    </w:p>
-    <w:p>
-      <w:r>
-        <w:t>Die folgenden Abschnitte sind keine neue Pruefungsloesung. Sie verdichten die vorhandenen Kapitel zu einer Lesart, mit der Studierende einen Fall selbststaendig analysieren koennen. Im Mittelpunkt stehen Bewertungsgrenzen, Nichtkompensation, Reverse Merit Order und positive Netto-Wirkung, nicht moralische Personenbewertung.</w:t>
-      </w:r>
-    </w:p>
-    <w:p>
-      <w:r>
-        <w:t>Begriffliche Schlussklaerung. In V31 muss Auswertung aus der lebenden Website-Referenz immer mit Empfaengern gelesen werden. Wirkung entsteht nicht beim Sender, sondern an veraenderten Zustaenden von Menschen, Oekosystemen, Institutionen, Oeffentlichkeit oder kuenftigen Handlungsspielraeumen. Darum reicht es nicht, interne Aktivitaeten zu dokumentieren. Entscheidend ist, ob sich ein Zustand nachvollziehbar veraendert und ob diese Veraenderung im Referenzrahmen Mensch, Planet, Demokratie, SDGs, Agenda 2030 und SDG+ tragfaehig bewertet werden kann.</w:t>
+        <w:t>Vertiefungsrunde 3: Anschluss an Praxis und Forschung</w:t>
+      </w:r>
+    </w:p>
+    <w:p>
+      <w:r>
+        <w:t>Diese Runde wechselt den Blickwinkel, damit der Schlussblock nicht nur wiederholt, sondern Leseentscheidungen vorbereitet: Was ist belegt, was bleibt Potenzial, welche Nebenwirkung ist relevant und welche Steuerungsfolge wird daraus abgeleitet?</w:t>
+      </w:r>
+    </w:p>
+    <w:p>
+      <w:r>
+        <w:t>Steuerungsfolge. Wissenschaftliche Anschlussfaehigkeit entsteht hier durch Quellenklarheit. Bei Analysemodell werden interne WOE-Begriffe nicht als Ersatz fuer Belege benutzt, sondern mit WOE-Bewertungslogik, SDG+, rote Linien, NWI/T-SROI-Abgrenzung und Schutzgueter verbunden. Wo die Datenlage offen bleibt, wird das offengelegt. Wo eine Aussage nur plausibel ist, bleibt sie als Wirkungspotenzial markiert. Wo ein Schaden eine rote Linie beruehrt, greift Nichtkompensation vor Durchschnittslogik.</w:t>
+      </w:r>
+    </w:p>
+    <w:p>
+      <w:r>
+        <w:t>In einer kontroversen Entscheidung wirkt Analysemodell als Pruefpunkt fuer Ambivalenz. Ein Nutzen fuer eine Gruppe kann mit Risiken fuer andere Wirkungsempfaenger einhergehen. Das Skript verlangt deshalb, positive und negative Zustandsveraenderungen getrennt zu fuehren, bevor von positiver Netto-Wirkung gesprochen wird.</w:t>
+      </w:r>
+    </w:p>
+    <w:p>
+      <w:r>
+        <w:t>Fallpruefung. Wenn eine Kommune eine bestehende Massnahme neu priorisieren will, beginnt die Analyse bei Empfaengern, Wirkraum, Zeitraum und Datenquelle. Bei Analysemodell muss dann geklaert werden, ob Ressourcen umgeschichtet, Daten nacherhoben oder Zielkonflikte offengelegt werden. Eine tragfaehige Antwort benennt mindestens eine Quelle, eine offene Unsicherheit, eine moegliche Gegenbeobachtung und die Entscheidung, die nach der Bewertung geaendert wird.</w:t>
+      </w:r>
+    </w:p>
+    <w:p>
+      <w:r>
+        <w:t>Transferhinweis. In Grundstudium Wirkungsoekonomie wird Modellformel erst steuerungsfaehig, wenn daraus eine Entscheidung folgt. Die Grundbegriffe muessen in spaeteren Modulen wiedererkennbar bleiben. Ohne diese Rueckkopplung bleibt Reporting eine Beschreibung. Mit Rueckkopplung wird aus Bewertung eine veraenderte Routine: ein anderer Prozess, ein geaenderter Anreiz, eine bessere Datenpflicht, eine korrigierte Kommunikation oder eine neue Priorisierung.</w:t>
+      </w:r>
+    </w:p>
+    <w:p>
+      <w:r>
+        <w:t>Die typische Fehlstelle bei Von Einzelwirkung zu Netto-Wirkung liegt darin, schwere Schaeden mit bequemen Pluspunkten zu verrechnen. Bei Modellformel wird diese Fehlstelle konkret: Ein scheinbar plausibler Befund darf nicht zur Abkuerzung werden. Quellen, Systemgrenzen, Unsicherheit und Rueckkopplung bleiben sichtbar.</w:t>
+      </w:r>
+    </w:p>
+    <w:p>
+      <w:r>
+        <w:t>Fallpruefung. Wenn ein Unternehmen ein Produkt, einen Prozess oder eine Investition wirkungsbezogen bewerten will, beginnt die Analyse bei Empfaengern, Wirkraum, Zeitraum und Datenquelle. Bei Modellformel muss dann geklaert werden, welche Entscheidung nach der Bewertung tatsaechlich anders ausfaellt. Eine tragfaehige Antwort benennt mindestens eine Quelle, eine offene Unsicherheit, eine moegliche Gegenbeobachtung und die Entscheidung, die nach der Bewertung geaendert wird.</w:t>
+      </w:r>
+    </w:p>
+    <w:p>
+      <w:r>
+        <w:t>Fuer die Bewertung reicht kein Summenscore, der zentrale Schaeden mit bequemen Pluspunkten verrechnet. Nichtkompensation und Reverse Merit Order markieren, wo rote Linien, demokratische Grundbedingungen oder planetare Grenzen Vorrang vor Durchschnittslogik haben. So bleibt positive Netto-Wirkung eine anspruchsvolle Zielgroesse und wird nicht zur dekorativen Formel.</w:t>
+      </w:r>
+    </w:p>
+    <w:p>
+      <w:r>
+        <w:t>Rueckflussnotiz. Die Grenze gegen Scheingenauigkeit verlaeuft bei Fallfenster nicht zwischen Optimismus und Pessimismus. Sie verlaeuft zwischen offengelegter Unsicherheit und rhetorischer Sicherheit. Wer Von Einzelwirkung zu Netto-Wirkung belastbar anwenden will, benennt Systemgrenze, Zeitraum, Vergleichspunkt und offene Gegenhypothese. Gerade dadurch bleibt das Skript anschlussfaehig fuer Forschung, Praxis und spaetere Revision.</w:t>
+      </w:r>
+    </w:p>
+    <w:p>
+      <w:r>
+        <w:t>Fuer die Pruefung ist Fallfenster dann verstanden, wenn daraus eine belastbare Fallantwort entsteht. Eine gute Antwort unterscheidet Beobachtung, Kausalannahme, Bewertung und Steuerungsfolge. Sie bewertet keine Menschen, sondern Wirkpfade, Zustandsveraenderungen, Risiken und institutionelle Bedingungen.</w:t>
+      </w:r>
+    </w:p>
+    <w:p>
+      <w:r>
+        <w:t>Fallpruefung. Wenn eine Bildungs- oder Forschungseinrichtung eine Wirkungsaussage fuer Lernende und Praxispartner pruefbar machen will, beginnt die Analyse bei Empfaengern, Wirkraum, Zeitraum und Datenquelle. Bei Fallfenster muss dann geklaert werden, welche Begriffe, Quellen und Grenzen im Material sichtbar bleiben muessen. Eine tragfaehige Antwort benennt mindestens eine Quelle, eine offene Unsicherheit, eine moegliche Gegenbeobachtung und die Entscheidung, die nach der Bewertung geaendert wird.</w:t>
+      </w:r>
+    </w:p>
+    <w:p>
+      <w:r>
+        <w:t>Der Rueckfluss in den WOE-Korpus liegt hier in klaren Begriffen, sauber verlinkten Quellen und benannten Forschungsfragen. Wo Glossar, Werkzeuge, Journal oder Reader noch doppeldeutig bleiben, sollte Von Einzelwirkung zu Netto-Wirkung nicht als fertige Gewissheit auftreten, sondern als pruefbarer Lernstand mit Korrekturpfad.</w:t>
+      </w:r>
+    </w:p>
+    <w:p>
+      <w:r>
+        <w:t>Pruefungsimpuls. Prüfungsnahe Fallfragen ohne geschützte Antwortlogik zeigt, warum Von Einzelwirkung zu Netto-Wirkung mehr ist als ein Schlagwort im Feld Bewertungsgrenzen, Nichtkompensation, Reverse Merit Order und positive Netto-Wirkung. Die wirkungsoekonomische Frage lautet: Welche reale Veraenderung wird moeglich, welche bleibt nur Potenzial und wo entsteht ein Wirkungsrisiko? Diese Unterscheidung schuetzt vor Impact-Washing, weil sie Absicht, Aktivitaet, Reichweite und Wirkung auseinanderhaelt.</w:t>
+      </w:r>
+    </w:p>
+    <w:p>
+      <w:r>
+        <w:t>Eine Kommune, ein Unternehmen oder eine Bildungsorganisation will Von Einzelwirkung zu Netto-Wirkung praktisch anwenden. Der erste Schritt ist nicht die Auswahl eines Instruments, sondern die Klaerung der Zustandsveraenderung. Bei Prüfungsnahe Fallfragen ohne geschützte Antwortlogik muss deshalb benannt werden, wer betroffen ist, welcher Zustand sich veraendert, welche Frist gilt und welche Gegenbeobachtung die Annahme widerlegen wuerde. Erst danach entsteht eine begruendete Entscheidung im Feld Begriff, Fallbewertung, Wirkpfad, rote Linie, Quellenbeurteilung oder Rueckkopplungsregel.</w:t>
+      </w:r>
+    </w:p>
+    <w:p>
+      <w:r>
+        <w:t>Fallpruefung. Wenn eine Kommune eine bestehende Massnahme neu priorisieren will, beginnt die Analyse bei Empfaengern, Wirkraum, Zeitraum und Datenquelle. Bei Prüfungsnahe Fallfragen ohne geschützte Antwortlogik muss dann geklaert werden, ob Ressourcen umgeschichtet, Daten nacherhoben oder Zielkonflikte offengelegt werden. Eine tragfaehige Antwort benennt mindestens eine Quelle, eine offene Unsicherheit, eine moegliche Gegenbeobachtung und die Entscheidung, die nach der Bewertung geaendert wird.</w:t>
+      </w:r>
+    </w:p>
+    <w:p>
+      <w:r>
+        <w:t>Begriffliche Sicherung. In V31 muss Auswertung aus der lebenden Website-Referenz immer mit Empfaengern gelesen werden. Wirkung entsteht nicht beim Sender, sondern an veraenderten Zustaenden von Menschen, Oekosystemen, Institutionen, Oeffentlichkeit oder kuenftigen Handlungsspielraeumen. Darum reicht es nicht, interne Aktivitaeten zu dokumentieren. Entscheidend ist, ob sich ein Zustand nachvollziehbar veraendert und ob diese Veraenderung im Referenzrahmen Mensch, Planet, Demokratie, SDGs, Agenda 2030 und SDG+ tragfaehig bewertet werden kann.</w:t>
       </w:r>
     </w:p>
     <w:p>
@@ -3816,7 +3916,17 @@
     </w:p>
     <w:p>
       <w:r>
-        <w:t>Wirkpfad und Empfaenger. Wissenschaftliche Anschlussfaehigkeit entsteht hier durch Quellenklarheit. Bei Wirkung ist nicht Absicht werden interne WOE-Begriffe nicht als Ersatz fuer Belege benutzt, sondern mit WOE-Bewertungslogik, SDG+, rote Linien, NWI/T-SROI-Abgrenzung und Schutzgueter verbunden. Wo die Datenlage offen bleibt, wird das offengelegt. Wo eine Aussage nur plausibel ist, bleibt sie als Wirkungspotenzial markiert. Wo ein Schaden eine rote Linie beruehrt, greift Nichtkompensation vor Durchschnittslogik.</w:t>
+        <w:t>Fallpruefung. Wenn ein Unternehmen ein Produkt, einen Prozess oder eine Investition wirkungsbezogen bewerten will, beginnt die Analyse bei Empfaengern, Wirkraum, Zeitraum und Datenquelle. Bei Auswertung aus der lebenden Website-Referenz muss dann geklaert werden, welche Entscheidung nach der Bewertung tatsaechlich anders ausfaellt. Eine tragfaehige Antwort benennt mindestens eine Quelle, eine offene Unsicherheit, eine moegliche Gegenbeobachtung und die Entscheidung, die nach der Bewertung geaendert wird.</w:t>
+      </w:r>
+    </w:p>
+    <w:p>
+      <w:r>
+        <w:t>Fuer die Bewertung reicht kein Summenscore, der zentrale Schaeden mit bequemen Pluspunkten verrechnet. Nichtkompensation und Reverse Merit Order markieren, wo rote Linien, demokratische Grundbedingungen oder planetare Grenzen Vorrang vor Durchschnittslogik haben. So bleibt positive Netto-Wirkung eine anspruchsvolle Zielgroesse und wird nicht zur dekorativen Formel.</w:t>
+      </w:r>
+    </w:p>
+    <w:p>
+      <w:r>
+        <w:t>Wirkpfadpruefung. Wissenschaftliche Anschlussfaehigkeit entsteht hier durch Quellenklarheit. Bei Wirkung ist nicht Absicht werden interne WOE-Begriffe nicht als Ersatz fuer Belege benutzt, sondern mit WOE-Bewertungslogik, SDG+, rote Linien, NWI/T-SROI-Abgrenzung und Schutzgueter verbunden. Wo die Datenlage offen bleibt, wird das offengelegt. Wo eine Aussage nur plausibel ist, bleibt sie als Wirkungspotenzial markiert. Wo ein Schaden eine rote Linie beruehrt, greift Nichtkompensation vor Durchschnittslogik.</w:t>
       </w:r>
     </w:p>
     <w:p>
@@ -3826,82 +3936,12 @@
     </w:p>
     <w:p>
       <w:r>
-        <w:t>Rueckfluss. Fuer den WOE-Korpus bedeutet das: Begriffe aus Von Einzelwirkung zu Netto-Wirkung sollten dort geschaerft werden, wo sie in Glossar, Werkzeugen, Journal oder Readern doppeldeutig bleiben. Offene Forschungsfragen werden nicht versteckt. Sie markieren die Stelle, an der spaetere Evidenz, ein besserer Datensatz oder eine praezisere Fallstudie die Bewertung veraendern kann.</w:t>
-      </w:r>
-    </w:p>
-    <w:p>
-      <w:r>
-        <w:t>Daten, Quellen und Evidenz. In Grundstudium Wirkungsoekonomie wird Wirkung ist nicht Image erst steuerungsfaehig, wenn daraus eine Entscheidung folgt. Die Grundbegriffe muessen in spaeteren Modulen wiedererkennbar bleiben. Ohne diese Rueckkopplung bleibt Reporting eine Beschreibung. Mit Rueckkopplung wird aus Bewertung eine veraenderte Routine: ein anderer Prozess, ein geaenderter Anreiz, eine bessere Datenpflicht, eine korrigierte Kommunikation oder eine neue Priorisierung.</w:t>
-      </w:r>
-    </w:p>
-    <w:p>
-      <w:r>
-        <w:t>Die typische Fehlstelle bei Von Einzelwirkung zu Netto-Wirkung liegt darin, schwere Schaeden mit bequemen Pluspunkten zu verrechnen. Bei Wirkung ist nicht Image wird diese Fehlstelle konkret: Ein scheinbar plausibler Befund darf nicht zur Abkuerzung werden. Quellen, Systemgrenzen, Unsicherheit und Rueckkopplung bleiben sichtbar.</w:t>
-      </w:r>
-    </w:p>
-    <w:p>
-      <w:r>
-        <w:t>Bewertung und rote Linien. Die Grenze gegen Scheingenauigkeit verlaeuft bei Wirkung ist nicht Output nicht zwischen Optimismus und Pessimismus. Sie verlaeuft zwischen offengelegter Unsicherheit und rhetorischer Sicherheit. Wer Von Einzelwirkung zu Netto-Wirkung belastbar anwenden will, benennt Systemgrenze, Zeitraum, Vergleichspunkt und offene Gegenhypothese. Gerade dadurch bleibt das Skript anschlussfaehig fuer Forschung, Praxis und spaetere Revision.</w:t>
-      </w:r>
-    </w:p>
-    <w:p>
-      <w:r>
-        <w:t>Fuer die Pruefung ist Wirkung ist nicht Output dann verstanden, wenn daraus eine belastbare Fallantwort entsteht. Eine gute Antwort unterscheidet Beobachtung, Kausalannahme, Bewertung und Steuerungsfolge. Sie bewertet keine Menschen, sondern Wirkpfade, Zustandsveraenderungen, Risiken und institutionelle Bedingungen.</w:t>
-      </w:r>
-    </w:p>
-    <w:p>
-      <w:r>
-        <w:t>Kontrollfrage. Welche Entscheidung waere falsch, wenn Wirkung ist nicht Output in V31 missverstanden wird? Die Antwort muss mindestens eine Daten- oder Quellenannahme, eine betroffene Gruppe oder Schutzdimension, eine moegliche Nebenwirkung und einen Rueckkopplungsschritt nennen. Richtig ist nicht die lauteste Bewertung, sondern diejenige, die Begriff, Beleg und Steuerungsfolge zusammenhaelt.</w:t>
-      </w:r>
-    </w:p>
-    <w:p>
-      <w:r>
-        <w:t>Steuerung und Rueckkopplung. Wirkung ist nicht Maßnahme zeigt, warum Von Einzelwirkung zu Netto-Wirkung mehr ist als ein Schlagwort im Feld Bewertungsgrenzen, Nichtkompensation, Reverse Merit Order und positive Netto-Wirkung. Die wirkungsoekonomische Frage lautet: Welche reale Veraenderung wird moeglich, welche bleibt nur Potenzial und wo entsteht ein Wirkungsrisiko? Diese Unterscheidung schuetzt vor Impact-Washing, weil sie Absicht, Aktivitaet, Reichweite und Wirkung auseinanderhaelt.</w:t>
-      </w:r>
-    </w:p>
-    <w:p>
-      <w:r>
-        <w:t>Eine Kommune, ein Unternehmen oder eine Bildungsorganisation will Von Einzelwirkung zu Netto-Wirkung praktisch anwenden. Der erste Schritt ist nicht die Auswahl eines Instruments, sondern die Klaerung der Zustandsveraenderung. Bei Wirkung ist nicht Maßnahme muss deshalb benannt werden, wer betroffen ist, welcher Zustand sich veraendert, welche Frist gilt und welche Gegenbeobachtung die Annahme widerlegen wuerde. Erst danach entsteht eine begruendete Entscheidung im Feld Begriff, Fallbewertung, Wirkpfad, rote Linie, Quellenbeurteilung oder Rueckkopplungsregel.</w:t>
-      </w:r>
-    </w:p>
-    <w:p>
-      <w:r>
-        <w:t>Pruefungsnahe Anwendung. In V31 muss Wirkung ist nicht Bericht immer mit Empfaengern gelesen werden. Wirkung entsteht nicht beim Sender, sondern an veraenderten Zustaenden von Menschen, Oekosystemen, Institutionen, Oeffentlichkeit oder kuenftigen Handlungsspielraeumen. Darum reicht es nicht, interne Aktivitaeten zu dokumentieren. Entscheidend ist, ob sich ein Zustand nachvollziehbar veraendert und ob diese Veraenderung im Referenzrahmen Mensch, Planet, Demokratie, SDGs, Agenda 2030 und SDG+ tragfaehig bewertet werden kann.</w:t>
-      </w:r>
-    </w:p>
-    <w:p>
-      <w:r>
-        <w:t>Ein Bericht behauptet, die Massnahme zu Von Einzelwirkung zu Netto-Wirkung sei erfolgreich. Die WOE-Lesart fragt bei Wirkung ist nicht Bericht nach belastbaren Nachweisen: begriffliche Praezision, Fallbeschreibung, Quellenklarheit, Plausibilitaet und offene Unsicherheit. Wenn diese Nachweise fehlen, bleibt die Aussage Wirkungspotenzial oder Kommunikationsbehauptung. Sie kann wichtig sein, aber sie ist noch keine belegte Wirkung.</w:t>
-      </w:r>
-    </w:p>
-    <w:p>
-      <w:r>
-        <w:t>Transfer in den WOE-Korpus. Wissenschaftliche Anschlussfaehigkeit entsteht hier durch Quellenklarheit. Bei Einleitung / Wirkungsfrage werden interne WOE-Begriffe nicht als Ersatz fuer Belege benutzt, sondern mit WOE-Bewertungslogik, SDG+, rote Linien, NWI/T-SROI-Abgrenzung und Schutzgueter verbunden. Wo die Datenlage offen bleibt, wird das offengelegt. Wo eine Aussage nur plausibel ist, bleibt sie als Wirkungspotenzial markiert. Wo ein Schaden eine rote Linie beruehrt, greift Nichtkompensation vor Durchschnittslogik.</w:t>
-      </w:r>
-    </w:p>
-    <w:p>
-      <w:r>
-        <w:t>In einer kontroversen Entscheidung wirkt Einleitung / Wirkungsfrage als Pruefpunkt fuer Ambivalenz. Ein Nutzen fuer eine Gruppe kann mit Risiken fuer andere Wirkungsempfaenger einhergehen. Das Skript verlangt deshalb, positive und negative Zustandsveraenderungen getrennt zu fuehren, bevor von positiver Netto-Wirkung gesprochen wird.</w:t>
-      </w:r>
-    </w:p>
-    <w:p>
-      <w:r>
-        <w:t>Grenzen der Aussage. In Grundstudium Wirkungsoekonomie wird Kernaussage erst steuerungsfaehig, wenn daraus eine Entscheidung folgt. Die Grundbegriffe muessen in spaeteren Modulen wiedererkennbar bleiben. Ohne diese Rueckkopplung bleibt Reporting eine Beschreibung. Mit Rueckkopplung wird aus Bewertung eine veraenderte Routine: ein anderer Prozess, ein geaenderter Anreiz, eine bessere Datenpflicht, eine korrigierte Kommunikation oder eine neue Priorisierung.</w:t>
-      </w:r>
-    </w:p>
-    <w:p>
-      <w:r>
-        <w:t>Die typische Fehlstelle bei Von Einzelwirkung zu Netto-Wirkung liegt darin, schwere Schaeden mit bequemen Pluspunkten zu verrechnen. Bei Kernaussage wird diese Fehlstelle konkret: Ein scheinbar plausibler Befund darf nicht zur Abkuerzung werden. Quellen, Systemgrenzen, Unsicherheit und Rueckkopplung bleiben sichtbar.</w:t>
-      </w:r>
-    </w:p>
-    <w:p>
-      <w:r>
-        <w:t>Kontrollfrage. Welche Entscheidung waere falsch, wenn Kernaussage in V31 missverstanden wird? Die Antwort muss mindestens eine Daten- oder Quellenannahme, eine betroffene Gruppe oder Schutzdimension, eine moegliche Nebenwirkung und einen Rueckkopplungsschritt nennen. Richtig ist nicht die lauteste Bewertung, sondern diejenige, die Begriff, Beleg und Steuerungsfolge zusammenhaelt.</w:t>
-      </w:r>
-    </w:p>
-    <w:p>
-      <w:r>
-        <w:t>Rueckfluss. Fuer den WOE-Korpus bedeutet das: Begriffe aus Von Einzelwirkung zu Netto-Wirkung sollten dort geschaerft werden, wo sie in Glossar, Werkzeugen, Journal oder Readern doppeldeutig bleiben. Offene Forschungsfragen werden nicht versteckt. Sie markieren die Stelle, an der spaetere Evidenz, ein besserer Datensatz oder eine praezisere Fallstudie die Bewertung veraendern kann.</w:t>
+        <w:t>Fallpruefung. Wenn eine Bildungs- oder Forschungseinrichtung eine Wirkungsaussage fuer Lernende und Praxispartner pruefbar machen will, beginnt die Analyse bei Empfaengern, Wirkraum, Zeitraum und Datenquelle. Bei Wirkung ist nicht Absicht muss dann geklaert werden, welche Begriffe, Quellen und Grenzen im Material sichtbar bleiben muessen. Eine tragfaehige Antwort benennt mindestens eine Quelle, eine offene Unsicherheit, eine moegliche Gegenbeobachtung und die Entscheidung, die nach der Bewertung geaendert wird.</w:t>
+      </w:r>
+    </w:p>
+    <w:p>
+      <w:r>
+        <w:t>Der Rueckfluss in den WOE-Korpus liegt hier in klaren Begriffen, sauber verlinkten Quellen und benannten Forschungsfragen. Wo Glossar, Werkzeuge, Journal oder Reader noch doppeldeutig bleiben, sollte Von Einzelwirkung zu Netto-Wirkung nicht als fertige Gewissheit auftreten, sondern als pruefbarer Lernstand mit Korrekturpfad.</w:t>
       </w:r>
     </w:p>
     <w:p>
@@ -3909,107 +3949,122 @@
         <w:pStyle w:val="Heading3"/>
       </w:pPr>
       <w:r>
-        <w:t>Schlussvertiefung 4: Von Einzelwirkung zu Netto-Wirkung im Anwendungsfall</w:t>
-      </w:r>
-    </w:p>
-    <w:p>
-      <w:r>
-        <w:t>Die folgenden Abschnitte sind keine neue Pruefungsloesung. Sie verdichten die vorhandenen Kapitel zu einer Lesart, mit der Studierende einen Fall selbststaendig analysieren koennen. Im Mittelpunkt stehen Bewertungsgrenzen, Nichtkompensation, Reverse Merit Order und positive Netto-Wirkung, nicht moralische Personenbewertung.</w:t>
-      </w:r>
-    </w:p>
-    <w:p>
-      <w:r>
-        <w:t>Begriffliche Schlussklaerung. Die Grenze gegen Scheingenauigkeit verlaeuft bei Quelltext und fachliche Grundlegung nicht zwischen Optimismus und Pessimismus. Sie verlaeuft zwischen offengelegter Unsicherheit und rhetorischer Sicherheit. Wer Von Einzelwirkung zu Netto-Wirkung belastbar anwenden will, benennt Systemgrenze, Zeitraum, Vergleichspunkt und offene Gegenhypothese. Gerade dadurch bleibt das Skript anschlussfaehig fuer Forschung, Praxis und spaetere Revision.</w:t>
-      </w:r>
-    </w:p>
-    <w:p>
-      <w:r>
-        <w:t>Fuer die Pruefung ist Quelltext und fachliche Grundlegung dann verstanden, wenn daraus eine belastbare Fallantwort entsteht. Eine gute Antwort unterscheidet Beobachtung, Kausalannahme, Bewertung und Steuerungsfolge. Sie bewertet keine Menschen, sondern Wirkpfade, Zustandsveraenderungen, Risiken und institutionelle Bedingungen.</w:t>
-      </w:r>
-    </w:p>
-    <w:p>
-      <w:r>
-        <w:t>Wirkpfad und Empfaenger. Einstieg / Wirkungsfrage zeigt, warum Von Einzelwirkung zu Netto-Wirkung mehr ist als ein Schlagwort im Feld Bewertungsgrenzen, Nichtkompensation, Reverse Merit Order und positive Netto-Wirkung. Die wirkungsoekonomische Frage lautet: Welche reale Veraenderung wird moeglich, welche bleibt nur Potenzial und wo entsteht ein Wirkungsrisiko? Diese Unterscheidung schuetzt vor Impact-Washing, weil sie Absicht, Aktivitaet, Reichweite und Wirkung auseinanderhaelt.</w:t>
-      </w:r>
-    </w:p>
-    <w:p>
-      <w:r>
-        <w:t>Eine Kommune, ein Unternehmen oder eine Bildungsorganisation will Von Einzelwirkung zu Netto-Wirkung praktisch anwenden. Der erste Schritt ist nicht die Auswahl eines Instruments, sondern die Klaerung der Zustandsveraenderung. Bei Einstieg / Wirkungsfrage muss deshalb benannt werden, wer betroffen ist, welcher Zustand sich veraendert, welche Frist gilt und welche Gegenbeobachtung die Annahme widerlegen wuerde. Erst danach entsteht eine begruendete Entscheidung im Feld Begriff, Fallbewertung, Wirkpfad, rote Linie, Quellenbeurteilung oder Rueckkopplungsregel.</w:t>
-      </w:r>
-    </w:p>
-    <w:p>
-      <w:r>
-        <w:t>Daten, Quellen und Evidenz. In V31 muss Skript / Folien (Lernseite) immer mit Empfaengern gelesen werden. Wirkung entsteht nicht beim Sender, sondern an veraenderten Zustaenden von Menschen, Oekosystemen, Institutionen, Oeffentlichkeit oder kuenftigen Handlungsspielraeumen. Darum reicht es nicht, interne Aktivitaeten zu dokumentieren. Entscheidend ist, ob sich ein Zustand nachvollziehbar veraendert und ob diese Veraenderung im Referenzrahmen Mensch, Planet, Demokratie, SDGs, Agenda 2030 und SDG+ tragfaehig bewertet werden kann.</w:t>
-      </w:r>
-    </w:p>
-    <w:p>
-      <w:r>
-        <w:t>Ein Bericht behauptet, die Massnahme zu Von Einzelwirkung zu Netto-Wirkung sei erfolgreich. Die WOE-Lesart fragt bei Skript / Folien (Lernseite) nach belastbaren Nachweisen: begriffliche Praezision, Fallbeschreibung, Quellenklarheit, Plausibilitaet und offene Unsicherheit. Wenn diese Nachweise fehlen, bleibt die Aussage Wirkungspotenzial oder Kommunikationsbehauptung. Sie kann wichtig sein, aber sie ist noch keine belegte Wirkung.</w:t>
-      </w:r>
-    </w:p>
-    <w:p>
-      <w:r>
-        <w:t>Bewertung und rote Linien. Wissenschaftliche Anschlussfaehigkeit entsteht hier durch Quellenklarheit. Bei Transferaufgabe werden interne WOE-Begriffe nicht als Ersatz fuer Belege benutzt, sondern mit WOE-Bewertungslogik, SDG+, rote Linien, NWI/T-SROI-Abgrenzung und Schutzgueter verbunden. Wo die Datenlage offen bleibt, wird das offengelegt. Wo eine Aussage nur plausibel ist, bleibt sie als Wirkungspotenzial markiert. Wo ein Schaden eine rote Linie beruehrt, greift Nichtkompensation vor Durchschnittslogik.</w:t>
-      </w:r>
-    </w:p>
-    <w:p>
-      <w:r>
-        <w:t>In einer kontroversen Entscheidung wirkt Transferaufgabe als Pruefpunkt fuer Ambivalenz. Ein Nutzen fuer eine Gruppe kann mit Risiken fuer andere Wirkungsempfaenger einhergehen. Das Skript verlangt deshalb, positive und negative Zustandsveraenderungen getrennt zu fuehren, bevor von positiver Netto-Wirkung gesprochen wird.</w:t>
-      </w:r>
-    </w:p>
-    <w:p>
-      <w:r>
-        <w:t>Kontrollfrage. Welche Entscheidung waere falsch, wenn Transferaufgabe in V31 missverstanden wird? Die Antwort muss mindestens eine Daten- oder Quellenannahme, eine betroffene Gruppe oder Schutzdimension, eine moegliche Nebenwirkung und einen Rueckkopplungsschritt nennen. Richtig ist nicht die lauteste Bewertung, sondern diejenige, die Begriff, Beleg und Steuerungsfolge zusammenhaelt.</w:t>
-      </w:r>
-    </w:p>
-    <w:p>
-      <w:r>
-        <w:t>Steuerung und Rueckkopplung. In Grundstudium Wirkungsoekonomie wird Praxisbeispiel erst steuerungsfaehig, wenn daraus eine Entscheidung folgt. Die Grundbegriffe muessen in spaeteren Modulen wiedererkennbar bleiben. Ohne diese Rueckkopplung bleibt Reporting eine Beschreibung. Mit Rueckkopplung wird aus Bewertung eine veraenderte Routine: ein anderer Prozess, ein geaenderter Anreiz, eine bessere Datenpflicht, eine korrigierte Kommunikation oder eine neue Priorisierung.</w:t>
-      </w:r>
-    </w:p>
-    <w:p>
-      <w:r>
-        <w:t>Die typische Fehlstelle bei Von Einzelwirkung zu Netto-Wirkung liegt darin, schwere Schaeden mit bequemen Pluspunkten zu verrechnen. Bei Praxisbeispiel wird diese Fehlstelle konkret: Ein scheinbar plausibler Befund darf nicht zur Abkuerzung werden. Quellen, Systemgrenzen, Unsicherheit und Rueckkopplung bleiben sichtbar.</w:t>
-      </w:r>
-    </w:p>
-    <w:p>
-      <w:r>
-        <w:t>Pruefungsnahe Anwendung. Die Grenze gegen Scheingenauigkeit verlaeuft bei Wirkungsökonomische Vertiefung nicht zwischen Optimismus und Pessimismus. Sie verlaeuft zwischen offengelegter Unsicherheit und rhetorischer Sicherheit. Wer Von Einzelwirkung zu Netto-Wirkung belastbar anwenden will, benennt Systemgrenze, Zeitraum, Vergleichspunkt und offene Gegenhypothese. Gerade dadurch bleibt das Skript anschlussfaehig fuer Forschung, Praxis und spaetere Revision.</w:t>
-      </w:r>
-    </w:p>
-    <w:p>
-      <w:r>
-        <w:t>Fuer die Pruefung ist Wirkungsökonomische Vertiefung dann verstanden, wenn daraus eine belastbare Fallantwort entsteht. Eine gute Antwort unterscheidet Beobachtung, Kausalannahme, Bewertung und Steuerungsfolge. Sie bewertet keine Menschen, sondern Wirkpfade, Zustandsveraenderungen, Risiken und institutionelle Bedingungen.</w:t>
-      </w:r>
-    </w:p>
-    <w:p>
-      <w:r>
-        <w:t>Rueckfluss. Fuer den WOE-Korpus bedeutet das: Begriffe aus Von Einzelwirkung zu Netto-Wirkung sollten dort geschaerft werden, wo sie in Glossar, Werkzeugen, Journal oder Readern doppeldeutig bleiben. Offene Forschungsfragen werden nicht versteckt. Sie markieren die Stelle, an der spaetere Evidenz, ein besserer Datensatz oder eine praezisere Fallstudie die Bewertung veraendern kann.</w:t>
-      </w:r>
-    </w:p>
-    <w:p>
-      <w:r>
-        <w:t>Transfer in den WOE-Korpus. Begriffliche Präzision zeigt, warum Von Einzelwirkung zu Netto-Wirkung mehr ist als ein Schlagwort im Feld Bewertungsgrenzen, Nichtkompensation, Reverse Merit Order und positive Netto-Wirkung. Die wirkungsoekonomische Frage lautet: Welche reale Veraenderung wird moeglich, welche bleibt nur Potenzial und wo entsteht ein Wirkungsrisiko? Diese Unterscheidung schuetzt vor Impact-Washing, weil sie Absicht, Aktivitaet, Reichweite und Wirkung auseinanderhaelt.</w:t>
-      </w:r>
-    </w:p>
-    <w:p>
-      <w:r>
-        <w:t>Eine Kommune, ein Unternehmen oder eine Bildungsorganisation will Von Einzelwirkung zu Netto-Wirkung praktisch anwenden. Der erste Schritt ist nicht die Auswahl eines Instruments, sondern die Klaerung der Zustandsveraenderung. Bei Begriffliche Präzision muss deshalb benannt werden, wer betroffen ist, welcher Zustand sich veraendert, welche Frist gilt und welche Gegenbeobachtung die Annahme widerlegen wuerde. Erst danach entsteht eine begruendete Entscheidung im Feld Begriff, Fallbewertung, Wirkpfad, rote Linie, Quellenbeurteilung oder Rueckkopplungsregel.</w:t>
-      </w:r>
-    </w:p>
-    <w:p>
-      <w:r>
-        <w:t>Grenzen der Aussage. In V31 muss Wirkpfad immer mit Empfaengern gelesen werden. Wirkung entsteht nicht beim Sender, sondern an veraenderten Zustaenden von Menschen, Oekosystemen, Institutionen, Oeffentlichkeit oder kuenftigen Handlungsspielraeumen. Darum reicht es nicht, interne Aktivitaeten zu dokumentieren. Entscheidend ist, ob sich ein Zustand nachvollziehbar veraendert und ob diese Veraenderung im Referenzrahmen Mensch, Planet, Demokratie, SDGs, Agenda 2030 und SDG+ tragfaehig bewertet werden kann.</w:t>
-      </w:r>
-    </w:p>
-    <w:p>
-      <w:r>
-        <w:t>Ein Bericht behauptet, die Massnahme zu Von Einzelwirkung zu Netto-Wirkung sei erfolgreich. Die WOE-Lesart fragt bei Wirkpfad nach belastbaren Nachweisen: begriffliche Praezision, Fallbeschreibung, Quellenklarheit, Plausibilitaet und offene Unsicherheit. Wenn diese Nachweise fehlen, bleibt die Aussage Wirkungspotenzial oder Kommunikationsbehauptung. Sie kann wichtig sein, aber sie ist noch keine belegte Wirkung.</w:t>
-      </w:r>
-    </w:p>
-    <w:p>
-      <w:r>
-        <w:t>Kontrollfrage. Welche Entscheidung waere falsch, wenn Wirkpfad in V31 missverstanden wird? Die Antwort muss mindestens eine Daten- oder Quellenannahme, eine betroffene Gruppe oder Schutzdimension, eine moegliche Nebenwirkung und einen Rueckkopplungsschritt nennen. Richtig ist nicht die lauteste Bewertung, sondern diejenige, die Begriff, Beleg und Steuerungsfolge zusammenhaelt.</w:t>
+        <w:t>Vertiefungsrunde 4: Anschluss an Praxis und Forschung</w:t>
+      </w:r>
+    </w:p>
+    <w:p>
+      <w:r>
+        <w:t>Diese Runde wechselt den Blickwinkel, damit der Schlussblock nicht nur wiederholt, sondern Leseentscheidungen vorbereitet: Was ist belegt, was bleibt Potenzial, welche Nebenwirkung ist relevant und welche Steuerungsfolge wird daraus abgeleitet?</w:t>
+      </w:r>
+    </w:p>
+    <w:p>
+      <w:r>
+        <w:t>Evidenzfenster. In Grundstudium Wirkungsoekonomie wird Wirkung ist nicht Image erst steuerungsfaehig, wenn daraus eine Entscheidung folgt. Die Grundbegriffe muessen in spaeteren Modulen wiedererkennbar bleiben. Ohne diese Rueckkopplung bleibt Reporting eine Beschreibung. Mit Rueckkopplung wird aus Bewertung eine veraenderte Routine: ein anderer Prozess, ein geaenderter Anreiz, eine bessere Datenpflicht, eine korrigierte Kommunikation oder eine neue Priorisierung.</w:t>
+      </w:r>
+    </w:p>
+    <w:p>
+      <w:r>
+        <w:t>Die typische Fehlstelle bei Von Einzelwirkung zu Netto-Wirkung liegt darin, schwere Schaeden mit bequemen Pluspunkten zu verrechnen. Bei Wirkung ist nicht Image wird diese Fehlstelle konkret: Ein scheinbar plausibler Befund darf nicht zur Abkuerzung werden. Quellen, Systemgrenzen, Unsicherheit und Rueckkopplung bleiben sichtbar.</w:t>
+      </w:r>
+    </w:p>
+    <w:p>
+      <w:r>
+        <w:t>Fallpruefung. Wenn eine Kommune eine bestehende Massnahme neu priorisieren will, beginnt die Analyse bei Empfaengern, Wirkraum, Zeitraum und Datenquelle. Bei Wirkung ist nicht Image muss dann geklaert werden, ob Ressourcen umgeschichtet, Daten nacherhoben oder Zielkonflikte offengelegt werden. Eine tragfaehige Antwort benennt mindestens eine Quelle, eine offene Unsicherheit, eine moegliche Gegenbeobachtung und die Entscheidung, die nach der Bewertung geaendert wird.</w:t>
+      </w:r>
+    </w:p>
+    <w:p>
+      <w:r>
+        <w:t>Bewertungsgrenze. Die Grenze gegen Scheingenauigkeit verlaeuft bei Wirkung ist nicht Output nicht zwischen Optimismus und Pessimismus. Sie verlaeuft zwischen offengelegter Unsicherheit und rhetorischer Sicherheit. Wer Von Einzelwirkung zu Netto-Wirkung belastbar anwenden will, benennt Systemgrenze, Zeitraum, Vergleichspunkt und offene Gegenhypothese. Gerade dadurch bleibt das Skript anschlussfaehig fuer Forschung, Praxis und spaetere Revision.</w:t>
+      </w:r>
+    </w:p>
+    <w:p>
+      <w:r>
+        <w:t>Fuer die Pruefung ist Wirkung ist nicht Output dann verstanden, wenn daraus eine belastbare Fallantwort entsteht. Eine gute Antwort unterscheidet Beobachtung, Kausalannahme, Bewertung und Steuerungsfolge. Sie bewertet keine Menschen, sondern Wirkpfade, Zustandsveraenderungen, Risiken und institutionelle Bedingungen.</w:t>
+      </w:r>
+    </w:p>
+    <w:p>
+      <w:r>
+        <w:t>Fallpruefung. Wenn ein Unternehmen ein Produkt, einen Prozess oder eine Investition wirkungsbezogen bewerten will, beginnt die Analyse bei Empfaengern, Wirkraum, Zeitraum und Datenquelle. Bei Wirkung ist nicht Output muss dann geklaert werden, welche Entscheidung nach der Bewertung tatsaechlich anders ausfaellt. Eine tragfaehige Antwort benennt mindestens eine Quelle, eine offene Unsicherheit, eine moegliche Gegenbeobachtung und die Entscheidung, die nach der Bewertung geaendert wird.</w:t>
+      </w:r>
+    </w:p>
+    <w:p>
+      <w:r>
+        <w:t>Fuer die Bewertung reicht kein Summenscore, der zentrale Schaeden mit bequemen Pluspunkten verrechnet. Nichtkompensation und Reverse Merit Order markieren, wo rote Linien, demokratische Grundbedingungen oder planetare Grenzen Vorrang vor Durchschnittslogik haben. So bleibt positive Netto-Wirkung eine anspruchsvolle Zielgroesse und wird nicht zur dekorativen Formel.</w:t>
+      </w:r>
+    </w:p>
+    <w:p>
+      <w:r>
+        <w:t>Steuerungsfolge. Wirkung ist nicht Maßnahme zeigt, warum Von Einzelwirkung zu Netto-Wirkung mehr ist als ein Schlagwort im Feld Bewertungsgrenzen, Nichtkompensation, Reverse Merit Order und positive Netto-Wirkung. Die wirkungsoekonomische Frage lautet: Welche reale Veraenderung wird moeglich, welche bleibt nur Potenzial und wo entsteht ein Wirkungsrisiko? Diese Unterscheidung schuetzt vor Impact-Washing, weil sie Absicht, Aktivitaet, Reichweite und Wirkung auseinanderhaelt.</w:t>
+      </w:r>
+    </w:p>
+    <w:p>
+      <w:r>
+        <w:t>Eine Kommune, ein Unternehmen oder eine Bildungsorganisation will Von Einzelwirkung zu Netto-Wirkung praktisch anwenden. Der erste Schritt ist nicht die Auswahl eines Instruments, sondern die Klaerung der Zustandsveraenderung. Bei Wirkung ist nicht Maßnahme muss deshalb benannt werden, wer betroffen ist, welcher Zustand sich veraendert, welche Frist gilt und welche Gegenbeobachtung die Annahme widerlegen wuerde. Erst danach entsteht eine begruendete Entscheidung im Feld Begriff, Fallbewertung, Wirkpfad, rote Linie, Quellenbeurteilung oder Rueckkopplungsregel.</w:t>
+      </w:r>
+    </w:p>
+    <w:p>
+      <w:r>
+        <w:t>Fallpruefung. Wenn eine Bildungs- oder Forschungseinrichtung eine Wirkungsaussage fuer Lernende und Praxispartner pruefbar machen will, beginnt die Analyse bei Empfaengern, Wirkraum, Zeitraum und Datenquelle. Bei Wirkung ist nicht Maßnahme muss dann geklaert werden, welche Begriffe, Quellen und Grenzen im Material sichtbar bleiben muessen. Eine tragfaehige Antwort benennt mindestens eine Quelle, eine offene Unsicherheit, eine moegliche Gegenbeobachtung und die Entscheidung, die nach der Bewertung geaendert wird.</w:t>
+      </w:r>
+    </w:p>
+    <w:p>
+      <w:r>
+        <w:t>Der Rueckfluss in den WOE-Korpus liegt hier in klaren Begriffen, sauber verlinkten Quellen und benannten Forschungsfragen. Wo Glossar, Werkzeuge, Journal oder Reader noch doppeldeutig bleiben, sollte Von Einzelwirkung zu Netto-Wirkung nicht als fertige Gewissheit auftreten, sondern als pruefbarer Lernstand mit Korrekturpfad.</w:t>
+      </w:r>
+    </w:p>
+    <w:p>
+      <w:r>
+        <w:t>Transferhinweis. In V31 muss Wirkung ist nicht Bericht immer mit Empfaengern gelesen werden. Wirkung entsteht nicht beim Sender, sondern an veraenderten Zustaenden von Menschen, Oekosystemen, Institutionen, Oeffentlichkeit oder kuenftigen Handlungsspielraeumen. Darum reicht es nicht, interne Aktivitaeten zu dokumentieren. Entscheidend ist, ob sich ein Zustand nachvollziehbar veraendert und ob diese Veraenderung im Referenzrahmen Mensch, Planet, Demokratie, SDGs, Agenda 2030 und SDG+ tragfaehig bewertet werden kann.</w:t>
+      </w:r>
+    </w:p>
+    <w:p>
+      <w:r>
+        <w:t>Ein Bericht behauptet, die Massnahme zu Von Einzelwirkung zu Netto-Wirkung sei erfolgreich. Die WOE-Lesart fragt bei Wirkung ist nicht Bericht nach belastbaren Nachweisen: begriffliche Praezision, Fallbeschreibung, Quellenklarheit, Plausibilitaet und offene Unsicherheit. Wenn diese Nachweise fehlen, bleibt die Aussage Wirkungspotenzial oder Kommunikationsbehauptung. Sie kann wichtig sein, aber sie ist noch keine belegte Wirkung.</w:t>
+      </w:r>
+    </w:p>
+    <w:p>
+      <w:r>
+        <w:t>Fallpruefung. Wenn eine Kommune eine bestehende Massnahme neu priorisieren will, beginnt die Analyse bei Empfaengern, Wirkraum, Zeitraum und Datenquelle. Bei Wirkung ist nicht Bericht muss dann geklaert werden, ob Ressourcen umgeschichtet, Daten nacherhoben oder Zielkonflikte offengelegt werden. Eine tragfaehige Antwort benennt mindestens eine Quelle, eine offene Unsicherheit, eine moegliche Gegenbeobachtung und die Entscheidung, die nach der Bewertung geaendert wird.</w:t>
+      </w:r>
+    </w:p>
+    <w:p>
+      <w:r>
+        <w:t>Rueckflussnotiz. Wissenschaftliche Anschlussfaehigkeit entsteht hier durch Quellenklarheit. Bei Einleitung / Wirkungsfrage werden interne WOE-Begriffe nicht als Ersatz fuer Belege benutzt, sondern mit WOE-Bewertungslogik, SDG+, rote Linien, NWI/T-SROI-Abgrenzung und Schutzgueter verbunden. Wo die Datenlage offen bleibt, wird das offengelegt. Wo eine Aussage nur plausibel ist, bleibt sie als Wirkungspotenzial markiert. Wo ein Schaden eine rote Linie beruehrt, greift Nichtkompensation vor Durchschnittslogik.</w:t>
+      </w:r>
+    </w:p>
+    <w:p>
+      <w:r>
+        <w:t>In einer kontroversen Entscheidung wirkt Einleitung / Wirkungsfrage als Pruefpunkt fuer Ambivalenz. Ein Nutzen fuer eine Gruppe kann mit Risiken fuer andere Wirkungsempfaenger einhergehen. Das Skript verlangt deshalb, positive und negative Zustandsveraenderungen getrennt zu fuehren, bevor von positiver Netto-Wirkung gesprochen wird.</w:t>
+      </w:r>
+    </w:p>
+    <w:p>
+      <w:r>
+        <w:t>Fallpruefung. Wenn ein Unternehmen ein Produkt, einen Prozess oder eine Investition wirkungsbezogen bewerten will, beginnt die Analyse bei Empfaengern, Wirkraum, Zeitraum und Datenquelle. Bei Einleitung / Wirkungsfrage muss dann geklaert werden, welche Entscheidung nach der Bewertung tatsaechlich anders ausfaellt. Eine tragfaehige Antwort benennt mindestens eine Quelle, eine offene Unsicherheit, eine moegliche Gegenbeobachtung und die Entscheidung, die nach der Bewertung geaendert wird.</w:t>
+      </w:r>
+    </w:p>
+    <w:p>
+      <w:r>
+        <w:t>Fuer die Bewertung reicht kein Summenscore, der zentrale Schaeden mit bequemen Pluspunkten verrechnet. Nichtkompensation und Reverse Merit Order markieren, wo rote Linien, demokratische Grundbedingungen oder planetare Grenzen Vorrang vor Durchschnittslogik haben. So bleibt positive Netto-Wirkung eine anspruchsvolle Zielgroesse und wird nicht zur dekorativen Formel.</w:t>
+      </w:r>
+    </w:p>
+    <w:p>
+      <w:r>
+        <w:t>Pruefungsimpuls. In Grundstudium Wirkungsoekonomie wird Kernaussage erst steuerungsfaehig, wenn daraus eine Entscheidung folgt. Die Grundbegriffe muessen in spaeteren Modulen wiedererkennbar bleiben. Ohne diese Rueckkopplung bleibt Reporting eine Beschreibung. Mit Rueckkopplung wird aus Bewertung eine veraenderte Routine: ein anderer Prozess, ein geaenderter Anreiz, eine bessere Datenpflicht, eine korrigierte Kommunikation oder eine neue Priorisierung.</w:t>
+      </w:r>
+    </w:p>
+    <w:p>
+      <w:r>
+        <w:t>Die typische Fehlstelle bei Von Einzelwirkung zu Netto-Wirkung liegt darin, schwere Schaeden mit bequemen Pluspunkten zu verrechnen. Bei Kernaussage wird diese Fehlstelle konkret: Ein scheinbar plausibler Befund darf nicht zur Abkuerzung werden. Quellen, Systemgrenzen, Unsicherheit und Rueckkopplung bleiben sichtbar.</w:t>
+      </w:r>
+    </w:p>
+    <w:p>
+      <w:r>
+        <w:t>Fallpruefung. Wenn eine Bildungs- oder Forschungseinrichtung eine Wirkungsaussage fuer Lernende und Praxispartner pruefbar machen will, beginnt die Analyse bei Empfaengern, Wirkraum, Zeitraum und Datenquelle. Bei Kernaussage muss dann geklaert werden, welche Begriffe, Quellen und Grenzen im Material sichtbar bleiben muessen. Eine tragfaehige Antwort benennt mindestens eine Quelle, eine offene Unsicherheit, eine moegliche Gegenbeobachtung und die Entscheidung, die nach der Bewertung geaendert wird.</w:t>
+      </w:r>
+    </w:p>
+    <w:p>
+      <w:r>
+        <w:t>Der Rueckfluss in den WOE-Korpus liegt hier in klaren Begriffen, sauber verlinkten Quellen und benannten Forschungsfragen. Wo Glossar, Werkzeuge, Journal oder Reader noch doppeldeutig bleiben, sollte Von Einzelwirkung zu Netto-Wirkung nicht als fertige Gewissheit auftreten, sondern als pruefbarer Lernstand mit Korrekturpfad.</w:t>
       </w:r>
     </w:p>
     <w:p>
@@ -4017,170 +4072,122 @@
         <w:pStyle w:val="Heading3"/>
       </w:pPr>
       <w:r>
-        <w:t>Schlussvertiefung 5: Von Einzelwirkung zu Netto-Wirkung im Anwendungsfall</w:t>
-      </w:r>
-    </w:p>
-    <w:p>
-      <w:r>
-        <w:t>Die folgenden Abschnitte sind keine neue Pruefungsloesung. Sie verdichten die vorhandenen Kapitel zu einer Lesart, mit der Studierende einen Fall selbststaendig analysieren koennen. Im Mittelpunkt stehen Bewertungsgrenzen, Nichtkompensation, Reverse Merit Order und positive Netto-Wirkung, nicht moralische Personenbewertung.</w:t>
-      </w:r>
-    </w:p>
-    <w:p>
-      <w:r>
-        <w:t>Begriffliche Schlussklaerung. Wissenschaftliche Anschlussfaehigkeit entsteht hier durch Quellenklarheit. Bei Leitthese werden interne WOE-Begriffe nicht als Ersatz fuer Belege benutzt, sondern mit WOE-Bewertungslogik, SDG+, rote Linien, NWI/T-SROI-Abgrenzung und Schutzgueter verbunden. Wo die Datenlage offen bleibt, wird das offengelegt. Wo eine Aussage nur plausibel ist, bleibt sie als Wirkungspotenzial markiert. Wo ein Schaden eine rote Linie beruehrt, greift Nichtkompensation vor Durchschnittslogik.</w:t>
-      </w:r>
-    </w:p>
-    <w:p>
-      <w:r>
-        <w:t>In einer kontroversen Entscheidung wirkt Leitthese als Pruefpunkt fuer Ambivalenz. Ein Nutzen fuer eine Gruppe kann mit Risiken fuer andere Wirkungsempfaenger einhergehen. Das Skript verlangt deshalb, positive und negative Zustandsveraenderungen getrennt zu fuehren, bevor von positiver Netto-Wirkung gesprochen wird.</w:t>
-      </w:r>
-    </w:p>
-    <w:p>
-      <w:r>
-        <w:t>Wirkpfad und Empfaenger. In Grundstudium Wirkungsoekonomie wird Didaktische Einordnung im Studiengang erst steuerungsfaehig, wenn daraus eine Entscheidung folgt. Die Grundbegriffe muessen in spaeteren Modulen wiedererkennbar bleiben. Ohne diese Rueckkopplung bleibt Reporting eine Beschreibung. Mit Rueckkopplung wird aus Bewertung eine veraenderte Routine: ein anderer Prozess, ein geaenderter Anreiz, eine bessere Datenpflicht, eine korrigierte Kommunikation oder eine neue Priorisierung.</w:t>
-      </w:r>
-    </w:p>
-    <w:p>
-      <w:r>
-        <w:t>Die typische Fehlstelle bei Von Einzelwirkung zu Netto-Wirkung liegt darin, schwere Schaeden mit bequemen Pluspunkten zu verrechnen. Bei Didaktische Einordnung im Studiengang wird diese Fehlstelle konkret: Ein scheinbar plausibler Befund darf nicht zur Abkuerzung werden. Quellen, Systemgrenzen, Unsicherheit und Rueckkopplung bleiben sichtbar.</w:t>
-      </w:r>
-    </w:p>
-    <w:p>
-      <w:r>
-        <w:t>Daten, Quellen und Evidenz. Die Grenze gegen Scheingenauigkeit verlaeuft bei Analysemodell nicht zwischen Optimismus und Pessimismus. Sie verlaeuft zwischen offengelegter Unsicherheit und rhetorischer Sicherheit. Wer Von Einzelwirkung zu Netto-Wirkung belastbar anwenden will, benennt Systemgrenze, Zeitraum, Vergleichspunkt und offene Gegenhypothese. Gerade dadurch bleibt das Skript anschlussfaehig fuer Forschung, Praxis und spaetere Revision.</w:t>
-      </w:r>
-    </w:p>
-    <w:p>
-      <w:r>
-        <w:t>Fuer die Pruefung ist Analysemodell dann verstanden, wenn daraus eine belastbare Fallantwort entsteht. Eine gute Antwort unterscheidet Beobachtung, Kausalannahme, Bewertung und Steuerungsfolge. Sie bewertet keine Menschen, sondern Wirkpfade, Zustandsveraenderungen, Risiken und institutionelle Bedingungen.</w:t>
-      </w:r>
-    </w:p>
-    <w:p>
-      <w:r>
-        <w:t>Bewertung und rote Linien. Modellformel zeigt, warum Von Einzelwirkung zu Netto-Wirkung mehr ist als ein Schlagwort im Feld Bewertungsgrenzen, Nichtkompensation, Reverse Merit Order und positive Netto-Wirkung. Die wirkungsoekonomische Frage lautet: Welche reale Veraenderung wird moeglich, welche bleibt nur Potenzial und wo entsteht ein Wirkungsrisiko? Diese Unterscheidung schuetzt vor Impact-Washing, weil sie Absicht, Aktivitaet, Reichweite und Wirkung auseinanderhaelt.</w:t>
-      </w:r>
-    </w:p>
-    <w:p>
-      <w:r>
-        <w:t>Eine Kommune, ein Unternehmen oder eine Bildungsorganisation will Von Einzelwirkung zu Netto-Wirkung praktisch anwenden. Der erste Schritt ist nicht die Auswahl eines Instruments, sondern die Klaerung der Zustandsveraenderung. Bei Modellformel muss deshalb benannt werden, wer betroffen ist, welcher Zustand sich veraendert, welche Frist gilt und welche Gegenbeobachtung die Annahme widerlegen wuerde. Erst danach entsteht eine begruendete Entscheidung im Feld Begriff, Fallbewertung, Wirkpfad, rote Linie, Quellenbeurteilung oder Rueckkopplungsregel.</w:t>
-      </w:r>
-    </w:p>
-    <w:p>
-      <w:r>
-        <w:t>Kontrollfrage. Welche Entscheidung waere falsch, wenn Modellformel in V31 missverstanden wird? Die Antwort muss mindestens eine Daten- oder Quellenannahme, eine betroffene Gruppe oder Schutzdimension, eine moegliche Nebenwirkung und einen Rueckkopplungsschritt nennen. Richtig ist nicht die lauteste Bewertung, sondern diejenige, die Begriff, Beleg und Steuerungsfolge zusammenhaelt.</w:t>
-      </w:r>
-    </w:p>
-    <w:p>
-      <w:r>
-        <w:t>Rueckfluss. Fuer den WOE-Korpus bedeutet das: Begriffe aus Von Einzelwirkung zu Netto-Wirkung sollten dort geschaerft werden, wo sie in Glossar, Werkzeugen, Journal oder Readern doppeldeutig bleiben. Offene Forschungsfragen werden nicht versteckt. Sie markieren die Stelle, an der spaetere Evidenz, ein besserer Datensatz oder eine praezisere Fallstudie die Bewertung veraendern kann.</w:t>
-      </w:r>
-    </w:p>
-    <w:p>
-      <w:r>
-        <w:t>Steuerung und Rueckkopplung. In V31 muss Fallfenster immer mit Empfaengern gelesen werden. Wirkung entsteht nicht beim Sender, sondern an veraenderten Zustaenden von Menschen, Oekosystemen, Institutionen, Oeffentlichkeit oder kuenftigen Handlungsspielraeumen. Darum reicht es nicht, interne Aktivitaeten zu dokumentieren. Entscheidend ist, ob sich ein Zustand nachvollziehbar veraendert und ob diese Veraenderung im Referenzrahmen Mensch, Planet, Demokratie, SDGs, Agenda 2030 und SDG+ tragfaehig bewertet werden kann.</w:t>
-      </w:r>
-    </w:p>
-    <w:p>
-      <w:r>
-        <w:t>Ein Bericht behauptet, die Massnahme zu Von Einzelwirkung zu Netto-Wirkung sei erfolgreich. Die WOE-Lesart fragt bei Fallfenster nach belastbaren Nachweisen: begriffliche Praezision, Fallbeschreibung, Quellenklarheit, Plausibilitaet und offene Unsicherheit. Wenn diese Nachweise fehlen, bleibt die Aussage Wirkungspotenzial oder Kommunikationsbehauptung. Sie kann wichtig sein, aber sie ist noch keine belegte Wirkung.</w:t>
-      </w:r>
-    </w:p>
-    <w:p>
-      <w:r>
-        <w:t>Pruefungsnahe Anwendung. Wissenschaftliche Anschlussfaehigkeit entsteht hier durch Quellenklarheit. Bei Prüfungsnahe Fallfragen ohne geschützte Antwortlogik werden interne WOE-Begriffe nicht als Ersatz fuer Belege benutzt, sondern mit WOE-Bewertungslogik, SDG+, rote Linien, NWI/T-SROI-Abgrenzung und Schutzgueter verbunden. Wo die Datenlage offen bleibt, wird das offengelegt. Wo eine Aussage nur plausibel ist, bleibt sie als Wirkungspotenzial markiert. Wo ein Schaden eine rote Linie beruehrt, greift Nichtkompensation vor Durchschnittslogik.</w:t>
-      </w:r>
-    </w:p>
-    <w:p>
-      <w:r>
-        <w:t>In einer kontroversen Entscheidung wirkt Prüfungsnahe Fallfragen ohne geschützte Antwortlogik als Pruefpunkt fuer Ambivalenz. Ein Nutzen fuer eine Gruppe kann mit Risiken fuer andere Wirkungsempfaenger einhergehen. Das Skript verlangt deshalb, positive und negative Zustandsveraenderungen getrennt zu fuehren, bevor von positiver Netto-Wirkung gesprochen wird.</w:t>
-      </w:r>
-    </w:p>
-    <w:p>
-      <w:r>
-        <w:t>Transfer in den WOE-Korpus. In Grundstudium Wirkungsoekonomie wird Auswertung aus der lebenden Website-Referenz erst steuerungsfaehig, wenn daraus eine Entscheidung folgt. Die Grundbegriffe muessen in spaeteren Modulen wiedererkennbar bleiben. Ohne diese Rueckkopplung bleibt Reporting eine Beschreibung. Mit Rueckkopplung wird aus Bewertung eine veraenderte Routine: ein anderer Prozess, ein geaenderter Anreiz, eine bessere Datenpflicht, eine korrigierte Kommunikation oder eine neue Priorisierung.</w:t>
-      </w:r>
-    </w:p>
-    <w:p>
-      <w:r>
-        <w:t>Die typische Fehlstelle bei Von Einzelwirkung zu Netto-Wirkung liegt darin, schwere Schaeden mit bequemen Pluspunkten zu verrechnen. Bei Auswertung aus der lebenden Website-Referenz wird diese Fehlstelle konkret: Ein scheinbar plausibler Befund darf nicht zur Abkuerzung werden. Quellen, Systemgrenzen, Unsicherheit und Rueckkopplung bleiben sichtbar.</w:t>
-      </w:r>
-    </w:p>
-    <w:p>
-      <w:r>
-        <w:t>Grenzen der Aussage. Die Grenze gegen Scheingenauigkeit verlaeuft bei Wirkung ist nicht Absicht nicht zwischen Optimismus und Pessimismus. Sie verlaeuft zwischen offengelegter Unsicherheit und rhetorischer Sicherheit. Wer Von Einzelwirkung zu Netto-Wirkung belastbar anwenden will, benennt Systemgrenze, Zeitraum, Vergleichspunkt und offene Gegenhypothese. Gerade dadurch bleibt das Skript anschlussfaehig fuer Forschung, Praxis und spaetere Revision.</w:t>
-      </w:r>
-    </w:p>
-    <w:p>
-      <w:r>
-        <w:t>Fuer die Pruefung ist Wirkung ist nicht Absicht dann verstanden, wenn daraus eine belastbare Fallantwort entsteht. Eine gute Antwort unterscheidet Beobachtung, Kausalannahme, Bewertung und Steuerungsfolge. Sie bewertet keine Menschen, sondern Wirkpfade, Zustandsveraenderungen, Risiken und institutionelle Bedingungen.</w:t>
-      </w:r>
-    </w:p>
-    <w:p>
-      <w:r>
-        <w:t>Kontrollfrage. Welche Entscheidung waere falsch, wenn Wirkung ist nicht Absicht in V31 missverstanden wird? Die Antwort muss mindestens eine Daten- oder Quellenannahme, eine betroffene Gruppe oder Schutzdimension, eine moegliche Nebenwirkung und einen Rueckkopplungsschritt nennen. Richtig ist nicht die lauteste Bewertung, sondern diejenige, die Begriff, Beleg und Steuerungsfolge zusammenhaelt.</w:t>
-      </w:r>
-    </w:p>
-    <w:p>
-      <w:pPr>
-        <w:pStyle w:val="Heading3"/>
-      </w:pPr>
-      <w:r>
-        <w:t>Schlussvertiefung 6: Von Einzelwirkung zu Netto-Wirkung im Anwendungsfall</w:t>
-      </w:r>
-    </w:p>
-    <w:p>
-      <w:r>
-        <w:t>Die folgenden Abschnitte sind keine neue Pruefungsloesung. Sie verdichten die vorhandenen Kapitel zu einer Lesart, mit der Studierende einen Fall selbststaendig analysieren koennen. Im Mittelpunkt stehen Bewertungsgrenzen, Nichtkompensation, Reverse Merit Order und positive Netto-Wirkung, nicht moralische Personenbewertung.</w:t>
-      </w:r>
-    </w:p>
-    <w:p>
-      <w:r>
-        <w:t>Begriffliche Schlussklaerung. Wirkung ist nicht Image zeigt, warum Von Einzelwirkung zu Netto-Wirkung mehr ist als ein Schlagwort im Feld Bewertungsgrenzen, Nichtkompensation, Reverse Merit Order und positive Netto-Wirkung. Die wirkungsoekonomische Frage lautet: Welche reale Veraenderung wird moeglich, welche bleibt nur Potenzial und wo entsteht ein Wirkungsrisiko? Diese Unterscheidung schuetzt vor Impact-Washing, weil sie Absicht, Aktivitaet, Reichweite und Wirkung auseinanderhaelt.</w:t>
-      </w:r>
-    </w:p>
-    <w:p>
-      <w:r>
-        <w:t>Eine Kommune, ein Unternehmen oder eine Bildungsorganisation will Von Einzelwirkung zu Netto-Wirkung praktisch anwenden. Der erste Schritt ist nicht die Auswahl eines Instruments, sondern die Klaerung der Zustandsveraenderung. Bei Wirkung ist nicht Image muss deshalb benannt werden, wer betroffen ist, welcher Zustand sich veraendert, welche Frist gilt und welche Gegenbeobachtung die Annahme widerlegen wuerde. Erst danach entsteht eine begruendete Entscheidung im Feld Begriff, Fallbewertung, Wirkpfad, rote Linie, Quellenbeurteilung oder Rueckkopplungsregel.</w:t>
-      </w:r>
-    </w:p>
-    <w:p>
-      <w:r>
-        <w:t>Wirkpfad und Empfaenger. In V31 muss Wirkung ist nicht Output immer mit Empfaengern gelesen werden. Wirkung entsteht nicht beim Sender, sondern an veraenderten Zustaenden von Menschen, Oekosystemen, Institutionen, Oeffentlichkeit oder kuenftigen Handlungsspielraeumen. Darum reicht es nicht, interne Aktivitaeten zu dokumentieren. Entscheidend ist, ob sich ein Zustand nachvollziehbar veraendert und ob diese Veraenderung im Referenzrahmen Mensch, Planet, Demokratie, SDGs, Agenda 2030 und SDG+ tragfaehig bewertet werden kann.</w:t>
-      </w:r>
-    </w:p>
-    <w:p>
-      <w:r>
-        <w:t>Ein Bericht behauptet, die Massnahme zu Von Einzelwirkung zu Netto-Wirkung sei erfolgreich. Die WOE-Lesart fragt bei Wirkung ist nicht Output nach belastbaren Nachweisen: begriffliche Praezision, Fallbeschreibung, Quellenklarheit, Plausibilitaet und offene Unsicherheit. Wenn diese Nachweise fehlen, bleibt die Aussage Wirkungspotenzial oder Kommunikationsbehauptung. Sie kann wichtig sein, aber sie ist noch keine belegte Wirkung.</w:t>
-      </w:r>
-    </w:p>
-    <w:p>
-      <w:r>
-        <w:t>Rueckfluss. Fuer den WOE-Korpus bedeutet das: Begriffe aus Von Einzelwirkung zu Netto-Wirkung sollten dort geschaerft werden, wo sie in Glossar, Werkzeugen, Journal oder Readern doppeldeutig bleiben. Offene Forschungsfragen werden nicht versteckt. Sie markieren die Stelle, an der spaetere Evidenz, ein besserer Datensatz oder eine praezisere Fallstudie die Bewertung veraendern kann.</w:t>
-      </w:r>
-    </w:p>
-    <w:p>
-      <w:r>
-        <w:t>Daten, Quellen und Evidenz. Wissenschaftliche Anschlussfaehigkeit entsteht hier durch Quellenklarheit. Bei Wirkung ist nicht Maßnahme werden interne WOE-Begriffe nicht als Ersatz fuer Belege benutzt, sondern mit WOE-Bewertungslogik, SDG+, rote Linien, NWI/T-SROI-Abgrenzung und Schutzgueter verbunden. Wo die Datenlage offen bleibt, wird das offengelegt. Wo eine Aussage nur plausibel ist, bleibt sie als Wirkungspotenzial markiert. Wo ein Schaden eine rote Linie beruehrt, greift Nichtkompensation vor Durchschnittslogik.</w:t>
-      </w:r>
-    </w:p>
-    <w:p>
-      <w:r>
-        <w:t>In einer kontroversen Entscheidung wirkt Wirkung ist nicht Maßnahme als Pruefpunkt fuer Ambivalenz. Ein Nutzen fuer eine Gruppe kann mit Risiken fuer andere Wirkungsempfaenger einhergehen. Das Skript verlangt deshalb, positive und negative Zustandsveraenderungen getrennt zu fuehren, bevor von positiver Netto-Wirkung gesprochen wird.</w:t>
-      </w:r>
-    </w:p>
-    <w:p>
-      <w:r>
-        <w:t>Bewertung und rote Linien. In Grundstudium Wirkungsoekonomie wird Wirkung ist nicht Bericht erst steuerungsfaehig, wenn daraus eine Entscheidung folgt. Die Grundbegriffe muessen in spaeteren Modulen wiedererkennbar bleiben. Ohne diese Rueckkopplung bleibt Reporting eine Beschreibung. Mit Rueckkopplung wird aus Bewertung eine veraenderte Routine: ein anderer Prozess, ein geaenderter Anreiz, eine bessere Datenpflicht, eine korrigierte Kommunikation oder eine neue Priorisierung.</w:t>
-      </w:r>
-    </w:p>
-    <w:p>
-      <w:r>
-        <w:t>Die typische Fehlstelle bei Von Einzelwirkung zu Netto-Wirkung liegt darin, schwere Schaeden mit bequemen Pluspunkten zu verrechnen. Bei Wirkung ist nicht Bericht wird diese Fehlstelle konkret: Ein scheinbar plausibler Befund darf nicht zur Abkuerzung werden. Quellen, Systemgrenzen, Unsicherheit und Rueckkopplung bleiben sichtbar.</w:t>
-      </w:r>
-    </w:p>
-    <w:p>
-      <w:r>
-        <w:t>Kontrollfrage. Welche Entscheidung waere falsch, wenn Wirkung ist nicht Bericht in V31 missverstanden wird? Die Antwort muss mindestens eine Daten- oder Quellenannahme, eine betroffene Gruppe oder Schutzdimension, eine moegliche Nebenwirkung und einen Rueckkopplungsschritt nennen. Richtig ist nicht die lauteste Bewertung, sondern diejenige, die Begriff, Beleg und Steuerungsfolge zusammenhaelt.</w:t>
+        <w:t>Vertiefungsrunde 5: Anschluss an Praxis und Forschung</w:t>
+      </w:r>
+    </w:p>
+    <w:p>
+      <w:r>
+        <w:t>Diese Runde wechselt den Blickwinkel, damit der Schlussblock nicht nur wiederholt, sondern Leseentscheidungen vorbereitet: Was ist belegt, was bleibt Potenzial, welche Nebenwirkung ist relevant und welche Steuerungsfolge wird daraus abgeleitet?</w:t>
+      </w:r>
+    </w:p>
+    <w:p>
+      <w:r>
+        <w:t>Begriffliche Sicherung. Die Grenze gegen Scheingenauigkeit verlaeuft bei Quelltext und fachliche Grundlegung nicht zwischen Optimismus und Pessimismus. Sie verlaeuft zwischen offengelegter Unsicherheit und rhetorischer Sicherheit. Wer Von Einzelwirkung zu Netto-Wirkung belastbar anwenden will, benennt Systemgrenze, Zeitraum, Vergleichspunkt und offene Gegenhypothese. Gerade dadurch bleibt das Skript anschlussfaehig fuer Forschung, Praxis und spaetere Revision.</w:t>
+      </w:r>
+    </w:p>
+    <w:p>
+      <w:r>
+        <w:t>Fuer die Pruefung ist Quelltext und fachliche Grundlegung dann verstanden, wenn daraus eine belastbare Fallantwort entsteht. Eine gute Antwort unterscheidet Beobachtung, Kausalannahme, Bewertung und Steuerungsfolge. Sie bewertet keine Menschen, sondern Wirkpfade, Zustandsveraenderungen, Risiken und institutionelle Bedingungen.</w:t>
+      </w:r>
+    </w:p>
+    <w:p>
+      <w:r>
+        <w:t>Fallpruefung. Wenn eine Kommune eine bestehende Massnahme neu priorisieren will, beginnt die Analyse bei Empfaengern, Wirkraum, Zeitraum und Datenquelle. Bei Quelltext und fachliche Grundlegung muss dann geklaert werden, ob Ressourcen umgeschichtet, Daten nacherhoben oder Zielkonflikte offengelegt werden. Eine tragfaehige Antwort benennt mindestens eine Quelle, eine offene Unsicherheit, eine moegliche Gegenbeobachtung und die Entscheidung, die nach der Bewertung geaendert wird.</w:t>
+      </w:r>
+    </w:p>
+    <w:p>
+      <w:r>
+        <w:t>Wirkpfadpruefung. Einstieg / Wirkungsfrage zeigt, warum Von Einzelwirkung zu Netto-Wirkung mehr ist als ein Schlagwort im Feld Bewertungsgrenzen, Nichtkompensation, Reverse Merit Order und positive Netto-Wirkung. Die wirkungsoekonomische Frage lautet: Welche reale Veraenderung wird moeglich, welche bleibt nur Potenzial und wo entsteht ein Wirkungsrisiko? Diese Unterscheidung schuetzt vor Impact-Washing, weil sie Absicht, Aktivitaet, Reichweite und Wirkung auseinanderhaelt.</w:t>
+      </w:r>
+    </w:p>
+    <w:p>
+      <w:r>
+        <w:t>Eine Kommune, ein Unternehmen oder eine Bildungsorganisation will Von Einzelwirkung zu Netto-Wirkung praktisch anwenden. Der erste Schritt ist nicht die Auswahl eines Instruments, sondern die Klaerung der Zustandsveraenderung. Bei Einstieg / Wirkungsfrage muss deshalb benannt werden, wer betroffen ist, welcher Zustand sich veraendert, welche Frist gilt und welche Gegenbeobachtung die Annahme widerlegen wuerde. Erst danach entsteht eine begruendete Entscheidung im Feld Begriff, Fallbewertung, Wirkpfad, rote Linie, Quellenbeurteilung oder Rueckkopplungsregel.</w:t>
+      </w:r>
+    </w:p>
+    <w:p>
+      <w:r>
+        <w:t>Fallpruefung. Wenn ein Unternehmen ein Produkt, einen Prozess oder eine Investition wirkungsbezogen bewerten will, beginnt die Analyse bei Empfaengern, Wirkraum, Zeitraum und Datenquelle. Bei Einstieg / Wirkungsfrage muss dann geklaert werden, welche Entscheidung nach der Bewertung tatsaechlich anders ausfaellt. Eine tragfaehige Antwort benennt mindestens eine Quelle, eine offene Unsicherheit, eine moegliche Gegenbeobachtung und die Entscheidung, die nach der Bewertung geaendert wird.</w:t>
+      </w:r>
+    </w:p>
+    <w:p>
+      <w:r>
+        <w:t>Fuer die Bewertung reicht kein Summenscore, der zentrale Schaeden mit bequemen Pluspunkten verrechnet. Nichtkompensation und Reverse Merit Order markieren, wo rote Linien, demokratische Grundbedingungen oder planetare Grenzen Vorrang vor Durchschnittslogik haben. So bleibt positive Netto-Wirkung eine anspruchsvolle Zielgroesse und wird nicht zur dekorativen Formel.</w:t>
+      </w:r>
+    </w:p>
+    <w:p>
+      <w:r>
+        <w:t>Evidenzfenster. In V31 muss Skript / Folien (Lernseite) immer mit Empfaengern gelesen werden. Wirkung entsteht nicht beim Sender, sondern an veraenderten Zustaenden von Menschen, Oekosystemen, Institutionen, Oeffentlichkeit oder kuenftigen Handlungsspielraeumen. Darum reicht es nicht, interne Aktivitaeten zu dokumentieren. Entscheidend ist, ob sich ein Zustand nachvollziehbar veraendert und ob diese Veraenderung im Referenzrahmen Mensch, Planet, Demokratie, SDGs, Agenda 2030 und SDG+ tragfaehig bewertet werden kann.</w:t>
+      </w:r>
+    </w:p>
+    <w:p>
+      <w:r>
+        <w:t>Ein Bericht behauptet, die Massnahme zu Von Einzelwirkung zu Netto-Wirkung sei erfolgreich. Die WOE-Lesart fragt bei Skript / Folien (Lernseite) nach belastbaren Nachweisen: begriffliche Praezision, Fallbeschreibung, Quellenklarheit, Plausibilitaet und offene Unsicherheit. Wenn diese Nachweise fehlen, bleibt die Aussage Wirkungspotenzial oder Kommunikationsbehauptung. Sie kann wichtig sein, aber sie ist noch keine belegte Wirkung.</w:t>
+      </w:r>
+    </w:p>
+    <w:p>
+      <w:r>
+        <w:t>Fallpruefung. Wenn eine Bildungs- oder Forschungseinrichtung eine Wirkungsaussage fuer Lernende und Praxispartner pruefbar machen will, beginnt die Analyse bei Empfaengern, Wirkraum, Zeitraum und Datenquelle. Bei Skript / Folien (Lernseite) muss dann geklaert werden, welche Begriffe, Quellen und Grenzen im Material sichtbar bleiben muessen. Eine tragfaehige Antwort benennt mindestens eine Quelle, eine offene Unsicherheit, eine moegliche Gegenbeobachtung und die Entscheidung, die nach der Bewertung geaendert wird.</w:t>
+      </w:r>
+    </w:p>
+    <w:p>
+      <w:r>
+        <w:t>Der Rueckfluss in den WOE-Korpus liegt hier in klaren Begriffen, sauber verlinkten Quellen und benannten Forschungsfragen. Wo Glossar, Werkzeuge, Journal oder Reader noch doppeldeutig bleiben, sollte Von Einzelwirkung zu Netto-Wirkung nicht als fertige Gewissheit auftreten, sondern als pruefbarer Lernstand mit Korrekturpfad.</w:t>
+      </w:r>
+    </w:p>
+    <w:p>
+      <w:r>
+        <w:t>Bewertungsgrenze. Wissenschaftliche Anschlussfaehigkeit entsteht hier durch Quellenklarheit. Bei Transferaufgabe werden interne WOE-Begriffe nicht als Ersatz fuer Belege benutzt, sondern mit WOE-Bewertungslogik, SDG+, rote Linien, NWI/T-SROI-Abgrenzung und Schutzgueter verbunden. Wo die Datenlage offen bleibt, wird das offengelegt. Wo eine Aussage nur plausibel ist, bleibt sie als Wirkungspotenzial markiert. Wo ein Schaden eine rote Linie beruehrt, greift Nichtkompensation vor Durchschnittslogik.</w:t>
+      </w:r>
+    </w:p>
+    <w:p>
+      <w:r>
+        <w:t>In einer kontroversen Entscheidung wirkt Transferaufgabe als Pruefpunkt fuer Ambivalenz. Ein Nutzen fuer eine Gruppe kann mit Risiken fuer andere Wirkungsempfaenger einhergehen. Das Skript verlangt deshalb, positive und negative Zustandsveraenderungen getrennt zu fuehren, bevor von positiver Netto-Wirkung gesprochen wird.</w:t>
+      </w:r>
+    </w:p>
+    <w:p>
+      <w:r>
+        <w:t>Fallpruefung. Wenn eine Kommune eine bestehende Massnahme neu priorisieren will, beginnt die Analyse bei Empfaengern, Wirkraum, Zeitraum und Datenquelle. Bei Transferaufgabe muss dann geklaert werden, ob Ressourcen umgeschichtet, Daten nacherhoben oder Zielkonflikte offengelegt werden. Eine tragfaehige Antwort benennt mindestens eine Quelle, eine offene Unsicherheit, eine moegliche Gegenbeobachtung und die Entscheidung, die nach der Bewertung geaendert wird.</w:t>
+      </w:r>
+    </w:p>
+    <w:p>
+      <w:r>
+        <w:t>Steuerungsfolge. In Grundstudium Wirkungsoekonomie wird Praxisbeispiel erst steuerungsfaehig, wenn daraus eine Entscheidung folgt. Die Grundbegriffe muessen in spaeteren Modulen wiedererkennbar bleiben. Ohne diese Rueckkopplung bleibt Reporting eine Beschreibung. Mit Rueckkopplung wird aus Bewertung eine veraenderte Routine: ein anderer Prozess, ein geaenderter Anreiz, eine bessere Datenpflicht, eine korrigierte Kommunikation oder eine neue Priorisierung.</w:t>
+      </w:r>
+    </w:p>
+    <w:p>
+      <w:r>
+        <w:t>Die typische Fehlstelle bei Von Einzelwirkung zu Netto-Wirkung liegt darin, schwere Schaeden mit bequemen Pluspunkten zu verrechnen. Bei Praxisbeispiel wird diese Fehlstelle konkret: Ein scheinbar plausibler Befund darf nicht zur Abkuerzung werden. Quellen, Systemgrenzen, Unsicherheit und Rueckkopplung bleiben sichtbar.</w:t>
+      </w:r>
+    </w:p>
+    <w:p>
+      <w:r>
+        <w:t>Fallpruefung. Wenn ein Unternehmen ein Produkt, einen Prozess oder eine Investition wirkungsbezogen bewerten will, beginnt die Analyse bei Empfaengern, Wirkraum, Zeitraum und Datenquelle. Bei Praxisbeispiel muss dann geklaert werden, welche Entscheidung nach der Bewertung tatsaechlich anders ausfaellt. Eine tragfaehige Antwort benennt mindestens eine Quelle, eine offene Unsicherheit, eine moegliche Gegenbeobachtung und die Entscheidung, die nach der Bewertung geaendert wird.</w:t>
+      </w:r>
+    </w:p>
+    <w:p>
+      <w:r>
+        <w:t>Fuer die Bewertung reicht kein Summenscore, der zentrale Schaeden mit bequemen Pluspunkten verrechnet. Nichtkompensation und Reverse Merit Order markieren, wo rote Linien, demokratische Grundbedingungen oder planetare Grenzen Vorrang vor Durchschnittslogik haben. So bleibt positive Netto-Wirkung eine anspruchsvolle Zielgroesse und wird nicht zur dekorativen Formel.</w:t>
+      </w:r>
+    </w:p>
+    <w:p>
+      <w:r>
+        <w:t>Transferhinweis. Die Grenze gegen Scheingenauigkeit verlaeuft bei Wirkungsökonomische Vertiefung nicht zwischen Optimismus und Pessimismus. Sie verlaeuft zwischen offengelegter Unsicherheit und rhetorischer Sicherheit. Wer Von Einzelwirkung zu Netto-Wirkung belastbar anwenden will, benennt Systemgrenze, Zeitraum, Vergleichspunkt und offene Gegenhypothese. Gerade dadurch bleibt das Skript anschlussfaehig fuer Forschung, Praxis und spaetere Revision.</w:t>
+      </w:r>
+    </w:p>
+    <w:p>
+      <w:r>
+        <w:t>Fuer die Pruefung ist Wirkungsökonomische Vertiefung dann verstanden, wenn daraus eine belastbare Fallantwort entsteht. Eine gute Antwort unterscheidet Beobachtung, Kausalannahme, Bewertung und Steuerungsfolge. Sie bewertet keine Menschen, sondern Wirkpfade, Zustandsveraenderungen, Risiken und institutionelle Bedingungen.</w:t>
+      </w:r>
+    </w:p>
+    <w:p>
+      <w:r>
+        <w:t>Fallpruefung. Wenn eine Bildungs- oder Forschungseinrichtung eine Wirkungsaussage fuer Lernende und Praxispartner pruefbar machen will, beginnt die Analyse bei Empfaengern, Wirkraum, Zeitraum und Datenquelle. Bei Wirkungsökonomische Vertiefung muss dann geklaert werden, welche Begriffe, Quellen und Grenzen im Material sichtbar bleiben muessen. Eine tragfaehige Antwort benennt mindestens eine Quelle, eine offene Unsicherheit, eine moegliche Gegenbeobachtung und die Entscheidung, die nach der Bewertung geaendert wird.</w:t>
+      </w:r>
+    </w:p>
+    <w:p>
+      <w:r>
+        <w:t>Der Rueckfluss in den WOE-Korpus liegt hier in klaren Begriffen, sauber verlinkten Quellen und benannten Forschungsfragen. Wo Glossar, Werkzeuge, Journal oder Reader noch doppeldeutig bleiben, sollte Von Einzelwirkung zu Netto-Wirkung nicht als fertige Gewissheit auftreten, sondern als pruefbarer Lernstand mit Korrekturpfad.</w:t>
       </w:r>
     </w:p>
     <w:p>

--- a/docs/studienskripte/word-rohfassungen/woek-g-v31.docx
+++ b/docs/studienskripte/word-rohfassungen/woek-g-v31.docx
@@ -3590,7 +3590,7 @@
     </w:p>
     <w:p>
       <w:r>
-        <w:t>Begriffliche Sicherung. Einleitung / Wirkungsfrage zeigt, warum Von Einzelwirkung zu Netto-Wirkung mehr ist als ein Schlagwort im Feld Bewertungsgrenzen, Nichtkompensation, Reverse Merit Order und positive Netto-Wirkung. Die wirkungsoekonomische Frage lautet: Welche reale Veraenderung wird moeglich, welche bleibt nur Potenzial und wo entsteht ein Wirkungsrisiko? Diese Unterscheidung schuetzt vor Impact-Washing, weil sie Absicht, Aktivitaet, Reichweite und Wirkung auseinanderhaelt.</w:t>
+        <w:t>Begriffliche Sicherung. Bei Einleitung / Wirkungsfrage wird Von Einzelwirkung zu Netto-Wirkung als Arbeitsfrage im Feld Bewertungsgrenzen, Nichtkompensation, Reverse Merit Order und positive Netto-Wirkung lesbar. Die wirkungsoekonomische Frage lautet: Welche reale Veraenderung wird moeglich, welche bleibt nur Potenzial und wo entsteht ein Wirkungsrisiko? Diese Unterscheidung schuetzt vor Impact-Washing, weil sie Absicht, Aktivitaet, Reichweite und Wirkung auseinanderhaelt.</w:t>
       </w:r>
     </w:p>
     <w:p>
@@ -3680,7 +3680,7 @@
     </w:p>
     <w:p>
       <w:r>
-        <w:t>Transferhinweis. Transferaufgabe zeigt, warum Von Einzelwirkung zu Netto-Wirkung mehr ist als ein Schlagwort im Feld Bewertungsgrenzen, Nichtkompensation, Reverse Merit Order und positive Netto-Wirkung. Die wirkungsoekonomische Frage lautet: Welche reale Veraenderung wird moeglich, welche bleibt nur Potenzial und wo entsteht ein Wirkungsrisiko? Diese Unterscheidung schuetzt vor Impact-Washing, weil sie Absicht, Aktivitaet, Reichweite und Wirkung auseinanderhaelt.</w:t>
+        <w:t>Transferhinweis. Bei Transferaufgabe wird Von Einzelwirkung zu Netto-Wirkung als Arbeitsfrage im Feld Bewertungsgrenzen, Nichtkompensation, Reverse Merit Order und positive Netto-Wirkung lesbar. Die wirkungsoekonomische Frage lautet: Welche reale Veraenderung wird moeglich, welche bleibt nur Potenzial und wo entsteht ein Wirkungsrisiko? Diese Unterscheidung schuetzt vor Impact-Washing, weil sie Absicht, Aktivitaet, Reichweite und Wirkung auseinanderhaelt.</w:t>
       </w:r>
     </w:p>
     <w:p>
@@ -3783,7 +3783,7 @@
     </w:p>
     <w:p>
       <w:r>
-        <w:t>Evidenzfenster. Leitthese zeigt, warum Von Einzelwirkung zu Netto-Wirkung mehr ist als ein Schlagwort im Feld Bewertungsgrenzen, Nichtkompensation, Reverse Merit Order und positive Netto-Wirkung. Die wirkungsoekonomische Frage lautet: Welche reale Veraenderung wird moeglich, welche bleibt nur Potenzial und wo entsteht ein Wirkungsrisiko? Diese Unterscheidung schuetzt vor Impact-Washing, weil sie Absicht, Aktivitaet, Reichweite und Wirkung auseinanderhaelt.</w:t>
+        <w:t>Evidenzfenster. Bei Leitthese wird Von Einzelwirkung zu Netto-Wirkung als Arbeitsfrage im Feld Bewertungsgrenzen, Nichtkompensation, Reverse Merit Order und positive Netto-Wirkung lesbar. Die wirkungsoekonomische Frage lautet: Welche reale Veraenderung wird moeglich, welche bleibt nur Potenzial und wo entsteht ein Wirkungsrisiko? Diese Unterscheidung schuetzt vor Impact-Washing, weil sie Absicht, Aktivitaet, Reichweite und Wirkung auseinanderhaelt.</w:t>
       </w:r>
     </w:p>
     <w:p>
@@ -3891,7 +3891,7 @@
     </w:p>
     <w:p>
       <w:r>
-        <w:t>Pruefungsimpuls. Prüfungsnahe Fallfragen ohne geschützte Antwortlogik zeigt, warum Von Einzelwirkung zu Netto-Wirkung mehr ist als ein Schlagwort im Feld Bewertungsgrenzen, Nichtkompensation, Reverse Merit Order und positive Netto-Wirkung. Die wirkungsoekonomische Frage lautet: Welche reale Veraenderung wird moeglich, welche bleibt nur Potenzial und wo entsteht ein Wirkungsrisiko? Diese Unterscheidung schuetzt vor Impact-Washing, weil sie Absicht, Aktivitaet, Reichweite und Wirkung auseinanderhaelt.</w:t>
+        <w:t>Pruefungsimpuls. Bei Prüfungsnahe Fallfragen ohne geschützte Antwortlogik wird Von Einzelwirkung zu Netto-Wirkung als Arbeitsfrage im Feld Bewertungsgrenzen, Nichtkompensation, Reverse Merit Order und positive Netto-Wirkung lesbar. Die wirkungsoekonomische Frage lautet: Welche reale Veraenderung wird moeglich, welche bleibt nur Potenzial und wo entsteht ein Wirkungsrisiko? Diese Unterscheidung schuetzt vor Impact-Washing, weil sie Absicht, Aktivitaet, Reichweite und Wirkung auseinanderhaelt.</w:t>
       </w:r>
     </w:p>
     <w:p>
@@ -3994,7 +3994,7 @@
     </w:p>
     <w:p>
       <w:r>
-        <w:t>Steuerungsfolge. Wirkung ist nicht Maßnahme zeigt, warum Von Einzelwirkung zu Netto-Wirkung mehr ist als ein Schlagwort im Feld Bewertungsgrenzen, Nichtkompensation, Reverse Merit Order und positive Netto-Wirkung. Die wirkungsoekonomische Frage lautet: Welche reale Veraenderung wird moeglich, welche bleibt nur Potenzial und wo entsteht ein Wirkungsrisiko? Diese Unterscheidung schuetzt vor Impact-Washing, weil sie Absicht, Aktivitaet, Reichweite und Wirkung auseinanderhaelt.</w:t>
+        <w:t>Steuerungsfolge. Bei Wirkung ist nicht Maßnahme wird Von Einzelwirkung zu Netto-Wirkung als Arbeitsfrage im Feld Bewertungsgrenzen, Nichtkompensation, Reverse Merit Order und positive Netto-Wirkung lesbar. Die wirkungsoekonomische Frage lautet: Welche reale Veraenderung wird moeglich, welche bleibt nur Potenzial und wo entsteht ein Wirkungsrisiko? Diese Unterscheidung schuetzt vor Impact-Washing, weil sie Absicht, Aktivitaet, Reichweite und Wirkung auseinanderhaelt.</w:t>
       </w:r>
     </w:p>
     <w:p>
@@ -4097,7 +4097,7 @@
     </w:p>
     <w:p>
       <w:r>
-        <w:t>Wirkpfadpruefung. Einstieg / Wirkungsfrage zeigt, warum Von Einzelwirkung zu Netto-Wirkung mehr ist als ein Schlagwort im Feld Bewertungsgrenzen, Nichtkompensation, Reverse Merit Order und positive Netto-Wirkung. Die wirkungsoekonomische Frage lautet: Welche reale Veraenderung wird moeglich, welche bleibt nur Potenzial und wo entsteht ein Wirkungsrisiko? Diese Unterscheidung schuetzt vor Impact-Washing, weil sie Absicht, Aktivitaet, Reichweite und Wirkung auseinanderhaelt.</w:t>
+        <w:t>Wirkpfadpruefung. Bei Einstieg / Wirkungsfrage wird Von Einzelwirkung zu Netto-Wirkung als Arbeitsfrage im Feld Bewertungsgrenzen, Nichtkompensation, Reverse Merit Order und positive Netto-Wirkung lesbar. Die wirkungsoekonomische Frage lautet: Welche reale Veraenderung wird moeglich, welche bleibt nur Potenzial und wo entsteht ein Wirkungsrisiko? Diese Unterscheidung schuetzt vor Impact-Washing, weil sie Absicht, Aktivitaet, Reichweite und Wirkung auseinanderhaelt.</w:t>
       </w:r>
     </w:p>
     <w:p>

--- a/docs/studienskripte/word-rohfassungen/woek-g-v31.docx
+++ b/docs/studienskripte/word-rohfassungen/woek-g-v31.docx
@@ -16,20 +16,7 @@
     </w:p>
     <w:p>
       <w:r>
-        <w:rPr>
-          <w:i/>
-        </w:rPr>
-        <w:t>Rohfassung fuer Claude / CI-CD-Finalisierung</w:t>
-      </w:r>
-    </w:p>
-    <w:p>
-      <w:r>
-        <w:t>Quelle: /Users/hagen/Documents/New project/content/studienskripte/woek-g-v31.md</w:t>
-      </w:r>
-    </w:p>
-    <w:p>
-      <w:r>
-        <w:t>Track: Grundstudium Wirkungsökonomie Kurscode: woek-g Vorlesungscode: V31 Modul/Abschnitt: G3.3 Titel: Von Einzelwirkung zu Netto-Wirkung Status: Studienskript V1 · fachlich finale Codex-Fassung, Claude-CI/CD-Satzfreigabe offen Quelle: woek-akademie-app/docs/lehrgaenge/woek-g-v31-von-einzelwirkung-zu-netto-wirkung.md Ablage: Markdown-Master in content/studienskripte/woek-g-v31.md, Word-Rohfassung in docs/studienskripte/word-rohfassungen/woek-g-v31.docx Wissensbasis: aktuelles Grundlagenwerk, Website-Korpus inklusive Journal, Akademie-Quelltexte, Glossar, interne Dossiers und externe Fachquellen</w:t>
+        <w:t>Track: Grundstudium Wirkungsökonomie Kurscode: woek-g Vorlesungscode: V31 Modul/Abschnitt: G3.3 Titel: Von Einzelwirkung zu Netto-Wirkung Status: Studienskript V1. Wissensbasis: aktuelles Grundlagenwerk, Website-Korpus inklusive Journal, Akademie-Quelltexte, Glossar, interne Dossiers und externe Fachquellen</w:t>
       </w:r>
     </w:p>
     <w:p>
@@ -99,11 +86,6 @@
       </w:r>
     </w:p>
     <w:p>
-      <w:r>
-        <w:t>Dieses Studienskript ist die fachlich finale Codex-V1-Fassung fuer den Akademie-Reader und die oeffentliche Bibliothek. Claude uebernimmt danach Satz, CI/CD, PDF/Reader-Freigabe und die abschliessende Lektoratsabnahme.</w:t>
-      </w:r>
-    </w:p>
-    <w:p>
       <w:pPr>
         <w:pStyle w:val="Heading2"/>
       </w:pPr>
@@ -135,11 +117,6 @@
       </w:r>
     </w:p>
     <w:p>
-      <w:r>
-        <w:t>&gt; Erstellt nach _vorlesung-template.md. Quell-Dokument für Claude; keine Folien- oder TTS-Fassung.</w:t>
-      </w:r>
-    </w:p>
-    <w:p>
       <w:pPr>
         <w:pStyle w:val="Heading2"/>
       </w:pPr>
@@ -202,27 +179,27 @@
     </w:p>
     <w:p>
       <w:r>
-        <w:t>Abschnitt A – Einzelwirkung. Ein Wirkungsfeld zeigt eine Veränderung: Emission sinkt, Zugang steigt, Risiko wächst.</w:t>
-      </w:r>
-    </w:p>
-    <w:p>
-      <w:r>
-        <w:t>Abschnitt B – Mehrfeldwirkung. Maßnahmen wirken selten nur in einem Feld; sie erzeugen Profile.</w:t>
-      </w:r>
-    </w:p>
-    <w:p>
-      <w:r>
-        <w:t>Abschnitt C – Netto heißt zusammenführen. Positive und negative Wirkungen werden sichtbar zusammengeführt, aber nicht beliebig gegeneinander verrechnet.</w:t>
-      </w:r>
-    </w:p>
-    <w:p>
-      <w:r>
-        <w:t>Abschnitt D – Schutzlogik. Nichtkompensation und Reverse Merit Order verhindern Schönrechnung.</w:t>
-      </w:r>
-    </w:p>
-    <w:p>
-      <w:r>
-        <w:t>Abschnitt E – Entscheidungsnutzen. Netto-Wirkung hilft, Prioritäten und Lernbedarf zu erkennen.</w:t>
+        <w:t>Abschnitt A - Einzelwirkung. Ein Wirkungsfeld zeigt eine Veränderung: Emission sinkt, Zugang steigt, Risiko wächst.</w:t>
+      </w:r>
+    </w:p>
+    <w:p>
+      <w:r>
+        <w:t>Abschnitt B - Mehrfeldwirkung. Maßnahmen wirken selten nur in einem Feld; sie erzeugen Profile.</w:t>
+      </w:r>
+    </w:p>
+    <w:p>
+      <w:r>
+        <w:t>Abschnitt C - Netto heißt zusammenführen. Positive und negative Wirkungen werden sichtbar zusammengeführt, aber nicht beliebig gegeneinander verrechnet.</w:t>
+      </w:r>
+    </w:p>
+    <w:p>
+      <w:r>
+        <w:t>Abschnitt D - Schutzlogik. Nichtkompensation und Reverse Merit Order verhindern Schönrechnung.</w:t>
+      </w:r>
+    </w:p>
+    <w:p>
+      <w:r>
+        <w:t>Abschnitt E - Entscheidungsnutzen. Netto-Wirkung hilft, Prioritäten und Lernbedarf zu erkennen.</w:t>
       </w:r>
     </w:p>
     <w:p>
@@ -490,7 +467,7 @@
         <w:pStyle w:val="ListBullet"/>
       </w:pPr>
       <w:r>
-        <w:t>✅ Richtig: A — Wirkung entsteht oft gleichzeitig in mehreren Feldern.</w:t>
+        <w:t>✅ Richtig: A - Wirkung entsteht oft gleichzeitig in mehreren Feldern.</w:t>
       </w:r>
     </w:p>
     <w:p>
@@ -511,7 +488,7 @@
         <w:pStyle w:val="ListBullet"/>
       </w:pPr>
       <w:r>
-        <w:t>✅ Richtig: B — Netto-Wirkung ist Gesamtbetrachtung mit Schutzlinien.</w:t>
+        <w:t>✅ Richtig: B - Netto-Wirkung ist Gesamtbetrachtung mit Schutzlinien.</w:t>
       </w:r>
     </w:p>
     <w:p>
@@ -532,7 +509,7 @@
         <w:pStyle w:val="ListBullet"/>
       </w:pPr>
       <w:r>
-        <w:t>✅ Richtig: A — Nichtkompensation verhindert Schönrechnung.</w:t>
+        <w:t>✅ Richtig: A - Nichtkompensation verhindert Schönrechnung.</w:t>
       </w:r>
     </w:p>
     <w:p>
@@ -553,7 +530,7 @@
         <w:pStyle w:val="ListBullet"/>
       </w:pPr>
       <w:r>
-        <w:t>✅ Richtig: B — Das Profil macht Mehrfeldwirkung sichtbar.</w:t>
+        <w:t>✅ Richtig: B - Das Profil macht Mehrfeldwirkung sichtbar.</w:t>
       </w:r>
     </w:p>
     <w:p>
@@ -574,7 +551,7 @@
         <w:pStyle w:val="ListBullet"/>
       </w:pPr>
       <w:r>
-        <w:t>✅ Richtig: B — Positive Netto-Wirkung ist die zentrale Zielgröße.</w:t>
+        <w:t>✅ Richtig: B - Positive Netto-Wirkung ist die zentrale Zielgröße.</w:t>
       </w:r>
     </w:p>
     <w:p>
@@ -595,7 +572,7 @@
         <w:pStyle w:val="ListBullet"/>
       </w:pPr>
       <w:r>
-        <w:t>✅ Richtig: A — Beide verhindern verdeckte schwere Schäden.</w:t>
+        <w:t>✅ Richtig: A - Beide verhindern verdeckte schwere Schäden.</w:t>
       </w:r>
     </w:p>
     <w:p>
@@ -630,11 +607,6 @@
       </w:pPr>
       <w:r>
         <w:t>V1-Finalisierung: Vertiefung, Anwendung und Evidenz</w:t>
-      </w:r>
-    </w:p>
-    <w:p>
-      <w:r>
-        <w:t>Dieses Studienskript ist die fachlich finale Codex-V1-Fassung fuer den Akademie-Reader und die oeffentliche Bibliothek. Claude uebernimmt danach Satz, CI/CD, PDF/Reader-Freigabe und die abschliessende Lektoratsabnahme.</w:t>
       </w:r>
     </w:p>
     <w:p>
@@ -1217,11 +1189,6 @@
       </w:r>
     </w:p>
     <w:p>
-      <w:r>
-        <w:t>Diese Finalisierung schliesst die Codex-Inhaltsproduktion fuer V31. Offen bleibt nicht der fachliche Kern des Skripts, sondern der naechste Produktionsschritt: Claude setzt daraus die CI/CD-konforme Reader- und PDF-Fassung, prueft Satz, Umbrueche, Medienintegration und Lektorat und markiert erst danach die veroeffentlichte Fassung als freigegeben.</w:t>
-      </w:r>
-    </w:p>
-    <w:p>
       <w:pPr>
         <w:pStyle w:val="Heading2"/>
       </w:pPr>
@@ -1234,7 +1201,7 @@
         <w:pStyle w:val="ListBullet"/>
       </w:pPr>
       <w:r>
-        <w:t>assets/pdf/die-neue-ordnung-des-wohlstands.pdf – Netto-Wirkung, Scorecards, Bewertung</w:t>
+        <w:t>assets/pdf/die-neue-ordnung-des-wohlstands.pdf - Netto-Wirkung, Scorecards, Bewertung</w:t>
       </w:r>
     </w:p>
     <w:p>
@@ -1703,7 +1670,7 @@
         <w:pStyle w:val="ListBullet"/>
       </w:pPr>
       <w:r>
-        <w:t>✅ Richtig: A — Wirkung entsteht oft gleichzeitig in mehreren Feldern.</w:t>
+        <w:t>✅ Richtig: A - Wirkung entsteht oft gleichzeitig in mehreren Feldern.</w:t>
       </w:r>
     </w:p>
     <w:p>
@@ -1724,7 +1691,7 @@
         <w:pStyle w:val="ListBullet"/>
       </w:pPr>
       <w:r>
-        <w:t>✅ Richtig: B — Netto-Wirkung ist Gesamtbetrachtung mit Schutzlinien.</w:t>
+        <w:t>✅ Richtig: B - Netto-Wirkung ist Gesamtbetrachtung mit Schutzlinien.</w:t>
       </w:r>
     </w:p>
     <w:p>
@@ -1745,7 +1712,7 @@
         <w:pStyle w:val="ListBullet"/>
       </w:pPr>
       <w:r>
-        <w:t>✅ Richtig: A — Nichtkompensation verhindert Schönrechnung.</w:t>
+        <w:t>✅ Richtig: A - Nichtkompensation verhindert Schönrechnung.</w:t>
       </w:r>
     </w:p>
     <w:p>
@@ -1766,7 +1733,7 @@
         <w:pStyle w:val="ListBullet"/>
       </w:pPr>
       <w:r>
-        <w:t>✅ Richtig: B — Das Profil macht Mehrfeldwirkung sichtbar.</w:t>
+        <w:t>✅ Richtig: B - Das Profil macht Mehrfeldwirkung sichtbar.</w:t>
       </w:r>
     </w:p>
     <w:p>
@@ -1787,7 +1754,7 @@
         <w:pStyle w:val="ListBullet"/>
       </w:pPr>
       <w:r>
-        <w:t>✅ Richtig: B — Positive Netto-Wirkung ist die zentrale Zielgröße.</w:t>
+        <w:t>✅ Richtig: B - Positive Netto-Wirkung ist die zentrale Zielgröße.</w:t>
       </w:r>
     </w:p>
     <w:p>
@@ -1808,7 +1775,7 @@
         <w:pStyle w:val="ListBullet"/>
       </w:pPr>
       <w:r>
-        <w:t>✅ Richtig: A — Beide verhindern verdeckte schwere Schäden.</w:t>
+        <w:t>✅ Richtig: A - Beide verhindern verdeckte schwere Schäden.</w:t>
       </w:r>
     </w:p>
     <w:p>
@@ -2023,11 +1990,6 @@
       </w:pPr>
       <w:r>
         <w:t>7. Tiefenskript-Erweiterung Sprint 4</w:t>
-      </w:r>
-    </w:p>
-    <w:p>
-      <w:r>
-        <w:t>Status dieser Erweiterung: V1-finalisierte Codex-Erweiterung fuer Markdown-Master, Word-Rohfassung und Reader-Spiegel. Satz, Medienintegration, Lektorat und PDF-Freigabe bleiben der Claude-CI/CD-Lane vorbehalten.</w:t>
       </w:r>
     </w:p>
     <w:p>
@@ -3822,7 +3784,7 @@
         <w:pStyle w:val="ListBullet"/>
       </w:pPr>
       <w:r>
-        <w:t>woek-akademie-app/docs/lehrgaenge/woek-g-v31-von-einzelwirkung-zu-netto-wirkung.md — unmittelbarer Akademie-Quelltext dieser V1-Fassung.</w:t>
+        <w:t>woek-akademie-app/docs/lehrgaenge/woek-g-v31-von-einzelwirkung-zu-netto-wirkung.md - unmittelbarer Akademie-Quelltext dieser V1-Fassung.</w:t>
       </w:r>
     </w:p>
     <w:p>
@@ -3830,7 +3792,7 @@
         <w:pStyle w:val="ListBullet"/>
       </w:pPr>
       <w:r>
-        <w:t>assets/pdf/die-neue-ordnung-des-wohlstands.pdf und buch.html — aktuelles Grundlagenwerk.</w:t>
+        <w:t>assets/pdf/die-neue-ordnung-des-wohlstands.pdf und buch.html - aktuelles Grundlagenwerk.</w:t>
       </w:r>
     </w:p>
     <w:p>
@@ -3839,22 +3801,6 @@
       </w:pPr>
       <w:r>
         <w:t>Website-Korpus: Referenz, Wirkungsfelder, Werkzeuge, Glossar, Bibliothek und Journal.</w:t>
-      </w:r>
-    </w:p>
-    <w:p>
-      <w:pPr>
-        <w:pStyle w:val="ListBullet"/>
-      </w:pPr>
-      <w:r>
-        <w:t>docs/CODEX-HANDOFF-studienskripte.md — Produktionsstandard.</w:t>
-      </w:r>
-    </w:p>
-    <w:p>
-      <w:pPr>
-        <w:pStyle w:val="ListBullet"/>
-      </w:pPr>
-      <w:r>
-        <w:t>docs/CODEX-HANDOFF-pruefungen.md — geschützte Prüfungs- und Antwortlogik.</w:t>
       </w:r>
     </w:p>
     <w:p>
